--- a/UI_Enterprise_Transformation/Digital_Portfolio_UI110015.docx
+++ b/UI_Enterprise_Transformation/Digital_Portfolio_UI110015.docx
@@ -4,7 +4,7 @@
   <w:body>
     <w:tbl>
       <w:tblPr>
-        <w:tblStyle w:val="744"/>
+        <w:tblStyle w:val="897"/>
         <w:tblW w:w="22585" w:type="dxa"/>
         <w:tblBorders/>
         <w:tblLayout w:type="fixed"/>
@@ -50,6 +50,13 @@
                 <w:bCs/>
               </w:rPr>
               <w:t xml:space="preserve">Number</w:t>
+            </w:r>
+            <w:r>
+              <w:rPr>
+                <w:rFonts w:asciiTheme="minorHAnsi" w:hAnsiTheme="minorHAnsi" w:cstheme="minorHAnsi"/>
+                <w:b/>
+                <w:bCs/>
+              </w:rPr>
             </w:r>
             <w:r>
               <w:rPr>
@@ -98,6 +105,13 @@
                 <w:bCs/>
               </w:rPr>
             </w:r>
+            <w:r>
+              <w:rPr>
+                <w:rFonts w:asciiTheme="minorHAnsi" w:hAnsiTheme="minorHAnsi" w:cstheme="minorHAnsi"/>
+                <w:b/>
+                <w:bCs/>
+              </w:rPr>
+            </w:r>
           </w:p>
         </w:tc>
         <w:tc>
@@ -130,6 +144,13 @@
                 <w:bCs/>
               </w:rPr>
               <w:t xml:space="preserve">Learning Outcome</w:t>
+            </w:r>
+            <w:r>
+              <w:rPr>
+                <w:rFonts w:asciiTheme="minorHAnsi" w:hAnsiTheme="minorHAnsi" w:cstheme="minorHAnsi"/>
+                <w:b/>
+                <w:bCs/>
+              </w:rPr>
             </w:r>
             <w:r>
               <w:rPr>
@@ -178,6 +199,13 @@
                 <w:bCs/>
               </w:rPr>
             </w:r>
+            <w:r>
+              <w:rPr>
+                <w:rFonts w:ascii="Calibri" w:hAnsi="Calibri" w:cs="Calibri"/>
+                <w:b/>
+                <w:bCs/>
+              </w:rPr>
+            </w:r>
           </w:p>
         </w:tc>
         <w:tc>
@@ -210,6 +238,13 @@
                 <w:bCs/>
               </w:rPr>
               <w:t xml:space="preserve">Your Actual Evidence </w:t>
+            </w:r>
+            <w:r>
+              <w:rPr>
+                <w:rFonts w:ascii="Calibri" w:hAnsi="Calibri" w:cs="Calibri"/>
+                <w:b/>
+                <w:bCs/>
+              </w:rPr>
             </w:r>
             <w:r>
               <w:rPr>
@@ -259,6 +294,12 @@
                 <w:bCs/>
               </w:rPr>
             </w:r>
+            <w:r>
+              <w:rPr>
+                <w:rFonts w:asciiTheme="minorHAnsi" w:hAnsiTheme="minorHAnsi" w:cstheme="minorHAnsi"/>
+                <w:bCs/>
+              </w:rPr>
+            </w:r>
           </w:p>
         </w:tc>
         <w:tc>
@@ -296,6 +337,12 @@
                 <w:bCs/>
               </w:rPr>
             </w:r>
+            <w:r>
+              <w:rPr>
+                <w:rFonts w:asciiTheme="minorHAnsi" w:hAnsiTheme="minorHAnsi" w:cstheme="minorHAnsi"/>
+                <w:bCs/>
+              </w:rPr>
+            </w:r>
           </w:p>
         </w:tc>
         <w:tc>
@@ -326,6 +373,12 @@
                 <w:color w:val="000000"/>
               </w:rPr>
               <w:t xml:space="preserve">Evaluate an employer's business objectives and strategy and its position in the market and how an employer adds value to its clients through its services and/or products it provides.</w:t>
+            </w:r>
+            <w:r>
+              <w:rPr>
+                <w:rFonts w:asciiTheme="minorHAnsi" w:hAnsiTheme="minorHAnsi" w:cstheme="minorHAnsi"/>
+                <w:bCs/>
+              </w:rPr>
             </w:r>
             <w:r>
               <w:rPr>
@@ -391,6 +444,12 @@
                 <w:color w:val="000000"/>
               </w:rPr>
             </w:r>
+            <w:r>
+              <w:rPr>
+                <w:rFonts w:ascii="Calibri" w:hAnsi="Calibri" w:cs="Calibri"/>
+                <w:color w:val="000000"/>
+              </w:rPr>
+            </w:r>
           </w:p>
         </w:tc>
         <w:tc>
@@ -414,8 +473,266 @@
                 <w:rFonts w:ascii="Calibri" w:hAnsi="Calibri" w:cs="Calibri"/>
                 <w:sz w:val="20"/>
                 <w:szCs w:val="20"/>
+                <w:highlight w:val="none"/>
+                <w:lang w:val="en-GB" w:bidi="en-GB"/>
               </w:rPr>
             </w:pPr>
+            <w:r>
+              <w:rPr>
+                <w:rFonts w:ascii="Calibri" w:hAnsi="Calibri" w:cs="Calibri"/>
+                <w:sz w:val="20"/>
+                <w:szCs w:val="20"/>
+                <w:highlight w:val="none"/>
+                <w:lang w:val="en-GB" w:bidi="en-GB"/>
+              </w:rPr>
+              <w:t xml:space="preserve">The employer adds value to its clients through its services by identifying “pain points” in every day life that can be resolved or made easier by use of an often technological solution. In this project, an identified issue</w:t>
+            </w:r>
+            <w:r>
+              <w:rPr>
+                <w:rFonts w:ascii="Calibri" w:hAnsi="Calibri" w:cs="Calibri"/>
+                <w:sz w:val="20"/>
+                <w:szCs w:val="20"/>
+                <w:highlight w:val="none"/>
+                <w:lang w:val="en-GB" w:bidi="en-GB"/>
+              </w:rPr>
+              <w:t xml:space="preserve"> deals with the personal health and wellbeing of the user, in that consumption of social media applications and time spent on phones are proven to be harmful to the individual and environment. Outlined in the purpose for the application (</w:t>
+            </w:r>
+            <w:r>
+              <w:rPr>
+                <w:rFonts w:ascii="Calibri" w:hAnsi="Calibri" w:cs="Calibri"/>
+                <w:sz w:val="20"/>
+                <w:szCs w:val="20"/>
+                <w:highlight w:val="none"/>
+                <w:lang w:val="en-GB" w:bidi="en-GB"/>
+              </w:rPr>
+              <w:t xml:space="preserve">https://github.com/TortoiseLeaf/laurenk_personal_repository_2025/blob/main/UI_Software_Project_Initiation_and_Planning/SRS_MAUI.md)</w:t>
+            </w:r>
+            <w:r>
+              <w:rPr>
+                <w:rFonts w:ascii="Calibri" w:hAnsi="Calibri" w:cs="Calibri"/>
+                <w:sz w:val="20"/>
+                <w:szCs w:val="20"/>
+                <w:highlight w:val="none"/>
+                <w:lang w:val="en-GB" w:bidi="en-GB"/>
+              </w:rPr>
+              <w:t xml:space="preserve">, the project aims to empower users by challenging their over-consumption of highly addictive and harmful applications. It aims to inform us</w:t>
+            </w:r>
+            <w:r>
+              <w:rPr>
+                <w:rFonts w:ascii="Calibri" w:hAnsi="Calibri" w:cs="Calibri"/>
+                <w:sz w:val="20"/>
+                <w:szCs w:val="20"/>
+                <w:highlight w:val="none"/>
+                <w:lang w:val="en-GB" w:bidi="en-GB"/>
+              </w:rPr>
+              <w:t xml:space="preserve">ers and give back control of their digital habits by quantifying screen time into CO2eq and gamifying screen time reduction by offering to plant trees for x amount of CO2eq “saved” from a decrease in their screen time. </w:t>
+            </w:r>
+            <w:r>
+              <w:rPr>
+                <w:rFonts w:ascii="Calibri" w:hAnsi="Calibri" w:cs="Calibri"/>
+                <w:sz w:val="20"/>
+                <w:szCs w:val="20"/>
+                <w:highlight w:val="none"/>
+                <w:lang w:val="en-GB" w:bidi="en-GB"/>
+              </w:rPr>
+            </w:r>
+            <w:r>
+              <w:rPr>
+                <w:rFonts w:ascii="Calibri" w:hAnsi="Calibri" w:cs="Calibri"/>
+                <w:sz w:val="20"/>
+                <w:szCs w:val="20"/>
+                <w:highlight w:val="none"/>
+                <w:lang w:val="en-GB" w:bidi="en-GB"/>
+              </w:rPr>
+            </w:r>
+          </w:p>
+          <w:p>
+            <w:pPr>
+              <w:pBdr/>
+              <w:spacing/>
+              <w:ind/>
+              <w:rPr>
+                <w:rFonts w:ascii="Calibri" w:hAnsi="Calibri" w:cs="Calibri"/>
+                <w:sz w:val="20"/>
+                <w:szCs w:val="20"/>
+                <w:highlight w:val="none"/>
+                <w:lang w:val="en-GB"/>
+              </w:rPr>
+            </w:pPr>
+            <w:r>
+              <w:rPr>
+                <w:rFonts w:ascii="Calibri" w:hAnsi="Calibri" w:cs="Calibri"/>
+                <w:sz w:val="20"/>
+                <w:szCs w:val="20"/>
+                <w:highlight w:val="none"/>
+                <w:lang w:val="en-GB" w:bidi="en-GB"/>
+              </w:rPr>
+              <w:t xml:space="preserve">MauiScreenTime is unique in the market of screen reduction applications (</w:t>
+            </w:r>
+            <w:r>
+              <w:rPr>
+                <w:rFonts w:ascii="Calibri" w:hAnsi="Calibri" w:cs="Calibri"/>
+                <w:sz w:val="20"/>
+                <w:szCs w:val="20"/>
+                <w:highlight w:val="none"/>
+                <w:lang w:val="en-GB" w:bidi="en-GB"/>
+              </w:rPr>
+              <w:t xml:space="preserve">https://github.com/TortoiseLeaf/laurenk_personal_repository_2025/blob/main/Competitive-Analysis.pdf</w:t>
+            </w:r>
+            <w:r>
+              <w:rPr>
+                <w:rFonts w:ascii="Calibri" w:hAnsi="Calibri" w:cs="Calibri"/>
+                <w:sz w:val="20"/>
+                <w:szCs w:val="20"/>
+                <w:highlight w:val="none"/>
+                <w:lang w:val="en-GB" w:bidi="en-GB"/>
+              </w:rPr>
+              <w:t xml:space="preserve">) as it is designed to be free to use, does not require virtual in-app points or currency, and interacts with local initiatives to plant trees within </w:t>
+            </w:r>
+            <w:r>
+              <w:rPr>
+                <w:rFonts w:ascii="Calibri" w:hAnsi="Calibri" w:cs="Calibri"/>
+                <w:sz w:val="20"/>
+                <w:szCs w:val="20"/>
+                <w:highlight w:val="none"/>
+                <w:lang w:val="en-GB" w:bidi="en-GB"/>
+              </w:rPr>
+              <w:t xml:space="preserve">domestic territories. It also does not share user personal data with third parties. This results-driven simplicity and transparency echoes the mission statement of minimizing the digital footprint, to the intended benefit of the individual and environment.</w:t>
+            </w:r>
+            <w:r>
+              <w:rPr>
+                <w:rFonts w:ascii="Calibri" w:hAnsi="Calibri" w:cs="Calibri"/>
+                <w:sz w:val="20"/>
+                <w:szCs w:val="20"/>
+                <w:highlight w:val="none"/>
+                <w:lang w:val="en-GB"/>
+              </w:rPr>
+            </w:r>
+            <w:r>
+              <w:rPr>
+                <w:rFonts w:ascii="Calibri" w:hAnsi="Calibri" w:cs="Calibri"/>
+                <w:sz w:val="20"/>
+                <w:szCs w:val="20"/>
+                <w:highlight w:val="none"/>
+                <w:lang w:val="en-GB"/>
+              </w:rPr>
+            </w:r>
+          </w:p>
+          <w:p>
+            <w:pPr>
+              <w:pBdr/>
+              <w:spacing/>
+              <w:ind/>
+              <w:rPr>
+                <w:rFonts w:ascii="Calibri" w:hAnsi="Calibri" w:cs="Calibri"/>
+                <w:sz w:val="20"/>
+                <w:szCs w:val="20"/>
+                <w:highlight w:val="none"/>
+                <w:lang w:val="en-GB"/>
+              </w:rPr>
+            </w:pPr>
+            <w:r>
+              <w:rPr>
+                <w:rFonts w:ascii="Calibri" w:hAnsi="Calibri" w:cs="Calibri"/>
+                <w:sz w:val="20"/>
+                <w:szCs w:val="20"/>
+                <w:highlight w:val="none"/>
+                <w:lang w:val="en-GB"/>
+              </w:rPr>
+              <w:t xml:space="preserve">Further business objectives are outlined in the project business plan (</w:t>
+            </w:r>
+            <w:r>
+              <w:rPr>
+                <w:rFonts w:ascii="Calibri" w:hAnsi="Calibri" w:cs="Calibri"/>
+                <w:sz w:val="20"/>
+                <w:szCs w:val="20"/>
+                <w:highlight w:val="none"/>
+                <w:lang w:val="en-GB"/>
+              </w:rPr>
+              <w:t xml:space="preserve">https://github.com/TortoiseLeaf/laurenk_personal_repository_2025/blob/main/UI_Software_Project_Initiation_and_Planning/Business%20Plan%20Template%20ASD.docx</w:t>
+            </w:r>
+            <w:r>
+              <w:rPr>
+                <w:rFonts w:ascii="Calibri" w:hAnsi="Calibri" w:cs="Calibri"/>
+                <w:sz w:val="20"/>
+                <w:szCs w:val="20"/>
+                <w:highlight w:val="none"/>
+                <w:lang w:val="en-GB"/>
+              </w:rPr>
+              <w:t xml:space="preserve">)</w:t>
+            </w:r>
+            <w:r>
+              <w:rPr>
+                <w:rFonts w:ascii="Calibri" w:hAnsi="Calibri" w:cs="Calibri"/>
+                <w:sz w:val="20"/>
+                <w:szCs w:val="20"/>
+                <w:highlight w:val="none"/>
+                <w:lang w:val="en-GB"/>
+              </w:rPr>
+            </w:r>
+          </w:p>
+          <w:p>
+            <w:pPr>
+              <w:pBdr/>
+              <w:spacing/>
+              <w:ind/>
+              <w:rPr>
+                <w:rFonts w:ascii="Calibri" w:hAnsi="Calibri" w:cs="Calibri"/>
+                <w:sz w:val="20"/>
+                <w:szCs w:val="20"/>
+                <w:highlight w:val="none"/>
+                <w:lang w:val="en-GB"/>
+              </w:rPr>
+            </w:pPr>
+            <w:r>
+              <w:rPr>
+                <w:rFonts w:ascii="Calibri" w:hAnsi="Calibri" w:cs="Calibri"/>
+                <w:sz w:val="20"/>
+                <w:szCs w:val="20"/>
+                <w:highlight w:val="none"/>
+                <w:lang w:val="en-GB" w:bidi="en-GB"/>
+              </w:rPr>
+              <w:t xml:space="preserve">Operating costs for the time being are covered by the rebel fund, and a fully functioning proof of concept can be achieved at this time.</w:t>
+            </w:r>
+            <w:r>
+              <w:rPr>
+                <w:rFonts w:ascii="Calibri" w:hAnsi="Calibri" w:cs="Calibri"/>
+                <w:sz w:val="20"/>
+                <w:szCs w:val="20"/>
+                <w:highlight w:val="none"/>
+                <w:lang w:val="en-GB" w:bidi="en-GB"/>
+              </w:rPr>
+            </w:r>
+            <w:r>
+              <w:rPr>
+                <w:rFonts w:ascii="Calibri" w:hAnsi="Calibri" w:cs="Calibri"/>
+                <w:sz w:val="20"/>
+                <w:szCs w:val="20"/>
+                <w:highlight w:val="none"/>
+                <w:lang w:val="en-GB"/>
+              </w:rPr>
+            </w:r>
+          </w:p>
+          <w:p>
+            <w:pPr>
+              <w:pBdr/>
+              <w:spacing/>
+              <w:ind/>
+              <w:rPr>
+                <w:rFonts w:ascii="Calibri" w:hAnsi="Calibri" w:cs="Calibri"/>
+                <w:sz w:val="20"/>
+                <w:szCs w:val="20"/>
+              </w:rPr>
+            </w:pPr>
+            <w:r>
+              <w:rPr>
+                <w:rFonts w:ascii="Calibri" w:hAnsi="Calibri" w:cs="Calibri"/>
+                <w:sz w:val="20"/>
+                <w:szCs w:val="20"/>
+                <w:highlight w:val="none"/>
+                <w:lang w:val="en-GB"/>
+              </w:rPr>
+            </w:r>
             <w:r>
               <w:rPr>
                 <w:rFonts w:ascii="Calibri" w:hAnsi="Calibri" w:cs="Calibri"/>
@@ -471,6 +788,12 @@
                 <w:bCs/>
               </w:rPr>
             </w:r>
+            <w:r>
+              <w:rPr>
+                <w:rFonts w:asciiTheme="minorHAnsi" w:hAnsiTheme="minorHAnsi" w:cstheme="minorHAnsi"/>
+                <w:bCs/>
+              </w:rPr>
+            </w:r>
           </w:p>
         </w:tc>
         <w:tc>
@@ -501,6 +824,12 @@
                 <w:bCs/>
               </w:rPr>
               <w:t xml:space="preserve">Business</w:t>
+            </w:r>
+            <w:r>
+              <w:rPr>
+                <w:rFonts w:asciiTheme="minorHAnsi" w:hAnsiTheme="minorHAnsi" w:cstheme="minorHAnsi"/>
+                <w:bCs/>
+              </w:rPr>
             </w:r>
             <w:r>
               <w:rPr>
@@ -559,6 +888,12 @@
                 <w:color w:val="000000"/>
               </w:rPr>
               <w:t xml:space="preserve">.</w:t>
+            </w:r>
+            <w:r>
+              <w:rPr>
+                <w:rFonts w:asciiTheme="minorHAnsi" w:hAnsiTheme="minorHAnsi" w:cstheme="minorHAnsi"/>
+                <w:bCs/>
+              </w:rPr>
             </w:r>
             <w:r>
               <w:rPr>
@@ -659,6 +994,12 @@
                 <w:color w:val="000000"/>
               </w:rPr>
             </w:r>
+            <w:r>
+              <w:rPr>
+                <w:rFonts w:ascii="Calibri" w:hAnsi="Calibri" w:cs="Calibri"/>
+                <w:color w:val="000000"/>
+              </w:rPr>
+            </w:r>
           </w:p>
           <w:p>
             <w:pPr>
@@ -670,6 +1011,12 @@
                 <w:color w:val="000000"/>
               </w:rPr>
             </w:pPr>
+            <w:r>
+              <w:rPr>
+                <w:rFonts w:ascii="Calibri" w:hAnsi="Calibri" w:cs="Calibri"/>
+                <w:color w:val="000000"/>
+              </w:rPr>
+            </w:r>
             <w:r>
               <w:rPr>
                 <w:rFonts w:ascii="Calibri" w:hAnsi="Calibri" w:cs="Calibri"/>
@@ -734,6 +1081,12 @@
                 <w:color w:val="000000"/>
               </w:rPr>
             </w:r>
+            <w:r>
+              <w:rPr>
+                <w:rFonts w:ascii="Calibri" w:hAnsi="Calibri" w:cs="Calibri"/>
+                <w:color w:val="000000"/>
+              </w:rPr>
+            </w:r>
           </w:p>
         </w:tc>
         <w:tc>
@@ -762,13 +1115,39 @@
             <w:r>
               <w:rPr>
                 <w:rFonts w:ascii="Calibri" w:hAnsi="Calibri" w:cs="Calibri"/>
+                <w:highlight w:val="none"/>
                 <w:lang w:val="en-GB"/>
               </w:rPr>
-              <w:t xml:space="preserve">Deployment risks from the RAID log, </w:t>
+              <w:t xml:space="preserve">Risk registers were created both by myself and the team to identify and address potential technical and non-technical risks for the project including management of the team and project development. Mitigation strategies are included in the document (</w:t>
             </w:r>
             <w:r>
               <w:rPr>
                 <w:rFonts w:ascii="Calibri" w:hAnsi="Calibri" w:cs="Calibri"/>
+                <w:highlight w:val="none"/>
+                <w:lang w:val="en-GB"/>
+              </w:rPr>
+              <w:t xml:space="preserve">https://github.com/TortoiseLeaf/laurenk_personal_repository_2025/blob/main/UI_Enterprise_Transformation/LO1.xlsx</w:t>
+            </w:r>
+            <w:r>
+              <w:rPr>
+                <w:rFonts w:ascii="Calibri" w:hAnsi="Calibri" w:cs="Calibri"/>
+                <w:highlight w:val="none"/>
+                <w:lang w:val="en-GB"/>
+              </w:rPr>
+              <w:t xml:space="preserve">) .</w:t>
+            </w:r>
+            <w:r>
+              <w:rPr>
+                <w:rFonts w:ascii="Calibri" w:hAnsi="Calibri" w:cs="Calibri"/>
+                <w:highlight w:val="none"/>
+                <w:lang w:val="en-GB"/>
+              </w:rPr>
+            </w:r>
+            <w:r>
+              <w:rPr>
+                <w:rFonts w:ascii="Calibri" w:hAnsi="Calibri" w:cs="Calibri"/>
+                <w:highlight w:val="none"/>
+                <w:lang w:val="en-GB"/>
               </w:rPr>
             </w:r>
           </w:p>
@@ -815,6 +1194,139 @@
                 <w:lang w:val="en-GB"/>
               </w:rPr>
               <w:t xml:space="preserve">Procedures and policies projections on lost revenue</w:t>
+            </w:r>
+            <w:r>
+              <w:rPr>
+                <w:rFonts w:ascii="Calibri" w:hAnsi="Calibri" w:cs="Calibri"/>
+                <w:highlight w:val="none"/>
+                <w:lang w:val="en-GB"/>
+              </w:rPr>
+            </w:r>
+          </w:p>
+          <w:p>
+            <w:pPr>
+              <w:pBdr/>
+              <w:spacing/>
+              <w:ind/>
+              <w:rPr>
+                <w:rFonts w:ascii="Calibri" w:hAnsi="Calibri" w:cs="Calibri"/>
+                <w:highlight w:val="none"/>
+                <w:lang w:val="en-GB" w:bidi="en-GB"/>
+              </w:rPr>
+            </w:pPr>
+            <w:r>
+              <w:rPr>
+                <w:rFonts w:ascii="Calibri" w:hAnsi="Calibri" w:cs="Calibri"/>
+                <w:highlight w:val="none"/>
+                <w:lang w:val="en-GB" w:bidi="en-GB"/>
+              </w:rPr>
+              <w:t xml:space="preserve">BCP and DRP are considered in relation to ISO/IEC 27031 for the project by hosting the </w:t>
+            </w:r>
+            <w:r>
+              <w:rPr>
+                <w:rFonts w:ascii="Calibri" w:hAnsi="Calibri" w:cs="Calibri"/>
+                <w:highlight w:val="none"/>
+                <w:lang w:val="en-GB"/>
+              </w:rPr>
+            </w:r>
+          </w:p>
+          <w:p>
+            <w:pPr>
+              <w:pBdr/>
+              <w:spacing/>
+              <w:ind/>
+              <w:rPr>
+                <w:rFonts w:ascii="Calibri" w:hAnsi="Calibri" w:cs="Calibri"/>
+                <w:highlight w:val="none"/>
+                <w:lang w:val="en-GB" w:bidi="en-GB"/>
+              </w:rPr>
+            </w:pPr>
+            <w:r>
+              <w:rPr>
+                <w:rFonts w:ascii="Calibri" w:hAnsi="Calibri" w:cs="Calibri"/>
+                <w:highlight w:val="none"/>
+                <w:lang w:val="en-GB" w:bidi="en-GB"/>
+              </w:rPr>
+            </w:r>
+            <w:r>
+              <w:rPr>
+                <w:rFonts w:ascii="Calibri" w:hAnsi="Calibri" w:cs="Calibri"/>
+                <w:highlight w:val="none"/>
+                <w:lang w:val="en-GB" w:bidi="en-GB"/>
+              </w:rPr>
+              <w:t xml:space="preserve">To respect BCP and DRP, disaster recovery mechanisms are used in how the project is developed. </w:t>
+            </w:r>
+            <w:r>
+              <w:rPr>
+                <w:rFonts w:ascii="Calibri" w:hAnsi="Calibri" w:cs="Calibri"/>
+                <w:highlight w:val="none"/>
+                <w:lang w:val="en-GB" w:bidi="en-GB"/>
+              </w:rPr>
+              <w:t xml:space="preserve"> Source code in is hosted in reliable and well-provisioned source control provider Github, where versions of the software are secured by strict branch rules which vet contributions to the code. Automated tests and peer reviews are required before changes reach the live version of the application, and previous working versions can be “rolled-back” to if necessary. </w:t>
+            </w:r>
+            <w:r>
+              <w:rPr>
+                <w:rFonts w:ascii="Calibri" w:hAnsi="Calibri" w:cs="Calibri"/>
+                <w:highlight w:val="none"/>
+                <w:lang w:val="en-GB"/>
+              </w:rPr>
+            </w:r>
+          </w:p>
+          <w:p>
+            <w:pPr>
+              <w:pBdr/>
+              <w:spacing/>
+              <w:ind/>
+              <w:rPr>
+                <w:rFonts w:ascii="Calibri" w:hAnsi="Calibri" w:cs="Calibri"/>
+                <w:highlight w:val="none"/>
+                <w:lang w:val="en-GB"/>
+              </w:rPr>
+            </w:pPr>
+            <w:r>
+              <w:rPr>
+                <w:rFonts w:ascii="Calibri" w:hAnsi="Calibri" w:cs="Calibri"/>
+                <w:highlight w:val="none"/>
+                <w:lang w:val="en-GB" w:bidi="en-GB"/>
+              </w:rPr>
+              <w:t xml:space="preserve">By using and abstracting data collected and stored only by native components, the application forgoes the collection and storage of user personal data, and as it does not share with any third party, data breach threats are the responsibility of the native device software proprietors. This ensures minimal disruptions to service continuity (</w:t>
+            </w:r>
+            <w:r>
+              <w:rPr>
+                <w:rFonts w:ascii="Calibri" w:hAnsi="Calibri" w:cs="Calibri"/>
+                <w:highlight w:val="none"/>
+                <w:lang w:val="en-GB" w:bidi="en-GB"/>
+              </w:rPr>
+              <w:t xml:space="preserve">https://www.iso.org/standard/27031</w:t>
+            </w:r>
+            <w:r>
+              <w:rPr>
+                <w:rFonts w:ascii="Calibri" w:hAnsi="Calibri" w:cs="Calibri"/>
+                <w:highlight w:val="none"/>
+                <w:lang w:val="en-GB" w:bidi="en-GB"/>
+              </w:rPr>
+              <w:t xml:space="preserve">). </w:t>
+            </w:r>
+            <w:r/>
+            <w:r/>
+          </w:p>
+          <w:p>
+            <w:pPr>
+              <w:pBdr/>
+              <w:spacing/>
+              <w:ind/>
+              <w:rPr>
+                <w:rFonts w:ascii="Calibri" w:hAnsi="Calibri" w:cs="Calibri"/>
+                <w:highlight w:val="none"/>
+                <w:lang w:val="en-GB"/>
+              </w:rPr>
+            </w:pPr>
+            <w:r>
+              <w:rPr>
+                <w:rFonts w:ascii="Calibri" w:hAnsi="Calibri" w:cs="Calibri"/>
+                <w:lang w:val="en-GB"/>
+              </w:rPr>
+              <w:t xml:space="preserve">(Is there a specific document you’re looking for with this that I can google?)</w:t>
             </w:r>
             <w:r>
               <w:rPr>
@@ -893,6 +1405,12 @@
                 <w:bCs/>
               </w:rPr>
             </w:r>
+            <w:r>
+              <w:rPr>
+                <w:rFonts w:asciiTheme="minorHAnsi" w:hAnsiTheme="minorHAnsi" w:cstheme="minorHAnsi"/>
+                <w:bCs/>
+              </w:rPr>
+            </w:r>
           </w:p>
         </w:tc>
         <w:tc>
@@ -930,6 +1448,12 @@
                 <w:bCs/>
               </w:rPr>
             </w:r>
+            <w:r>
+              <w:rPr>
+                <w:rFonts w:asciiTheme="minorHAnsi" w:hAnsiTheme="minorHAnsi" w:cstheme="minorHAnsi"/>
+                <w:bCs/>
+              </w:rPr>
+            </w:r>
           </w:p>
         </w:tc>
         <w:tc>
@@ -960,6 +1484,12 @@
                 <w:color w:val="000000"/>
               </w:rPr>
               <w:t xml:space="preserve">Design and apply suitable performance evaluation methods, including 360-degree feedback, to effectively assess and enhance team performance and productivity.</w:t>
+            </w:r>
+            <w:r>
+              <w:rPr>
+                <w:rFonts w:asciiTheme="minorHAnsi" w:hAnsiTheme="minorHAnsi" w:cstheme="minorHAnsi"/>
+                <w:bCs/>
+              </w:rPr>
             </w:r>
             <w:r>
               <w:rPr>
@@ -1026,6 +1556,12 @@
                 <w:color w:val="000000"/>
               </w:rPr>
             </w:r>
+            <w:r>
+              <w:rPr>
+                <w:rFonts w:ascii="Calibri" w:hAnsi="Calibri" w:cs="Calibri"/>
+                <w:color w:val="000000"/>
+              </w:rPr>
+            </w:r>
           </w:p>
         </w:tc>
         <w:tc>
@@ -1048,18 +1584,216 @@
               <w:rPr>
                 <w:rFonts w:ascii="Calibri" w:hAnsi="Calibri" w:cs="Calibri"/>
                 <w:color w:val="000000"/>
+                <w:highlight w:val="none"/>
+                <w:lang w:val="en-GB"/>
               </w:rPr>
             </w:pPr>
             <w:r>
               <w:rPr>
                 <w:rFonts w:ascii="Calibri" w:hAnsi="Calibri" w:cs="Calibri"/>
                 <w:color w:val="000000"/>
+                <w:lang w:val="en-GB"/>
+              </w:rPr>
+              <w:t xml:space="preserve">A team member suggested we factor sprint reviews into our Agile practice (</w:t>
+            </w:r>
+            <w:r>
+              <w:rPr>
+                <w:rFonts w:ascii="Calibri" w:hAnsi="Calibri" w:cs="Calibri"/>
+                <w:color w:val="000000"/>
+                <w:lang w:val="en-GB"/>
+              </w:rPr>
+              <w:t xml:space="preserve">https://github.com/TortoiseLeaf/laurenk_personal_repository_2025/blob/main/UI_Enterprise_Transformation/sprintReview.png</w:t>
+            </w:r>
+            <w:r>
+              <w:rPr>
+                <w:rFonts w:ascii="Calibri" w:hAnsi="Calibri" w:cs="Calibri"/>
+                <w:color w:val="000000"/>
+                <w:lang w:val="en-GB"/>
+              </w:rPr>
+              <w:t xml:space="preserve">). This has been useful for i</w:t>
+            </w:r>
+            <w:r>
+              <w:rPr>
+                <w:rFonts w:ascii="Calibri" w:hAnsi="Calibri" w:cs="Calibri"/>
+                <w:color w:val="000000"/>
+                <w:lang w:val="en-GB"/>
+              </w:rPr>
+              <w:t xml:space="preserve">dentifying issues or hindrances in the team being able to work together on the project, such as unfamiliarity with tools and has provided the opportunity to resolve the issue with another team meeting to bring everyone up to speed with a basic proficiency.</w:t>
+            </w:r>
+            <w:r>
+              <w:rPr>
+                <w:rFonts w:ascii="Calibri" w:hAnsi="Calibri" w:cs="Calibri"/>
+                <w:color w:val="000000"/>
+                <w:highlight w:val="none"/>
+                <w:lang w:val="en-GB"/>
               </w:rPr>
             </w:r>
             <w:r>
               <w:rPr>
                 <w:rFonts w:ascii="Calibri" w:hAnsi="Calibri" w:cs="Calibri"/>
                 <w:color w:val="000000"/>
+                <w:highlight w:val="none"/>
+                <w:lang w:val="en-GB"/>
+              </w:rPr>
+            </w:r>
+          </w:p>
+          <w:p>
+            <w:pPr>
+              <w:pBdr/>
+              <w:spacing w:after="40" w:before="40"/>
+              <w:ind/>
+              <w:rPr>
+                <w:rFonts w:ascii="Calibri" w:hAnsi="Calibri" w:cs="Calibri"/>
+                <w:color w:val="000000"/>
+                <w:highlight w:val="none"/>
+                <w:lang w:val="en-GB"/>
+              </w:rPr>
+            </w:pPr>
+            <w:r>
+              <w:rPr>
+                <w:rFonts w:ascii="Calibri" w:hAnsi="Calibri" w:cs="Calibri"/>
+                <w:color w:val="000000"/>
+                <w:highlight w:val="none"/>
+                <w:lang w:val="en-GB"/>
+              </w:rPr>
+            </w:r>
+            <w:r>
+              <w:rPr>
+                <w:rFonts w:ascii="Calibri" w:hAnsi="Calibri" w:cs="Calibri"/>
+                <w:color w:val="000000"/>
+                <w:highlight w:val="none"/>
+                <w:lang w:val="en-GB"/>
+              </w:rPr>
+            </w:r>
+            <w:r>
+              <w:rPr>
+                <w:rFonts w:ascii="Calibri" w:hAnsi="Calibri" w:cs="Calibri"/>
+                <w:color w:val="000000"/>
+                <w:highlight w:val="none"/>
+                <w:lang w:val="en-GB"/>
+              </w:rPr>
+            </w:r>
+          </w:p>
+          <w:p>
+            <w:pPr>
+              <w:pBdr/>
+              <w:spacing w:after="40" w:before="40"/>
+              <w:ind/>
+              <w:rPr>
+                <w:rFonts w:ascii="Calibri" w:hAnsi="Calibri" w:cs="Calibri"/>
+                <w:color w:val="000000"/>
+                <w:highlight w:val="none"/>
+                <w:lang w:val="en-GB" w:bidi="en-GB"/>
+              </w:rPr>
+            </w:pPr>
+            <w:r>
+              <w:rPr>
+                <w:rFonts w:ascii="Calibri" w:hAnsi="Calibri" w:cs="Calibri"/>
+                <w:color w:val="000000"/>
+                <w:highlight w:val="none"/>
+                <w:lang w:val="en-GB" w:bidi="en-GB"/>
+              </w:rPr>
+              <w:t xml:space="preserve">Due to funding goals, a sprint the team had just agreed upon needed to be adjusted. This was potentially an issue because the team had just met and agreed upon the current sprint scope, and it was now necessary to adjust this without causing confusion or ambiguity within the teams understanding of the sprint. I addressed this in the Teams chat after recapping the previous sprint we had decided on. (</w:t>
+            </w:r>
+            <w:r>
+              <w:rPr>
+                <w:rFonts w:ascii="Calibri" w:hAnsi="Calibri" w:cs="Calibri"/>
+                <w:color w:val="000000"/>
+                <w:highlight w:val="none"/>
+                <w:lang w:val="en-GB" w:bidi="en-GB"/>
+              </w:rPr>
+              <w:t xml:space="preserve">https://github.com/TortoiseLeaf/laurenk_personal_repository_2025/blob/main/notes/leadership-plan-change.png</w:t>
+            </w:r>
+            <w:r>
+              <w:rPr>
+                <w:rFonts w:ascii="Calibri" w:hAnsi="Calibri" w:cs="Calibri"/>
+                <w:color w:val="000000"/>
+                <w:highlight w:val="none"/>
+                <w:lang w:val="en-GB" w:bidi="en-GB"/>
+              </w:rPr>
+              <w:t xml:space="preserve">)</w:t>
+            </w:r>
+            <w:r>
+              <w:rPr>
+                <w:rFonts w:ascii="Calibri" w:hAnsi="Calibri" w:cs="Calibri"/>
+                <w:color w:val="000000"/>
+                <w:highlight w:val="none"/>
+                <w:lang w:val="en-GB"/>
+              </w:rPr>
+            </w:r>
+          </w:p>
+          <w:p>
+            <w:pPr>
+              <w:pBdr/>
+              <w:spacing w:after="40" w:before="40"/>
+              <w:ind/>
+              <w:rPr>
+                <w:rFonts w:ascii="Calibri" w:hAnsi="Calibri" w:cs="Calibri"/>
+                <w:color w:val="000000"/>
+                <w:highlight w:val="none"/>
+                <w:lang w:val="en-GB"/>
+              </w:rPr>
+            </w:pPr>
+            <w:r>
+              <w:rPr>
+                <w:rFonts w:ascii="Calibri" w:hAnsi="Calibri" w:cs="Calibri"/>
+                <w:color w:val="000000"/>
+                <w:highlight w:val="none"/>
+                <w:lang w:val="en-GB"/>
+              </w:rPr>
+            </w:r>
+            <w:r>
+              <w:rPr>
+                <w:rFonts w:ascii="Calibri" w:hAnsi="Calibri" w:cs="Calibri"/>
+                <w:color w:val="000000"/>
+                <w:highlight w:val="none"/>
+                <w:lang w:val="en-GB"/>
+              </w:rPr>
+            </w:r>
+            <w:r>
+              <w:rPr>
+                <w:rFonts w:ascii="Calibri" w:hAnsi="Calibri" w:cs="Calibri"/>
+                <w:color w:val="000000"/>
+                <w:highlight w:val="none"/>
+                <w:lang w:val="en-GB"/>
+              </w:rPr>
+            </w:r>
+          </w:p>
+          <w:p>
+            <w:pPr>
+              <w:pBdr/>
+              <w:spacing w:after="40" w:before="40"/>
+              <w:ind/>
+              <w:rPr>
+                <w:rFonts w:ascii="Calibri" w:hAnsi="Calibri" w:cs="Calibri"/>
+                <w:color w:val="000000"/>
+                <w:highlight w:val="none"/>
+                <w:lang w:val="en-GB"/>
+              </w:rPr>
+            </w:pPr>
+            <w:r>
+              <w:rPr>
+                <w:rFonts w:ascii="Calibri" w:hAnsi="Calibri" w:cs="Calibri"/>
+                <w:color w:val="000000"/>
+                <w:highlight w:val="none"/>
+                <w:lang w:val="en-GB" w:bidi="en-GB"/>
+              </w:rPr>
+              <w:t xml:space="preserve">(will add the 360 feedback thing here)</w:t>
+            </w:r>
+            <w:r>
+              <w:rPr>
+                <w:rFonts w:ascii="Calibri" w:hAnsi="Calibri" w:cs="Calibri"/>
+                <w:color w:val="000000"/>
+                <w:highlight w:val="none"/>
+                <w:lang w:val="en-GB" w:bidi="en-GB"/>
+              </w:rPr>
+            </w:r>
+            <w:r>
+              <w:rPr>
+                <w:rFonts w:ascii="Calibri" w:hAnsi="Calibri" w:cs="Calibri"/>
+                <w:color w:val="000000"/>
+                <w:highlight w:val="none"/>
+                <w:lang w:val="en-GB" w:bidi="en-GB"/>
               </w:rPr>
             </w:r>
           </w:p>
@@ -1096,6 +1830,12 @@
                 <w:bCs/>
               </w:rPr>
               <w:t xml:space="preserve">4</w:t>
+            </w:r>
+            <w:r>
+              <w:rPr>
+                <w:rFonts w:asciiTheme="minorHAnsi" w:hAnsiTheme="minorHAnsi" w:cstheme="minorHAnsi"/>
+                <w:bCs/>
+              </w:rPr>
             </w:r>
             <w:r>
               <w:rPr>
@@ -1140,6 +1880,12 @@
                 <w:bCs/>
               </w:rPr>
             </w:r>
+            <w:r>
+              <w:rPr>
+                <w:rFonts w:asciiTheme="minorHAnsi" w:hAnsiTheme="minorHAnsi" w:cstheme="minorHAnsi"/>
+                <w:bCs/>
+              </w:rPr>
+            </w:r>
           </w:p>
         </w:tc>
         <w:tc>
@@ -1177,6 +1923,12 @@
                 <w:color w:val="000000"/>
               </w:rPr>
               <w:t xml:space="preserve">posed by obsolete programming languages and legacy architecture.</w:t>
+            </w:r>
+            <w:r>
+              <w:rPr>
+                <w:rFonts w:ascii="Calibri" w:hAnsi="Calibri" w:cs="Calibri"/>
+                <w:color w:val="000000"/>
+              </w:rPr>
             </w:r>
             <w:r>
               <w:rPr>
@@ -1249,6 +2001,12 @@
                 <w:color w:val="000000"/>
               </w:rPr>
             </w:r>
+            <w:r>
+              <w:rPr>
+                <w:rFonts w:ascii="Calibri" w:hAnsi="Calibri" w:cs="Calibri"/>
+                <w:color w:val="000000"/>
+              </w:rPr>
+            </w:r>
           </w:p>
           <w:p>
             <w:pPr>
@@ -1260,6 +2018,12 @@
                 <w:color w:val="000000"/>
               </w:rPr>
             </w:pPr>
+            <w:r>
+              <w:rPr>
+                <w:rFonts w:ascii="Calibri" w:hAnsi="Calibri" w:cs="Calibri"/>
+                <w:color w:val="000000"/>
+              </w:rPr>
+            </w:r>
             <w:r>
               <w:rPr>
                 <w:rFonts w:ascii="Calibri" w:hAnsi="Calibri" w:cs="Calibri"/>
@@ -1294,18 +2058,249 @@
               <w:rPr>
                 <w:rFonts w:ascii="Calibri" w:hAnsi="Calibri" w:cs="Calibri"/>
                 <w:color w:val="000000"/>
+                <w:highlight w:val="none"/>
+                <w:lang w:val="en-GB"/>
               </w:rPr>
             </w:pPr>
             <w:r>
               <w:rPr>
                 <w:rFonts w:ascii="Calibri" w:hAnsi="Calibri" w:cs="Calibri"/>
                 <w:color w:val="000000"/>
+                <w:highlight w:val="none"/>
+                <w:lang w:val="en-GB"/>
+              </w:rPr>
+              <w:t xml:space="preserve">In the SWAN UI project for updating a wave simulation software, Fortran90 is the language used for the wave modelling logic. First used in 1957, it is a performant and unique technology that is difficult to intuit and requires a steep learning curve to learn (</w:t>
+            </w:r>
+            <w:r>
+              <w:rPr>
+                <w:rFonts w:ascii="Calibri" w:hAnsi="Calibri" w:cs="Calibri"/>
+                <w:color w:val="000000"/>
+                <w:highlight w:val="none"/>
+                <w:lang w:val="en-GB"/>
+              </w:rPr>
+              <w:t xml:space="preserve">https://gitlab.tudelft.nl/citg/wavemodels/swan/-/blob/main/src/SdsBabanin.ftn90?ref_type=heads</w:t>
+            </w:r>
+            <w:r>
+              <w:rPr>
+                <w:rFonts w:ascii="Calibri" w:hAnsi="Calibri" w:cs="Calibri"/>
+                <w:color w:val="000000"/>
+                <w:highlight w:val="none"/>
+                <w:lang w:val="en-GB"/>
+              </w:rPr>
+              <w:t xml:space="preserve">). Its strengths are that it’s highly performant and supports features that make it ideal for scientific computing, but as an old and specific technology, weaknesses exist in the limitations of the software ecosystem, its future maintainability and onboarding developers onto Fortran projects (</w:t>
+            </w:r>
+            <w:r>
+              <w:rPr>
+                <w:rFonts w:ascii="Calibri" w:hAnsi="Calibri" w:cs="Calibri"/>
+                <w:color w:val="000000"/>
+                <w:highlight w:val="none"/>
+                <w:lang w:val="en-GB"/>
+              </w:rPr>
+              <w:t xml:space="preserve">https://www.spiceworks.com/soft-tech/what-is-fortran/</w:t>
+            </w:r>
+            <w:r>
+              <w:rPr>
+                <w:rFonts w:ascii="Calibri" w:hAnsi="Calibri" w:cs="Calibri"/>
+                <w:color w:val="000000"/>
+                <w:highlight w:val="none"/>
+                <w:lang w:val="en-GB"/>
+              </w:rPr>
+              <w:t xml:space="preserve">).</w:t>
+            </w:r>
+            <w:r>
+              <w:rPr>
+                <w:rFonts w:ascii="Calibri" w:hAnsi="Calibri" w:cs="Calibri"/>
+                <w:color w:val="000000"/>
+                <w:highlight w:val="none"/>
+                <w:lang w:val="en-GB"/>
+              </w:rPr>
+            </w:r>
+          </w:p>
+          <w:p>
+            <w:pPr>
+              <w:pBdr/>
+              <w:spacing w:after="40" w:before="40"/>
+              <w:ind/>
+              <w:rPr>
+                <w:rFonts w:ascii="Calibri" w:hAnsi="Calibri" w:cs="Calibri"/>
+                <w:color w:val="000000"/>
+                <w:highlight w:val="none"/>
+                <w:lang w:val="en-GB"/>
+              </w:rPr>
+            </w:pPr>
+            <w:r>
+              <w:rPr>
+                <w:rFonts w:ascii="Calibri" w:hAnsi="Calibri" w:cs="Calibri"/>
+                <w:color w:val="000000"/>
+                <w:highlight w:val="none"/>
+                <w:lang w:val="en-GB"/>
+              </w:rPr>
+              <w:t xml:space="preserve">To address these problems, C++ could be considered as an alternative because when optimised it matches Fortrans speeds, has a m</w:t>
+            </w:r>
+            <w:r>
+              <w:rPr>
+                <w:rFonts w:ascii="Calibri" w:hAnsi="Calibri" w:eastAsia="Calibri" w:cs="Calibri"/>
+                <w:sz w:val="22"/>
+                <w:szCs w:val="22"/>
+              </w:rPr>
+              <w:t xml:space="preserve">uch larger developer community,</w:t>
+            </w:r>
+            <w:r>
+              <w:rPr>
+                <w:rFonts w:ascii="Calibri" w:hAnsi="Calibri" w:eastAsia="Calibri" w:cs="Calibri"/>
+                <w:sz w:val="22"/>
+                <w:szCs w:val="22"/>
+                <w:lang w:val="en-GB"/>
+              </w:rPr>
+              <w:t xml:space="preserve"> and with it more documentation and troubleshooting materials. This also means it is more supported, and has</w:t>
+            </w:r>
+            <w:r>
+              <w:rPr>
+                <w:rFonts w:ascii="Calibri" w:hAnsi="Calibri" w:eastAsia="Calibri" w:cs="Calibri"/>
+                <w:sz w:val="22"/>
+                <w:szCs w:val="22"/>
+              </w:rPr>
+              <w:t xml:space="preserve"> better tooling </w:t>
+            </w:r>
+            <w:r>
+              <w:rPr>
+                <w:rFonts w:ascii="Calibri" w:hAnsi="Calibri" w:eastAsia="Calibri" w:cs="Calibri"/>
+                <w:sz w:val="22"/>
+                <w:szCs w:val="22"/>
+                <w:lang w:val="en-GB"/>
+              </w:rPr>
+              <w:t xml:space="preserve">like </w:t>
+            </w:r>
+            <w:r>
+              <w:rPr>
+                <w:rFonts w:ascii="Calibri" w:hAnsi="Calibri" w:eastAsia="Calibri" w:cs="Calibri"/>
+                <w:sz w:val="22"/>
+                <w:szCs w:val="22"/>
+              </w:rPr>
+              <w:t xml:space="preserve">debuggers, </w:t>
+            </w:r>
+            <w:r>
+              <w:rPr>
+                <w:rFonts w:ascii="Calibri" w:hAnsi="Calibri" w:eastAsia="Calibri" w:cs="Calibri"/>
+                <w:sz w:val="22"/>
+                <w:szCs w:val="22"/>
+                <w:lang w:val="en-GB"/>
+              </w:rPr>
+              <w:t xml:space="preserve">and </w:t>
+            </w:r>
+            <w:r>
+              <w:rPr>
+                <w:rFonts w:ascii="Calibri" w:hAnsi="Calibri" w:eastAsia="Calibri" w:cs="Calibri"/>
+                <w:sz w:val="22"/>
+                <w:szCs w:val="22"/>
+              </w:rPr>
+              <w:t xml:space="preserve">easier integration with visuali</w:t>
+            </w:r>
+            <w:r>
+              <w:rPr>
+                <w:rFonts w:ascii="Calibri" w:hAnsi="Calibri" w:eastAsia="Calibri" w:cs="Calibri"/>
+                <w:sz w:val="22"/>
+                <w:szCs w:val="22"/>
+                <w:lang w:val="en-GB"/>
+              </w:rPr>
+              <w:t xml:space="preserve">s</w:t>
+            </w:r>
+            <w:r>
+              <w:rPr>
+                <w:rFonts w:ascii="Calibri" w:hAnsi="Calibri" w:eastAsia="Calibri" w:cs="Calibri"/>
+                <w:sz w:val="22"/>
+                <w:szCs w:val="22"/>
+              </w:rPr>
+              <w:t xml:space="preserve">ation libraries and </w:t>
+            </w:r>
+            <w:r>
+              <w:rPr>
+                <w:rFonts w:ascii="Calibri" w:hAnsi="Calibri" w:eastAsia="Calibri" w:cs="Calibri"/>
+                <w:sz w:val="22"/>
+                <w:szCs w:val="22"/>
+                <w:lang w:val="en-GB"/>
+              </w:rPr>
+              <w:t xml:space="preserve">other </w:t>
+            </w:r>
+            <w:r>
+              <w:rPr>
+                <w:rFonts w:ascii="Calibri" w:hAnsi="Calibri" w:eastAsia="Calibri" w:cs="Calibri"/>
+                <w:sz w:val="22"/>
+                <w:szCs w:val="22"/>
+              </w:rPr>
+              <w:t xml:space="preserve">modern software</w:t>
+            </w:r>
+            <w:r>
+              <w:rPr>
+                <w:rFonts w:ascii="Calibri" w:hAnsi="Calibri" w:eastAsia="Calibri" w:cs="Calibri"/>
+                <w:sz w:val="22"/>
+                <w:szCs w:val="22"/>
+                <w:lang w:val="en-GB"/>
+              </w:rPr>
+              <w:t xml:space="preserve">s. C++ is used in similar computational capacities for the same benefits of it being “user-friendly” (</w:t>
+            </w:r>
+            <w:r>
+              <w:rPr>
+                <w:rFonts w:ascii="Calibri" w:hAnsi="Calibri" w:eastAsia="Calibri" w:cs="Calibri"/>
+                <w:sz w:val="22"/>
+                <w:szCs w:val="22"/>
+                <w:lang w:val="en-GB"/>
+              </w:rPr>
+              <w:t xml:space="preserve">https://www.sciencedirect.com/science/article/pii/S0010465512000082</w:t>
+            </w:r>
+            <w:r>
+              <w:rPr>
+                <w:rFonts w:ascii="Calibri" w:hAnsi="Calibri" w:eastAsia="Calibri" w:cs="Calibri"/>
+                <w:sz w:val="22"/>
+                <w:szCs w:val="22"/>
+                <w:lang w:val="en-GB"/>
+              </w:rPr>
+              <w:t xml:space="preserve">).</w:t>
+            </w:r>
+            <w:r>
+              <w:rPr>
+                <w:rFonts w:ascii="Calibri" w:hAnsi="Calibri" w:cs="Calibri"/>
+                <w:color w:val="000000"/>
+                <w:highlight w:val="none"/>
+                <w:lang w:val="en-GB"/>
+              </w:rPr>
+            </w:r>
+            <w:r/>
+          </w:p>
+          <w:p>
+            <w:pPr>
+              <w:pBdr/>
+              <w:spacing w:after="40" w:before="40"/>
+              <w:ind/>
+              <w:rPr>
+                <w:rFonts w:ascii="Calibri" w:hAnsi="Calibri" w:cs="Calibri"/>
+                <w:color w:val="000000"/>
+                <w:highlight w:val="none"/>
+                <w:lang w:val="en-GB"/>
+              </w:rPr>
+            </w:pPr>
+            <w:r>
+              <w:rPr>
+                <w:rFonts w:ascii="Calibri" w:hAnsi="Calibri" w:cs="Calibri"/>
+                <w:color w:val="000000"/>
+                <w:highlight w:val="none"/>
+                <w:lang w:val="en-GB" w:bidi="en-GB"/>
               </w:rPr>
             </w:r>
             <w:r>
               <w:rPr>
                 <w:rFonts w:ascii="Calibri" w:hAnsi="Calibri" w:cs="Calibri"/>
                 <w:color w:val="000000"/>
+                <w:highlight w:val="none"/>
+                <w:lang w:val="en-GB"/>
+              </w:rPr>
+            </w:r>
+            <w:r>
+              <w:rPr>
+                <w:rFonts w:ascii="Calibri" w:hAnsi="Calibri" w:cs="Calibri"/>
+                <w:color w:val="000000"/>
+                <w:highlight w:val="none"/>
+                <w:lang w:val="en-GB"/>
               </w:rPr>
             </w:r>
           </w:p>
@@ -1342,6 +2337,12 @@
                 <w:bCs/>
               </w:rPr>
               <w:t xml:space="preserve">5</w:t>
+            </w:r>
+            <w:r>
+              <w:rPr>
+                <w:rFonts w:asciiTheme="minorHAnsi" w:hAnsiTheme="minorHAnsi" w:cstheme="minorHAnsi"/>
+                <w:bCs/>
+              </w:rPr>
             </w:r>
             <w:r>
               <w:rPr>
@@ -1386,6 +2387,12 @@
                 <w:bCs/>
               </w:rPr>
             </w:r>
+            <w:r>
+              <w:rPr>
+                <w:rFonts w:asciiTheme="minorHAnsi" w:hAnsiTheme="minorHAnsi" w:cstheme="minorHAnsi"/>
+                <w:bCs/>
+              </w:rPr>
+            </w:r>
           </w:p>
         </w:tc>
         <w:tc>
@@ -1415,6 +2422,12 @@
                 <w:rFonts w:ascii="Calibri" w:hAnsi="Calibri" w:cs="Calibri"/>
               </w:rPr>
               <w:t xml:space="preserve">Evaluate and identify opportunities to embed sustainability (environmental, social, governance) into enterprise transformation strategies and processes.</w:t>
+            </w:r>
+            <w:r>
+              <w:rPr>
+                <w:rFonts w:asciiTheme="minorHAnsi" w:hAnsiTheme="minorHAnsi" w:cstheme="minorHAnsi"/>
+                <w:bCs/>
+              </w:rPr>
             </w:r>
             <w:r>
               <w:rPr>
@@ -1468,6 +2481,11 @@
                 <w:rFonts w:ascii="Calibri" w:hAnsi="Calibri" w:cs="Calibri"/>
               </w:rPr>
             </w:r>
+            <w:r>
+              <w:rPr>
+                <w:rFonts w:ascii="Calibri" w:hAnsi="Calibri" w:cs="Calibri"/>
+              </w:rPr>
+            </w:r>
           </w:p>
         </w:tc>
         <w:tc>
@@ -1489,12 +2507,16 @@
               <w:ind/>
               <w:rPr>
                 <w:rFonts w:ascii="Calibri" w:hAnsi="Calibri" w:cs="Calibri"/>
+                <w:highlight w:val="none"/>
+                <w:lang w:val="en-GB"/>
               </w:rPr>
             </w:pPr>
             <w:r>
               <w:rPr>
                 <w:rFonts w:ascii="Calibri" w:hAnsi="Calibri" w:cs="Calibri"/>
+                <w:lang w:val="en-GB"/>
               </w:rPr>
+              <w:t xml:space="preserve">The purpose of the application is to embed sustainability into the digital wellness tools that already exist. To help inform consumers to consume less and cause less damage to the environment and their wellbeing, while directly contributing to healthier habits. </w:t>
             </w:r>
             <w:r>
               <w:rPr>
@@ -1502,6 +2524,96 @@
               </w:rPr>
             </w:r>
           </w:p>
+          <w:p>
+            <w:pPr>
+              <w:pBdr/>
+              <w:spacing/>
+              <w:ind/>
+              <w:rPr>
+                <w:rFonts w:ascii="Calibri" w:hAnsi="Calibri" w:cs="Calibri"/>
+                <w:highlight w:val="none"/>
+                <w:lang w:val="en-GB"/>
+              </w:rPr>
+            </w:pPr>
+            <w:r>
+              <w:rPr>
+                <w:rFonts w:ascii="Calibri" w:hAnsi="Calibri" w:cs="Calibri"/>
+                <w:highlight w:val="none"/>
+                <w:lang w:val="en-GB"/>
+              </w:rPr>
+              <w:t xml:space="preserve">The application is designed to use as few resources as possible, drawing insights from data already collected by the device and limiting data traffic by keeping it almost exclusively offline. (</w:t>
+            </w:r>
+            <w:r>
+              <w:rPr>
+                <w:rFonts w:ascii="Calibri" w:hAnsi="Calibri" w:cs="Calibri"/>
+                <w:highlight w:val="none"/>
+                <w:lang w:val="en-GB"/>
+              </w:rPr>
+              <w:t xml:space="preserve">https://github.com/TortoiseLeaf/laurenk_personal_repository_2025/blob/main/UI_Software_Project_Initiation_and_Planning/SRS_Maui.docx</w:t>
+            </w:r>
+            <w:r>
+              <w:rPr>
+                <w:rFonts w:ascii="Calibri" w:hAnsi="Calibri" w:cs="Calibri"/>
+                <w:highlight w:val="none"/>
+                <w:lang w:val="en-GB"/>
+              </w:rPr>
+              <w:t xml:space="preserve">)</w:t>
+            </w:r>
+            <w:r>
+              <w:rPr>
+                <w:rFonts w:ascii="Calibri" w:hAnsi="Calibri" w:cs="Calibri"/>
+              </w:rPr>
+            </w:r>
+          </w:p>
+          <w:p>
+            <w:pPr>
+              <w:pBdr/>
+              <w:spacing/>
+              <w:ind/>
+              <w:rPr>
+                <w:rFonts w:ascii="Calibri" w:hAnsi="Calibri" w:cs="Calibri"/>
+              </w:rPr>
+            </w:pPr>
+            <w:r>
+              <w:rPr>
+                <w:rFonts w:ascii="Calibri" w:hAnsi="Calibri" w:cs="Calibri"/>
+                <w:highlight w:val="none"/>
+                <w:lang w:val="en-GB"/>
+              </w:rPr>
+              <w:t xml:space="preserve">It uses a technology noted for its longevity, offering a stable and scalable hybrid solution to application development that performs comparably to native technologies (</w:t>
+            </w:r>
+            <w:r>
+              <w:rPr>
+                <w:rFonts w:cs="Calibri" w:asciiTheme="minorHAnsi" w:hAnsiTheme="minorHAnsi"/>
+                <w:highlight w:val="none"/>
+                <w:lang w:val="en-GB"/>
+              </w:rPr>
+              <w:t xml:space="preserve">https://www.smartsource.eu/about-us/insights/cost-effective-app-development-with-net-maui-save-time-and-money-with-hybrid-solutions/</w:t>
+            </w:r>
+            <w:r/>
+            <w:r>
+              <w:rPr>
+                <w:rFonts w:ascii="Calibri" w:hAnsi="Calibri" w:cs="Calibri"/>
+                <w:highlight w:val="none"/>
+                <w:lang w:val="en-GB"/>
+              </w:rPr>
+              <w:t xml:space="preserve">).</w:t>
+            </w:r>
+            <w:r>
+              <w:rPr>
+                <w:rFonts w:ascii="Calibri" w:hAnsi="Calibri" w:cs="Calibri"/>
+                <w:highlight w:val="none"/>
+                <w:lang w:val="en-GB"/>
+              </w:rPr>
+            </w:r>
+            <w:r>
+              <w:rPr>
+                <w:rFonts w:ascii="Calibri" w:hAnsi="Calibri" w:cs="Calibri"/>
+                <w:highlight w:val="none"/>
+                <w:lang w:val="en-GB"/>
+              </w:rPr>
+            </w:r>
+          </w:p>
         </w:tc>
       </w:tr>
     </w:tbl>
@@ -1514,6 +2626,11 @@
           <w:lang w:val="en-GB" w:eastAsia="en-GB"/>
         </w:rPr>
       </w:pPr>
+      <w:r>
+        <w:rPr>
+          <w:lang w:val="en-GB" w:eastAsia="en-GB"/>
+        </w:rPr>
+      </w:r>
       <w:r>
         <w:rPr>
           <w:lang w:val="en-GB" w:eastAsia="en-GB"/>
@@ -1534,6 +2651,11 @@
           <w:lang w:val="en-GB" w:eastAsia="en-GB"/>
         </w:rPr>
       </w:pPr>
+      <w:r>
+        <w:rPr>
+          <w:lang w:val="en-GB" w:eastAsia="en-GB"/>
+        </w:rPr>
+      </w:r>
       <w:r>
         <w:rPr>
           <w:lang w:val="en-GB" w:eastAsia="en-GB"/>
@@ -1628,7 +2750,7 @@
 <w:hdr xmlns:wpc="http://schemas.microsoft.com/office/word/2010/wordprocessingCanvas" xmlns:mc="http://schemas.openxmlformats.org/markup-compatibility/2006" xmlns:o="urn:schemas-microsoft-com:office:office" xmlns:r="http://schemas.openxmlformats.org/officeDocument/2006/relationships" xmlns:m="http://schemas.openxmlformats.org/officeDocument/2006/math" xmlns:v="urn:schemas-microsoft-com:vml" xmlns:wp14="http://schemas.microsoft.com/office/word/2010/wordprocessingDrawing" xmlns:wp="http://schemas.openxmlformats.org/drawingml/2006/wordprocessingDrawing" xmlns:w10="urn:schemas-microsoft-com:office:word" xmlns:w="http://schemas.openxmlformats.org/wordprocessingml/2006/main" xmlns:w14="http://schemas.microsoft.com/office/word/2010/wordml" xmlns:w15="http://schemas.microsoft.com/office/word/2012/wordml" xmlns:wpg="http://schemas.microsoft.com/office/word/2010/wordprocessingGroup" xmlns:wpi="http://schemas.microsoft.com/office/word/2010/wordprocessingInk" xmlns:wne="http://schemas.microsoft.com/office/word/2006/wordml" xmlns:a="http://schemas.openxmlformats.org/drawingml/2006/main" xmlns:wps="http://schemas.microsoft.com/office/word/2010/wordprocessingShape" mc:Ignorable="w14 w15 wp14">
   <w:p>
     <w:pPr>
-      <w:pStyle w:val="713"/>
+      <w:pStyle w:val="866"/>
       <w:pBdr/>
       <w:spacing/>
       <w:ind/>
@@ -1807,9 +2929,9 @@
     <w:lsdException w:name="Bibliography" w:uiPriority="37"/>
     <w:lsdException w:name="TOC Heading" w:uiPriority="39" w:qFormat="1"/>
   </w:latentStyles>
-  <w:style w:type="table" w:styleId="13">
+  <w:style w:type="table" w:styleId="712">
     <w:name w:val="Table Grid Light"/>
-    <w:basedOn w:val="722"/>
+    <w:basedOn w:val="875"/>
     <w:uiPriority w:val="59"/>
     <w:pPr>
       <w:pBdr/>
@@ -2006,9 +3128,9 @@
       </w:tcPr>
     </w:tblStylePr>
   </w:style>
-  <w:style w:type="table" w:styleId="14">
+  <w:style w:type="table" w:styleId="713">
     <w:name w:val="Plain Table 1"/>
-    <w:basedOn w:val="722"/>
+    <w:basedOn w:val="875"/>
     <w:uiPriority w:val="59"/>
     <w:pPr>
       <w:pBdr/>
@@ -2231,9 +3353,9 @@
       </w:tcPr>
     </w:tblStylePr>
   </w:style>
-  <w:style w:type="table" w:styleId="15">
+  <w:style w:type="table" w:styleId="714">
     <w:name w:val="Plain Table 2"/>
-    <w:basedOn w:val="722"/>
+    <w:basedOn w:val="875"/>
     <w:uiPriority w:val="59"/>
     <w:pPr>
       <w:pBdr/>
@@ -2464,9 +3586,9 @@
       </w:tcPr>
     </w:tblStylePr>
   </w:style>
-  <w:style w:type="table" w:styleId="16">
+  <w:style w:type="table" w:styleId="715">
     <w:name w:val="Plain Table 3"/>
-    <w:basedOn w:val="722"/>
+    <w:basedOn w:val="875"/>
     <w:uiPriority w:val="99"/>
     <w:pPr>
       <w:pBdr/>
@@ -2694,9 +3816,9 @@
       </w:tcPr>
     </w:tblStylePr>
   </w:style>
-  <w:style w:type="table" w:styleId="17">
+  <w:style w:type="table" w:styleId="716">
     <w:name w:val="Plain Table 4"/>
-    <w:basedOn w:val="722"/>
+    <w:basedOn w:val="875"/>
     <w:uiPriority w:val="99"/>
     <w:pPr>
       <w:pBdr/>
@@ -2910,9 +4032,9 @@
       </w:tcPr>
     </w:tblStylePr>
   </w:style>
-  <w:style w:type="table" w:styleId="18">
+  <w:style w:type="table" w:styleId="717">
     <w:name w:val="Plain Table 5"/>
-    <w:basedOn w:val="722"/>
+    <w:basedOn w:val="875"/>
     <w:uiPriority w:val="99"/>
     <w:pPr>
       <w:pBdr/>
@@ -3143,9 +4265,9 @@
       </w:tcPr>
     </w:tblStylePr>
   </w:style>
-  <w:style w:type="table" w:styleId="19">
+  <w:style w:type="table" w:styleId="718">
     <w:name w:val="Grid Table 1 Light"/>
-    <w:basedOn w:val="722"/>
+    <w:basedOn w:val="875"/>
     <w:uiPriority w:val="99"/>
     <w:pPr>
       <w:pBdr/>
@@ -3366,9 +4488,9 @@
       </w:tcPr>
     </w:tblStylePr>
   </w:style>
-  <w:style w:type="table" w:styleId="20">
+  <w:style w:type="table" w:styleId="719">
     <w:name w:val="Grid Table 1 Light - Accent 1"/>
-    <w:basedOn w:val="722"/>
+    <w:basedOn w:val="875"/>
     <w:uiPriority w:val="99"/>
     <w:pPr>
       <w:pBdr/>
@@ -3589,9 +4711,9 @@
       </w:tcPr>
     </w:tblStylePr>
   </w:style>
-  <w:style w:type="table" w:styleId="21">
+  <w:style w:type="table" w:styleId="720">
     <w:name w:val="Grid Table 1 Light - Accent 2"/>
-    <w:basedOn w:val="722"/>
+    <w:basedOn w:val="875"/>
     <w:uiPriority w:val="99"/>
     <w:pPr>
       <w:pBdr/>
@@ -3812,9 +4934,9 @@
       </w:tcPr>
     </w:tblStylePr>
   </w:style>
-  <w:style w:type="table" w:styleId="22">
+  <w:style w:type="table" w:styleId="721">
     <w:name w:val="Grid Table 1 Light - Accent 3"/>
-    <w:basedOn w:val="722"/>
+    <w:basedOn w:val="875"/>
     <w:uiPriority w:val="99"/>
     <w:pPr>
       <w:pBdr/>
@@ -4035,9 +5157,9 @@
       </w:tcPr>
     </w:tblStylePr>
   </w:style>
-  <w:style w:type="table" w:styleId="23">
+  <w:style w:type="table" w:styleId="722">
     <w:name w:val="Grid Table 1 Light - Accent 4"/>
-    <w:basedOn w:val="722"/>
+    <w:basedOn w:val="875"/>
     <w:uiPriority w:val="99"/>
     <w:pPr>
       <w:pBdr/>
@@ -4258,9 +5380,9 @@
       </w:tcPr>
     </w:tblStylePr>
   </w:style>
-  <w:style w:type="table" w:styleId="24">
+  <w:style w:type="table" w:styleId="723">
     <w:name w:val="Grid Table 1 Light - Accent 5"/>
-    <w:basedOn w:val="722"/>
+    <w:basedOn w:val="875"/>
     <w:uiPriority w:val="99"/>
     <w:pPr>
       <w:pBdr/>
@@ -4481,9 +5603,9 @@
       </w:tcPr>
     </w:tblStylePr>
   </w:style>
-  <w:style w:type="table" w:styleId="25">
+  <w:style w:type="table" w:styleId="724">
     <w:name w:val="Grid Table 1 Light - Accent 6"/>
-    <w:basedOn w:val="722"/>
+    <w:basedOn w:val="875"/>
     <w:uiPriority w:val="99"/>
     <w:pPr>
       <w:pBdr/>
@@ -4704,9 +5826,9 @@
       </w:tcPr>
     </w:tblStylePr>
   </w:style>
-  <w:style w:type="table" w:styleId="26">
+  <w:style w:type="table" w:styleId="725">
     <w:name w:val="Grid Table 2"/>
-    <w:basedOn w:val="722"/>
+    <w:basedOn w:val="875"/>
     <w:uiPriority w:val="99"/>
     <w:pPr>
       <w:pBdr/>
@@ -4936,9 +6058,9 @@
       </w:tcPr>
     </w:tblStylePr>
   </w:style>
-  <w:style w:type="table" w:styleId="27">
+  <w:style w:type="table" w:styleId="726">
     <w:name w:val="Grid Table 2 - Accent 1"/>
-    <w:basedOn w:val="722"/>
+    <w:basedOn w:val="875"/>
     <w:uiPriority w:val="99"/>
     <w:pPr>
       <w:pBdr/>
@@ -5168,9 +6290,9 @@
       </w:tcPr>
     </w:tblStylePr>
   </w:style>
-  <w:style w:type="table" w:styleId="28">
+  <w:style w:type="table" w:styleId="727">
     <w:name w:val="Grid Table 2 - Accent 2"/>
-    <w:basedOn w:val="722"/>
+    <w:basedOn w:val="875"/>
     <w:uiPriority w:val="99"/>
     <w:pPr>
       <w:pBdr/>
@@ -5400,9 +6522,9 @@
       </w:tcPr>
     </w:tblStylePr>
   </w:style>
-  <w:style w:type="table" w:styleId="29">
+  <w:style w:type="table" w:styleId="728">
     <w:name w:val="Grid Table 2 - Accent 3"/>
-    <w:basedOn w:val="722"/>
+    <w:basedOn w:val="875"/>
     <w:uiPriority w:val="99"/>
     <w:pPr>
       <w:pBdr/>
@@ -5632,9 +6754,9 @@
       </w:tcPr>
     </w:tblStylePr>
   </w:style>
-  <w:style w:type="table" w:styleId="30">
+  <w:style w:type="table" w:styleId="729">
     <w:name w:val="Grid Table 2 - Accent 4"/>
-    <w:basedOn w:val="722"/>
+    <w:basedOn w:val="875"/>
     <w:uiPriority w:val="99"/>
     <w:pPr>
       <w:pBdr/>
@@ -5864,9 +6986,9 @@
       </w:tcPr>
     </w:tblStylePr>
   </w:style>
-  <w:style w:type="table" w:styleId="31">
+  <w:style w:type="table" w:styleId="730">
     <w:name w:val="Grid Table 2 - Accent 5"/>
-    <w:basedOn w:val="722"/>
+    <w:basedOn w:val="875"/>
     <w:uiPriority w:val="99"/>
     <w:pPr>
       <w:pBdr/>
@@ -6096,9 +7218,9 @@
       </w:tcPr>
     </w:tblStylePr>
   </w:style>
-  <w:style w:type="table" w:styleId="32">
+  <w:style w:type="table" w:styleId="731">
     <w:name w:val="Grid Table 2 - Accent 6"/>
-    <w:basedOn w:val="722"/>
+    <w:basedOn w:val="875"/>
     <w:uiPriority w:val="99"/>
     <w:pPr>
       <w:pBdr/>
@@ -6328,9 +7450,9 @@
       </w:tcPr>
     </w:tblStylePr>
   </w:style>
-  <w:style w:type="table" w:styleId="33">
+  <w:style w:type="table" w:styleId="732">
     <w:name w:val="Grid Table 3"/>
-    <w:basedOn w:val="722"/>
+    <w:basedOn w:val="875"/>
     <w:uiPriority w:val="99"/>
     <w:pPr>
       <w:pBdr/>
@@ -6429,29 +7551,6 @@
         <w:tblBorders/>
       </w:tblPr>
       <w:tcPr>
-        <w:shd w:color="ffffff"/>
-        <w:tcBorders>
-          <w:top w:val="none" w:color="000000" w:sz="4" w:space="0"/>
-          <w:left w:val="none" w:color="000000" w:sz="4" w:space="0"/>
-          <w:bottom w:val="none" w:color="000000" w:sz="4" w:space="0"/>
-          <w:right w:val="none" w:color="000000" w:sz="4" w:space="0"/>
-        </w:tcBorders>
-      </w:tcPr>
-    </w:tblStylePr>
-    <w:tblStylePr w:type="firstRow">
-      <w:rPr>
-        <w:b/>
-        <w:color w:val="404040"/>
-      </w:rPr>
-      <w:pPr>
-        <w:pBdr/>
-        <w:spacing/>
-        <w:ind/>
-      </w:pPr>
-      <w:tblPr>
-        <w:tblBorders/>
-      </w:tblPr>
-      <w:tcPr>
         <w:shd w:val="clear" w:color="ffffff"/>
         <w:tcBorders>
           <w:top w:val="none" w:color="000000" w:sz="4" w:space="0"/>
@@ -6461,30 +7560,7 @@
         </w:tcBorders>
       </w:tcPr>
     </w:tblStylePr>
-    <w:tblStylePr w:type="lastCol">
-      <w:rPr>
-        <w:i/>
-        <w:color w:val="404040"/>
-      </w:rPr>
-      <w:pPr>
-        <w:pBdr/>
-        <w:spacing/>
-        <w:ind/>
-      </w:pPr>
-      <w:tblPr>
-        <w:tblBorders/>
-      </w:tblPr>
-      <w:tcPr>
-        <w:shd w:color="ffffff"/>
-        <w:tcBorders>
-          <w:top w:val="none" w:color="000000" w:sz="4" w:space="0"/>
-          <w:left w:val="none" w:color="000000" w:sz="4" w:space="0"/>
-          <w:bottom w:val="none" w:color="000000" w:sz="4" w:space="0"/>
-          <w:right w:val="none" w:color="000000" w:sz="4" w:space="0"/>
-        </w:tcBorders>
-      </w:tcPr>
-    </w:tblStylePr>
-    <w:tblStylePr w:type="lastRow">
+    <w:tblStylePr w:type="firstRow">
       <w:rPr>
         <w:b/>
         <w:color w:val="404040"/>
@@ -6507,6 +7583,52 @@
         </w:tcBorders>
       </w:tcPr>
     </w:tblStylePr>
+    <w:tblStylePr w:type="lastCol">
+      <w:rPr>
+        <w:i/>
+        <w:color w:val="404040"/>
+      </w:rPr>
+      <w:pPr>
+        <w:pBdr/>
+        <w:spacing/>
+        <w:ind/>
+      </w:pPr>
+      <w:tblPr>
+        <w:tblBorders/>
+      </w:tblPr>
+      <w:tcPr>
+        <w:shd w:val="clear" w:color="ffffff"/>
+        <w:tcBorders>
+          <w:top w:val="none" w:color="000000" w:sz="4" w:space="0"/>
+          <w:left w:val="none" w:color="000000" w:sz="4" w:space="0"/>
+          <w:bottom w:val="none" w:color="000000" w:sz="4" w:space="0"/>
+          <w:right w:val="none" w:color="000000" w:sz="4" w:space="0"/>
+        </w:tcBorders>
+      </w:tcPr>
+    </w:tblStylePr>
+    <w:tblStylePr w:type="lastRow">
+      <w:rPr>
+        <w:b/>
+        <w:color w:val="404040"/>
+      </w:rPr>
+      <w:pPr>
+        <w:pBdr/>
+        <w:spacing/>
+        <w:ind/>
+      </w:pPr>
+      <w:tblPr>
+        <w:tblBorders/>
+      </w:tblPr>
+      <w:tcPr>
+        <w:shd w:val="clear" w:color="ffffff"/>
+        <w:tcBorders>
+          <w:top w:val="none" w:color="000000" w:sz="4" w:space="0"/>
+          <w:left w:val="none" w:color="000000" w:sz="4" w:space="0"/>
+          <w:bottom w:val="none" w:color="000000" w:sz="4" w:space="0"/>
+          <w:right w:val="none" w:color="000000" w:sz="4" w:space="0"/>
+        </w:tcBorders>
+      </w:tcPr>
+    </w:tblStylePr>
     <w:tblStylePr w:type="nwCell">
       <w:pPr>
         <w:pBdr/>
@@ -6573,9 +7695,9 @@
       </w:tcPr>
     </w:tblStylePr>
   </w:style>
-  <w:style w:type="table" w:styleId="34">
+  <w:style w:type="table" w:styleId="733">
     <w:name w:val="Grid Table 3 - Accent 1"/>
-    <w:basedOn w:val="722"/>
+    <w:basedOn w:val="875"/>
     <w:uiPriority w:val="99"/>
     <w:pPr>
       <w:pBdr/>
@@ -6674,29 +7796,6 @@
         <w:tblBorders/>
       </w:tblPr>
       <w:tcPr>
-        <w:shd w:color="ffffff"/>
-        <w:tcBorders>
-          <w:top w:val="none" w:color="000000" w:sz="4" w:space="0"/>
-          <w:left w:val="none" w:color="000000" w:sz="4" w:space="0"/>
-          <w:bottom w:val="none" w:color="000000" w:sz="4" w:space="0"/>
-          <w:right w:val="none" w:color="000000" w:sz="4" w:space="0"/>
-        </w:tcBorders>
-      </w:tcPr>
-    </w:tblStylePr>
-    <w:tblStylePr w:type="firstRow">
-      <w:rPr>
-        <w:b/>
-        <w:color w:val="404040"/>
-      </w:rPr>
-      <w:pPr>
-        <w:pBdr/>
-        <w:spacing/>
-        <w:ind/>
-      </w:pPr>
-      <w:tblPr>
-        <w:tblBorders/>
-      </w:tblPr>
-      <w:tcPr>
         <w:shd w:val="clear" w:color="ffffff"/>
         <w:tcBorders>
           <w:top w:val="none" w:color="000000" w:sz="4" w:space="0"/>
@@ -6706,30 +7805,7 @@
         </w:tcBorders>
       </w:tcPr>
     </w:tblStylePr>
-    <w:tblStylePr w:type="lastCol">
-      <w:rPr>
-        <w:i/>
-        <w:color w:val="404040"/>
-      </w:rPr>
-      <w:pPr>
-        <w:pBdr/>
-        <w:spacing/>
-        <w:ind/>
-      </w:pPr>
-      <w:tblPr>
-        <w:tblBorders/>
-      </w:tblPr>
-      <w:tcPr>
-        <w:shd w:color="ffffff"/>
-        <w:tcBorders>
-          <w:top w:val="none" w:color="000000" w:sz="4" w:space="0"/>
-          <w:left w:val="none" w:color="000000" w:sz="4" w:space="0"/>
-          <w:bottom w:val="none" w:color="000000" w:sz="4" w:space="0"/>
-          <w:right w:val="none" w:color="000000" w:sz="4" w:space="0"/>
-        </w:tcBorders>
-      </w:tcPr>
-    </w:tblStylePr>
-    <w:tblStylePr w:type="lastRow">
+    <w:tblStylePr w:type="firstRow">
       <w:rPr>
         <w:b/>
         <w:color w:val="404040"/>
@@ -6752,6 +7828,52 @@
         </w:tcBorders>
       </w:tcPr>
     </w:tblStylePr>
+    <w:tblStylePr w:type="lastCol">
+      <w:rPr>
+        <w:i/>
+        <w:color w:val="404040"/>
+      </w:rPr>
+      <w:pPr>
+        <w:pBdr/>
+        <w:spacing/>
+        <w:ind/>
+      </w:pPr>
+      <w:tblPr>
+        <w:tblBorders/>
+      </w:tblPr>
+      <w:tcPr>
+        <w:shd w:val="clear" w:color="ffffff"/>
+        <w:tcBorders>
+          <w:top w:val="none" w:color="000000" w:sz="4" w:space="0"/>
+          <w:left w:val="none" w:color="000000" w:sz="4" w:space="0"/>
+          <w:bottom w:val="none" w:color="000000" w:sz="4" w:space="0"/>
+          <w:right w:val="none" w:color="000000" w:sz="4" w:space="0"/>
+        </w:tcBorders>
+      </w:tcPr>
+    </w:tblStylePr>
+    <w:tblStylePr w:type="lastRow">
+      <w:rPr>
+        <w:b/>
+        <w:color w:val="404040"/>
+      </w:rPr>
+      <w:pPr>
+        <w:pBdr/>
+        <w:spacing/>
+        <w:ind/>
+      </w:pPr>
+      <w:tblPr>
+        <w:tblBorders/>
+      </w:tblPr>
+      <w:tcPr>
+        <w:shd w:val="clear" w:color="ffffff"/>
+        <w:tcBorders>
+          <w:top w:val="none" w:color="000000" w:sz="4" w:space="0"/>
+          <w:left w:val="none" w:color="000000" w:sz="4" w:space="0"/>
+          <w:bottom w:val="none" w:color="000000" w:sz="4" w:space="0"/>
+          <w:right w:val="none" w:color="000000" w:sz="4" w:space="0"/>
+        </w:tcBorders>
+      </w:tcPr>
+    </w:tblStylePr>
     <w:tblStylePr w:type="nwCell">
       <w:pPr>
         <w:pBdr/>
@@ -6818,9 +7940,9 @@
       </w:tcPr>
     </w:tblStylePr>
   </w:style>
-  <w:style w:type="table" w:styleId="35">
+  <w:style w:type="table" w:styleId="734">
     <w:name w:val="Grid Table 3 - Accent 2"/>
-    <w:basedOn w:val="722"/>
+    <w:basedOn w:val="875"/>
     <w:uiPriority w:val="99"/>
     <w:pPr>
       <w:pBdr/>
@@ -6919,29 +8041,6 @@
         <w:tblBorders/>
       </w:tblPr>
       <w:tcPr>
-        <w:shd w:color="ffffff"/>
-        <w:tcBorders>
-          <w:top w:val="none" w:color="000000" w:sz="4" w:space="0"/>
-          <w:left w:val="none" w:color="000000" w:sz="4" w:space="0"/>
-          <w:bottom w:val="none" w:color="000000" w:sz="4" w:space="0"/>
-          <w:right w:val="none" w:color="000000" w:sz="4" w:space="0"/>
-        </w:tcBorders>
-      </w:tcPr>
-    </w:tblStylePr>
-    <w:tblStylePr w:type="firstRow">
-      <w:rPr>
-        <w:b/>
-        <w:color w:val="404040"/>
-      </w:rPr>
-      <w:pPr>
-        <w:pBdr/>
-        <w:spacing/>
-        <w:ind/>
-      </w:pPr>
-      <w:tblPr>
-        <w:tblBorders/>
-      </w:tblPr>
-      <w:tcPr>
         <w:shd w:val="clear" w:color="ffffff"/>
         <w:tcBorders>
           <w:top w:val="none" w:color="000000" w:sz="4" w:space="0"/>
@@ -6951,30 +8050,7 @@
         </w:tcBorders>
       </w:tcPr>
     </w:tblStylePr>
-    <w:tblStylePr w:type="lastCol">
-      <w:rPr>
-        <w:i/>
-        <w:color w:val="404040"/>
-      </w:rPr>
-      <w:pPr>
-        <w:pBdr/>
-        <w:spacing/>
-        <w:ind/>
-      </w:pPr>
-      <w:tblPr>
-        <w:tblBorders/>
-      </w:tblPr>
-      <w:tcPr>
-        <w:shd w:color="ffffff"/>
-        <w:tcBorders>
-          <w:top w:val="none" w:color="000000" w:sz="4" w:space="0"/>
-          <w:left w:val="none" w:color="000000" w:sz="4" w:space="0"/>
-          <w:bottom w:val="none" w:color="000000" w:sz="4" w:space="0"/>
-          <w:right w:val="none" w:color="000000" w:sz="4" w:space="0"/>
-        </w:tcBorders>
-      </w:tcPr>
-    </w:tblStylePr>
-    <w:tblStylePr w:type="lastRow">
+    <w:tblStylePr w:type="firstRow">
       <w:rPr>
         <w:b/>
         <w:color w:val="404040"/>
@@ -6997,6 +8073,52 @@
         </w:tcBorders>
       </w:tcPr>
     </w:tblStylePr>
+    <w:tblStylePr w:type="lastCol">
+      <w:rPr>
+        <w:i/>
+        <w:color w:val="404040"/>
+      </w:rPr>
+      <w:pPr>
+        <w:pBdr/>
+        <w:spacing/>
+        <w:ind/>
+      </w:pPr>
+      <w:tblPr>
+        <w:tblBorders/>
+      </w:tblPr>
+      <w:tcPr>
+        <w:shd w:val="clear" w:color="ffffff"/>
+        <w:tcBorders>
+          <w:top w:val="none" w:color="000000" w:sz="4" w:space="0"/>
+          <w:left w:val="none" w:color="000000" w:sz="4" w:space="0"/>
+          <w:bottom w:val="none" w:color="000000" w:sz="4" w:space="0"/>
+          <w:right w:val="none" w:color="000000" w:sz="4" w:space="0"/>
+        </w:tcBorders>
+      </w:tcPr>
+    </w:tblStylePr>
+    <w:tblStylePr w:type="lastRow">
+      <w:rPr>
+        <w:b/>
+        <w:color w:val="404040"/>
+      </w:rPr>
+      <w:pPr>
+        <w:pBdr/>
+        <w:spacing/>
+        <w:ind/>
+      </w:pPr>
+      <w:tblPr>
+        <w:tblBorders/>
+      </w:tblPr>
+      <w:tcPr>
+        <w:shd w:val="clear" w:color="ffffff"/>
+        <w:tcBorders>
+          <w:top w:val="none" w:color="000000" w:sz="4" w:space="0"/>
+          <w:left w:val="none" w:color="000000" w:sz="4" w:space="0"/>
+          <w:bottom w:val="none" w:color="000000" w:sz="4" w:space="0"/>
+          <w:right w:val="none" w:color="000000" w:sz="4" w:space="0"/>
+        </w:tcBorders>
+      </w:tcPr>
+    </w:tblStylePr>
     <w:tblStylePr w:type="nwCell">
       <w:pPr>
         <w:pBdr/>
@@ -7063,9 +8185,9 @@
       </w:tcPr>
     </w:tblStylePr>
   </w:style>
-  <w:style w:type="table" w:styleId="36">
+  <w:style w:type="table" w:styleId="735">
     <w:name w:val="Grid Table 3 - Accent 3"/>
-    <w:basedOn w:val="722"/>
+    <w:basedOn w:val="875"/>
     <w:uiPriority w:val="99"/>
     <w:pPr>
       <w:pBdr/>
@@ -7164,29 +8286,6 @@
         <w:tblBorders/>
       </w:tblPr>
       <w:tcPr>
-        <w:shd w:color="ffffff"/>
-        <w:tcBorders>
-          <w:top w:val="none" w:color="000000" w:sz="4" w:space="0"/>
-          <w:left w:val="none" w:color="000000" w:sz="4" w:space="0"/>
-          <w:bottom w:val="none" w:color="000000" w:sz="4" w:space="0"/>
-          <w:right w:val="none" w:color="000000" w:sz="4" w:space="0"/>
-        </w:tcBorders>
-      </w:tcPr>
-    </w:tblStylePr>
-    <w:tblStylePr w:type="firstRow">
-      <w:rPr>
-        <w:b/>
-        <w:color w:val="404040"/>
-      </w:rPr>
-      <w:pPr>
-        <w:pBdr/>
-        <w:spacing/>
-        <w:ind/>
-      </w:pPr>
-      <w:tblPr>
-        <w:tblBorders/>
-      </w:tblPr>
-      <w:tcPr>
         <w:shd w:val="clear" w:color="ffffff"/>
         <w:tcBorders>
           <w:top w:val="none" w:color="000000" w:sz="4" w:space="0"/>
@@ -7196,30 +8295,7 @@
         </w:tcBorders>
       </w:tcPr>
     </w:tblStylePr>
-    <w:tblStylePr w:type="lastCol">
-      <w:rPr>
-        <w:i/>
-        <w:color w:val="404040"/>
-      </w:rPr>
-      <w:pPr>
-        <w:pBdr/>
-        <w:spacing/>
-        <w:ind/>
-      </w:pPr>
-      <w:tblPr>
-        <w:tblBorders/>
-      </w:tblPr>
-      <w:tcPr>
-        <w:shd w:color="ffffff"/>
-        <w:tcBorders>
-          <w:top w:val="none" w:color="000000" w:sz="4" w:space="0"/>
-          <w:left w:val="none" w:color="000000" w:sz="4" w:space="0"/>
-          <w:bottom w:val="none" w:color="000000" w:sz="4" w:space="0"/>
-          <w:right w:val="none" w:color="000000" w:sz="4" w:space="0"/>
-        </w:tcBorders>
-      </w:tcPr>
-    </w:tblStylePr>
-    <w:tblStylePr w:type="lastRow">
+    <w:tblStylePr w:type="firstRow">
       <w:rPr>
         <w:b/>
         <w:color w:val="404040"/>
@@ -7242,6 +8318,52 @@
         </w:tcBorders>
       </w:tcPr>
     </w:tblStylePr>
+    <w:tblStylePr w:type="lastCol">
+      <w:rPr>
+        <w:i/>
+        <w:color w:val="404040"/>
+      </w:rPr>
+      <w:pPr>
+        <w:pBdr/>
+        <w:spacing/>
+        <w:ind/>
+      </w:pPr>
+      <w:tblPr>
+        <w:tblBorders/>
+      </w:tblPr>
+      <w:tcPr>
+        <w:shd w:val="clear" w:color="ffffff"/>
+        <w:tcBorders>
+          <w:top w:val="none" w:color="000000" w:sz="4" w:space="0"/>
+          <w:left w:val="none" w:color="000000" w:sz="4" w:space="0"/>
+          <w:bottom w:val="none" w:color="000000" w:sz="4" w:space="0"/>
+          <w:right w:val="none" w:color="000000" w:sz="4" w:space="0"/>
+        </w:tcBorders>
+      </w:tcPr>
+    </w:tblStylePr>
+    <w:tblStylePr w:type="lastRow">
+      <w:rPr>
+        <w:b/>
+        <w:color w:val="404040"/>
+      </w:rPr>
+      <w:pPr>
+        <w:pBdr/>
+        <w:spacing/>
+        <w:ind/>
+      </w:pPr>
+      <w:tblPr>
+        <w:tblBorders/>
+      </w:tblPr>
+      <w:tcPr>
+        <w:shd w:val="clear" w:color="ffffff"/>
+        <w:tcBorders>
+          <w:top w:val="none" w:color="000000" w:sz="4" w:space="0"/>
+          <w:left w:val="none" w:color="000000" w:sz="4" w:space="0"/>
+          <w:bottom w:val="none" w:color="000000" w:sz="4" w:space="0"/>
+          <w:right w:val="none" w:color="000000" w:sz="4" w:space="0"/>
+        </w:tcBorders>
+      </w:tcPr>
+    </w:tblStylePr>
     <w:tblStylePr w:type="nwCell">
       <w:pPr>
         <w:pBdr/>
@@ -7308,9 +8430,9 @@
       </w:tcPr>
     </w:tblStylePr>
   </w:style>
-  <w:style w:type="table" w:styleId="37">
+  <w:style w:type="table" w:styleId="736">
     <w:name w:val="Grid Table 3 - Accent 4"/>
-    <w:basedOn w:val="722"/>
+    <w:basedOn w:val="875"/>
     <w:uiPriority w:val="99"/>
     <w:pPr>
       <w:pBdr/>
@@ -7409,29 +8531,6 @@
         <w:tblBorders/>
       </w:tblPr>
       <w:tcPr>
-        <w:shd w:color="ffffff"/>
-        <w:tcBorders>
-          <w:top w:val="none" w:color="000000" w:sz="4" w:space="0"/>
-          <w:left w:val="none" w:color="000000" w:sz="4" w:space="0"/>
-          <w:bottom w:val="none" w:color="000000" w:sz="4" w:space="0"/>
-          <w:right w:val="none" w:color="000000" w:sz="4" w:space="0"/>
-        </w:tcBorders>
-      </w:tcPr>
-    </w:tblStylePr>
-    <w:tblStylePr w:type="firstRow">
-      <w:rPr>
-        <w:b/>
-        <w:color w:val="404040"/>
-      </w:rPr>
-      <w:pPr>
-        <w:pBdr/>
-        <w:spacing/>
-        <w:ind/>
-      </w:pPr>
-      <w:tblPr>
-        <w:tblBorders/>
-      </w:tblPr>
-      <w:tcPr>
         <w:shd w:val="clear" w:color="ffffff"/>
         <w:tcBorders>
           <w:top w:val="none" w:color="000000" w:sz="4" w:space="0"/>
@@ -7441,30 +8540,7 @@
         </w:tcBorders>
       </w:tcPr>
     </w:tblStylePr>
-    <w:tblStylePr w:type="lastCol">
-      <w:rPr>
-        <w:i/>
-        <w:color w:val="404040"/>
-      </w:rPr>
-      <w:pPr>
-        <w:pBdr/>
-        <w:spacing/>
-        <w:ind/>
-      </w:pPr>
-      <w:tblPr>
-        <w:tblBorders/>
-      </w:tblPr>
-      <w:tcPr>
-        <w:shd w:color="ffffff"/>
-        <w:tcBorders>
-          <w:top w:val="none" w:color="000000" w:sz="4" w:space="0"/>
-          <w:left w:val="none" w:color="000000" w:sz="4" w:space="0"/>
-          <w:bottom w:val="none" w:color="000000" w:sz="4" w:space="0"/>
-          <w:right w:val="none" w:color="000000" w:sz="4" w:space="0"/>
-        </w:tcBorders>
-      </w:tcPr>
-    </w:tblStylePr>
-    <w:tblStylePr w:type="lastRow">
+    <w:tblStylePr w:type="firstRow">
       <w:rPr>
         <w:b/>
         <w:color w:val="404040"/>
@@ -7487,6 +8563,52 @@
         </w:tcBorders>
       </w:tcPr>
     </w:tblStylePr>
+    <w:tblStylePr w:type="lastCol">
+      <w:rPr>
+        <w:i/>
+        <w:color w:val="404040"/>
+      </w:rPr>
+      <w:pPr>
+        <w:pBdr/>
+        <w:spacing/>
+        <w:ind/>
+      </w:pPr>
+      <w:tblPr>
+        <w:tblBorders/>
+      </w:tblPr>
+      <w:tcPr>
+        <w:shd w:val="clear" w:color="ffffff"/>
+        <w:tcBorders>
+          <w:top w:val="none" w:color="000000" w:sz="4" w:space="0"/>
+          <w:left w:val="none" w:color="000000" w:sz="4" w:space="0"/>
+          <w:bottom w:val="none" w:color="000000" w:sz="4" w:space="0"/>
+          <w:right w:val="none" w:color="000000" w:sz="4" w:space="0"/>
+        </w:tcBorders>
+      </w:tcPr>
+    </w:tblStylePr>
+    <w:tblStylePr w:type="lastRow">
+      <w:rPr>
+        <w:b/>
+        <w:color w:val="404040"/>
+      </w:rPr>
+      <w:pPr>
+        <w:pBdr/>
+        <w:spacing/>
+        <w:ind/>
+      </w:pPr>
+      <w:tblPr>
+        <w:tblBorders/>
+      </w:tblPr>
+      <w:tcPr>
+        <w:shd w:val="clear" w:color="ffffff"/>
+        <w:tcBorders>
+          <w:top w:val="none" w:color="000000" w:sz="4" w:space="0"/>
+          <w:left w:val="none" w:color="000000" w:sz="4" w:space="0"/>
+          <w:bottom w:val="none" w:color="000000" w:sz="4" w:space="0"/>
+          <w:right w:val="none" w:color="000000" w:sz="4" w:space="0"/>
+        </w:tcBorders>
+      </w:tcPr>
+    </w:tblStylePr>
     <w:tblStylePr w:type="nwCell">
       <w:pPr>
         <w:pBdr/>
@@ -7553,9 +8675,9 @@
       </w:tcPr>
     </w:tblStylePr>
   </w:style>
-  <w:style w:type="table" w:styleId="38">
+  <w:style w:type="table" w:styleId="737">
     <w:name w:val="Grid Table 3 - Accent 5"/>
-    <w:basedOn w:val="722"/>
+    <w:basedOn w:val="875"/>
     <w:uiPriority w:val="99"/>
     <w:pPr>
       <w:pBdr/>
@@ -7654,29 +8776,6 @@
         <w:tblBorders/>
       </w:tblPr>
       <w:tcPr>
-        <w:shd w:color="ffffff"/>
-        <w:tcBorders>
-          <w:top w:val="none" w:color="000000" w:sz="4" w:space="0"/>
-          <w:left w:val="none" w:color="000000" w:sz="4" w:space="0"/>
-          <w:bottom w:val="none" w:color="000000" w:sz="4" w:space="0"/>
-          <w:right w:val="none" w:color="000000" w:sz="4" w:space="0"/>
-        </w:tcBorders>
-      </w:tcPr>
-    </w:tblStylePr>
-    <w:tblStylePr w:type="firstRow">
-      <w:rPr>
-        <w:b/>
-        <w:color w:val="404040"/>
-      </w:rPr>
-      <w:pPr>
-        <w:pBdr/>
-        <w:spacing/>
-        <w:ind/>
-      </w:pPr>
-      <w:tblPr>
-        <w:tblBorders/>
-      </w:tblPr>
-      <w:tcPr>
         <w:shd w:val="clear" w:color="ffffff"/>
         <w:tcBorders>
           <w:top w:val="none" w:color="000000" w:sz="4" w:space="0"/>
@@ -7686,30 +8785,7 @@
         </w:tcBorders>
       </w:tcPr>
     </w:tblStylePr>
-    <w:tblStylePr w:type="lastCol">
-      <w:rPr>
-        <w:i/>
-        <w:color w:val="404040"/>
-      </w:rPr>
-      <w:pPr>
-        <w:pBdr/>
-        <w:spacing/>
-        <w:ind/>
-      </w:pPr>
-      <w:tblPr>
-        <w:tblBorders/>
-      </w:tblPr>
-      <w:tcPr>
-        <w:shd w:color="ffffff"/>
-        <w:tcBorders>
-          <w:top w:val="none" w:color="000000" w:sz="4" w:space="0"/>
-          <w:left w:val="none" w:color="000000" w:sz="4" w:space="0"/>
-          <w:bottom w:val="none" w:color="000000" w:sz="4" w:space="0"/>
-          <w:right w:val="none" w:color="000000" w:sz="4" w:space="0"/>
-        </w:tcBorders>
-      </w:tcPr>
-    </w:tblStylePr>
-    <w:tblStylePr w:type="lastRow">
+    <w:tblStylePr w:type="firstRow">
       <w:rPr>
         <w:b/>
         <w:color w:val="404040"/>
@@ -7732,6 +8808,52 @@
         </w:tcBorders>
       </w:tcPr>
     </w:tblStylePr>
+    <w:tblStylePr w:type="lastCol">
+      <w:rPr>
+        <w:i/>
+        <w:color w:val="404040"/>
+      </w:rPr>
+      <w:pPr>
+        <w:pBdr/>
+        <w:spacing/>
+        <w:ind/>
+      </w:pPr>
+      <w:tblPr>
+        <w:tblBorders/>
+      </w:tblPr>
+      <w:tcPr>
+        <w:shd w:val="clear" w:color="ffffff"/>
+        <w:tcBorders>
+          <w:top w:val="none" w:color="000000" w:sz="4" w:space="0"/>
+          <w:left w:val="none" w:color="000000" w:sz="4" w:space="0"/>
+          <w:bottom w:val="none" w:color="000000" w:sz="4" w:space="0"/>
+          <w:right w:val="none" w:color="000000" w:sz="4" w:space="0"/>
+        </w:tcBorders>
+      </w:tcPr>
+    </w:tblStylePr>
+    <w:tblStylePr w:type="lastRow">
+      <w:rPr>
+        <w:b/>
+        <w:color w:val="404040"/>
+      </w:rPr>
+      <w:pPr>
+        <w:pBdr/>
+        <w:spacing/>
+        <w:ind/>
+      </w:pPr>
+      <w:tblPr>
+        <w:tblBorders/>
+      </w:tblPr>
+      <w:tcPr>
+        <w:shd w:val="clear" w:color="ffffff"/>
+        <w:tcBorders>
+          <w:top w:val="none" w:color="000000" w:sz="4" w:space="0"/>
+          <w:left w:val="none" w:color="000000" w:sz="4" w:space="0"/>
+          <w:bottom w:val="none" w:color="000000" w:sz="4" w:space="0"/>
+          <w:right w:val="none" w:color="000000" w:sz="4" w:space="0"/>
+        </w:tcBorders>
+      </w:tcPr>
+    </w:tblStylePr>
     <w:tblStylePr w:type="nwCell">
       <w:pPr>
         <w:pBdr/>
@@ -7798,9 +8920,9 @@
       </w:tcPr>
     </w:tblStylePr>
   </w:style>
-  <w:style w:type="table" w:styleId="39">
+  <w:style w:type="table" w:styleId="738">
     <w:name w:val="Grid Table 3 - Accent 6"/>
-    <w:basedOn w:val="722"/>
+    <w:basedOn w:val="875"/>
     <w:uiPriority w:val="99"/>
     <w:pPr>
       <w:pBdr/>
@@ -7899,29 +9021,6 @@
         <w:tblBorders/>
       </w:tblPr>
       <w:tcPr>
-        <w:shd w:color="ffffff"/>
-        <w:tcBorders>
-          <w:top w:val="none" w:color="000000" w:sz="4" w:space="0"/>
-          <w:left w:val="none" w:color="000000" w:sz="4" w:space="0"/>
-          <w:bottom w:val="none" w:color="000000" w:sz="4" w:space="0"/>
-          <w:right w:val="none" w:color="000000" w:sz="4" w:space="0"/>
-        </w:tcBorders>
-      </w:tcPr>
-    </w:tblStylePr>
-    <w:tblStylePr w:type="firstRow">
-      <w:rPr>
-        <w:b/>
-        <w:color w:val="404040"/>
-      </w:rPr>
-      <w:pPr>
-        <w:pBdr/>
-        <w:spacing/>
-        <w:ind/>
-      </w:pPr>
-      <w:tblPr>
-        <w:tblBorders/>
-      </w:tblPr>
-      <w:tcPr>
         <w:shd w:val="clear" w:color="ffffff"/>
         <w:tcBorders>
           <w:top w:val="none" w:color="000000" w:sz="4" w:space="0"/>
@@ -7931,30 +9030,7 @@
         </w:tcBorders>
       </w:tcPr>
     </w:tblStylePr>
-    <w:tblStylePr w:type="lastCol">
-      <w:rPr>
-        <w:i/>
-        <w:color w:val="404040"/>
-      </w:rPr>
-      <w:pPr>
-        <w:pBdr/>
-        <w:spacing/>
-        <w:ind/>
-      </w:pPr>
-      <w:tblPr>
-        <w:tblBorders/>
-      </w:tblPr>
-      <w:tcPr>
-        <w:shd w:color="ffffff"/>
-        <w:tcBorders>
-          <w:top w:val="none" w:color="000000" w:sz="4" w:space="0"/>
-          <w:left w:val="none" w:color="000000" w:sz="4" w:space="0"/>
-          <w:bottom w:val="none" w:color="000000" w:sz="4" w:space="0"/>
-          <w:right w:val="none" w:color="000000" w:sz="4" w:space="0"/>
-        </w:tcBorders>
-      </w:tcPr>
-    </w:tblStylePr>
-    <w:tblStylePr w:type="lastRow">
+    <w:tblStylePr w:type="firstRow">
       <w:rPr>
         <w:b/>
         <w:color w:val="404040"/>
@@ -7977,6 +9053,52 @@
         </w:tcBorders>
       </w:tcPr>
     </w:tblStylePr>
+    <w:tblStylePr w:type="lastCol">
+      <w:rPr>
+        <w:i/>
+        <w:color w:val="404040"/>
+      </w:rPr>
+      <w:pPr>
+        <w:pBdr/>
+        <w:spacing/>
+        <w:ind/>
+      </w:pPr>
+      <w:tblPr>
+        <w:tblBorders/>
+      </w:tblPr>
+      <w:tcPr>
+        <w:shd w:val="clear" w:color="ffffff"/>
+        <w:tcBorders>
+          <w:top w:val="none" w:color="000000" w:sz="4" w:space="0"/>
+          <w:left w:val="none" w:color="000000" w:sz="4" w:space="0"/>
+          <w:bottom w:val="none" w:color="000000" w:sz="4" w:space="0"/>
+          <w:right w:val="none" w:color="000000" w:sz="4" w:space="0"/>
+        </w:tcBorders>
+      </w:tcPr>
+    </w:tblStylePr>
+    <w:tblStylePr w:type="lastRow">
+      <w:rPr>
+        <w:b/>
+        <w:color w:val="404040"/>
+      </w:rPr>
+      <w:pPr>
+        <w:pBdr/>
+        <w:spacing/>
+        <w:ind/>
+      </w:pPr>
+      <w:tblPr>
+        <w:tblBorders/>
+      </w:tblPr>
+      <w:tcPr>
+        <w:shd w:val="clear" w:color="ffffff"/>
+        <w:tcBorders>
+          <w:top w:val="none" w:color="000000" w:sz="4" w:space="0"/>
+          <w:left w:val="none" w:color="000000" w:sz="4" w:space="0"/>
+          <w:bottom w:val="none" w:color="000000" w:sz="4" w:space="0"/>
+          <w:right w:val="none" w:color="000000" w:sz="4" w:space="0"/>
+        </w:tcBorders>
+      </w:tcPr>
+    </w:tblStylePr>
     <w:tblStylePr w:type="nwCell">
       <w:pPr>
         <w:pBdr/>
@@ -8043,9 +9165,9 @@
       </w:tcPr>
     </w:tblStylePr>
   </w:style>
-  <w:style w:type="table" w:styleId="40">
+  <w:style w:type="table" w:styleId="739">
     <w:name w:val="Grid Table 4"/>
-    <w:basedOn w:val="722"/>
+    <w:basedOn w:val="875"/>
     <w:uiPriority w:val="59"/>
     <w:pPr>
       <w:pBdr/>
@@ -8276,9 +9398,9 @@
       </w:tcPr>
     </w:tblStylePr>
   </w:style>
-  <w:style w:type="table" w:styleId="41">
+  <w:style w:type="table" w:styleId="740">
     <w:name w:val="Grid Table 4 - Accent 1"/>
-    <w:basedOn w:val="722"/>
+    <w:basedOn w:val="875"/>
     <w:uiPriority w:val="59"/>
     <w:pPr>
       <w:pBdr/>
@@ -8509,9 +9631,9 @@
       </w:tcPr>
     </w:tblStylePr>
   </w:style>
-  <w:style w:type="table" w:styleId="42">
+  <w:style w:type="table" w:styleId="741">
     <w:name w:val="Grid Table 4 - Accent 2"/>
-    <w:basedOn w:val="722"/>
+    <w:basedOn w:val="875"/>
     <w:uiPriority w:val="59"/>
     <w:pPr>
       <w:pBdr/>
@@ -8742,9 +9864,9 @@
       </w:tcPr>
     </w:tblStylePr>
   </w:style>
-  <w:style w:type="table" w:styleId="43">
+  <w:style w:type="table" w:styleId="742">
     <w:name w:val="Grid Table 4 - Accent 3"/>
-    <w:basedOn w:val="722"/>
+    <w:basedOn w:val="875"/>
     <w:uiPriority w:val="59"/>
     <w:pPr>
       <w:pBdr/>
@@ -8975,9 +10097,9 @@
       </w:tcPr>
     </w:tblStylePr>
   </w:style>
-  <w:style w:type="table" w:styleId="44">
+  <w:style w:type="table" w:styleId="743">
     <w:name w:val="Grid Table 4 - Accent 4"/>
-    <w:basedOn w:val="722"/>
+    <w:basedOn w:val="875"/>
     <w:uiPriority w:val="59"/>
     <w:pPr>
       <w:pBdr/>
@@ -9208,9 +10330,9 @@
       </w:tcPr>
     </w:tblStylePr>
   </w:style>
-  <w:style w:type="table" w:styleId="45">
+  <w:style w:type="table" w:styleId="744">
     <w:name w:val="Grid Table 4 - Accent 5"/>
-    <w:basedOn w:val="722"/>
+    <w:basedOn w:val="875"/>
     <w:uiPriority w:val="59"/>
     <w:pPr>
       <w:pBdr/>
@@ -9441,9 +10563,9 @@
       </w:tcPr>
     </w:tblStylePr>
   </w:style>
-  <w:style w:type="table" w:styleId="46">
+  <w:style w:type="table" w:styleId="745">
     <w:name w:val="Grid Table 4 - Accent 6"/>
-    <w:basedOn w:val="722"/>
+    <w:basedOn w:val="875"/>
     <w:uiPriority w:val="59"/>
     <w:pPr>
       <w:pBdr/>
@@ -9674,9 +10796,9 @@
       </w:tcPr>
     </w:tblStylePr>
   </w:style>
-  <w:style w:type="table" w:styleId="47">
+  <w:style w:type="table" w:styleId="746">
     <w:name w:val="Grid Table 5 Dark"/>
-    <w:basedOn w:val="722"/>
+    <w:basedOn w:val="875"/>
     <w:uiPriority w:val="99"/>
     <w:pPr>
       <w:pBdr/>
@@ -9902,9 +11024,9 @@
       </w:tcPr>
     </w:tblStylePr>
   </w:style>
-  <w:style w:type="table" w:styleId="48">
+  <w:style w:type="table" w:styleId="747">
     <w:name w:val="Grid Table 5 Dark- Accent 1"/>
-    <w:basedOn w:val="722"/>
+    <w:basedOn w:val="875"/>
     <w:uiPriority w:val="99"/>
     <w:pPr>
       <w:pBdr/>
@@ -10130,9 +11252,9 @@
       </w:tcPr>
     </w:tblStylePr>
   </w:style>
-  <w:style w:type="table" w:styleId="49">
+  <w:style w:type="table" w:styleId="748">
     <w:name w:val="Grid Table 5 Dark - Accent 2"/>
-    <w:basedOn w:val="722"/>
+    <w:basedOn w:val="875"/>
     <w:uiPriority w:val="99"/>
     <w:pPr>
       <w:pBdr/>
@@ -10358,9 +11480,9 @@
       </w:tcPr>
     </w:tblStylePr>
   </w:style>
-  <w:style w:type="table" w:styleId="50">
+  <w:style w:type="table" w:styleId="749">
     <w:name w:val="Grid Table 5 Dark - Accent 3"/>
-    <w:basedOn w:val="722"/>
+    <w:basedOn w:val="875"/>
     <w:uiPriority w:val="99"/>
     <w:pPr>
       <w:pBdr/>
@@ -10586,9 +11708,9 @@
       </w:tcPr>
     </w:tblStylePr>
   </w:style>
-  <w:style w:type="table" w:styleId="51">
+  <w:style w:type="table" w:styleId="750">
     <w:name w:val="Grid Table 5 Dark- Accent 4"/>
-    <w:basedOn w:val="722"/>
+    <w:basedOn w:val="875"/>
     <w:uiPriority w:val="99"/>
     <w:pPr>
       <w:pBdr/>
@@ -10814,9 +11936,9 @@
       </w:tcPr>
     </w:tblStylePr>
   </w:style>
-  <w:style w:type="table" w:styleId="52">
+  <w:style w:type="table" w:styleId="751">
     <w:name w:val="Grid Table 5 Dark - Accent 5"/>
-    <w:basedOn w:val="722"/>
+    <w:basedOn w:val="875"/>
     <w:uiPriority w:val="99"/>
     <w:pPr>
       <w:pBdr/>
@@ -11042,9 +12164,9 @@
       </w:tcPr>
     </w:tblStylePr>
   </w:style>
-  <w:style w:type="table" w:styleId="53">
+  <w:style w:type="table" w:styleId="752">
     <w:name w:val="Grid Table 5 Dark - Accent 6"/>
-    <w:basedOn w:val="722"/>
+    <w:basedOn w:val="875"/>
     <w:uiPriority w:val="99"/>
     <w:pPr>
       <w:pBdr/>
@@ -11270,9 +12392,9 @@
       </w:tcPr>
     </w:tblStylePr>
   </w:style>
-  <w:style w:type="table" w:styleId="54">
+  <w:style w:type="table" w:styleId="753">
     <w:name w:val="Grid Table 6 Colorful"/>
-    <w:basedOn w:val="722"/>
+    <w:basedOn w:val="875"/>
     <w:uiPriority w:val="99"/>
     <w:pPr>
       <w:pBdr/>
@@ -11500,9 +12622,9 @@
       </w:tcPr>
     </w:tblStylePr>
   </w:style>
-  <w:style w:type="table" w:styleId="55">
+  <w:style w:type="table" w:styleId="754">
     <w:name w:val="Grid Table 6 Colorful - Accent 1"/>
-    <w:basedOn w:val="722"/>
+    <w:basedOn w:val="875"/>
     <w:uiPriority w:val="99"/>
     <w:pPr>
       <w:pBdr/>
@@ -11730,9 +12852,9 @@
       </w:tcPr>
     </w:tblStylePr>
   </w:style>
-  <w:style w:type="table" w:styleId="56">
+  <w:style w:type="table" w:styleId="755">
     <w:name w:val="Grid Table 6 Colorful - Accent 2"/>
-    <w:basedOn w:val="722"/>
+    <w:basedOn w:val="875"/>
     <w:uiPriority w:val="99"/>
     <w:pPr>
       <w:pBdr/>
@@ -11960,9 +13082,9 @@
       </w:tcPr>
     </w:tblStylePr>
   </w:style>
-  <w:style w:type="table" w:styleId="57">
+  <w:style w:type="table" w:styleId="756">
     <w:name w:val="Grid Table 6 Colorful - Accent 3"/>
-    <w:basedOn w:val="722"/>
+    <w:basedOn w:val="875"/>
     <w:uiPriority w:val="99"/>
     <w:pPr>
       <w:pBdr/>
@@ -12190,9 +13312,9 @@
       </w:tcPr>
     </w:tblStylePr>
   </w:style>
-  <w:style w:type="table" w:styleId="58">
+  <w:style w:type="table" w:styleId="757">
     <w:name w:val="Grid Table 6 Colorful - Accent 4"/>
-    <w:basedOn w:val="722"/>
+    <w:basedOn w:val="875"/>
     <w:uiPriority w:val="99"/>
     <w:pPr>
       <w:pBdr/>
@@ -12420,9 +13542,9 @@
       </w:tcPr>
     </w:tblStylePr>
   </w:style>
-  <w:style w:type="table" w:styleId="59">
+  <w:style w:type="table" w:styleId="758">
     <w:name w:val="Grid Table 6 Colorful - Accent 5"/>
-    <w:basedOn w:val="722"/>
+    <w:basedOn w:val="875"/>
     <w:uiPriority w:val="99"/>
     <w:pPr>
       <w:pBdr/>
@@ -12650,9 +13772,9 @@
       </w:tcPr>
     </w:tblStylePr>
   </w:style>
-  <w:style w:type="table" w:styleId="60">
+  <w:style w:type="table" w:styleId="759">
     <w:name w:val="Grid Table 6 Colorful - Accent 6"/>
-    <w:basedOn w:val="722"/>
+    <w:basedOn w:val="875"/>
     <w:uiPriority w:val="99"/>
     <w:pPr>
       <w:pBdr/>
@@ -12880,9 +14002,9 @@
       </w:tcPr>
     </w:tblStylePr>
   </w:style>
-  <w:style w:type="table" w:styleId="61">
+  <w:style w:type="table" w:styleId="760">
     <w:name w:val="Grid Table 7 Colorful"/>
-    <w:basedOn w:val="722"/>
+    <w:basedOn w:val="875"/>
     <w:uiPriority w:val="99"/>
     <w:pPr>
       <w:pBdr/>
@@ -12984,11 +14106,11 @@
         <w:tblBorders/>
       </w:tblPr>
       <w:tcPr>
-        <w:shd w:color="ffffff"/>
+        <w:shd w:val="clear" w:color="ffffff"/>
         <w:tcBorders>
-          <w:top w:val="none"/>
-          <w:left w:val="none"/>
-          <w:bottom w:val="none"/>
+          <w:top w:val="none" w:color="000000" w:sz="4" w:space="0"/>
+          <w:left w:val="none" w:color="000000" w:sz="4" w:space="0"/>
+          <w:bottom w:val="none" w:color="000000" w:sz="4" w:space="0"/>
           <w:right w:val="single" w:color="000000" w:themeColor="text1" w:themeTint="80" w:sz="4" w:space="0"/>
         </w:tcBorders>
       </w:tcPr>
@@ -13011,10 +14133,10 @@
       <w:tcPr>
         <w:shd w:val="clear" w:color="ffffff" w:themeColor="light1" w:fill="ffffff" w:themeFill="light1"/>
         <w:tcBorders>
-          <w:top w:val="none"/>
-          <w:left w:val="none"/>
+          <w:top w:val="none" w:color="000000" w:sz="4" w:space="0"/>
+          <w:left w:val="none" w:color="000000" w:sz="4" w:space="0"/>
           <w:bottom w:val="single" w:color="000000" w:themeColor="text1" w:themeTint="80" w:sz="4" w:space="0"/>
-          <w:right w:val="none"/>
+          <w:right w:val="none" w:color="000000" w:sz="4" w:space="0"/>
         </w:tcBorders>
       </w:tcPr>
     </w:tblStylePr>
@@ -13034,12 +14156,12 @@
         <w:tblBorders/>
       </w:tblPr>
       <w:tcPr>
-        <w:shd w:color="ffffff"/>
+        <w:shd w:val="clear" w:color="ffffff"/>
         <w:tcBorders>
-          <w:top w:val="none"/>
+          <w:top w:val="none" w:color="000000" w:sz="4" w:space="0"/>
           <w:left w:val="single" w:color="000000" w:themeColor="text1" w:themeTint="80" w:sz="4" w:space="0"/>
-          <w:bottom w:val="none"/>
-          <w:right w:val="none"/>
+          <w:bottom w:val="none" w:color="000000" w:sz="4" w:space="0"/>
+          <w:right w:val="none" w:color="000000" w:sz="4" w:space="0"/>
         </w:tcBorders>
       </w:tcPr>
     </w:tblStylePr>
@@ -13062,9 +14184,9 @@
         <w:shd w:val="clear" w:color="ffffff" w:themeColor="light1" w:fill="ffffff" w:themeFill="light1"/>
         <w:tcBorders>
           <w:top w:val="single" w:color="000000" w:themeColor="text1" w:themeTint="80" w:sz="4" w:space="0"/>
-          <w:left w:val="none"/>
-          <w:bottom w:val="none"/>
-          <w:right w:val="none"/>
+          <w:left w:val="none" w:color="000000" w:sz="4" w:space="0"/>
+          <w:bottom w:val="none" w:color="000000" w:sz="4" w:space="0"/>
+          <w:right w:val="none" w:color="000000" w:sz="4" w:space="0"/>
         </w:tcBorders>
       </w:tcPr>
     </w:tblStylePr>
@@ -13134,9 +14256,9 @@
       </w:tcPr>
     </w:tblStylePr>
   </w:style>
-  <w:style w:type="table" w:styleId="62">
+  <w:style w:type="table" w:styleId="761">
     <w:name w:val="Grid Table 7 Colorful - Accent 1"/>
-    <w:basedOn w:val="722"/>
+    <w:basedOn w:val="875"/>
     <w:uiPriority w:val="99"/>
     <w:pPr>
       <w:pBdr/>
@@ -13238,11 +14360,11 @@
         <w:tblBorders/>
       </w:tblPr>
       <w:tcPr>
-        <w:shd w:color="ffffff"/>
+        <w:shd w:val="clear" w:color="ffffff"/>
         <w:tcBorders>
-          <w:top w:val="none"/>
-          <w:left w:val="none"/>
-          <w:bottom w:val="none"/>
+          <w:top w:val="none" w:color="000000" w:sz="4" w:space="0"/>
+          <w:left w:val="none" w:color="000000" w:sz="4" w:space="0"/>
+          <w:bottom w:val="none" w:color="000000" w:sz="4" w:space="0"/>
           <w:right w:val="single" w:color="000000" w:themeColor="accent1" w:themeTint="80" w:sz="4" w:space="0"/>
         </w:tcBorders>
       </w:tcPr>
@@ -13265,10 +14387,10 @@
       <w:tcPr>
         <w:shd w:val="clear" w:color="ffffff" w:themeColor="light1" w:fill="ffffff" w:themeFill="light1"/>
         <w:tcBorders>
-          <w:top w:val="none"/>
-          <w:left w:val="none"/>
+          <w:top w:val="none" w:color="000000" w:sz="4" w:space="0"/>
+          <w:left w:val="none" w:color="000000" w:sz="4" w:space="0"/>
           <w:bottom w:val="single" w:color="000000" w:themeColor="accent1" w:themeTint="80" w:sz="4" w:space="0"/>
-          <w:right w:val="none"/>
+          <w:right w:val="none" w:color="000000" w:sz="4" w:space="0"/>
         </w:tcBorders>
       </w:tcPr>
     </w:tblStylePr>
@@ -13288,12 +14410,12 @@
         <w:tblBorders/>
       </w:tblPr>
       <w:tcPr>
-        <w:shd w:color="ffffff"/>
+        <w:shd w:val="clear" w:color="ffffff"/>
         <w:tcBorders>
-          <w:top w:val="none"/>
+          <w:top w:val="none" w:color="000000" w:sz="4" w:space="0"/>
           <w:left w:val="single" w:color="000000" w:themeColor="accent1" w:themeTint="80" w:sz="4" w:space="0"/>
-          <w:bottom w:val="none"/>
-          <w:right w:val="none"/>
+          <w:bottom w:val="none" w:color="000000" w:sz="4" w:space="0"/>
+          <w:right w:val="none" w:color="000000" w:sz="4" w:space="0"/>
         </w:tcBorders>
       </w:tcPr>
     </w:tblStylePr>
@@ -13316,9 +14438,9 @@
         <w:shd w:val="clear" w:color="ffffff" w:themeColor="light1" w:fill="ffffff" w:themeFill="light1"/>
         <w:tcBorders>
           <w:top w:val="single" w:color="000000" w:themeColor="accent1" w:themeTint="80" w:sz="4" w:space="0"/>
-          <w:left w:val="none"/>
-          <w:bottom w:val="none"/>
-          <w:right w:val="none"/>
+          <w:left w:val="none" w:color="000000" w:sz="4" w:space="0"/>
+          <w:bottom w:val="none" w:color="000000" w:sz="4" w:space="0"/>
+          <w:right w:val="none" w:color="000000" w:sz="4" w:space="0"/>
         </w:tcBorders>
       </w:tcPr>
     </w:tblStylePr>
@@ -13388,9 +14510,9 @@
       </w:tcPr>
     </w:tblStylePr>
   </w:style>
-  <w:style w:type="table" w:styleId="63">
+  <w:style w:type="table" w:styleId="762">
     <w:name w:val="Grid Table 7 Colorful - Accent 2"/>
-    <w:basedOn w:val="722"/>
+    <w:basedOn w:val="875"/>
     <w:uiPriority w:val="99"/>
     <w:pPr>
       <w:pBdr/>
@@ -13492,11 +14614,11 @@
         <w:tblBorders/>
       </w:tblPr>
       <w:tcPr>
-        <w:shd w:color="ffffff"/>
+        <w:shd w:val="clear" w:color="ffffff"/>
         <w:tcBorders>
-          <w:top w:val="none"/>
-          <w:left w:val="none"/>
-          <w:bottom w:val="none"/>
+          <w:top w:val="none" w:color="000000" w:sz="4" w:space="0"/>
+          <w:left w:val="none" w:color="000000" w:sz="4" w:space="0"/>
+          <w:bottom w:val="none" w:color="000000" w:sz="4" w:space="0"/>
           <w:right w:val="single" w:color="000000" w:themeColor="accent2" w:themeTint="97" w:sz="4" w:space="0"/>
         </w:tcBorders>
       </w:tcPr>
@@ -13519,10 +14641,10 @@
       <w:tcPr>
         <w:shd w:val="clear" w:color="ffffff" w:themeColor="light1" w:fill="ffffff" w:themeFill="light1"/>
         <w:tcBorders>
-          <w:top w:val="none"/>
-          <w:left w:val="none"/>
+          <w:top w:val="none" w:color="000000" w:sz="4" w:space="0"/>
+          <w:left w:val="none" w:color="000000" w:sz="4" w:space="0"/>
           <w:bottom w:val="single" w:color="000000" w:themeColor="accent2" w:themeTint="97" w:sz="4" w:space="0"/>
-          <w:right w:val="none"/>
+          <w:right w:val="none" w:color="000000" w:sz="4" w:space="0"/>
         </w:tcBorders>
       </w:tcPr>
     </w:tblStylePr>
@@ -13542,12 +14664,12 @@
         <w:tblBorders/>
       </w:tblPr>
       <w:tcPr>
-        <w:shd w:color="ffffff"/>
+        <w:shd w:val="clear" w:color="ffffff"/>
         <w:tcBorders>
-          <w:top w:val="none"/>
+          <w:top w:val="none" w:color="000000" w:sz="4" w:space="0"/>
           <w:left w:val="single" w:color="000000" w:themeColor="accent2" w:themeTint="97" w:sz="4" w:space="0"/>
-          <w:bottom w:val="none"/>
-          <w:right w:val="none"/>
+          <w:bottom w:val="none" w:color="000000" w:sz="4" w:space="0"/>
+          <w:right w:val="none" w:color="000000" w:sz="4" w:space="0"/>
         </w:tcBorders>
       </w:tcPr>
     </w:tblStylePr>
@@ -13570,9 +14692,9 @@
         <w:shd w:val="clear" w:color="ffffff" w:themeColor="light1" w:fill="ffffff" w:themeFill="light1"/>
         <w:tcBorders>
           <w:top w:val="single" w:color="000000" w:themeColor="accent2" w:themeTint="97" w:sz="4" w:space="0"/>
-          <w:left w:val="none"/>
-          <w:bottom w:val="none"/>
-          <w:right w:val="none"/>
+          <w:left w:val="none" w:color="000000" w:sz="4" w:space="0"/>
+          <w:bottom w:val="none" w:color="000000" w:sz="4" w:space="0"/>
+          <w:right w:val="none" w:color="000000" w:sz="4" w:space="0"/>
         </w:tcBorders>
       </w:tcPr>
     </w:tblStylePr>
@@ -13642,9 +14764,9 @@
       </w:tcPr>
     </w:tblStylePr>
   </w:style>
-  <w:style w:type="table" w:styleId="64">
+  <w:style w:type="table" w:styleId="763">
     <w:name w:val="Grid Table 7 Colorful - Accent 3"/>
-    <w:basedOn w:val="722"/>
+    <w:basedOn w:val="875"/>
     <w:uiPriority w:val="99"/>
     <w:pPr>
       <w:pBdr/>
@@ -13746,11 +14868,11 @@
         <w:tblBorders/>
       </w:tblPr>
       <w:tcPr>
-        <w:shd w:color="ffffff"/>
+        <w:shd w:val="clear" w:color="ffffff"/>
         <w:tcBorders>
-          <w:top w:val="none"/>
-          <w:left w:val="none"/>
-          <w:bottom w:val="none"/>
+          <w:top w:val="none" w:color="000000" w:sz="4" w:space="0"/>
+          <w:left w:val="none" w:color="000000" w:sz="4" w:space="0"/>
+          <w:bottom w:val="none" w:color="000000" w:sz="4" w:space="0"/>
           <w:right w:val="single" w:color="000000" w:themeColor="accent3" w:themeTint="FE" w:sz="4" w:space="0"/>
         </w:tcBorders>
       </w:tcPr>
@@ -13773,10 +14895,10 @@
       <w:tcPr>
         <w:shd w:val="clear" w:color="ffffff" w:themeColor="light1" w:fill="ffffff" w:themeFill="light1"/>
         <w:tcBorders>
-          <w:top w:val="none"/>
-          <w:left w:val="none"/>
+          <w:top w:val="none" w:color="000000" w:sz="4" w:space="0"/>
+          <w:left w:val="none" w:color="000000" w:sz="4" w:space="0"/>
           <w:bottom w:val="single" w:color="000000" w:themeColor="accent3" w:themeTint="FE" w:sz="4" w:space="0"/>
-          <w:right w:val="none"/>
+          <w:right w:val="none" w:color="000000" w:sz="4" w:space="0"/>
         </w:tcBorders>
       </w:tcPr>
     </w:tblStylePr>
@@ -13796,12 +14918,12 @@
         <w:tblBorders/>
       </w:tblPr>
       <w:tcPr>
-        <w:shd w:color="ffffff"/>
+        <w:shd w:val="clear" w:color="ffffff"/>
         <w:tcBorders>
-          <w:top w:val="none"/>
+          <w:top w:val="none" w:color="000000" w:sz="4" w:space="0"/>
           <w:left w:val="single" w:color="000000" w:themeColor="accent3" w:themeTint="FE" w:sz="4" w:space="0"/>
-          <w:bottom w:val="none"/>
-          <w:right w:val="none"/>
+          <w:bottom w:val="none" w:color="000000" w:sz="4" w:space="0"/>
+          <w:right w:val="none" w:color="000000" w:sz="4" w:space="0"/>
         </w:tcBorders>
       </w:tcPr>
     </w:tblStylePr>
@@ -13824,9 +14946,9 @@
         <w:shd w:val="clear" w:color="ffffff" w:themeColor="light1" w:fill="ffffff" w:themeFill="light1"/>
         <w:tcBorders>
           <w:top w:val="single" w:color="000000" w:themeColor="accent3" w:themeTint="FE" w:sz="4" w:space="0"/>
-          <w:left w:val="none"/>
-          <w:bottom w:val="none"/>
-          <w:right w:val="none"/>
+          <w:left w:val="none" w:color="000000" w:sz="4" w:space="0"/>
+          <w:bottom w:val="none" w:color="000000" w:sz="4" w:space="0"/>
+          <w:right w:val="none" w:color="000000" w:sz="4" w:space="0"/>
         </w:tcBorders>
       </w:tcPr>
     </w:tblStylePr>
@@ -13896,9 +15018,9 @@
       </w:tcPr>
     </w:tblStylePr>
   </w:style>
-  <w:style w:type="table" w:styleId="65">
+  <w:style w:type="table" w:styleId="764">
     <w:name w:val="Grid Table 7 Colorful - Accent 4"/>
-    <w:basedOn w:val="722"/>
+    <w:basedOn w:val="875"/>
     <w:uiPriority w:val="99"/>
     <w:pPr>
       <w:pBdr/>
@@ -14000,11 +15122,11 @@
         <w:tblBorders/>
       </w:tblPr>
       <w:tcPr>
-        <w:shd w:color="ffffff"/>
+        <w:shd w:val="clear" w:color="ffffff"/>
         <w:tcBorders>
-          <w:top w:val="none"/>
-          <w:left w:val="none"/>
-          <w:bottom w:val="none"/>
+          <w:top w:val="none" w:color="000000" w:sz="4" w:space="0"/>
+          <w:left w:val="none" w:color="000000" w:sz="4" w:space="0"/>
+          <w:bottom w:val="none" w:color="000000" w:sz="4" w:space="0"/>
           <w:right w:val="single" w:color="000000" w:themeColor="accent4" w:themeTint="9A" w:sz="4" w:space="0"/>
         </w:tcBorders>
       </w:tcPr>
@@ -14027,10 +15149,10 @@
       <w:tcPr>
         <w:shd w:val="clear" w:color="ffffff" w:themeColor="light1" w:fill="ffffff" w:themeFill="light1"/>
         <w:tcBorders>
-          <w:top w:val="none"/>
-          <w:left w:val="none"/>
+          <w:top w:val="none" w:color="000000" w:sz="4" w:space="0"/>
+          <w:left w:val="none" w:color="000000" w:sz="4" w:space="0"/>
           <w:bottom w:val="single" w:color="000000" w:themeColor="accent4" w:themeTint="9A" w:sz="4" w:space="0"/>
-          <w:right w:val="none"/>
+          <w:right w:val="none" w:color="000000" w:sz="4" w:space="0"/>
         </w:tcBorders>
       </w:tcPr>
     </w:tblStylePr>
@@ -14050,12 +15172,12 @@
         <w:tblBorders/>
       </w:tblPr>
       <w:tcPr>
-        <w:shd w:color="ffffff"/>
+        <w:shd w:val="clear" w:color="ffffff"/>
         <w:tcBorders>
-          <w:top w:val="none"/>
+          <w:top w:val="none" w:color="000000" w:sz="4" w:space="0"/>
           <w:left w:val="single" w:color="000000" w:themeColor="accent4" w:themeTint="9A" w:sz="4" w:space="0"/>
-          <w:bottom w:val="none"/>
-          <w:right w:val="none"/>
+          <w:bottom w:val="none" w:color="000000" w:sz="4" w:space="0"/>
+          <w:right w:val="none" w:color="000000" w:sz="4" w:space="0"/>
         </w:tcBorders>
       </w:tcPr>
     </w:tblStylePr>
@@ -14078,9 +15200,9 @@
         <w:shd w:val="clear" w:color="ffffff" w:themeColor="light1" w:fill="ffffff" w:themeFill="light1"/>
         <w:tcBorders>
           <w:top w:val="single" w:color="000000" w:themeColor="accent4" w:themeTint="9A" w:sz="4" w:space="0"/>
-          <w:left w:val="none"/>
-          <w:bottom w:val="none"/>
-          <w:right w:val="none"/>
+          <w:left w:val="none" w:color="000000" w:sz="4" w:space="0"/>
+          <w:bottom w:val="none" w:color="000000" w:sz="4" w:space="0"/>
+          <w:right w:val="none" w:color="000000" w:sz="4" w:space="0"/>
         </w:tcBorders>
       </w:tcPr>
     </w:tblStylePr>
@@ -14150,9 +15272,9 @@
       </w:tcPr>
     </w:tblStylePr>
   </w:style>
-  <w:style w:type="table" w:styleId="66">
+  <w:style w:type="table" w:styleId="765">
     <w:name w:val="Grid Table 7 Colorful - Accent 5"/>
-    <w:basedOn w:val="722"/>
+    <w:basedOn w:val="875"/>
     <w:uiPriority w:val="99"/>
     <w:pPr>
       <w:pBdr/>
@@ -14254,11 +15376,11 @@
         <w:tblBorders/>
       </w:tblPr>
       <w:tcPr>
-        <w:shd w:color="ffffff"/>
+        <w:shd w:val="clear" w:color="ffffff"/>
         <w:tcBorders>
-          <w:top w:val="none"/>
-          <w:left w:val="none"/>
-          <w:bottom w:val="none"/>
+          <w:top w:val="none" w:color="000000" w:sz="4" w:space="0"/>
+          <w:left w:val="none" w:color="000000" w:sz="4" w:space="0"/>
+          <w:bottom w:val="none" w:color="000000" w:sz="4" w:space="0"/>
           <w:right w:val="single" w:color="000000" w:themeColor="accent5" w:themeTint="90" w:sz="4" w:space="0"/>
         </w:tcBorders>
       </w:tcPr>
@@ -14281,10 +15403,10 @@
       <w:tcPr>
         <w:shd w:val="clear" w:color="ffffff" w:themeColor="light1" w:fill="ffffff" w:themeFill="light1"/>
         <w:tcBorders>
-          <w:top w:val="none"/>
-          <w:left w:val="none"/>
+          <w:top w:val="none" w:color="000000" w:sz="4" w:space="0"/>
+          <w:left w:val="none" w:color="000000" w:sz="4" w:space="0"/>
           <w:bottom w:val="single" w:color="000000" w:themeColor="accent5" w:themeTint="90" w:sz="4" w:space="0"/>
-          <w:right w:val="none"/>
+          <w:right w:val="none" w:color="000000" w:sz="4" w:space="0"/>
         </w:tcBorders>
       </w:tcPr>
     </w:tblStylePr>
@@ -14304,12 +15426,12 @@
         <w:tblBorders/>
       </w:tblPr>
       <w:tcPr>
-        <w:shd w:color="ffffff"/>
+        <w:shd w:val="clear" w:color="ffffff"/>
         <w:tcBorders>
-          <w:top w:val="none"/>
+          <w:top w:val="none" w:color="000000" w:sz="4" w:space="0"/>
           <w:left w:val="single" w:color="000000" w:themeColor="accent5" w:themeTint="90" w:sz="4" w:space="0"/>
-          <w:bottom w:val="none"/>
-          <w:right w:val="none"/>
+          <w:bottom w:val="none" w:color="000000" w:sz="4" w:space="0"/>
+          <w:right w:val="none" w:color="000000" w:sz="4" w:space="0"/>
         </w:tcBorders>
       </w:tcPr>
     </w:tblStylePr>
@@ -14332,9 +15454,9 @@
         <w:shd w:val="clear" w:color="ffffff" w:themeColor="light1" w:fill="ffffff" w:themeFill="light1"/>
         <w:tcBorders>
           <w:top w:val="single" w:color="000000" w:themeColor="accent5" w:themeTint="90" w:sz="4" w:space="0"/>
-          <w:left w:val="none"/>
-          <w:bottom w:val="none"/>
-          <w:right w:val="none"/>
+          <w:left w:val="none" w:color="000000" w:sz="4" w:space="0"/>
+          <w:bottom w:val="none" w:color="000000" w:sz="4" w:space="0"/>
+          <w:right w:val="none" w:color="000000" w:sz="4" w:space="0"/>
         </w:tcBorders>
       </w:tcPr>
     </w:tblStylePr>
@@ -14404,9 +15526,9 @@
       </w:tcPr>
     </w:tblStylePr>
   </w:style>
-  <w:style w:type="table" w:styleId="67">
+  <w:style w:type="table" w:styleId="766">
     <w:name w:val="Grid Table 7 Colorful - Accent 6"/>
-    <w:basedOn w:val="722"/>
+    <w:basedOn w:val="875"/>
     <w:uiPriority w:val="99"/>
     <w:pPr>
       <w:pBdr/>
@@ -14508,11 +15630,11 @@
         <w:tblBorders/>
       </w:tblPr>
       <w:tcPr>
-        <w:shd w:color="ffffff"/>
+        <w:shd w:val="clear" w:color="ffffff"/>
         <w:tcBorders>
-          <w:top w:val="none"/>
-          <w:left w:val="none"/>
-          <w:bottom w:val="none"/>
+          <w:top w:val="none" w:color="000000" w:sz="4" w:space="0"/>
+          <w:left w:val="none" w:color="000000" w:sz="4" w:space="0"/>
+          <w:bottom w:val="none" w:color="000000" w:sz="4" w:space="0"/>
           <w:right w:val="single" w:color="000000" w:themeColor="accent6" w:themeTint="90" w:sz="4" w:space="0"/>
         </w:tcBorders>
       </w:tcPr>
@@ -14535,10 +15657,10 @@
       <w:tcPr>
         <w:shd w:val="clear" w:color="ffffff" w:themeColor="light1" w:fill="ffffff" w:themeFill="light1"/>
         <w:tcBorders>
-          <w:top w:val="none"/>
-          <w:left w:val="none"/>
+          <w:top w:val="none" w:color="000000" w:sz="4" w:space="0"/>
+          <w:left w:val="none" w:color="000000" w:sz="4" w:space="0"/>
           <w:bottom w:val="single" w:color="000000" w:themeColor="accent6" w:themeTint="90" w:sz="4" w:space="0"/>
-          <w:right w:val="none"/>
+          <w:right w:val="none" w:color="000000" w:sz="4" w:space="0"/>
         </w:tcBorders>
       </w:tcPr>
     </w:tblStylePr>
@@ -14558,12 +15680,12 @@
         <w:tblBorders/>
       </w:tblPr>
       <w:tcPr>
-        <w:shd w:color="ffffff"/>
+        <w:shd w:val="clear" w:color="ffffff"/>
         <w:tcBorders>
-          <w:top w:val="none"/>
+          <w:top w:val="none" w:color="000000" w:sz="4" w:space="0"/>
           <w:left w:val="single" w:color="000000" w:themeColor="accent6" w:themeTint="90" w:sz="4" w:space="0"/>
-          <w:bottom w:val="none"/>
-          <w:right w:val="none"/>
+          <w:bottom w:val="none" w:color="000000" w:sz="4" w:space="0"/>
+          <w:right w:val="none" w:color="000000" w:sz="4" w:space="0"/>
         </w:tcBorders>
       </w:tcPr>
     </w:tblStylePr>
@@ -14586,9 +15708,9 @@
         <w:shd w:val="clear" w:color="ffffff" w:themeColor="light1" w:fill="ffffff" w:themeFill="light1"/>
         <w:tcBorders>
           <w:top w:val="single" w:color="000000" w:themeColor="accent6" w:themeTint="90" w:sz="4" w:space="0"/>
-          <w:left w:val="none"/>
-          <w:bottom w:val="none"/>
-          <w:right w:val="none"/>
+          <w:left w:val="none" w:color="000000" w:sz="4" w:space="0"/>
+          <w:bottom w:val="none" w:color="000000" w:sz="4" w:space="0"/>
+          <w:right w:val="none" w:color="000000" w:sz="4" w:space="0"/>
         </w:tcBorders>
       </w:tcPr>
     </w:tblStylePr>
@@ -14658,9 +15780,9 @@
       </w:tcPr>
     </w:tblStylePr>
   </w:style>
-  <w:style w:type="table" w:styleId="68">
+  <w:style w:type="table" w:styleId="767">
     <w:name w:val="List Table 1 Light"/>
-    <w:basedOn w:val="722"/>
+    <w:basedOn w:val="875"/>
     <w:uiPriority w:val="99"/>
     <w:pPr>
       <w:pBdr/>
@@ -14874,9 +15996,9 @@
       </w:tcPr>
     </w:tblStylePr>
   </w:style>
-  <w:style w:type="table" w:styleId="69">
+  <w:style w:type="table" w:styleId="768">
     <w:name w:val="List Table 1 Light - Accent 1"/>
-    <w:basedOn w:val="722"/>
+    <w:basedOn w:val="875"/>
     <w:uiPriority w:val="99"/>
     <w:pPr>
       <w:pBdr/>
@@ -15090,9 +16212,9 @@
       </w:tcPr>
     </w:tblStylePr>
   </w:style>
-  <w:style w:type="table" w:styleId="70">
+  <w:style w:type="table" w:styleId="769">
     <w:name w:val="List Table 1 Light - Accent 2"/>
-    <w:basedOn w:val="722"/>
+    <w:basedOn w:val="875"/>
     <w:uiPriority w:val="99"/>
     <w:pPr>
       <w:pBdr/>
@@ -15306,9 +16428,9 @@
       </w:tcPr>
     </w:tblStylePr>
   </w:style>
-  <w:style w:type="table" w:styleId="71">
+  <w:style w:type="table" w:styleId="770">
     <w:name w:val="List Table 1 Light - Accent 3"/>
-    <w:basedOn w:val="722"/>
+    <w:basedOn w:val="875"/>
     <w:uiPriority w:val="99"/>
     <w:pPr>
       <w:pBdr/>
@@ -15522,9 +16644,9 @@
       </w:tcPr>
     </w:tblStylePr>
   </w:style>
-  <w:style w:type="table" w:styleId="72">
+  <w:style w:type="table" w:styleId="771">
     <w:name w:val="List Table 1 Light - Accent 4"/>
-    <w:basedOn w:val="722"/>
+    <w:basedOn w:val="875"/>
     <w:uiPriority w:val="99"/>
     <w:pPr>
       <w:pBdr/>
@@ -15738,9 +16860,9 @@
       </w:tcPr>
     </w:tblStylePr>
   </w:style>
-  <w:style w:type="table" w:styleId="73">
+  <w:style w:type="table" w:styleId="772">
     <w:name w:val="List Table 1 Light - Accent 5"/>
-    <w:basedOn w:val="722"/>
+    <w:basedOn w:val="875"/>
     <w:uiPriority w:val="99"/>
     <w:pPr>
       <w:pBdr/>
@@ -15954,9 +17076,9 @@
       </w:tcPr>
     </w:tblStylePr>
   </w:style>
-  <w:style w:type="table" w:styleId="74">
+  <w:style w:type="table" w:styleId="773">
     <w:name w:val="List Table 1 Light - Accent 6"/>
-    <w:basedOn w:val="722"/>
+    <w:basedOn w:val="875"/>
     <w:uiPriority w:val="99"/>
     <w:pPr>
       <w:pBdr/>
@@ -16170,9 +17292,9 @@
       </w:tcPr>
     </w:tblStylePr>
   </w:style>
-  <w:style w:type="table" w:styleId="75">
+  <w:style w:type="table" w:styleId="774">
     <w:name w:val="List Table 2"/>
-    <w:basedOn w:val="722"/>
+    <w:basedOn w:val="875"/>
     <w:uiPriority w:val="99"/>
     <w:pPr>
       <w:pBdr/>
@@ -16408,9 +17530,9 @@
       </w:tcPr>
     </w:tblStylePr>
   </w:style>
-  <w:style w:type="table" w:styleId="76">
+  <w:style w:type="table" w:styleId="775">
     <w:name w:val="List Table 2 - Accent 1"/>
-    <w:basedOn w:val="722"/>
+    <w:basedOn w:val="875"/>
     <w:uiPriority w:val="99"/>
     <w:pPr>
       <w:pBdr/>
@@ -16646,9 +17768,9 @@
       </w:tcPr>
     </w:tblStylePr>
   </w:style>
-  <w:style w:type="table" w:styleId="77">
+  <w:style w:type="table" w:styleId="776">
     <w:name w:val="List Table 2 - Accent 2"/>
-    <w:basedOn w:val="722"/>
+    <w:basedOn w:val="875"/>
     <w:uiPriority w:val="99"/>
     <w:pPr>
       <w:pBdr/>
@@ -16884,9 +18006,9 @@
       </w:tcPr>
     </w:tblStylePr>
   </w:style>
-  <w:style w:type="table" w:styleId="78">
+  <w:style w:type="table" w:styleId="777">
     <w:name w:val="List Table 2 - Accent 3"/>
-    <w:basedOn w:val="722"/>
+    <w:basedOn w:val="875"/>
     <w:uiPriority w:val="99"/>
     <w:pPr>
       <w:pBdr/>
@@ -17122,9 +18244,9 @@
       </w:tcPr>
     </w:tblStylePr>
   </w:style>
-  <w:style w:type="table" w:styleId="79">
+  <w:style w:type="table" w:styleId="778">
     <w:name w:val="List Table 2 - Accent 4"/>
-    <w:basedOn w:val="722"/>
+    <w:basedOn w:val="875"/>
     <w:uiPriority w:val="99"/>
     <w:pPr>
       <w:pBdr/>
@@ -17360,9 +18482,9 @@
       </w:tcPr>
     </w:tblStylePr>
   </w:style>
-  <w:style w:type="table" w:styleId="80">
+  <w:style w:type="table" w:styleId="779">
     <w:name w:val="List Table 2 - Accent 5"/>
-    <w:basedOn w:val="722"/>
+    <w:basedOn w:val="875"/>
     <w:uiPriority w:val="99"/>
     <w:pPr>
       <w:pBdr/>
@@ -17598,9 +18720,9 @@
       </w:tcPr>
     </w:tblStylePr>
   </w:style>
-  <w:style w:type="table" w:styleId="81">
+  <w:style w:type="table" w:styleId="780">
     <w:name w:val="List Table 2 - Accent 6"/>
-    <w:basedOn w:val="722"/>
+    <w:basedOn w:val="875"/>
     <w:uiPriority w:val="99"/>
     <w:pPr>
       <w:pBdr/>
@@ -17836,9 +18958,9 @@
       </w:tcPr>
     </w:tblStylePr>
   </w:style>
-  <w:style w:type="table" w:styleId="82">
+  <w:style w:type="table" w:styleId="781">
     <w:name w:val="List Table 3"/>
-    <w:basedOn w:val="722"/>
+    <w:basedOn w:val="875"/>
     <w:uiPriority w:val="99"/>
     <w:pPr>
       <w:pBdr/>
@@ -18064,9 +19186,9 @@
       </w:tcPr>
     </w:tblStylePr>
   </w:style>
-  <w:style w:type="table" w:styleId="83">
+  <w:style w:type="table" w:styleId="782">
     <w:name w:val="List Table 3 - Accent 1"/>
-    <w:basedOn w:val="722"/>
+    <w:basedOn w:val="875"/>
     <w:uiPriority w:val="99"/>
     <w:pPr>
       <w:pBdr/>
@@ -18292,9 +19414,9 @@
       </w:tcPr>
     </w:tblStylePr>
   </w:style>
-  <w:style w:type="table" w:styleId="84">
+  <w:style w:type="table" w:styleId="783">
     <w:name w:val="List Table 3 - Accent 2"/>
-    <w:basedOn w:val="722"/>
+    <w:basedOn w:val="875"/>
     <w:uiPriority w:val="99"/>
     <w:pPr>
       <w:pBdr/>
@@ -18520,9 +19642,9 @@
       </w:tcPr>
     </w:tblStylePr>
   </w:style>
-  <w:style w:type="table" w:styleId="85">
+  <w:style w:type="table" w:styleId="784">
     <w:name w:val="List Table 3 - Accent 3"/>
-    <w:basedOn w:val="722"/>
+    <w:basedOn w:val="875"/>
     <w:uiPriority w:val="99"/>
     <w:pPr>
       <w:pBdr/>
@@ -18748,9 +19870,9 @@
       </w:tcPr>
     </w:tblStylePr>
   </w:style>
-  <w:style w:type="table" w:styleId="86">
+  <w:style w:type="table" w:styleId="785">
     <w:name w:val="List Table 3 - Accent 4"/>
-    <w:basedOn w:val="722"/>
+    <w:basedOn w:val="875"/>
     <w:uiPriority w:val="99"/>
     <w:pPr>
       <w:pBdr/>
@@ -18976,9 +20098,9 @@
       </w:tcPr>
     </w:tblStylePr>
   </w:style>
-  <w:style w:type="table" w:styleId="87">
+  <w:style w:type="table" w:styleId="786">
     <w:name w:val="List Table 3 - Accent 5"/>
-    <w:basedOn w:val="722"/>
+    <w:basedOn w:val="875"/>
     <w:uiPriority w:val="99"/>
     <w:pPr>
       <w:pBdr/>
@@ -19204,9 +20326,9 @@
       </w:tcPr>
     </w:tblStylePr>
   </w:style>
-  <w:style w:type="table" w:styleId="88">
+  <w:style w:type="table" w:styleId="787">
     <w:name w:val="List Table 3 - Accent 6"/>
-    <w:basedOn w:val="722"/>
+    <w:basedOn w:val="875"/>
     <w:uiPriority w:val="99"/>
     <w:pPr>
       <w:pBdr/>
@@ -19432,9 +20554,9 @@
       </w:tcPr>
     </w:tblStylePr>
   </w:style>
-  <w:style w:type="table" w:styleId="89">
+  <w:style w:type="table" w:styleId="788">
     <w:name w:val="List Table 4"/>
-    <w:basedOn w:val="722"/>
+    <w:basedOn w:val="875"/>
     <w:uiPriority w:val="99"/>
     <w:pPr>
       <w:pBdr/>
@@ -19657,9 +20779,9 @@
       </w:tcPr>
     </w:tblStylePr>
   </w:style>
-  <w:style w:type="table" w:styleId="90">
+  <w:style w:type="table" w:styleId="789">
     <w:name w:val="List Table 4 - Accent 1"/>
-    <w:basedOn w:val="722"/>
+    <w:basedOn w:val="875"/>
     <w:uiPriority w:val="99"/>
     <w:pPr>
       <w:pBdr/>
@@ -19882,9 +21004,9 @@
       </w:tcPr>
     </w:tblStylePr>
   </w:style>
-  <w:style w:type="table" w:styleId="91">
+  <w:style w:type="table" w:styleId="790">
     <w:name w:val="List Table 4 - Accent 2"/>
-    <w:basedOn w:val="722"/>
+    <w:basedOn w:val="875"/>
     <w:uiPriority w:val="99"/>
     <w:pPr>
       <w:pBdr/>
@@ -20107,9 +21229,9 @@
       </w:tcPr>
     </w:tblStylePr>
   </w:style>
-  <w:style w:type="table" w:styleId="92">
+  <w:style w:type="table" w:styleId="791">
     <w:name w:val="List Table 4 - Accent 3"/>
-    <w:basedOn w:val="722"/>
+    <w:basedOn w:val="875"/>
     <w:uiPriority w:val="99"/>
     <w:pPr>
       <w:pBdr/>
@@ -20332,9 +21454,9 @@
       </w:tcPr>
     </w:tblStylePr>
   </w:style>
-  <w:style w:type="table" w:styleId="93">
+  <w:style w:type="table" w:styleId="792">
     <w:name w:val="List Table 4 - Accent 4"/>
-    <w:basedOn w:val="722"/>
+    <w:basedOn w:val="875"/>
     <w:uiPriority w:val="99"/>
     <w:pPr>
       <w:pBdr/>
@@ -20557,9 +21679,9 @@
       </w:tcPr>
     </w:tblStylePr>
   </w:style>
-  <w:style w:type="table" w:styleId="94">
+  <w:style w:type="table" w:styleId="793">
     <w:name w:val="List Table 4 - Accent 5"/>
-    <w:basedOn w:val="722"/>
+    <w:basedOn w:val="875"/>
     <w:uiPriority w:val="99"/>
     <w:pPr>
       <w:pBdr/>
@@ -20782,9 +21904,9 @@
       </w:tcPr>
     </w:tblStylePr>
   </w:style>
-  <w:style w:type="table" w:styleId="95">
+  <w:style w:type="table" w:styleId="794">
     <w:name w:val="List Table 4 - Accent 6"/>
-    <w:basedOn w:val="722"/>
+    <w:basedOn w:val="875"/>
     <w:uiPriority w:val="99"/>
     <w:pPr>
       <w:pBdr/>
@@ -21007,9 +22129,9 @@
       </w:tcPr>
     </w:tblStylePr>
   </w:style>
-  <w:style w:type="table" w:styleId="96">
+  <w:style w:type="table" w:styleId="795">
     <w:name w:val="List Table 5 Dark"/>
-    <w:basedOn w:val="722"/>
+    <w:basedOn w:val="875"/>
     <w:uiPriority w:val="99"/>
     <w:pPr>
       <w:pBdr/>
@@ -21249,9 +22371,9 @@
       </w:tcPr>
     </w:tblStylePr>
   </w:style>
-  <w:style w:type="table" w:styleId="97">
+  <w:style w:type="table" w:styleId="796">
     <w:name w:val="List Table 5 Dark - Accent 1"/>
-    <w:basedOn w:val="722"/>
+    <w:basedOn w:val="875"/>
     <w:uiPriority w:val="99"/>
     <w:pPr>
       <w:pBdr/>
@@ -21491,9 +22613,9 @@
       </w:tcPr>
     </w:tblStylePr>
   </w:style>
-  <w:style w:type="table" w:styleId="98">
+  <w:style w:type="table" w:styleId="797">
     <w:name w:val="List Table 5 Dark - Accent 2"/>
-    <w:basedOn w:val="722"/>
+    <w:basedOn w:val="875"/>
     <w:uiPriority w:val="99"/>
     <w:pPr>
       <w:pBdr/>
@@ -21733,9 +22855,9 @@
       </w:tcPr>
     </w:tblStylePr>
   </w:style>
-  <w:style w:type="table" w:styleId="99">
+  <w:style w:type="table" w:styleId="798">
     <w:name w:val="List Table 5 Dark - Accent 3"/>
-    <w:basedOn w:val="722"/>
+    <w:basedOn w:val="875"/>
     <w:uiPriority w:val="99"/>
     <w:pPr>
       <w:pBdr/>
@@ -21975,9 +23097,9 @@
       </w:tcPr>
     </w:tblStylePr>
   </w:style>
-  <w:style w:type="table" w:styleId="100">
+  <w:style w:type="table" w:styleId="799">
     <w:name w:val="List Table 5 Dark - Accent 4"/>
-    <w:basedOn w:val="722"/>
+    <w:basedOn w:val="875"/>
     <w:uiPriority w:val="99"/>
     <w:pPr>
       <w:pBdr/>
@@ -22217,9 +23339,9 @@
       </w:tcPr>
     </w:tblStylePr>
   </w:style>
-  <w:style w:type="table" w:styleId="101">
+  <w:style w:type="table" w:styleId="800">
     <w:name w:val="List Table 5 Dark - Accent 5"/>
-    <w:basedOn w:val="722"/>
+    <w:basedOn w:val="875"/>
     <w:uiPriority w:val="99"/>
     <w:pPr>
       <w:pBdr/>
@@ -22459,9 +23581,9 @@
       </w:tcPr>
     </w:tblStylePr>
   </w:style>
-  <w:style w:type="table" w:styleId="102">
+  <w:style w:type="table" w:styleId="801">
     <w:name w:val="List Table 5 Dark - Accent 6"/>
-    <w:basedOn w:val="722"/>
+    <w:basedOn w:val="875"/>
     <w:uiPriority w:val="99"/>
     <w:pPr>
       <w:pBdr/>
@@ -22701,9 +23823,9 @@
       </w:tcPr>
     </w:tblStylePr>
   </w:style>
-  <w:style w:type="table" w:styleId="103">
+  <w:style w:type="table" w:styleId="802">
     <w:name w:val="List Table 6 Colorful"/>
-    <w:basedOn w:val="722"/>
+    <w:basedOn w:val="875"/>
     <w:uiPriority w:val="99"/>
     <w:pPr>
       <w:pBdr/>
@@ -22924,9 +24046,9 @@
       </w:tcPr>
     </w:tblStylePr>
   </w:style>
-  <w:style w:type="table" w:styleId="104">
+  <w:style w:type="table" w:styleId="803">
     <w:name w:val="List Table 6 Colorful - Accent 1"/>
-    <w:basedOn w:val="722"/>
+    <w:basedOn w:val="875"/>
     <w:uiPriority w:val="99"/>
     <w:pPr>
       <w:pBdr/>
@@ -23147,9 +24269,9 @@
       </w:tcPr>
     </w:tblStylePr>
   </w:style>
-  <w:style w:type="table" w:styleId="105">
+  <w:style w:type="table" w:styleId="804">
     <w:name w:val="List Table 6 Colorful - Accent 2"/>
-    <w:basedOn w:val="722"/>
+    <w:basedOn w:val="875"/>
     <w:uiPriority w:val="99"/>
     <w:pPr>
       <w:pBdr/>
@@ -23370,9 +24492,9 @@
       </w:tcPr>
     </w:tblStylePr>
   </w:style>
-  <w:style w:type="table" w:styleId="106">
+  <w:style w:type="table" w:styleId="805">
     <w:name w:val="List Table 6 Colorful - Accent 3"/>
-    <w:basedOn w:val="722"/>
+    <w:basedOn w:val="875"/>
     <w:uiPriority w:val="99"/>
     <w:pPr>
       <w:pBdr/>
@@ -23593,9 +24715,9 @@
       </w:tcPr>
     </w:tblStylePr>
   </w:style>
-  <w:style w:type="table" w:styleId="107">
+  <w:style w:type="table" w:styleId="806">
     <w:name w:val="List Table 6 Colorful - Accent 4"/>
-    <w:basedOn w:val="722"/>
+    <w:basedOn w:val="875"/>
     <w:uiPriority w:val="99"/>
     <w:pPr>
       <w:pBdr/>
@@ -23816,9 +24938,9 @@
       </w:tcPr>
     </w:tblStylePr>
   </w:style>
-  <w:style w:type="table" w:styleId="108">
+  <w:style w:type="table" w:styleId="807">
     <w:name w:val="List Table 6 Colorful - Accent 5"/>
-    <w:basedOn w:val="722"/>
+    <w:basedOn w:val="875"/>
     <w:uiPriority w:val="99"/>
     <w:pPr>
       <w:pBdr/>
@@ -24039,9 +25161,9 @@
       </w:tcPr>
     </w:tblStylePr>
   </w:style>
-  <w:style w:type="table" w:styleId="109">
+  <w:style w:type="table" w:styleId="808">
     <w:name w:val="List Table 6 Colorful - Accent 6"/>
-    <w:basedOn w:val="722"/>
+    <w:basedOn w:val="875"/>
     <w:uiPriority w:val="99"/>
     <w:pPr>
       <w:pBdr/>
@@ -24262,9 +25384,9 @@
       </w:tcPr>
     </w:tblStylePr>
   </w:style>
-  <w:style w:type="table" w:styleId="110">
+  <w:style w:type="table" w:styleId="809">
     <w:name w:val="List Table 7 Colorful"/>
-    <w:basedOn w:val="722"/>
+    <w:basedOn w:val="875"/>
     <w:uiPriority w:val="99"/>
     <w:pPr>
       <w:pBdr/>
@@ -24363,11 +25485,11 @@
         <w:tblBorders/>
       </w:tblPr>
       <w:tcPr>
-        <w:shd w:color="ffffff"/>
+        <w:shd w:val="clear" w:color="ffffff"/>
         <w:tcBorders>
-          <w:top w:val="none"/>
-          <w:left w:val="none"/>
-          <w:bottom w:val="none"/>
+          <w:top w:val="none" w:color="000000" w:sz="4" w:space="0"/>
+          <w:left w:val="none" w:color="000000" w:sz="4" w:space="0"/>
+          <w:bottom w:val="none" w:color="000000" w:sz="4" w:space="0"/>
           <w:right w:val="single" w:color="000000" w:themeColor="text1" w:themeTint="80" w:sz="4" w:space="0"/>
         </w:tcBorders>
       </w:tcPr>
@@ -24390,10 +25512,10 @@
       <w:tcPr>
         <w:shd w:val="clear" w:color="ffffff" w:themeColor="light1" w:fill="ffffff" w:themeFill="light1"/>
         <w:tcBorders>
-          <w:top w:val="none"/>
-          <w:left w:val="none"/>
+          <w:top w:val="none" w:color="000000" w:sz="4" w:space="0"/>
+          <w:left w:val="none" w:color="000000" w:sz="4" w:space="0"/>
           <w:bottom w:val="single" w:color="000000" w:themeColor="text1" w:themeTint="80" w:sz="4" w:space="0"/>
-          <w:right w:val="none"/>
+          <w:right w:val="none" w:color="000000" w:sz="4" w:space="0"/>
         </w:tcBorders>
       </w:tcPr>
     </w:tblStylePr>
@@ -24413,12 +25535,12 @@
         <w:tblBorders/>
       </w:tblPr>
       <w:tcPr>
-        <w:shd w:color="ffffff"/>
+        <w:shd w:val="clear" w:color="ffffff"/>
         <w:tcBorders>
-          <w:top w:val="none"/>
+          <w:top w:val="none" w:color="000000" w:sz="4" w:space="0"/>
           <w:left w:val="single" w:color="000000" w:themeColor="text1" w:themeTint="80" w:sz="4" w:space="0"/>
-          <w:bottom w:val="none"/>
-          <w:right w:val="none"/>
+          <w:bottom w:val="none" w:color="000000" w:sz="4" w:space="0"/>
+          <w:right w:val="none" w:color="000000" w:sz="4" w:space="0"/>
         </w:tcBorders>
       </w:tcPr>
     </w:tblStylePr>
@@ -24441,9 +25563,9 @@
         <w:shd w:val="clear" w:color="ffffff" w:themeColor="light1" w:fill="ffffff" w:themeFill="light1"/>
         <w:tcBorders>
           <w:top w:val="single" w:color="000000" w:themeColor="text1" w:themeTint="80" w:sz="4" w:space="0"/>
-          <w:left w:val="none"/>
-          <w:bottom w:val="none"/>
-          <w:right w:val="none"/>
+          <w:left w:val="none" w:color="000000" w:sz="4" w:space="0"/>
+          <w:bottom w:val="none" w:color="000000" w:sz="4" w:space="0"/>
+          <w:right w:val="none" w:color="000000" w:sz="4" w:space="0"/>
         </w:tcBorders>
       </w:tcPr>
     </w:tblStylePr>
@@ -24518,9 +25640,9 @@
       </w:tcPr>
     </w:tblStylePr>
   </w:style>
-  <w:style w:type="table" w:styleId="111">
+  <w:style w:type="table" w:styleId="810">
     <w:name w:val="List Table 7 Colorful - Accent 1"/>
-    <w:basedOn w:val="722"/>
+    <w:basedOn w:val="875"/>
     <w:uiPriority w:val="99"/>
     <w:pPr>
       <w:pBdr/>
@@ -24619,11 +25741,11 @@
         <w:tblBorders/>
       </w:tblPr>
       <w:tcPr>
-        <w:shd w:color="ffffff"/>
+        <w:shd w:val="clear" w:color="ffffff"/>
         <w:tcBorders>
-          <w:top w:val="none"/>
-          <w:left w:val="none"/>
-          <w:bottom w:val="none"/>
+          <w:top w:val="none" w:color="000000" w:sz="4" w:space="0"/>
+          <w:left w:val="none" w:color="000000" w:sz="4" w:space="0"/>
+          <w:bottom w:val="none" w:color="000000" w:sz="4" w:space="0"/>
           <w:right w:val="single" w:color="000000" w:themeColor="accent1" w:sz="4" w:space="0"/>
         </w:tcBorders>
       </w:tcPr>
@@ -24646,10 +25768,10 @@
       <w:tcPr>
         <w:shd w:val="clear" w:color="ffffff" w:themeColor="light1" w:fill="ffffff" w:themeFill="light1"/>
         <w:tcBorders>
-          <w:top w:val="none"/>
-          <w:left w:val="none"/>
+          <w:top w:val="none" w:color="000000" w:sz="4" w:space="0"/>
+          <w:left w:val="none" w:color="000000" w:sz="4" w:space="0"/>
           <w:bottom w:val="single" w:color="000000" w:themeColor="accent1" w:sz="4" w:space="0"/>
-          <w:right w:val="none"/>
+          <w:right w:val="none" w:color="000000" w:sz="4" w:space="0"/>
         </w:tcBorders>
       </w:tcPr>
     </w:tblStylePr>
@@ -24669,12 +25791,12 @@
         <w:tblBorders/>
       </w:tblPr>
       <w:tcPr>
-        <w:shd w:color="ffffff"/>
+        <w:shd w:val="clear" w:color="ffffff"/>
         <w:tcBorders>
-          <w:top w:val="none"/>
+          <w:top w:val="none" w:color="000000" w:sz="4" w:space="0"/>
           <w:left w:val="single" w:color="000000" w:themeColor="accent1" w:sz="4" w:space="0"/>
-          <w:bottom w:val="none"/>
-          <w:right w:val="none"/>
+          <w:bottom w:val="none" w:color="000000" w:sz="4" w:space="0"/>
+          <w:right w:val="none" w:color="000000" w:sz="4" w:space="0"/>
         </w:tcBorders>
       </w:tcPr>
     </w:tblStylePr>
@@ -24697,9 +25819,9 @@
         <w:shd w:val="clear" w:color="ffffff" w:themeColor="light1" w:fill="ffffff" w:themeFill="light1"/>
         <w:tcBorders>
           <w:top w:val="single" w:color="000000" w:themeColor="accent1" w:sz="4" w:space="0"/>
-          <w:left w:val="none"/>
-          <w:bottom w:val="none"/>
-          <w:right w:val="none"/>
+          <w:left w:val="none" w:color="000000" w:sz="4" w:space="0"/>
+          <w:bottom w:val="none" w:color="000000" w:sz="4" w:space="0"/>
+          <w:right w:val="none" w:color="000000" w:sz="4" w:space="0"/>
         </w:tcBorders>
       </w:tcPr>
     </w:tblStylePr>
@@ -24774,9 +25896,9 @@
       </w:tcPr>
     </w:tblStylePr>
   </w:style>
-  <w:style w:type="table" w:styleId="112">
+  <w:style w:type="table" w:styleId="811">
     <w:name w:val="List Table 7 Colorful - Accent 2"/>
-    <w:basedOn w:val="722"/>
+    <w:basedOn w:val="875"/>
     <w:uiPriority w:val="99"/>
     <w:pPr>
       <w:pBdr/>
@@ -24875,11 +25997,11 @@
         <w:tblBorders/>
       </w:tblPr>
       <w:tcPr>
-        <w:shd w:color="ffffff"/>
+        <w:shd w:val="clear" w:color="ffffff"/>
         <w:tcBorders>
-          <w:top w:val="none"/>
-          <w:left w:val="none"/>
-          <w:bottom w:val="none"/>
+          <w:top w:val="none" w:color="000000" w:sz="4" w:space="0"/>
+          <w:left w:val="none" w:color="000000" w:sz="4" w:space="0"/>
+          <w:bottom w:val="none" w:color="000000" w:sz="4" w:space="0"/>
           <w:right w:val="single" w:color="000000" w:themeColor="accent2" w:themeTint="97" w:sz="4" w:space="0"/>
         </w:tcBorders>
       </w:tcPr>
@@ -24902,10 +26024,10 @@
       <w:tcPr>
         <w:shd w:val="clear" w:color="ffffff" w:themeColor="light1" w:fill="ffffff" w:themeFill="light1"/>
         <w:tcBorders>
-          <w:top w:val="none"/>
-          <w:left w:val="none"/>
+          <w:top w:val="none" w:color="000000" w:sz="4" w:space="0"/>
+          <w:left w:val="none" w:color="000000" w:sz="4" w:space="0"/>
           <w:bottom w:val="single" w:color="000000" w:themeColor="accent2" w:themeTint="97" w:sz="4" w:space="0"/>
-          <w:right w:val="none"/>
+          <w:right w:val="none" w:color="000000" w:sz="4" w:space="0"/>
         </w:tcBorders>
       </w:tcPr>
     </w:tblStylePr>
@@ -24925,12 +26047,12 @@
         <w:tblBorders/>
       </w:tblPr>
       <w:tcPr>
-        <w:shd w:color="ffffff"/>
+        <w:shd w:val="clear" w:color="ffffff"/>
         <w:tcBorders>
-          <w:top w:val="none"/>
+          <w:top w:val="none" w:color="000000" w:sz="4" w:space="0"/>
           <w:left w:val="single" w:color="000000" w:themeColor="accent2" w:themeTint="97" w:sz="4" w:space="0"/>
-          <w:bottom w:val="none"/>
-          <w:right w:val="none"/>
+          <w:bottom w:val="none" w:color="000000" w:sz="4" w:space="0"/>
+          <w:right w:val="none" w:color="000000" w:sz="4" w:space="0"/>
         </w:tcBorders>
       </w:tcPr>
     </w:tblStylePr>
@@ -24953,9 +26075,9 @@
         <w:shd w:val="clear" w:color="ffffff" w:themeColor="light1" w:fill="ffffff" w:themeFill="light1"/>
         <w:tcBorders>
           <w:top w:val="single" w:color="000000" w:themeColor="accent2" w:themeTint="97" w:sz="4" w:space="0"/>
-          <w:left w:val="none"/>
-          <w:bottom w:val="none"/>
-          <w:right w:val="none"/>
+          <w:left w:val="none" w:color="000000" w:sz="4" w:space="0"/>
+          <w:bottom w:val="none" w:color="000000" w:sz="4" w:space="0"/>
+          <w:right w:val="none" w:color="000000" w:sz="4" w:space="0"/>
         </w:tcBorders>
       </w:tcPr>
     </w:tblStylePr>
@@ -25030,9 +26152,9 @@
       </w:tcPr>
     </w:tblStylePr>
   </w:style>
-  <w:style w:type="table" w:styleId="113">
+  <w:style w:type="table" w:styleId="812">
     <w:name w:val="List Table 7 Colorful - Accent 3"/>
-    <w:basedOn w:val="722"/>
+    <w:basedOn w:val="875"/>
     <w:uiPriority w:val="99"/>
     <w:pPr>
       <w:pBdr/>
@@ -25131,11 +26253,11 @@
         <w:tblBorders/>
       </w:tblPr>
       <w:tcPr>
-        <w:shd w:color="ffffff"/>
+        <w:shd w:val="clear" w:color="ffffff"/>
         <w:tcBorders>
-          <w:top w:val="none"/>
-          <w:left w:val="none"/>
-          <w:bottom w:val="none"/>
+          <w:top w:val="none" w:color="000000" w:sz="4" w:space="0"/>
+          <w:left w:val="none" w:color="000000" w:sz="4" w:space="0"/>
+          <w:bottom w:val="none" w:color="000000" w:sz="4" w:space="0"/>
           <w:right w:val="single" w:color="000000" w:themeColor="accent3" w:themeTint="98" w:sz="4" w:space="0"/>
         </w:tcBorders>
       </w:tcPr>
@@ -25158,10 +26280,10 @@
       <w:tcPr>
         <w:shd w:val="clear" w:color="ffffff" w:themeColor="light1" w:fill="ffffff" w:themeFill="light1"/>
         <w:tcBorders>
-          <w:top w:val="none"/>
-          <w:left w:val="none"/>
+          <w:top w:val="none" w:color="000000" w:sz="4" w:space="0"/>
+          <w:left w:val="none" w:color="000000" w:sz="4" w:space="0"/>
           <w:bottom w:val="single" w:color="000000" w:themeColor="accent3" w:themeTint="98" w:sz="4" w:space="0"/>
-          <w:right w:val="none"/>
+          <w:right w:val="none" w:color="000000" w:sz="4" w:space="0"/>
         </w:tcBorders>
       </w:tcPr>
     </w:tblStylePr>
@@ -25181,12 +26303,12 @@
         <w:tblBorders/>
       </w:tblPr>
       <w:tcPr>
-        <w:shd w:color="ffffff"/>
+        <w:shd w:val="clear" w:color="ffffff"/>
         <w:tcBorders>
-          <w:top w:val="none"/>
+          <w:top w:val="none" w:color="000000" w:sz="4" w:space="0"/>
           <w:left w:val="single" w:color="000000" w:themeColor="accent3" w:themeTint="98" w:sz="4" w:space="0"/>
-          <w:bottom w:val="none"/>
-          <w:right w:val="none"/>
+          <w:bottom w:val="none" w:color="000000" w:sz="4" w:space="0"/>
+          <w:right w:val="none" w:color="000000" w:sz="4" w:space="0"/>
         </w:tcBorders>
       </w:tcPr>
     </w:tblStylePr>
@@ -25209,9 +26331,9 @@
         <w:shd w:val="clear" w:color="ffffff" w:themeColor="light1" w:fill="ffffff" w:themeFill="light1"/>
         <w:tcBorders>
           <w:top w:val="single" w:color="000000" w:themeColor="accent3" w:themeTint="98" w:sz="4" w:space="0"/>
-          <w:left w:val="none"/>
-          <w:bottom w:val="none"/>
-          <w:right w:val="none"/>
+          <w:left w:val="none" w:color="000000" w:sz="4" w:space="0"/>
+          <w:bottom w:val="none" w:color="000000" w:sz="4" w:space="0"/>
+          <w:right w:val="none" w:color="000000" w:sz="4" w:space="0"/>
         </w:tcBorders>
       </w:tcPr>
     </w:tblStylePr>
@@ -25286,9 +26408,9 @@
       </w:tcPr>
     </w:tblStylePr>
   </w:style>
-  <w:style w:type="table" w:styleId="114">
+  <w:style w:type="table" w:styleId="813">
     <w:name w:val="List Table 7 Colorful - Accent 4"/>
-    <w:basedOn w:val="722"/>
+    <w:basedOn w:val="875"/>
     <w:uiPriority w:val="99"/>
     <w:pPr>
       <w:pBdr/>
@@ -25387,11 +26509,11 @@
         <w:tblBorders/>
       </w:tblPr>
       <w:tcPr>
-        <w:shd w:color="ffffff"/>
+        <w:shd w:val="clear" w:color="ffffff"/>
         <w:tcBorders>
-          <w:top w:val="none"/>
-          <w:left w:val="none"/>
-          <w:bottom w:val="none"/>
+          <w:top w:val="none" w:color="000000" w:sz="4" w:space="0"/>
+          <w:left w:val="none" w:color="000000" w:sz="4" w:space="0"/>
+          <w:bottom w:val="none" w:color="000000" w:sz="4" w:space="0"/>
           <w:right w:val="single" w:color="000000" w:themeColor="accent4" w:themeTint="9A" w:sz="4" w:space="0"/>
         </w:tcBorders>
       </w:tcPr>
@@ -25414,10 +26536,10 @@
       <w:tcPr>
         <w:shd w:val="clear" w:color="ffffff" w:themeColor="light1" w:fill="ffffff" w:themeFill="light1"/>
         <w:tcBorders>
-          <w:top w:val="none"/>
-          <w:left w:val="none"/>
+          <w:top w:val="none" w:color="000000" w:sz="4" w:space="0"/>
+          <w:left w:val="none" w:color="000000" w:sz="4" w:space="0"/>
           <w:bottom w:val="single" w:color="000000" w:themeColor="accent4" w:themeTint="9A" w:sz="4" w:space="0"/>
-          <w:right w:val="none"/>
+          <w:right w:val="none" w:color="000000" w:sz="4" w:space="0"/>
         </w:tcBorders>
       </w:tcPr>
     </w:tblStylePr>
@@ -25437,12 +26559,12 @@
         <w:tblBorders/>
       </w:tblPr>
       <w:tcPr>
-        <w:shd w:color="ffffff"/>
+        <w:shd w:val="clear" w:color="ffffff"/>
         <w:tcBorders>
-          <w:top w:val="none"/>
+          <w:top w:val="none" w:color="000000" w:sz="4" w:space="0"/>
           <w:left w:val="single" w:color="000000" w:themeColor="accent4" w:themeTint="9A" w:sz="4" w:space="0"/>
-          <w:bottom w:val="none"/>
-          <w:right w:val="none"/>
+          <w:bottom w:val="none" w:color="000000" w:sz="4" w:space="0"/>
+          <w:right w:val="none" w:color="000000" w:sz="4" w:space="0"/>
         </w:tcBorders>
       </w:tcPr>
     </w:tblStylePr>
@@ -25465,9 +26587,9 @@
         <w:shd w:val="clear" w:color="ffffff" w:themeColor="light1" w:fill="ffffff" w:themeFill="light1"/>
         <w:tcBorders>
           <w:top w:val="single" w:color="000000" w:themeColor="accent4" w:themeTint="9A" w:sz="4" w:space="0"/>
-          <w:left w:val="none"/>
-          <w:bottom w:val="none"/>
-          <w:right w:val="none"/>
+          <w:left w:val="none" w:color="000000" w:sz="4" w:space="0"/>
+          <w:bottom w:val="none" w:color="000000" w:sz="4" w:space="0"/>
+          <w:right w:val="none" w:color="000000" w:sz="4" w:space="0"/>
         </w:tcBorders>
       </w:tcPr>
     </w:tblStylePr>
@@ -25542,9 +26664,9 @@
       </w:tcPr>
     </w:tblStylePr>
   </w:style>
-  <w:style w:type="table" w:styleId="115">
+  <w:style w:type="table" w:styleId="814">
     <w:name w:val="List Table 7 Colorful - Accent 5"/>
-    <w:basedOn w:val="722"/>
+    <w:basedOn w:val="875"/>
     <w:uiPriority w:val="99"/>
     <w:pPr>
       <w:pBdr/>
@@ -25643,11 +26765,11 @@
         <w:tblBorders/>
       </w:tblPr>
       <w:tcPr>
-        <w:shd w:color="ffffff"/>
+        <w:shd w:val="clear" w:color="ffffff"/>
         <w:tcBorders>
-          <w:top w:val="none"/>
-          <w:left w:val="none"/>
-          <w:bottom w:val="none"/>
+          <w:top w:val="none" w:color="000000" w:sz="4" w:space="0"/>
+          <w:left w:val="none" w:color="000000" w:sz="4" w:space="0"/>
+          <w:bottom w:val="none" w:color="000000" w:sz="4" w:space="0"/>
           <w:right w:val="single" w:color="000000" w:themeColor="accent5" w:themeTint="9A" w:sz="4" w:space="0"/>
         </w:tcBorders>
       </w:tcPr>
@@ -25670,10 +26792,10 @@
       <w:tcPr>
         <w:shd w:val="clear" w:color="ffffff" w:themeColor="light1" w:fill="ffffff" w:themeFill="light1"/>
         <w:tcBorders>
-          <w:top w:val="none"/>
-          <w:left w:val="none"/>
+          <w:top w:val="none" w:color="000000" w:sz="4" w:space="0"/>
+          <w:left w:val="none" w:color="000000" w:sz="4" w:space="0"/>
           <w:bottom w:val="single" w:color="000000" w:themeColor="accent5" w:themeTint="9A" w:sz="4" w:space="0"/>
-          <w:right w:val="none"/>
+          <w:right w:val="none" w:color="000000" w:sz="4" w:space="0"/>
         </w:tcBorders>
       </w:tcPr>
     </w:tblStylePr>
@@ -25693,12 +26815,12 @@
         <w:tblBorders/>
       </w:tblPr>
       <w:tcPr>
-        <w:shd w:color="ffffff"/>
+        <w:shd w:val="clear" w:color="ffffff"/>
         <w:tcBorders>
-          <w:top w:val="none"/>
+          <w:top w:val="none" w:color="000000" w:sz="4" w:space="0"/>
           <w:left w:val="single" w:color="000000" w:themeColor="accent5" w:themeTint="9A" w:sz="4" w:space="0"/>
-          <w:bottom w:val="none"/>
-          <w:right w:val="none"/>
+          <w:bottom w:val="none" w:color="000000" w:sz="4" w:space="0"/>
+          <w:right w:val="none" w:color="000000" w:sz="4" w:space="0"/>
         </w:tcBorders>
       </w:tcPr>
     </w:tblStylePr>
@@ -25721,9 +26843,9 @@
         <w:shd w:val="clear" w:color="ffffff" w:themeColor="light1" w:fill="ffffff" w:themeFill="light1"/>
         <w:tcBorders>
           <w:top w:val="single" w:color="000000" w:themeColor="accent5" w:themeTint="9A" w:sz="4" w:space="0"/>
-          <w:left w:val="none"/>
-          <w:bottom w:val="none"/>
-          <w:right w:val="none"/>
+          <w:left w:val="none" w:color="000000" w:sz="4" w:space="0"/>
+          <w:bottom w:val="none" w:color="000000" w:sz="4" w:space="0"/>
+          <w:right w:val="none" w:color="000000" w:sz="4" w:space="0"/>
         </w:tcBorders>
       </w:tcPr>
     </w:tblStylePr>
@@ -25798,9 +26920,9 @@
       </w:tcPr>
     </w:tblStylePr>
   </w:style>
-  <w:style w:type="table" w:styleId="116">
+  <w:style w:type="table" w:styleId="815">
     <w:name w:val="List Table 7 Colorful - Accent 6"/>
-    <w:basedOn w:val="722"/>
+    <w:basedOn w:val="875"/>
     <w:uiPriority w:val="99"/>
     <w:pPr>
       <w:pBdr/>
@@ -25899,11 +27021,11 @@
         <w:tblBorders/>
       </w:tblPr>
       <w:tcPr>
-        <w:shd w:color="ffffff"/>
+        <w:shd w:val="clear" w:color="ffffff"/>
         <w:tcBorders>
-          <w:top w:val="none"/>
-          <w:left w:val="none"/>
-          <w:bottom w:val="none"/>
+          <w:top w:val="none" w:color="000000" w:sz="4" w:space="0"/>
+          <w:left w:val="none" w:color="000000" w:sz="4" w:space="0"/>
+          <w:bottom w:val="none" w:color="000000" w:sz="4" w:space="0"/>
           <w:right w:val="single" w:color="000000" w:themeColor="accent6" w:themeTint="98" w:sz="4" w:space="0"/>
         </w:tcBorders>
       </w:tcPr>
@@ -25926,10 +27048,10 @@
       <w:tcPr>
         <w:shd w:val="clear" w:color="ffffff" w:themeColor="light1" w:fill="ffffff" w:themeFill="light1"/>
         <w:tcBorders>
-          <w:top w:val="none"/>
-          <w:left w:val="none"/>
+          <w:top w:val="none" w:color="000000" w:sz="4" w:space="0"/>
+          <w:left w:val="none" w:color="000000" w:sz="4" w:space="0"/>
           <w:bottom w:val="single" w:color="000000" w:themeColor="accent6" w:themeTint="98" w:sz="4" w:space="0"/>
-          <w:right w:val="none"/>
+          <w:right w:val="none" w:color="000000" w:sz="4" w:space="0"/>
         </w:tcBorders>
       </w:tcPr>
     </w:tblStylePr>
@@ -25949,12 +27071,12 @@
         <w:tblBorders/>
       </w:tblPr>
       <w:tcPr>
-        <w:shd w:color="ffffff"/>
+        <w:shd w:val="clear" w:color="ffffff"/>
         <w:tcBorders>
-          <w:top w:val="none"/>
+          <w:top w:val="none" w:color="000000" w:sz="4" w:space="0"/>
           <w:left w:val="single" w:color="000000" w:themeColor="accent6" w:themeTint="98" w:sz="4" w:space="0"/>
-          <w:bottom w:val="none"/>
-          <w:right w:val="none"/>
+          <w:bottom w:val="none" w:color="000000" w:sz="4" w:space="0"/>
+          <w:right w:val="none" w:color="000000" w:sz="4" w:space="0"/>
         </w:tcBorders>
       </w:tcPr>
     </w:tblStylePr>
@@ -25977,9 +27099,9 @@
         <w:shd w:val="clear" w:color="ffffff" w:themeColor="light1" w:fill="ffffff" w:themeFill="light1"/>
         <w:tcBorders>
           <w:top w:val="single" w:color="000000" w:themeColor="accent6" w:themeTint="98" w:sz="4" w:space="0"/>
-          <w:left w:val="none"/>
-          <w:bottom w:val="none"/>
-          <w:right w:val="none"/>
+          <w:left w:val="none" w:color="000000" w:sz="4" w:space="0"/>
+          <w:bottom w:val="none" w:color="000000" w:sz="4" w:space="0"/>
+          <w:right w:val="none" w:color="000000" w:sz="4" w:space="0"/>
         </w:tcBorders>
       </w:tcPr>
     </w:tblStylePr>
@@ -26054,9 +27176,9 @@
       </w:tcPr>
     </w:tblStylePr>
   </w:style>
-  <w:style w:type="table" w:styleId="117">
+  <w:style w:type="table" w:styleId="816">
     <w:name w:val="Lined - Accent"/>
-    <w:basedOn w:val="722"/>
+    <w:basedOn w:val="875"/>
     <w:uiPriority w:val="99"/>
     <w:pPr>
       <w:pBdr/>
@@ -26291,9 +27413,9 @@
       </w:tcPr>
     </w:tblStylePr>
   </w:style>
-  <w:style w:type="table" w:styleId="118">
+  <w:style w:type="table" w:styleId="817">
     <w:name w:val="Lined - Accent 1"/>
-    <w:basedOn w:val="722"/>
+    <w:basedOn w:val="875"/>
     <w:uiPriority w:val="99"/>
     <w:pPr>
       <w:pBdr/>
@@ -26528,9 +27650,9 @@
       </w:tcPr>
     </w:tblStylePr>
   </w:style>
-  <w:style w:type="table" w:styleId="119">
+  <w:style w:type="table" w:styleId="818">
     <w:name w:val="Lined - Accent 2"/>
-    <w:basedOn w:val="722"/>
+    <w:basedOn w:val="875"/>
     <w:uiPriority w:val="99"/>
     <w:pPr>
       <w:pBdr/>
@@ -26765,9 +27887,9 @@
       </w:tcPr>
     </w:tblStylePr>
   </w:style>
-  <w:style w:type="table" w:styleId="120">
+  <w:style w:type="table" w:styleId="819">
     <w:name w:val="Lined - Accent 3"/>
-    <w:basedOn w:val="722"/>
+    <w:basedOn w:val="875"/>
     <w:uiPriority w:val="99"/>
     <w:pPr>
       <w:pBdr/>
@@ -27002,9 +28124,9 @@
       </w:tcPr>
     </w:tblStylePr>
   </w:style>
-  <w:style w:type="table" w:styleId="121">
+  <w:style w:type="table" w:styleId="820">
     <w:name w:val="Lined - Accent 4"/>
-    <w:basedOn w:val="722"/>
+    <w:basedOn w:val="875"/>
     <w:uiPriority w:val="99"/>
     <w:pPr>
       <w:pBdr/>
@@ -27239,9 +28361,9 @@
       </w:tcPr>
     </w:tblStylePr>
   </w:style>
-  <w:style w:type="table" w:styleId="122">
+  <w:style w:type="table" w:styleId="821">
     <w:name w:val="Lined - Accent 5"/>
-    <w:basedOn w:val="722"/>
+    <w:basedOn w:val="875"/>
     <w:uiPriority w:val="99"/>
     <w:pPr>
       <w:pBdr/>
@@ -27476,9 +28598,9 @@
       </w:tcPr>
     </w:tblStylePr>
   </w:style>
-  <w:style w:type="table" w:styleId="123">
+  <w:style w:type="table" w:styleId="822">
     <w:name w:val="Lined - Accent 6"/>
-    <w:basedOn w:val="722"/>
+    <w:basedOn w:val="875"/>
     <w:uiPriority w:val="99"/>
     <w:pPr>
       <w:pBdr/>
@@ -27713,9 +28835,9 @@
       </w:tcPr>
     </w:tblStylePr>
   </w:style>
-  <w:style w:type="table" w:styleId="124">
+  <w:style w:type="table" w:styleId="823">
     <w:name w:val="Bordered &amp; Lined - Accent"/>
-    <w:basedOn w:val="722"/>
+    <w:basedOn w:val="875"/>
     <w:uiPriority w:val="99"/>
     <w:pPr>
       <w:pBdr/>
@@ -27957,9 +29079,9 @@
       </w:tcPr>
     </w:tblStylePr>
   </w:style>
-  <w:style w:type="table" w:styleId="125">
+  <w:style w:type="table" w:styleId="824">
     <w:name w:val="Bordered &amp; Lined - Accent 1"/>
-    <w:basedOn w:val="722"/>
+    <w:basedOn w:val="875"/>
     <w:uiPriority w:val="99"/>
     <w:pPr>
       <w:pBdr/>
@@ -28201,9 +29323,9 @@
       </w:tcPr>
     </w:tblStylePr>
   </w:style>
-  <w:style w:type="table" w:styleId="126">
+  <w:style w:type="table" w:styleId="825">
     <w:name w:val="Bordered &amp; Lined - Accent 2"/>
-    <w:basedOn w:val="722"/>
+    <w:basedOn w:val="875"/>
     <w:uiPriority w:val="99"/>
     <w:pPr>
       <w:pBdr/>
@@ -28445,9 +29567,9 @@
       </w:tcPr>
     </w:tblStylePr>
   </w:style>
-  <w:style w:type="table" w:styleId="127">
+  <w:style w:type="table" w:styleId="826">
     <w:name w:val="Bordered &amp; Lined - Accent 3"/>
-    <w:basedOn w:val="722"/>
+    <w:basedOn w:val="875"/>
     <w:uiPriority w:val="99"/>
     <w:pPr>
       <w:pBdr/>
@@ -28689,9 +29811,9 @@
       </w:tcPr>
     </w:tblStylePr>
   </w:style>
-  <w:style w:type="table" w:styleId="128">
+  <w:style w:type="table" w:styleId="827">
     <w:name w:val="Bordered &amp; Lined - Accent 4"/>
-    <w:basedOn w:val="722"/>
+    <w:basedOn w:val="875"/>
     <w:uiPriority w:val="99"/>
     <w:pPr>
       <w:pBdr/>
@@ -28933,9 +30055,9 @@
       </w:tcPr>
     </w:tblStylePr>
   </w:style>
-  <w:style w:type="table" w:styleId="129">
+  <w:style w:type="table" w:styleId="828">
     <w:name w:val="Bordered &amp; Lined - Accent 5"/>
-    <w:basedOn w:val="722"/>
+    <w:basedOn w:val="875"/>
     <w:uiPriority w:val="99"/>
     <w:pPr>
       <w:pBdr/>
@@ -29177,9 +30299,9 @@
       </w:tcPr>
     </w:tblStylePr>
   </w:style>
-  <w:style w:type="table" w:styleId="130">
+  <w:style w:type="table" w:styleId="829">
     <w:name w:val="Bordered &amp; Lined - Accent 6"/>
-    <w:basedOn w:val="722"/>
+    <w:basedOn w:val="875"/>
     <w:uiPriority w:val="99"/>
     <w:pPr>
       <w:pBdr/>
@@ -29421,9 +30543,9 @@
       </w:tcPr>
     </w:tblStylePr>
   </w:style>
-  <w:style w:type="table" w:styleId="131">
+  <w:style w:type="table" w:styleId="830">
     <w:name w:val="Bordered"/>
-    <w:basedOn w:val="722"/>
+    <w:basedOn w:val="875"/>
     <w:uiPriority w:val="99"/>
     <w:pPr>
       <w:pBdr/>
@@ -29652,9 +30774,9 @@
       </w:tcPr>
     </w:tblStylePr>
   </w:style>
-  <w:style w:type="table" w:styleId="132">
+  <w:style w:type="table" w:styleId="831">
     <w:name w:val="Bordered - Accent 1"/>
-    <w:basedOn w:val="722"/>
+    <w:basedOn w:val="875"/>
     <w:uiPriority w:val="99"/>
     <w:pPr>
       <w:pBdr/>
@@ -29883,9 +31005,9 @@
       </w:tcPr>
     </w:tblStylePr>
   </w:style>
-  <w:style w:type="table" w:styleId="133">
+  <w:style w:type="table" w:styleId="832">
     <w:name w:val="Bordered - Accent 2"/>
-    <w:basedOn w:val="722"/>
+    <w:basedOn w:val="875"/>
     <w:uiPriority w:val="99"/>
     <w:pPr>
       <w:pBdr/>
@@ -30114,9 +31236,9 @@
       </w:tcPr>
     </w:tblStylePr>
   </w:style>
-  <w:style w:type="table" w:styleId="134">
+  <w:style w:type="table" w:styleId="833">
     <w:name w:val="Bordered - Accent 3"/>
-    <w:basedOn w:val="722"/>
+    <w:basedOn w:val="875"/>
     <w:uiPriority w:val="99"/>
     <w:pPr>
       <w:pBdr/>
@@ -30345,9 +31467,9 @@
       </w:tcPr>
     </w:tblStylePr>
   </w:style>
-  <w:style w:type="table" w:styleId="135">
+  <w:style w:type="table" w:styleId="834">
     <w:name w:val="Bordered - Accent 4"/>
-    <w:basedOn w:val="722"/>
+    <w:basedOn w:val="875"/>
     <w:uiPriority w:val="99"/>
     <w:pPr>
       <w:pBdr/>
@@ -30576,9 +31698,9 @@
       </w:tcPr>
     </w:tblStylePr>
   </w:style>
-  <w:style w:type="table" w:styleId="136">
+  <w:style w:type="table" w:styleId="835">
     <w:name w:val="Bordered - Accent 5"/>
-    <w:basedOn w:val="722"/>
+    <w:basedOn w:val="875"/>
     <w:uiPriority w:val="99"/>
     <w:pPr>
       <w:pBdr/>
@@ -30807,9 +31929,9 @@
       </w:tcPr>
     </w:tblStylePr>
   </w:style>
-  <w:style w:type="table" w:styleId="137">
+  <w:style w:type="table" w:styleId="836">
     <w:name w:val="Bordered - Accent 6"/>
-    <w:basedOn w:val="722"/>
+    <w:basedOn w:val="875"/>
     <w:uiPriority w:val="99"/>
     <w:pPr>
       <w:pBdr/>
@@ -31038,9 +32160,9 @@
       </w:tcPr>
     </w:tblStylePr>
   </w:style>
-  <w:style w:type="paragraph" w:styleId="170">
+  <w:style w:type="paragraph" w:styleId="837">
     <w:name w:val="No Spacing"/>
-    <w:basedOn w:val="711"/>
+    <w:basedOn w:val="864"/>
     <w:uiPriority w:val="1"/>
     <w:qFormat/>
     <w:pPr>
@@ -31049,9 +32171,9 @@
       <w:ind/>
     </w:pPr>
   </w:style>
-  <w:style w:type="character" w:styleId="171">
+  <w:style w:type="character" w:styleId="838">
     <w:name w:val="Subtle Emphasis"/>
-    <w:basedOn w:val="721"/>
+    <w:basedOn w:val="874"/>
     <w:uiPriority w:val="19"/>
     <w:qFormat/>
     <w:pPr>
@@ -31065,9 +32187,9 @@
       <w:color w:val="404040" w:themeColor="text1" w:themeTint="BF"/>
     </w:rPr>
   </w:style>
-  <w:style w:type="character" w:styleId="172">
+  <w:style w:type="character" w:styleId="839">
     <w:name w:val="Emphasis"/>
-    <w:basedOn w:val="721"/>
+    <w:basedOn w:val="874"/>
     <w:uiPriority w:val="20"/>
     <w:qFormat/>
     <w:pPr>
@@ -31080,9 +32202,9 @@
       <w:iCs/>
     </w:rPr>
   </w:style>
-  <w:style w:type="character" w:styleId="173">
+  <w:style w:type="character" w:styleId="840">
     <w:name w:val="Strong"/>
-    <w:basedOn w:val="721"/>
+    <w:basedOn w:val="874"/>
     <w:uiPriority w:val="22"/>
     <w:qFormat/>
     <w:pPr>
@@ -31095,9 +32217,9 @@
       <w:bCs/>
     </w:rPr>
   </w:style>
-  <w:style w:type="character" w:styleId="174">
+  <w:style w:type="character" w:styleId="841">
     <w:name w:val="Subtle Reference"/>
-    <w:basedOn w:val="721"/>
+    <w:basedOn w:val="874"/>
     <w:uiPriority w:val="31"/>
     <w:qFormat/>
     <w:pPr>
@@ -31110,9 +32232,9 @@
       <w:color w:val="5a5a5a" w:themeColor="text1" w:themeTint="A5"/>
     </w:rPr>
   </w:style>
-  <w:style w:type="character" w:styleId="175">
+  <w:style w:type="character" w:styleId="842">
     <w:name w:val="Book Title"/>
-    <w:basedOn w:val="721"/>
+    <w:basedOn w:val="874"/>
     <w:uiPriority w:val="33"/>
     <w:qFormat/>
     <w:pPr>
@@ -31128,10 +32250,10 @@
       <w:spacing w:val="5"/>
     </w:rPr>
   </w:style>
-  <w:style w:type="paragraph" w:styleId="180">
+  <w:style w:type="paragraph" w:styleId="843">
     <w:name w:val="Caption"/>
-    <w:basedOn w:val="711"/>
-    <w:next w:val="711"/>
+    <w:basedOn w:val="864"/>
+    <w:next w:val="864"/>
     <w:uiPriority w:val="35"/>
     <w:unhideWhenUsed/>
     <w:qFormat/>
@@ -31148,10 +32270,10 @@
       <w:szCs w:val="18"/>
     </w:rPr>
   </w:style>
-  <w:style w:type="paragraph" w:styleId="181">
+  <w:style w:type="paragraph" w:styleId="844">
     <w:name w:val="footnote text"/>
-    <w:basedOn w:val="711"/>
-    <w:link w:val="182"/>
+    <w:basedOn w:val="864"/>
+    <w:link w:val="845"/>
     <w:uiPriority w:val="99"/>
     <w:semiHidden/>
     <w:unhideWhenUsed/>
@@ -31165,10 +32287,10 @@
       <w:szCs w:val="20"/>
     </w:rPr>
   </w:style>
-  <w:style w:type="character" w:styleId="182">
+  <w:style w:type="character" w:styleId="845">
     <w:name w:val="Footnote Text Char"/>
-    <w:basedOn w:val="721"/>
-    <w:link w:val="181"/>
+    <w:basedOn w:val="874"/>
+    <w:link w:val="844"/>
     <w:uiPriority w:val="99"/>
     <w:semiHidden/>
     <w:pPr>
@@ -31181,9 +32303,9 @@
       <w:szCs w:val="20"/>
     </w:rPr>
   </w:style>
-  <w:style w:type="character" w:styleId="183">
+  <w:style w:type="character" w:styleId="846">
     <w:name w:val="footnote reference"/>
-    <w:basedOn w:val="721"/>
+    <w:basedOn w:val="874"/>
     <w:uiPriority w:val="99"/>
     <w:semiHidden/>
     <w:unhideWhenUsed/>
@@ -31196,10 +32318,10 @@
       <w:vertAlign w:val="superscript"/>
     </w:rPr>
   </w:style>
-  <w:style w:type="paragraph" w:styleId="184">
+  <w:style w:type="paragraph" w:styleId="847">
     <w:name w:val="endnote text"/>
-    <w:basedOn w:val="711"/>
-    <w:link w:val="185"/>
+    <w:basedOn w:val="864"/>
+    <w:link w:val="848"/>
     <w:uiPriority w:val="99"/>
     <w:semiHidden/>
     <w:unhideWhenUsed/>
@@ -31213,10 +32335,10 @@
       <w:szCs w:val="20"/>
     </w:rPr>
   </w:style>
-  <w:style w:type="character" w:styleId="185">
+  <w:style w:type="character" w:styleId="848">
     <w:name w:val="Endnote Text Char"/>
-    <w:basedOn w:val="721"/>
-    <w:link w:val="184"/>
+    <w:basedOn w:val="874"/>
+    <w:link w:val="847"/>
     <w:uiPriority w:val="99"/>
     <w:semiHidden/>
     <w:pPr>
@@ -31229,9 +32351,9 @@
       <w:szCs w:val="20"/>
     </w:rPr>
   </w:style>
-  <w:style w:type="character" w:styleId="186">
+  <w:style w:type="character" w:styleId="849">
     <w:name w:val="endnote reference"/>
-    <w:basedOn w:val="721"/>
+    <w:basedOn w:val="874"/>
     <w:uiPriority w:val="99"/>
     <w:semiHidden/>
     <w:unhideWhenUsed/>
@@ -31244,9 +32366,9 @@
       <w:vertAlign w:val="superscript"/>
     </w:rPr>
   </w:style>
-  <w:style w:type="character" w:styleId="187">
+  <w:style w:type="character" w:styleId="850">
     <w:name w:val="Hyperlink"/>
-    <w:basedOn w:val="721"/>
+    <w:basedOn w:val="874"/>
     <w:uiPriority w:val="99"/>
     <w:unhideWhenUsed/>
     <w:pPr>
@@ -31259,9 +32381,9 @@
       <w:u w:val="single"/>
     </w:rPr>
   </w:style>
-  <w:style w:type="character" w:styleId="188">
+  <w:style w:type="character" w:styleId="851">
     <w:name w:val="FollowedHyperlink"/>
-    <w:basedOn w:val="721"/>
+    <w:basedOn w:val="874"/>
     <w:uiPriority w:val="99"/>
     <w:semiHidden/>
     <w:unhideWhenUsed/>
@@ -31275,10 +32397,10 @@
       <w:u w:val="single"/>
     </w:rPr>
   </w:style>
-  <w:style w:type="paragraph" w:styleId="189">
+  <w:style w:type="paragraph" w:styleId="852">
     <w:name w:val="toc 1"/>
-    <w:basedOn w:val="711"/>
-    <w:next w:val="711"/>
+    <w:basedOn w:val="864"/>
+    <w:next w:val="864"/>
     <w:uiPriority w:val="39"/>
     <w:unhideWhenUsed/>
     <w:pPr>
@@ -31287,10 +32409,10 @@
       <w:ind/>
     </w:pPr>
   </w:style>
-  <w:style w:type="paragraph" w:styleId="190">
+  <w:style w:type="paragraph" w:styleId="853">
     <w:name w:val="toc 2"/>
-    <w:basedOn w:val="711"/>
-    <w:next w:val="711"/>
+    <w:basedOn w:val="864"/>
+    <w:next w:val="864"/>
     <w:uiPriority w:val="39"/>
     <w:unhideWhenUsed/>
     <w:pPr>
@@ -31299,10 +32421,10 @@
       <w:ind w:left="220"/>
     </w:pPr>
   </w:style>
-  <w:style w:type="paragraph" w:styleId="191">
+  <w:style w:type="paragraph" w:styleId="854">
     <w:name w:val="toc 3"/>
-    <w:basedOn w:val="711"/>
-    <w:next w:val="711"/>
+    <w:basedOn w:val="864"/>
+    <w:next w:val="864"/>
     <w:uiPriority w:val="39"/>
     <w:unhideWhenUsed/>
     <w:pPr>
@@ -31311,10 +32433,10 @@
       <w:ind w:left="440"/>
     </w:pPr>
   </w:style>
-  <w:style w:type="paragraph" w:styleId="192">
+  <w:style w:type="paragraph" w:styleId="855">
     <w:name w:val="toc 4"/>
-    <w:basedOn w:val="711"/>
-    <w:next w:val="711"/>
+    <w:basedOn w:val="864"/>
+    <w:next w:val="864"/>
     <w:uiPriority w:val="39"/>
     <w:unhideWhenUsed/>
     <w:pPr>
@@ -31323,10 +32445,10 @@
       <w:ind w:left="660"/>
     </w:pPr>
   </w:style>
-  <w:style w:type="paragraph" w:styleId="193">
+  <w:style w:type="paragraph" w:styleId="856">
     <w:name w:val="toc 5"/>
-    <w:basedOn w:val="711"/>
-    <w:next w:val="711"/>
+    <w:basedOn w:val="864"/>
+    <w:next w:val="864"/>
     <w:uiPriority w:val="39"/>
     <w:unhideWhenUsed/>
     <w:pPr>
@@ -31335,10 +32457,10 @@
       <w:ind w:left="880"/>
     </w:pPr>
   </w:style>
-  <w:style w:type="paragraph" w:styleId="194">
+  <w:style w:type="paragraph" w:styleId="857">
     <w:name w:val="toc 6"/>
-    <w:basedOn w:val="711"/>
-    <w:next w:val="711"/>
+    <w:basedOn w:val="864"/>
+    <w:next w:val="864"/>
     <w:uiPriority w:val="39"/>
     <w:unhideWhenUsed/>
     <w:pPr>
@@ -31347,10 +32469,10 @@
       <w:ind w:left="1100"/>
     </w:pPr>
   </w:style>
-  <w:style w:type="paragraph" w:styleId="195">
+  <w:style w:type="paragraph" w:styleId="858">
     <w:name w:val="toc 7"/>
-    <w:basedOn w:val="711"/>
-    <w:next w:val="711"/>
+    <w:basedOn w:val="864"/>
+    <w:next w:val="864"/>
     <w:uiPriority w:val="39"/>
     <w:unhideWhenUsed/>
     <w:pPr>
@@ -31359,10 +32481,10 @@
       <w:ind w:left="1320"/>
     </w:pPr>
   </w:style>
-  <w:style w:type="paragraph" w:styleId="196">
+  <w:style w:type="paragraph" w:styleId="859">
     <w:name w:val="toc 8"/>
-    <w:basedOn w:val="711"/>
-    <w:next w:val="711"/>
+    <w:basedOn w:val="864"/>
+    <w:next w:val="864"/>
     <w:uiPriority w:val="39"/>
     <w:unhideWhenUsed/>
     <w:pPr>
@@ -31371,10 +32493,10 @@
       <w:ind w:left="1540"/>
     </w:pPr>
   </w:style>
-  <w:style w:type="paragraph" w:styleId="197">
+  <w:style w:type="paragraph" w:styleId="860">
     <w:name w:val="toc 9"/>
-    <w:basedOn w:val="711"/>
-    <w:next w:val="711"/>
+    <w:basedOn w:val="864"/>
+    <w:next w:val="864"/>
     <w:uiPriority w:val="39"/>
     <w:unhideWhenUsed/>
     <w:pPr>
@@ -31383,9 +32505,9 @@
       <w:ind w:left="1760"/>
     </w:pPr>
   </w:style>
-  <w:style w:type="character" w:styleId="198">
+  <w:style w:type="character" w:styleId="861">
     <w:name w:val="Placeholder Text"/>
-    <w:basedOn w:val="721"/>
+    <w:basedOn w:val="874"/>
     <w:uiPriority w:val="99"/>
     <w:semiHidden/>
     <w:pPr>
@@ -31397,7 +32519,7 @@
       <w:color w:val="666666"/>
     </w:rPr>
   </w:style>
-  <w:style w:type="paragraph" w:styleId="208">
+  <w:style w:type="paragraph" w:styleId="862">
     <w:name w:val="TOC Heading"/>
     <w:uiPriority w:val="39"/>
     <w:unhideWhenUsed/>
@@ -31407,10 +32529,10 @@
       <w:ind/>
     </w:pPr>
   </w:style>
-  <w:style w:type="paragraph" w:styleId="209">
+  <w:style w:type="paragraph" w:styleId="863">
     <w:name w:val="table of figures"/>
-    <w:basedOn w:val="711"/>
-    <w:next w:val="711"/>
+    <w:basedOn w:val="864"/>
+    <w:next w:val="864"/>
     <w:uiPriority w:val="99"/>
     <w:unhideWhenUsed/>
     <w:pPr>
@@ -31419,7 +32541,7 @@
       <w:ind/>
     </w:pPr>
   </w:style>
-  <w:style w:type="paragraph" w:styleId="711" w:default="1">
+  <w:style w:type="paragraph" w:styleId="864" w:default="1">
     <w:name w:val="Normal"/>
     <w:qFormat/>
     <w:pPr>
@@ -31435,11 +32557,11 @@
       <w14:ligatures w14:val="none"/>
     </w:rPr>
   </w:style>
-  <w:style w:type="paragraph" w:styleId="712">
+  <w:style w:type="paragraph" w:styleId="865">
     <w:name w:val="Heading 1"/>
-    <w:basedOn w:val="711"/>
-    <w:next w:val="711"/>
-    <w:link w:val="724"/>
+    <w:basedOn w:val="864"/>
+    <w:next w:val="864"/>
+    <w:link w:val="877"/>
     <w:uiPriority w:val="9"/>
     <w:qFormat/>
     <w:pPr>
@@ -31459,11 +32581,11 @@
       <w14:ligatures w14:val="standardContextual"/>
     </w:rPr>
   </w:style>
-  <w:style w:type="paragraph" w:styleId="713">
+  <w:style w:type="paragraph" w:styleId="866">
     <w:name w:val="Heading 2"/>
-    <w:basedOn w:val="711"/>
-    <w:next w:val="711"/>
-    <w:link w:val="725"/>
+    <w:basedOn w:val="864"/>
+    <w:next w:val="864"/>
+    <w:link w:val="878"/>
     <w:uiPriority w:val="9"/>
     <w:unhideWhenUsed/>
     <w:qFormat/>
@@ -31484,11 +32606,11 @@
       <w14:ligatures w14:val="standardContextual"/>
     </w:rPr>
   </w:style>
-  <w:style w:type="paragraph" w:styleId="714">
+  <w:style w:type="paragraph" w:styleId="867">
     <w:name w:val="Heading 3"/>
-    <w:basedOn w:val="711"/>
-    <w:next w:val="711"/>
-    <w:link w:val="726"/>
+    <w:basedOn w:val="864"/>
+    <w:next w:val="864"/>
+    <w:link w:val="879"/>
     <w:uiPriority w:val="9"/>
     <w:semiHidden/>
     <w:unhideWhenUsed/>
@@ -31510,11 +32632,11 @@
       <w14:ligatures w14:val="standardContextual"/>
     </w:rPr>
   </w:style>
-  <w:style w:type="paragraph" w:styleId="715">
+  <w:style w:type="paragraph" w:styleId="868">
     <w:name w:val="Heading 4"/>
-    <w:basedOn w:val="711"/>
-    <w:next w:val="711"/>
-    <w:link w:val="727"/>
+    <w:basedOn w:val="864"/>
+    <w:next w:val="864"/>
+    <w:link w:val="880"/>
     <w:uiPriority w:val="9"/>
     <w:semiHidden/>
     <w:unhideWhenUsed/>
@@ -31538,11 +32660,11 @@
       <w14:ligatures w14:val="standardContextual"/>
     </w:rPr>
   </w:style>
-  <w:style w:type="paragraph" w:styleId="716">
+  <w:style w:type="paragraph" w:styleId="869">
     <w:name w:val="Heading 5"/>
-    <w:basedOn w:val="711"/>
-    <w:next w:val="711"/>
-    <w:link w:val="728"/>
+    <w:basedOn w:val="864"/>
+    <w:next w:val="864"/>
+    <w:link w:val="881"/>
     <w:uiPriority w:val="9"/>
     <w:semiHidden/>
     <w:unhideWhenUsed/>
@@ -31564,11 +32686,11 @@
       <w14:ligatures w14:val="standardContextual"/>
     </w:rPr>
   </w:style>
-  <w:style w:type="paragraph" w:styleId="717">
+  <w:style w:type="paragraph" w:styleId="870">
     <w:name w:val="Heading 6"/>
-    <w:basedOn w:val="711"/>
-    <w:next w:val="711"/>
-    <w:link w:val="729"/>
+    <w:basedOn w:val="864"/>
+    <w:next w:val="864"/>
+    <w:link w:val="882"/>
     <w:uiPriority w:val="9"/>
     <w:semiHidden/>
     <w:unhideWhenUsed/>
@@ -31592,11 +32714,11 @@
       <w14:ligatures w14:val="standardContextual"/>
     </w:rPr>
   </w:style>
-  <w:style w:type="paragraph" w:styleId="718">
+  <w:style w:type="paragraph" w:styleId="871">
     <w:name w:val="Heading 7"/>
-    <w:basedOn w:val="711"/>
-    <w:next w:val="711"/>
-    <w:link w:val="730"/>
+    <w:basedOn w:val="864"/>
+    <w:next w:val="864"/>
+    <w:link w:val="883"/>
     <w:uiPriority w:val="9"/>
     <w:semiHidden/>
     <w:unhideWhenUsed/>
@@ -31618,11 +32740,11 @@
       <w14:ligatures w14:val="standardContextual"/>
     </w:rPr>
   </w:style>
-  <w:style w:type="paragraph" w:styleId="719">
+  <w:style w:type="paragraph" w:styleId="872">
     <w:name w:val="Heading 8"/>
-    <w:basedOn w:val="711"/>
-    <w:next w:val="711"/>
-    <w:link w:val="731"/>
+    <w:basedOn w:val="864"/>
+    <w:next w:val="864"/>
+    <w:link w:val="884"/>
     <w:uiPriority w:val="9"/>
     <w:semiHidden/>
     <w:unhideWhenUsed/>
@@ -31646,11 +32768,11 @@
       <w14:ligatures w14:val="standardContextual"/>
     </w:rPr>
   </w:style>
-  <w:style w:type="paragraph" w:styleId="720">
+  <w:style w:type="paragraph" w:styleId="873">
     <w:name w:val="Heading 9"/>
-    <w:basedOn w:val="711"/>
-    <w:next w:val="711"/>
-    <w:link w:val="732"/>
+    <w:basedOn w:val="864"/>
+    <w:next w:val="864"/>
+    <w:link w:val="885"/>
     <w:uiPriority w:val="9"/>
     <w:semiHidden/>
     <w:unhideWhenUsed/>
@@ -31672,7 +32794,7 @@
       <w14:ligatures w14:val="standardContextual"/>
     </w:rPr>
   </w:style>
-  <w:style w:type="character" w:styleId="721" w:default="1">
+  <w:style w:type="character" w:styleId="874" w:default="1">
     <w:name w:val="Default Paragraph Font"/>
     <w:uiPriority w:val="1"/>
     <w:semiHidden/>
@@ -31683,7 +32805,7 @@
       <w:ind/>
     </w:pPr>
   </w:style>
-  <w:style w:type="table" w:styleId="722" w:default="1">
+  <w:style w:type="table" w:styleId="875" w:default="1">
     <w:name w:val="Normal Table"/>
     <w:uiPriority w:val="99"/>
     <w:semiHidden/>
@@ -31876,7 +32998,7 @@
       </w:tcPr>
     </w:tblStylePr>
   </w:style>
-  <w:style w:type="numbering" w:styleId="723" w:default="1">
+  <w:style w:type="numbering" w:styleId="876" w:default="1">
     <w:name w:val="No List"/>
     <w:uiPriority w:val="99"/>
     <w:semiHidden/>
@@ -31887,10 +33009,10 @@
       <w:ind/>
     </w:pPr>
   </w:style>
-  <w:style w:type="character" w:styleId="724" w:customStyle="1">
+  <w:style w:type="character" w:styleId="877" w:customStyle="1">
     <w:name w:val="Heading 1 Char"/>
-    <w:basedOn w:val="721"/>
-    <w:link w:val="712"/>
+    <w:basedOn w:val="874"/>
+    <w:link w:val="865"/>
     <w:uiPriority w:val="9"/>
     <w:pPr>
       <w:pBdr/>
@@ -31904,10 +33026,10 @@
       <w:szCs w:val="40"/>
     </w:rPr>
   </w:style>
-  <w:style w:type="character" w:styleId="725" w:customStyle="1">
+  <w:style w:type="character" w:styleId="878" w:customStyle="1">
     <w:name w:val="Heading 2 Char"/>
-    <w:basedOn w:val="721"/>
-    <w:link w:val="713"/>
+    <w:basedOn w:val="874"/>
+    <w:link w:val="866"/>
     <w:uiPriority w:val="9"/>
     <w:pPr>
       <w:pBdr/>
@@ -31921,10 +33043,10 @@
       <w:szCs w:val="32"/>
     </w:rPr>
   </w:style>
-  <w:style w:type="character" w:styleId="726" w:customStyle="1">
+  <w:style w:type="character" w:styleId="879" w:customStyle="1">
     <w:name w:val="Heading 3 Char"/>
-    <w:basedOn w:val="721"/>
-    <w:link w:val="714"/>
+    <w:basedOn w:val="874"/>
+    <w:link w:val="867"/>
     <w:uiPriority w:val="9"/>
     <w:semiHidden/>
     <w:pPr>
@@ -31939,10 +33061,10 @@
       <w:szCs w:val="28"/>
     </w:rPr>
   </w:style>
-  <w:style w:type="character" w:styleId="727" w:customStyle="1">
+  <w:style w:type="character" w:styleId="880" w:customStyle="1">
     <w:name w:val="Heading 4 Char"/>
-    <w:basedOn w:val="721"/>
-    <w:link w:val="715"/>
+    <w:basedOn w:val="874"/>
+    <w:link w:val="868"/>
     <w:uiPriority w:val="9"/>
     <w:semiHidden/>
     <w:pPr>
@@ -31957,10 +33079,10 @@
       <w:color w:val="0f4761" w:themeColor="accent1" w:themeShade="BF"/>
     </w:rPr>
   </w:style>
-  <w:style w:type="character" w:styleId="728" w:customStyle="1">
+  <w:style w:type="character" w:styleId="881" w:customStyle="1">
     <w:name w:val="Heading 5 Char"/>
-    <w:basedOn w:val="721"/>
-    <w:link w:val="716"/>
+    <w:basedOn w:val="874"/>
+    <w:link w:val="869"/>
     <w:uiPriority w:val="9"/>
     <w:semiHidden/>
     <w:pPr>
@@ -31973,10 +33095,10 @@
       <w:color w:val="0f4761" w:themeColor="accent1" w:themeShade="BF"/>
     </w:rPr>
   </w:style>
-  <w:style w:type="character" w:styleId="729" w:customStyle="1">
+  <w:style w:type="character" w:styleId="882" w:customStyle="1">
     <w:name w:val="Heading 6 Char"/>
-    <w:basedOn w:val="721"/>
-    <w:link w:val="717"/>
+    <w:basedOn w:val="874"/>
+    <w:link w:val="870"/>
     <w:uiPriority w:val="9"/>
     <w:semiHidden/>
     <w:pPr>
@@ -31991,10 +33113,10 @@
       <w:color w:val="595959" w:themeColor="text1" w:themeTint="A6"/>
     </w:rPr>
   </w:style>
-  <w:style w:type="character" w:styleId="730" w:customStyle="1">
+  <w:style w:type="character" w:styleId="883" w:customStyle="1">
     <w:name w:val="Heading 7 Char"/>
-    <w:basedOn w:val="721"/>
-    <w:link w:val="718"/>
+    <w:basedOn w:val="874"/>
+    <w:link w:val="871"/>
     <w:uiPriority w:val="9"/>
     <w:semiHidden/>
     <w:pPr>
@@ -32007,10 +33129,10 @@
       <w:color w:val="595959" w:themeColor="text1" w:themeTint="A6"/>
     </w:rPr>
   </w:style>
-  <w:style w:type="character" w:styleId="731" w:customStyle="1">
+  <w:style w:type="character" w:styleId="884" w:customStyle="1">
     <w:name w:val="Heading 8 Char"/>
-    <w:basedOn w:val="721"/>
-    <w:link w:val="719"/>
+    <w:basedOn w:val="874"/>
+    <w:link w:val="872"/>
     <w:uiPriority w:val="9"/>
     <w:semiHidden/>
     <w:pPr>
@@ -32025,10 +33147,10 @@
       <w:color w:val="272727" w:themeColor="text1" w:themeTint="D8"/>
     </w:rPr>
   </w:style>
-  <w:style w:type="character" w:styleId="732" w:customStyle="1">
+  <w:style w:type="character" w:styleId="885" w:customStyle="1">
     <w:name w:val="Heading 9 Char"/>
-    <w:basedOn w:val="721"/>
-    <w:link w:val="720"/>
+    <w:basedOn w:val="874"/>
+    <w:link w:val="873"/>
     <w:uiPriority w:val="9"/>
     <w:semiHidden/>
     <w:pPr>
@@ -32041,11 +33163,11 @@
       <w:color w:val="272727" w:themeColor="text1" w:themeTint="D8"/>
     </w:rPr>
   </w:style>
-  <w:style w:type="paragraph" w:styleId="733">
+  <w:style w:type="paragraph" w:styleId="886">
     <w:name w:val="Title"/>
-    <w:basedOn w:val="711"/>
-    <w:next w:val="711"/>
-    <w:link w:val="734"/>
+    <w:basedOn w:val="864"/>
+    <w:next w:val="864"/>
+    <w:link w:val="887"/>
     <w:uiPriority w:val="10"/>
     <w:qFormat/>
     <w:pPr>
@@ -32063,10 +33185,10 @@
       <w14:ligatures w14:val="standardContextual"/>
     </w:rPr>
   </w:style>
-  <w:style w:type="character" w:styleId="734" w:customStyle="1">
+  <w:style w:type="character" w:styleId="887" w:customStyle="1">
     <w:name w:val="Title Char"/>
-    <w:basedOn w:val="721"/>
-    <w:link w:val="733"/>
+    <w:basedOn w:val="874"/>
+    <w:link w:val="886"/>
     <w:uiPriority w:val="10"/>
     <w:pPr>
       <w:pBdr/>
@@ -32080,11 +33202,11 @@
       <w:szCs w:val="56"/>
     </w:rPr>
   </w:style>
-  <w:style w:type="paragraph" w:styleId="735">
+  <w:style w:type="paragraph" w:styleId="888">
     <w:name w:val="Subtitle"/>
-    <w:basedOn w:val="711"/>
-    <w:next w:val="711"/>
-    <w:link w:val="736"/>
+    <w:basedOn w:val="864"/>
+    <w:next w:val="864"/>
+    <w:link w:val="889"/>
     <w:uiPriority w:val="11"/>
     <w:qFormat/>
     <w:pPr>
@@ -32105,10 +33227,10 @@
       <w14:ligatures w14:val="standardContextual"/>
     </w:rPr>
   </w:style>
-  <w:style w:type="character" w:styleId="736" w:customStyle="1">
+  <w:style w:type="character" w:styleId="889" w:customStyle="1">
     <w:name w:val="Subtitle Char"/>
-    <w:basedOn w:val="721"/>
-    <w:link w:val="735"/>
+    <w:basedOn w:val="874"/>
+    <w:link w:val="888"/>
     <w:uiPriority w:val="11"/>
     <w:pPr>
       <w:pBdr/>
@@ -32123,11 +33245,11 @@
       <w:szCs w:val="28"/>
     </w:rPr>
   </w:style>
-  <w:style w:type="paragraph" w:styleId="737">
+  <w:style w:type="paragraph" w:styleId="890">
     <w:name w:val="Quote"/>
-    <w:basedOn w:val="711"/>
-    <w:next w:val="711"/>
-    <w:link w:val="738"/>
+    <w:basedOn w:val="864"/>
+    <w:next w:val="864"/>
+    <w:link w:val="891"/>
     <w:uiPriority w:val="29"/>
     <w:qFormat/>
     <w:pPr>
@@ -32147,10 +33269,10 @@
       <w14:ligatures w14:val="standardContextual"/>
     </w:rPr>
   </w:style>
-  <w:style w:type="character" w:styleId="738" w:customStyle="1">
+  <w:style w:type="character" w:styleId="891" w:customStyle="1">
     <w:name w:val="Quote Char"/>
-    <w:basedOn w:val="721"/>
-    <w:link w:val="737"/>
+    <w:basedOn w:val="874"/>
+    <w:link w:val="890"/>
     <w:uiPriority w:val="29"/>
     <w:pPr>
       <w:pBdr/>
@@ -32163,9 +33285,9 @@
       <w:color w:val="404040" w:themeColor="text1" w:themeTint="BF"/>
     </w:rPr>
   </w:style>
-  <w:style w:type="paragraph" w:styleId="739">
+  <w:style w:type="paragraph" w:styleId="892">
     <w:name w:val="List Paragraph"/>
-    <w:basedOn w:val="711"/>
+    <w:basedOn w:val="864"/>
     <w:uiPriority w:val="34"/>
     <w:qFormat/>
     <w:pPr>
@@ -32182,9 +33304,9 @@
       <w14:ligatures w14:val="standardContextual"/>
     </w:rPr>
   </w:style>
-  <w:style w:type="character" w:styleId="740">
+  <w:style w:type="character" w:styleId="893">
     <w:name w:val="Intense Emphasis"/>
-    <w:basedOn w:val="721"/>
+    <w:basedOn w:val="874"/>
     <w:uiPriority w:val="21"/>
     <w:qFormat/>
     <w:pPr>
@@ -32198,11 +33320,11 @@
       <w:color w:val="0f4761" w:themeColor="accent1" w:themeShade="BF"/>
     </w:rPr>
   </w:style>
-  <w:style w:type="paragraph" w:styleId="741">
+  <w:style w:type="paragraph" w:styleId="894">
     <w:name w:val="Intense Quote"/>
-    <w:basedOn w:val="711"/>
-    <w:next w:val="711"/>
-    <w:link w:val="742"/>
+    <w:basedOn w:val="864"/>
+    <w:next w:val="864"/>
+    <w:link w:val="895"/>
     <w:uiPriority w:val="30"/>
     <w:qFormat/>
     <w:pPr>
@@ -32225,10 +33347,10 @@
       <w14:ligatures w14:val="standardContextual"/>
     </w:rPr>
   </w:style>
-  <w:style w:type="character" w:styleId="742" w:customStyle="1">
+  <w:style w:type="character" w:styleId="895" w:customStyle="1">
     <w:name w:val="Intense Quote Char"/>
-    <w:basedOn w:val="721"/>
-    <w:link w:val="741"/>
+    <w:basedOn w:val="874"/>
+    <w:link w:val="894"/>
     <w:uiPriority w:val="30"/>
     <w:pPr>
       <w:pBdr/>
@@ -32241,9 +33363,9 @@
       <w:color w:val="0f4761" w:themeColor="accent1" w:themeShade="BF"/>
     </w:rPr>
   </w:style>
-  <w:style w:type="character" w:styleId="743">
+  <w:style w:type="character" w:styleId="896">
     <w:name w:val="Intense Reference"/>
-    <w:basedOn w:val="721"/>
+    <w:basedOn w:val="874"/>
     <w:uiPriority w:val="32"/>
     <w:qFormat/>
     <w:pPr>
@@ -32259,9 +33381,9 @@
       <w:spacing w:val="5"/>
     </w:rPr>
   </w:style>
-  <w:style w:type="table" w:styleId="744">
+  <w:style w:type="table" w:styleId="897">
     <w:name w:val="Table Grid"/>
-    <w:basedOn w:val="722"/>
+    <w:basedOn w:val="875"/>
     <w:uiPriority w:val="39"/>
     <w:pPr>
       <w:pBdr/>
@@ -32458,10 +33580,10 @@
       </w:tcPr>
     </w:tblStylePr>
   </w:style>
-  <w:style w:type="paragraph" w:styleId="745">
+  <w:style w:type="paragraph" w:styleId="898">
     <w:name w:val="Header"/>
-    <w:basedOn w:val="711"/>
-    <w:link w:val="746"/>
+    <w:basedOn w:val="864"/>
+    <w:link w:val="899"/>
     <w:uiPriority w:val="99"/>
     <w:unhideWhenUsed/>
     <w:pPr>
@@ -32474,10 +33596,10 @@
       <w:ind/>
     </w:pPr>
   </w:style>
-  <w:style w:type="character" w:styleId="746" w:customStyle="1">
+  <w:style w:type="character" w:styleId="899" w:customStyle="1">
     <w:name w:val="Header Char"/>
-    <w:basedOn w:val="721"/>
-    <w:link w:val="745"/>
+    <w:basedOn w:val="874"/>
+    <w:link w:val="898"/>
     <w:uiPriority w:val="99"/>
     <w:pPr>
       <w:pBdr/>
@@ -32492,10 +33614,10 @@
       <w14:ligatures w14:val="none"/>
     </w:rPr>
   </w:style>
-  <w:style w:type="paragraph" w:styleId="747">
+  <w:style w:type="paragraph" w:styleId="900">
     <w:name w:val="Footer"/>
-    <w:basedOn w:val="711"/>
-    <w:link w:val="748"/>
+    <w:basedOn w:val="864"/>
+    <w:link w:val="901"/>
     <w:uiPriority w:val="99"/>
     <w:unhideWhenUsed/>
     <w:pPr>
@@ -32508,10 +33630,10 @@
       <w:ind/>
     </w:pPr>
   </w:style>
-  <w:style w:type="character" w:styleId="748" w:customStyle="1">
+  <w:style w:type="character" w:styleId="901" w:customStyle="1">
     <w:name w:val="Footer Char"/>
-    <w:basedOn w:val="721"/>
-    <w:link w:val="747"/>
+    <w:basedOn w:val="874"/>
+    <w:link w:val="900"/>
     <w:uiPriority w:val="99"/>
     <w:pPr>
       <w:pBdr/>

--- a/UI_Enterprise_Transformation/Digital_Portfolio_UI110015.docx
+++ b/UI_Enterprise_Transformation/Digital_Portfolio_UI110015.docx
@@ -670,6 +670,15 @@
                 <w:lang w:val="en-GB"/>
               </w:rPr>
             </w:r>
+            <w:r>
+              <w:rPr>
+                <w:rFonts w:ascii="Calibri" w:hAnsi="Calibri" w:cs="Calibri"/>
+                <w:sz w:val="20"/>
+                <w:szCs w:val="20"/>
+                <w:highlight w:val="none"/>
+                <w:lang w:val="en-GB"/>
+              </w:rPr>
+            </w:r>
           </w:p>
           <w:p>
             <w:pPr>
@@ -700,7 +709,7 @@
                 <w:sz w:val="20"/>
                 <w:szCs w:val="20"/>
                 <w:highlight w:val="none"/>
-                <w:lang w:val="en-GB" w:bidi="en-GB"/>
+                <w:lang w:val="en-GB"/>
               </w:rPr>
             </w:r>
             <w:r>
@@ -1202,6 +1211,13 @@
                 <w:lang w:val="en-GB"/>
               </w:rPr>
             </w:r>
+            <w:r>
+              <w:rPr>
+                <w:rFonts w:ascii="Calibri" w:hAnsi="Calibri" w:cs="Calibri"/>
+                <w:highlight w:val="none"/>
+                <w:lang w:val="en-GB"/>
+              </w:rPr>
+            </w:r>
           </w:p>
           <w:p>
             <w:pPr>
@@ -1227,6 +1243,13 @@
                 <w:rFonts w:ascii="Calibri" w:hAnsi="Calibri" w:cs="Calibri"/>
                 <w:highlight w:val="none"/>
                 <w:lang w:val="en-GB"/>
+              </w:rPr>
+            </w:r>
+            <w:r>
+              <w:rPr>
+                <w:rFonts w:ascii="Calibri" w:hAnsi="Calibri" w:cs="Calibri"/>
+                <w:highlight w:val="none"/>
+                <w:lang w:val="en-GB" w:bidi="en-GB"/>
               </w:rPr>
             </w:r>
           </w:p>
@@ -1262,7 +1285,73 @@
                 <w:highlight w:val="none"/>
                 <w:lang w:val="en-GB" w:bidi="en-GB"/>
               </w:rPr>
-              <w:t xml:space="preserve"> Source code in is hosted in reliable and well-provisioned source control provider Github, where versions of the software are secured by strict branch rules which vet contributions to the code. Automated tests and peer reviews are required before changes reach the live version of the application, and previous working versions can be “rolled-back” to if necessary. </w:t>
+              <w:t xml:space="preserve"> Source code in is hosted in reliable and well-provisioned source control provider Github, where versions of t</w:t>
+            </w:r>
+            <w:r>
+              <w:rPr>
+                <w:rFonts w:ascii="Calibri" w:hAnsi="Calibri" w:cs="Calibri"/>
+                <w:highlight w:val="none"/>
+                <w:lang w:val="en-GB" w:bidi="en-GB"/>
+              </w:rPr>
+              <w:t xml:space="preserve">he software are secured by strict branch rules which vet contributions to the code. Automated tests and peer reviews are required before changes reach the live version of the application, and previous working versions can be “rolled-back” to if necessary. </w:t>
+            </w:r>
+            <w:r>
+              <w:rPr>
+                <w:rFonts w:ascii="Calibri" w:hAnsi="Calibri" w:cs="Calibri"/>
+                <w:highlight w:val="none"/>
+                <w:lang w:val="en-GB"/>
+              </w:rPr>
+            </w:r>
+            <w:r>
+              <w:rPr>
+                <w:rFonts w:ascii="Calibri" w:hAnsi="Calibri" w:cs="Calibri"/>
+                <w:highlight w:val="none"/>
+                <w:lang w:val="en-GB" w:bidi="en-GB"/>
+              </w:rPr>
+            </w:r>
+          </w:p>
+          <w:p>
+            <w:pPr>
+              <w:pBdr/>
+              <w:spacing/>
+              <w:ind/>
+              <w:rPr>
+                <w:rFonts w:ascii="Calibri" w:hAnsi="Calibri" w:cs="Calibri"/>
+                <w:highlight w:val="none"/>
+                <w:lang w:val="en-GB"/>
+              </w:rPr>
+            </w:pPr>
+            <w:r>
+              <w:rPr>
+                <w:rFonts w:ascii="Calibri" w:hAnsi="Calibri" w:cs="Calibri"/>
+                <w:highlight w:val="none"/>
+                <w:lang w:val="en-GB" w:bidi="en-GB"/>
+              </w:rPr>
+              <w:t xml:space="preserve">By using and abstracting data collected and stored only by native components, the app</w:t>
+            </w:r>
+            <w:r>
+              <w:rPr>
+                <w:rFonts w:ascii="Calibri" w:hAnsi="Calibri" w:cs="Calibri"/>
+                <w:highlight w:val="none"/>
+                <w:lang w:val="en-GB" w:bidi="en-GB"/>
+              </w:rPr>
+              <w:t xml:space="preserve">lication forgoes the collection and storage of user personal data, and as it does not share with any third party, data breach threats are the responsibility of the native device software proprietors. This ensures minimal disruptions to service continuity (</w:t>
+            </w:r>
+            <w:r>
+              <w:rPr>
+                <w:rFonts w:ascii="Calibri" w:hAnsi="Calibri" w:cs="Calibri"/>
+                <w:highlight w:val="none"/>
+                <w:lang w:val="en-GB" w:bidi="en-GB"/>
+              </w:rPr>
+              <w:t xml:space="preserve">https://www.iso.org/standard/27031</w:t>
+            </w:r>
+            <w:r>
+              <w:rPr>
+                <w:rFonts w:ascii="Calibri" w:hAnsi="Calibri" w:cs="Calibri"/>
+                <w:highlight w:val="none"/>
+                <w:lang w:val="en-GB" w:bidi="en-GB"/>
+              </w:rPr>
+              <w:t xml:space="preserve">). </w:t>
             </w:r>
             <w:r>
               <w:rPr>
@@ -1286,44 +1375,6 @@
             <w:r>
               <w:rPr>
                 <w:rFonts w:ascii="Calibri" w:hAnsi="Calibri" w:cs="Calibri"/>
-                <w:highlight w:val="none"/>
-                <w:lang w:val="en-GB" w:bidi="en-GB"/>
-              </w:rPr>
-              <w:t xml:space="preserve">By using and abstracting data collected and stored only by native components, the application forgoes the collection and storage of user personal data, and as it does not share with any third party, data breach threats are the responsibility of the native device software proprietors. This ensures minimal disruptions to service continuity (</w:t>
-            </w:r>
-            <w:r>
-              <w:rPr>
-                <w:rFonts w:ascii="Calibri" w:hAnsi="Calibri" w:cs="Calibri"/>
-                <w:highlight w:val="none"/>
-                <w:lang w:val="en-GB" w:bidi="en-GB"/>
-              </w:rPr>
-              <w:t xml:space="preserve">https://www.iso.org/standard/27031</w:t>
-            </w:r>
-            <w:r>
-              <w:rPr>
-                <w:rFonts w:ascii="Calibri" w:hAnsi="Calibri" w:cs="Calibri"/>
-                <w:highlight w:val="none"/>
-                <w:lang w:val="en-GB" w:bidi="en-GB"/>
-              </w:rPr>
-              <w:t xml:space="preserve">). </w:t>
-            </w:r>
-            <w:r/>
-            <w:r/>
-          </w:p>
-          <w:p>
-            <w:pPr>
-              <w:pBdr/>
-              <w:spacing/>
-              <w:ind/>
-              <w:rPr>
-                <w:rFonts w:ascii="Calibri" w:hAnsi="Calibri" w:cs="Calibri"/>
-                <w:highlight w:val="none"/>
-                <w:lang w:val="en-GB"/>
-              </w:rPr>
-            </w:pPr>
-            <w:r>
-              <w:rPr>
-                <w:rFonts w:ascii="Calibri" w:hAnsi="Calibri" w:cs="Calibri"/>
                 <w:lang w:val="en-GB"/>
               </w:rPr>
               <w:t xml:space="preserve">(Is there a specific document you’re looking for with this that I can google?)</w:t>
@@ -1331,6 +1382,13 @@
             <w:r>
               <w:rPr>
                 <w:rFonts w:ascii="Calibri" w:hAnsi="Calibri" w:cs="Calibri"/>
+              </w:rPr>
+            </w:r>
+            <w:r>
+              <w:rPr>
+                <w:rFonts w:ascii="Calibri" w:hAnsi="Calibri" w:cs="Calibri"/>
+                <w:highlight w:val="none"/>
+                <w:lang w:val="en-GB"/>
               </w:rPr>
             </w:r>
           </w:p>
@@ -1360,8 +1418,6 @@
             <w:r>
               <w:rPr>
                 <w:rFonts w:ascii="Calibri" w:hAnsi="Calibri" w:cs="Calibri"/>
-                <w:highlight w:val="none"/>
-                <w:lang w:val="en-GB"/>
               </w:rPr>
             </w:r>
           </w:p>
@@ -1693,7 +1749,16 @@
                 <w:highlight w:val="none"/>
                 <w:lang w:val="en-GB" w:bidi="en-GB"/>
               </w:rPr>
-              <w:t xml:space="preserve">Due to funding goals, a sprint the team had just agreed upon needed to be adjusted. This was potentially an issue because the team had just met and agreed upon the current sprint scope, and it was now necessary to adjust this without causing confusion or ambiguity within the teams understanding of the sprint. I addressed this in the Teams chat after recapping the previous sprint we had decided on. (</w:t>
+              <w:t xml:space="preserve">Due to funding goals, a sprint the team had just agreed upon needed to be adjusted. This was potentially an issue because the team had just met an</w:t>
+            </w:r>
+            <w:r>
+              <w:rPr>
+                <w:rFonts w:ascii="Calibri" w:hAnsi="Calibri" w:cs="Calibri"/>
+                <w:color w:val="000000"/>
+                <w:highlight w:val="none"/>
+                <w:lang w:val="en-GB" w:bidi="en-GB"/>
+              </w:rPr>
+              <w:t xml:space="preserve">d agreed upon the current sprint scope, and it was now necessary to adjust this without causing confusion or ambiguity within the teams understanding of the sprint. I addressed this in the Teams chat after recapping the previous sprint we had decided on. (</w:t>
             </w:r>
             <w:r>
               <w:rPr>
@@ -1703,6 +1768,99 @@
                 <w:lang w:val="en-GB" w:bidi="en-GB"/>
               </w:rPr>
               <w:t xml:space="preserve">https://github.com/TortoiseLeaf/laurenk_personal_repository_2025/blob/main/notes/leadership-plan-change.png</w:t>
+            </w:r>
+            <w:r>
+              <w:rPr>
+                <w:rFonts w:ascii="Calibri" w:hAnsi="Calibri" w:cs="Calibri"/>
+                <w:color w:val="000000"/>
+                <w:highlight w:val="none"/>
+                <w:lang w:val="en-GB" w:bidi="en-GB"/>
+              </w:rPr>
+              <w:t xml:space="preserve">)</w:t>
+            </w:r>
+            <w:r>
+              <w:rPr>
+                <w:rFonts w:ascii="Calibri" w:hAnsi="Calibri" w:cs="Calibri"/>
+                <w:color w:val="000000"/>
+                <w:highlight w:val="none"/>
+                <w:lang w:val="en-GB"/>
+              </w:rPr>
+            </w:r>
+            <w:r>
+              <w:rPr>
+                <w:rFonts w:ascii="Calibri" w:hAnsi="Calibri" w:cs="Calibri"/>
+                <w:color w:val="000000"/>
+                <w:highlight w:val="none"/>
+                <w:lang w:val="en-GB" w:bidi="en-GB"/>
+              </w:rPr>
+            </w:r>
+          </w:p>
+          <w:p>
+            <w:pPr>
+              <w:pBdr/>
+              <w:spacing w:after="40" w:before="40"/>
+              <w:ind/>
+              <w:rPr>
+                <w:rFonts w:ascii="Calibri" w:hAnsi="Calibri" w:cs="Calibri"/>
+                <w:color w:val="000000"/>
+                <w:highlight w:val="none"/>
+                <w:lang w:val="en-GB"/>
+              </w:rPr>
+            </w:pPr>
+            <w:r>
+              <w:rPr>
+                <w:rFonts w:ascii="Calibri" w:hAnsi="Calibri" w:cs="Calibri"/>
+                <w:color w:val="000000"/>
+                <w:highlight w:val="none"/>
+                <w:lang w:val="en-GB"/>
+              </w:rPr>
+            </w:r>
+            <w:r>
+              <w:rPr>
+                <w:rFonts w:ascii="Calibri" w:hAnsi="Calibri" w:cs="Calibri"/>
+                <w:color w:val="000000"/>
+                <w:highlight w:val="none"/>
+                <w:lang w:val="en-GB"/>
+              </w:rPr>
+            </w:r>
+            <w:r>
+              <w:rPr>
+                <w:rFonts w:ascii="Calibri" w:hAnsi="Calibri" w:cs="Calibri"/>
+                <w:color w:val="000000"/>
+                <w:highlight w:val="none"/>
+                <w:lang w:val="en-GB"/>
+              </w:rPr>
+            </w:r>
+          </w:p>
+          <w:p>
+            <w:pPr>
+              <w:pBdr/>
+              <w:spacing w:after="40" w:before="40"/>
+              <w:ind/>
+              <w:rPr>
+                <w:rFonts w:ascii="Calibri" w:hAnsi="Calibri" w:cs="Calibri"/>
+                <w:color w:val="000000"/>
+                <w:highlight w:val="none"/>
+                <w:lang w:val="en-GB" w:bidi="en-GB"/>
+              </w:rPr>
+            </w:pPr>
+            <w:r>
+              <w:rPr>
+                <w:rFonts w:ascii="Calibri" w:hAnsi="Calibri" w:cs="Calibri"/>
+                <w:color w:val="000000"/>
+                <w:highlight w:val="none"/>
+                <w:lang w:val="en-GB" w:bidi="en-GB"/>
+              </w:rPr>
+              <w:t xml:space="preserve">Team members performance and evaluations are considered in a 360 feedback profiling document (</w:t>
+            </w:r>
+            <w:r>
+              <w:rPr>
+                <w:rFonts w:ascii="Calibri" w:hAnsi="Calibri" w:cs="Calibri"/>
+                <w:color w:val="000000"/>
+                <w:highlight w:val="none"/>
+                <w:lang w:val="en-GB" w:bidi="en-GB"/>
+              </w:rPr>
+              <w:t xml:space="preserve">https://github.com/TortoiseLeaf/laurenk_personal_repository_2025/blob/main/UI_Enterprise_Transformation/Formative%20Task%20-%20Giving%20360%20Degree%20Feedback(1).docx</w:t>
             </w:r>
             <w:r>
               <w:rPr>
@@ -1778,7 +1936,7 @@
                 <w:highlight w:val="none"/>
                 <w:lang w:val="en-GB" w:bidi="en-GB"/>
               </w:rPr>
-              <w:t xml:space="preserve">(will add the 360 feedback thing here)</w:t>
+              <w:t xml:space="preserve">I shared positive feedback with some team members and it seemed to incentivise them to continue to contribute with value, and also grew their confidence in their sense of ownership over the project. This is a great outcome because it has resulted in more engagement from the team members in them having more confidence to contribute with ideas rather than just with practical assigned tasks. The more heads considering the project design the better it will be, and this seems to have encouraged them to contribute more in this way.</w:t>
             </w:r>
             <w:r>
               <w:rPr>
@@ -2069,7 +2227,16 @@
                 <w:highlight w:val="none"/>
                 <w:lang w:val="en-GB"/>
               </w:rPr>
-              <w:t xml:space="preserve">In the SWAN UI project for updating a wave simulation software, Fortran90 is the language used for the wave modelling logic. First used in 1957, it is a performant and unique technology that is difficult to intuit and requires a steep learning curve to learn (</w:t>
+              <w:t xml:space="preserve">In t</w:t>
+            </w:r>
+            <w:r>
+              <w:rPr>
+                <w:rFonts w:ascii="Calibri" w:hAnsi="Calibri" w:cs="Calibri"/>
+                <w:color w:val="000000"/>
+                <w:highlight w:val="none"/>
+                <w:lang w:val="en-GB"/>
+              </w:rPr>
+              <w:t xml:space="preserve">he SWAN UI project for updating a wave simulation software, Fortran90 is the language used for the wave modelling logic. First used in 1957, it is a performant and unique technology that is difficult to intuit and requires a steep learning curve to learn (</w:t>
             </w:r>
             <w:r>
               <w:rPr>
@@ -2087,7 +2254,76 @@
                 <w:highlight w:val="none"/>
                 <w:lang w:val="en-GB"/>
               </w:rPr>
-              <w:t xml:space="preserve">). Its strengths are that it’s highly performant and supports features that make it ideal for scientific computing, but as an old and specific technology, weaknesses exist in the limitations of the software ecosystem, its future maintainability and onboarding developers onto Fortran projects (</w:t>
+              <w:t xml:space="preserve">). </w:t>
+            </w:r>
+            <w:r>
+              <w:rPr>
+                <w:rFonts w:ascii="Calibri" w:hAnsi="Calibri" w:cs="Calibri"/>
+                <w:color w:val="000000"/>
+                <w:highlight w:val="none"/>
+                <w:lang w:val="en-GB"/>
+              </w:rPr>
+            </w:r>
+          </w:p>
+          <w:p>
+            <w:pPr>
+              <w:pBdr/>
+              <w:spacing w:after="40" w:before="40"/>
+              <w:ind/>
+              <w:rPr>
+                <w:rFonts w:ascii="Calibri" w:hAnsi="Calibri" w:cs="Calibri"/>
+                <w:color w:val="000000"/>
+                <w:highlight w:val="none"/>
+                <w:lang w:val="en-GB"/>
+              </w:rPr>
+            </w:pPr>
+            <w:r>
+              <w:rPr>
+                <w:rFonts w:ascii="Calibri" w:hAnsi="Calibri" w:cs="Calibri"/>
+                <w:color w:val="000000"/>
+                <w:highlight w:val="none"/>
+                <w:lang w:val="en-GB"/>
+              </w:rPr>
+              <w:t xml:space="preserve">This is because while most modern languages are written or based on C or C++, Fortran 90 is based on previous versions of Fortran – a language designed specifically for numeric computation and scientific computing. This gives the language a steep learning curve in that it is etymologically separate from common C-based languages and structured differently, syntactically challenging to intuit compared to more common place C-based languages. </w:t>
+            </w:r>
+            <w:r>
+              <w:rPr>
+                <w:rFonts w:ascii="Calibri" w:hAnsi="Calibri" w:cs="Calibri"/>
+                <w:color w:val="000000"/>
+                <w:highlight w:val="none"/>
+                <w:lang w:val="en-GB"/>
+              </w:rPr>
+            </w:r>
+          </w:p>
+          <w:p>
+            <w:pPr>
+              <w:pBdr/>
+              <w:spacing w:after="40" w:before="40"/>
+              <w:ind/>
+              <w:rPr>
+                <w:rFonts w:ascii="Calibri" w:hAnsi="Calibri" w:cs="Calibri"/>
+                <w:color w:val="000000"/>
+                <w:highlight w:val="none"/>
+                <w:lang w:val="en-GB"/>
+              </w:rPr>
+            </w:pPr>
+            <w:r>
+              <w:rPr>
+                <w:rFonts w:ascii="Calibri" w:hAnsi="Calibri" w:cs="Calibri"/>
+                <w:color w:val="000000"/>
+                <w:highlight w:val="none"/>
+                <w:lang w:val="en-GB"/>
+              </w:rPr>
+              <w:t xml:space="preserve">Its strengths are that it’s highly </w:t>
+            </w:r>
+            <w:r>
+              <w:rPr>
+                <w:rFonts w:ascii="Calibri" w:hAnsi="Calibri" w:cs="Calibri"/>
+                <w:color w:val="000000"/>
+                <w:highlight w:val="none"/>
+                <w:lang w:val="en-GB"/>
+              </w:rPr>
+              <w:t xml:space="preserve">performant and supports features that make it ideal for scientific computing, but as an old and specific technology, weaknesses exist in the limitations of the software ecosystem, its future maintainability and onboarding developers onto Fortran projects (</w:t>
             </w:r>
             <w:r>
               <w:rPr>
@@ -2113,6 +2349,158 @@
                 <w:color w:val="000000"/>
                 <w:highlight w:val="none"/>
                 <w:lang w:val="en-GB"/>
+              </w:rPr>
+            </w:r>
+          </w:p>
+          <w:p>
+            <w:pPr>
+              <w:pBdr/>
+              <w:spacing w:after="40" w:before="40"/>
+              <w:ind/>
+              <w:rPr>
+                <w:rFonts w:ascii="Calibri" w:hAnsi="Calibri" w:cs="Calibri"/>
+                <w:color w:val="000000"/>
+                <w:highlight w:val="none"/>
+                <w:lang w:val="en-GB"/>
+              </w:rPr>
+            </w:pPr>
+            <w:r>
+              <w:rPr>
+                <w:rFonts w:ascii="Calibri" w:hAnsi="Calibri" w:cs="Calibri"/>
+                <w:color w:val="000000"/>
+                <w:highlight w:val="none"/>
+                <w:lang w:val="en-GB" w:bidi="en-GB"/>
+              </w:rPr>
+            </w:r>
+            <w:r>
+              <w:rPr>
+                <w:rFonts w:ascii="Calibri" w:hAnsi="Calibri" w:cs="Calibri"/>
+                <w:color w:val="000000"/>
+                <w:highlight w:val="none"/>
+                <w:lang w:val="en-GB" w:bidi="en-GB"/>
+              </w:rPr>
+            </w:r>
+            <w:r>
+              <w:rPr>
+                <w:rFonts w:ascii="Calibri" w:hAnsi="Calibri" w:cs="Calibri"/>
+                <w:color w:val="000000"/>
+                <w:highlight w:val="none"/>
+                <w:lang w:val="en-GB"/>
+              </w:rPr>
+            </w:r>
+          </w:p>
+          <w:p>
+            <w:pPr>
+              <w:pBdr/>
+              <w:spacing w:after="40" w:before="40"/>
+              <w:ind/>
+              <w:rPr>
+                <w:rFonts w:ascii="Calibri" w:hAnsi="Calibri" w:cs="Calibri"/>
+                <w:color w:val="000000"/>
+                <w:highlight w:val="none"/>
+                <w:lang w:val="en-GB" w:bidi="en-GB"/>
+              </w:rPr>
+            </w:pPr>
+            <w:r>
+              <w:rPr>
+                <w:rFonts w:ascii="Calibri" w:hAnsi="Calibri" w:cs="Calibri"/>
+                <w:color w:val="000000"/>
+                <w:highlight w:val="none"/>
+                <w:lang w:val="en-GB" w:bidi="en-GB"/>
+              </w:rPr>
+              <w:t xml:space="preserve">It also requires being individually compiled to work on different operating systems and as such requires different platform specific toolchains. This hinders it from being fluidly universal across platforms. It also has no native Graphic User Interface (GUI) frameworks which means that in order to use it, users must have a knowledge of the language itself rather than being able to rely on a GUI.</w:t>
+            </w:r>
+            <w:r>
+              <w:rPr>
+                <w:rFonts w:ascii="Calibri" w:hAnsi="Calibri" w:cs="Calibri"/>
+                <w:color w:val="000000"/>
+                <w:highlight w:val="none"/>
+                <w:lang w:val="en-GB"/>
+              </w:rPr>
+            </w:r>
+          </w:p>
+          <w:p>
+            <w:pPr>
+              <w:pBdr/>
+              <w:spacing w:after="40" w:before="40"/>
+              <w:ind/>
+              <w:rPr>
+                <w:rFonts w:ascii="Calibri" w:hAnsi="Calibri" w:cs="Calibri"/>
+                <w:color w:val="000000"/>
+                <w:highlight w:val="none"/>
+                <w:lang w:val="en-GB" w:bidi="en-GB"/>
+              </w:rPr>
+            </w:pPr>
+            <w:r>
+              <w:rPr>
+                <w:rFonts w:ascii="Calibri" w:hAnsi="Calibri" w:cs="Calibri"/>
+                <w:color w:val="000000"/>
+                <w:highlight w:val="none"/>
+                <w:lang w:val="en-GB" w:bidi="en-GB"/>
+              </w:rPr>
+              <w:t xml:space="preserve">(</w:t>
+            </w:r>
+            <w:r>
+              <w:rPr>
+                <w:rFonts w:ascii="Calibri" w:hAnsi="Calibri" w:cs="Calibri"/>
+                <w:color w:val="000000"/>
+                <w:highlight w:val="none"/>
+                <w:lang w:val="en-GB" w:bidi="en-GB"/>
+              </w:rPr>
+              <w:t xml:space="preserve">https://fortran-lang.org/learn/building_programs/distributing/</w:t>
+            </w:r>
+            <w:r>
+              <w:rPr>
+                <w:rFonts w:ascii="Calibri" w:hAnsi="Calibri" w:cs="Calibri"/>
+                <w:color w:val="000000"/>
+                <w:highlight w:val="none"/>
+                <w:lang w:val="en-GB" w:bidi="en-GB"/>
+              </w:rPr>
+              <w:t xml:space="preserve">)</w:t>
+            </w:r>
+            <w:r>
+              <w:rPr>
+                <w:rFonts w:ascii="Calibri" w:hAnsi="Calibri" w:cs="Calibri"/>
+                <w:color w:val="000000"/>
+                <w:highlight w:val="none"/>
+                <w:lang w:val="en-GB"/>
+              </w:rPr>
+            </w:r>
+          </w:p>
+          <w:p>
+            <w:pPr>
+              <w:pBdr/>
+              <w:spacing w:after="40" w:before="40"/>
+              <w:ind/>
+              <w:rPr>
+                <w:rFonts w:ascii="Calibri" w:hAnsi="Calibri" w:cs="Calibri"/>
+                <w:color w:val="000000"/>
+                <w:highlight w:val="none"/>
+                <w:lang w:val="en-GB"/>
+              </w:rPr>
+            </w:pPr>
+            <w:r>
+              <w:rPr>
+                <w:rFonts w:ascii="Calibri" w:hAnsi="Calibri" w:cs="Calibri"/>
+                <w:color w:val="000000"/>
+                <w:highlight w:val="none"/>
+                <w:lang w:val="en-GB" w:bidi="en-GB"/>
+              </w:rPr>
+            </w:r>
+            <w:r>
+              <w:rPr>
+                <w:rFonts w:ascii="Calibri" w:hAnsi="Calibri" w:cs="Calibri"/>
+                <w:color w:val="000000"/>
+                <w:highlight w:val="none"/>
+                <w:lang w:val="en-GB" w:bidi="en-GB"/>
+              </w:rPr>
+            </w:r>
+            <w:r>
+              <w:rPr>
+                <w:rFonts w:ascii="Calibri" w:hAnsi="Calibri" w:cs="Calibri"/>
+                <w:color w:val="000000"/>
+                <w:highlight w:val="none"/>
+                <w:lang w:val="en-GB" w:bidi="en-GB"/>
               </w:rPr>
             </w:r>
           </w:p>
@@ -2265,7 +2653,14 @@
                 <w:lang w:val="en-GB"/>
               </w:rPr>
             </w:r>
-            <w:r/>
+            <w:r>
+              <w:rPr>
+                <w:rFonts w:ascii="Calibri" w:hAnsi="Calibri" w:cs="Calibri"/>
+                <w:color w:val="000000"/>
+                <w:highlight w:val="none"/>
+                <w:lang w:val="en-GB"/>
+              </w:rPr>
+            </w:r>
           </w:p>
           <w:p>
             <w:pPr>
@@ -2506,9 +2901,8 @@
               <w:spacing/>
               <w:ind/>
               <w:rPr>
-                <w:rFonts w:ascii="Calibri" w:hAnsi="Calibri" w:cs="Calibri"/>
+                <w:rFonts w:ascii="Aptos" w:hAnsi="Aptos" w:cs="Aptos"/>
                 <w:highlight w:val="none"/>
-                <w:lang w:val="en-GB"/>
               </w:rPr>
             </w:pPr>
             <w:r>
@@ -2516,11 +2910,110 @@
                 <w:rFonts w:ascii="Calibri" w:hAnsi="Calibri" w:cs="Calibri"/>
                 <w:lang w:val="en-GB"/>
               </w:rPr>
-              <w:t xml:space="preserve">The purpose of the application is to embed sustainability into the digital wellness tools that already exist. To help inform consumers to consume less and cause less damage to the environment and their wellbeing, while directly contributing to healthier habits. </w:t>
+              <w:t xml:space="preserve">The pu</w:t>
             </w:r>
             <w:r>
               <w:rPr>
                 <w:rFonts w:ascii="Calibri" w:hAnsi="Calibri" w:cs="Calibri"/>
+                <w:lang w:val="en-GB"/>
+              </w:rPr>
+              <w:t xml:space="preserve">rpose of the application is to embed sustainability into the digital wellness tools that already exist. To help inform consumers to consume less and cause less damage to the environment and their wellbeing, while directly contributing to healthier habits. It has been cited that 61% of smart phone addicts described social media apps specifically being what draws them to use their phones</w:t>
+            </w:r>
+            <w:r>
+              <w:rPr>
+                <w:highlight w:val="none"/>
+              </w:rPr>
+              <w:t xml:space="preserve"> </w:t>
+            </w:r>
+            <w:r>
+              <w:rPr>
+                <w:rFonts w:ascii="Aptos" w:hAnsi="Aptos" w:eastAsia="Aptos" w:cs="Aptos"/>
+                <w:highlight w:val="none"/>
+              </w:rPr>
+              <w:t xml:space="preserve">(Lee. 2025)</w:t>
+            </w:r>
+            <w:r>
+              <w:rPr>
+                <w:rFonts w:ascii="Calibri" w:hAnsi="Calibri" w:cs="Calibri"/>
+                <w:highlight w:val="none"/>
+                <w:lang w:val="en-GB"/>
+              </w:rPr>
+              <w:t xml:space="preserve">, so reducing screen time by targetting these apps in particular is pertinent to addressing the problem. It has also been widely discovered that there is a link between social media overuse being detrimental to mental health </w:t>
+            </w:r>
+            <w:r>
+              <w:rPr>
+                <w:rFonts w:ascii="Aptos" w:hAnsi="Aptos" w:eastAsia="Aptos" w:cs="Aptos"/>
+                <w:highlight w:val="none"/>
+              </w:rPr>
+              <w:t xml:space="preserve">(Surg. A. </w:t>
+            </w:r>
+            <w:r>
+              <w:rPr>
+                <w:rFonts w:ascii="Aptos" w:hAnsi="Aptos" w:eastAsia="Aptos" w:cs="Aptos"/>
+                <w:i/>
+                <w:iCs/>
+                <w:highlight w:val="none"/>
+              </w:rPr>
+              <w:t xml:space="preserve">et al.</w:t>
+            </w:r>
+            <w:r>
+              <w:rPr>
+                <w:rFonts w:ascii="Aptos" w:hAnsi="Aptos" w:eastAsia="Aptos" w:cs="Aptos"/>
+                <w:highlight w:val="none"/>
+              </w:rPr>
+              <w:t xml:space="preserve"> 2023)</w:t>
+            </w:r>
+            <w:r>
+              <w:rPr>
+                <w:rFonts w:ascii="Aptos" w:hAnsi="Aptos" w:eastAsia="Aptos" w:cs="Aptos"/>
+                <w:highlight w:val="none"/>
+                <w:lang w:val="en-GB"/>
+              </w:rPr>
+              <w:t xml:space="preserve">. While conversely, connection and exposure to nature and the natural world has been proven to improve health and mental health, as it is our natural environment and soothes the nervous system </w:t>
+            </w:r>
+            <w:r>
+              <w:rPr>
+                <w:rFonts w:ascii="Aptos" w:hAnsi="Aptos" w:eastAsia="Aptos" w:cs="Aptos"/>
+                <w:highlight w:val="none"/>
+              </w:rPr>
+              <w:t xml:space="preserve">(Jimenez. </w:t>
+            </w:r>
+            <w:r>
+              <w:rPr>
+                <w:rFonts w:ascii="Aptos" w:hAnsi="Aptos" w:eastAsia="Aptos" w:cs="Aptos"/>
+                <w:i/>
+                <w:iCs/>
+                <w:highlight w:val="none"/>
+              </w:rPr>
+              <w:t xml:space="preserve">Et al</w:t>
+            </w:r>
+            <w:r>
+              <w:rPr>
+                <w:rFonts w:ascii="Aptos" w:hAnsi="Aptos" w:eastAsia="Aptos" w:cs="Aptos"/>
+                <w:highlight w:val="none"/>
+              </w:rPr>
+              <w:t xml:space="preserve">. 2021)</w:t>
+            </w:r>
+            <w:r>
+              <w:rPr>
+                <w:rFonts w:ascii="Aptos" w:hAnsi="Aptos" w:eastAsia="Aptos" w:cs="Aptos"/>
+                <w:highlight w:val="none"/>
+                <w:lang w:val="en-GB"/>
+              </w:rPr>
+              <w:t xml:space="preserve">.</w:t>
+            </w:r>
+            <w:r>
+              <w:rPr>
+                <w:rFonts w:ascii="Aptos" w:hAnsi="Aptos" w:eastAsia="Aptos" w:cs="Aptos"/>
+                <w:highlight w:val="none"/>
+                <w:lang w:val="en-GB"/>
+              </w:rPr>
+            </w:r>
+            <w:r>
+              <w:rPr>
+                <w:rFonts w:ascii="Aptos" w:hAnsi="Aptos" w:eastAsia="Aptos" w:cs="Aptos"/>
+                <w:highlight w:val="none"/>
+                <w:lang w:val="en-GB"/>
               </w:rPr>
             </w:r>
           </w:p>
@@ -2541,7 +3034,7 @@
                 <w:highlight w:val="none"/>
                 <w:lang w:val="en-GB"/>
               </w:rPr>
-              <w:t xml:space="preserve">The application is designed to use as few resources as possible, drawing insights from data already collected by the device and limiting data traffic by keeping it almost exclusively offline. (</w:t>
+              <w:t xml:space="preserve">The application is designed to use as few resources as possible, drawing insights from data already collected by the device and limiting data traffic by keeping it almost exclusively offline. This is explored and explained in the project SRS here (</w:t>
             </w:r>
             <w:r>
               <w:rPr>
@@ -2562,6 +3055,13 @@
             <w:r>
               <w:rPr>
                 <w:rFonts w:ascii="Calibri" w:hAnsi="Calibri" w:cs="Calibri"/>
+              </w:rPr>
+            </w:r>
+            <w:r>
+              <w:rPr>
+                <w:rFonts w:ascii="Calibri" w:hAnsi="Calibri" w:cs="Calibri"/>
+                <w:highlight w:val="none"/>
+                <w:lang w:val="en-GB"/>
               </w:rPr>
             </w:r>
           </w:p>
@@ -2590,7 +3090,6 @@
               </w:rPr>
               <w:t xml:space="preserve">https://www.smartsource.eu/about-us/insights/cost-effective-app-development-with-net-maui-save-time-and-money-with-hybrid-solutions/</w:t>
             </w:r>
-            <w:r/>
             <w:r>
               <w:rPr>
                 <w:rFonts w:ascii="Calibri" w:hAnsi="Calibri" w:cs="Calibri"/>
@@ -2609,8 +3108,6 @@
             <w:r>
               <w:rPr>
                 <w:rFonts w:ascii="Calibri" w:hAnsi="Calibri" w:cs="Calibri"/>
-                <w:highlight w:val="none"/>
-                <w:lang w:val="en-GB"/>
               </w:rPr>
             </w:r>
           </w:p>
@@ -2656,6 +3153,262 @@
           <w:lang w:val="en-GB" w:eastAsia="en-GB"/>
         </w:rPr>
       </w:r>
+      <w:r>
+        <w:rPr>
+          <w:lang w:val="en-GB" w:eastAsia="en-GB"/>
+        </w:rPr>
+      </w:r>
+      <w:r>
+        <w:rPr>
+          <w:lang w:val="en-GB" w:eastAsia="en-GB"/>
+        </w:rPr>
+      </w:r>
+    </w:p>
+    <w:p>
+      <w:pPr>
+        <w:pBdr>
+          <w:top w:val="none" w:color="000000" w:sz="4" w:space="0"/>
+          <w:left w:val="none" w:color="000000" w:sz="4" w:space="0"/>
+          <w:bottom w:val="none" w:color="000000" w:sz="4" w:space="0"/>
+          <w:right w:val="none" w:color="000000" w:sz="4" w:space="0"/>
+        </w:pBdr>
+        <w:spacing/>
+        <w:ind w:right="0" w:hanging="567" w:left="567"/>
+        <w:rPr/>
+      </w:pPr>
+      <w:r>
+        <w:rPr>
+          <w:rFonts w:ascii="Aptos" w:hAnsi="Aptos" w:eastAsia="Aptos" w:cs="Aptos"/>
+          <w:color w:val="000000"/>
+          <w:sz w:val="24"/>
+        </w:rPr>
+        <w:t xml:space="preserve">Lee, R. (2025) </w:t>
+      </w:r>
+      <w:r>
+        <w:rPr>
+          <w:rFonts w:ascii="Aptos" w:hAnsi="Aptos" w:eastAsia="Aptos" w:cs="Aptos"/>
+          <w:i/>
+          <w:color w:val="000000"/>
+          <w:sz w:val="24"/>
+        </w:rPr>
+        <w:t xml:space="preserve">Smartphone Addiction Statistics 2025: Alarming Trends and Insights</w:t>
+      </w:r>
+      <w:r>
+        <w:rPr>
+          <w:rFonts w:ascii="Aptos" w:hAnsi="Aptos" w:eastAsia="Aptos" w:cs="Aptos"/>
+          <w:color w:val="000000"/>
+          <w:sz w:val="24"/>
+        </w:rPr>
+        <w:t xml:space="preserve">, </w:t>
+      </w:r>
+      <w:r>
+        <w:rPr>
+          <w:rFonts w:ascii="Aptos" w:hAnsi="Aptos" w:eastAsia="Aptos" w:cs="Aptos"/>
+          <w:i/>
+          <w:color w:val="000000"/>
+          <w:sz w:val="24"/>
+        </w:rPr>
+        <w:t xml:space="preserve">Smartphone Addiction Statistics 2025: Alarming Trends and Insights - SQ Magazine</w:t>
+      </w:r>
+      <w:r>
+        <w:rPr>
+          <w:rFonts w:ascii="Aptos" w:hAnsi="Aptos" w:eastAsia="Aptos" w:cs="Aptos"/>
+          <w:color w:val="000000"/>
+          <w:sz w:val="24"/>
+        </w:rPr>
+        <w:t xml:space="preserve">. Available at: https://sqmagazine.co.uk/smartphone-addiction-statistics/ (Accessed: 25 November 2025).</w:t>
+      </w:r>
+      <w:r>
+        <w:rPr>
+          <w:rFonts w:ascii="Times New Roman" w:hAnsi="Times New Roman" w:eastAsia="Times New Roman" w:cs="Times New Roman"/>
+          <w:color w:val="000000"/>
+          <w:sz w:val="24"/>
+        </w:rPr>
+        <w:t xml:space="preserve"> </w:t>
+      </w:r>
+      <w:r/>
+      <w:r/>
+    </w:p>
+    <w:p>
+      <w:pPr>
+        <w:pBdr>
+          <w:top w:val="none" w:color="000000" w:sz="4" w:space="0"/>
+          <w:left w:val="none" w:color="000000" w:sz="4" w:space="0"/>
+          <w:bottom w:val="none" w:color="000000" w:sz="4" w:space="0"/>
+          <w:right w:val="none" w:color="000000" w:sz="4" w:space="0"/>
+        </w:pBdr>
+        <w:spacing/>
+        <w:ind w:right="0" w:hanging="567" w:left="567"/>
+        <w:rPr>
+          <w:rFonts w:ascii="Aptos" w:hAnsi="Aptos" w:cs="Aptos"/>
+          <w:highlight w:val="none"/>
+        </w:rPr>
+      </w:pPr>
+      <w:r>
+        <w:rPr>
+          <w:rFonts w:ascii="Aptos" w:hAnsi="Aptos" w:eastAsia="Aptos" w:cs="Aptos"/>
+          <w:color w:val="000000"/>
+          <w:sz w:val="24"/>
+        </w:rPr>
+        <w:t xml:space="preserve">Surg, A. </w:t>
+      </w:r>
+      <w:r>
+        <w:rPr>
+          <w:rFonts w:ascii="Aptos" w:hAnsi="Aptos" w:eastAsia="Aptos" w:cs="Aptos"/>
+          <w:i/>
+          <w:color w:val="000000"/>
+          <w:sz w:val="24"/>
+        </w:rPr>
+        <w:t xml:space="preserve">et al.</w:t>
+      </w:r>
+      <w:r>
+        <w:rPr>
+          <w:rFonts w:ascii="Aptos" w:hAnsi="Aptos" w:eastAsia="Aptos" w:cs="Aptos"/>
+          <w:color w:val="000000"/>
+          <w:sz w:val="24"/>
+        </w:rPr>
+        <w:t xml:space="preserve"> (2023) </w:t>
+      </w:r>
+      <w:r>
+        <w:rPr>
+          <w:rFonts w:ascii="Aptos" w:hAnsi="Aptos" w:eastAsia="Aptos" w:cs="Aptos"/>
+          <w:i/>
+          <w:color w:val="000000"/>
+          <w:sz w:val="24"/>
+        </w:rPr>
+        <w:t xml:space="preserve">Link between excessive social media use and psychiatric disorders</w:t>
+      </w:r>
+      <w:r>
+        <w:rPr>
+          <w:rFonts w:ascii="Aptos" w:hAnsi="Aptos" w:eastAsia="Aptos" w:cs="Aptos"/>
+          <w:color w:val="000000"/>
+          <w:sz w:val="24"/>
+        </w:rPr>
+        <w:t xml:space="preserve">, </w:t>
+      </w:r>
+      <w:r>
+        <w:rPr>
+          <w:rFonts w:ascii="Aptos" w:hAnsi="Aptos" w:eastAsia="Aptos" w:cs="Aptos"/>
+          <w:i/>
+          <w:color w:val="000000"/>
+          <w:sz w:val="24"/>
+        </w:rPr>
+        <w:t xml:space="preserve">Link between excessive social media use and psychiatric disorders - PMC </w:t>
+      </w:r>
+      <w:r>
+        <w:rPr>
+          <w:rFonts w:ascii="Aptos" w:hAnsi="Aptos" w:eastAsia="Aptos" w:cs="Aptos"/>
+          <w:color w:val="000000"/>
+          <w:sz w:val="24"/>
+        </w:rPr>
+        <w:t xml:space="preserve">. Available at: https://pmc.ncbi.nlm.nih.gov/articles/PMC10129173/ (Accessed: 11 November 2025). </w:t>
+      </w:r>
+      <w:r>
+        <w:rPr>
+          <w:rFonts w:ascii="Aptos" w:hAnsi="Aptos" w:cs="Aptos"/>
+          <w:highlight w:val="none"/>
+        </w:rPr>
+      </w:r>
+      <w:r>
+        <w:rPr>
+          <w:rFonts w:ascii="Aptos" w:hAnsi="Aptos" w:cs="Aptos"/>
+          <w:highlight w:val="none"/>
+        </w:rPr>
+      </w:r>
+    </w:p>
+    <w:p>
+      <w:pPr>
+        <w:pBdr>
+          <w:top w:val="none" w:color="000000" w:sz="4" w:space="0"/>
+          <w:left w:val="none" w:color="000000" w:sz="4" w:space="0"/>
+          <w:bottom w:val="none" w:color="000000" w:sz="4" w:space="0"/>
+          <w:right w:val="none" w:color="000000" w:sz="4" w:space="0"/>
+        </w:pBdr>
+        <w:spacing/>
+        <w:ind w:right="0" w:hanging="567" w:left="567"/>
+        <w:rPr>
+          <w:rFonts w:ascii="Aptos" w:hAnsi="Aptos" w:cs="Aptos"/>
+        </w:rPr>
+      </w:pPr>
+      <w:r>
+        <w:rPr>
+          <w:rFonts w:ascii="Aptos" w:hAnsi="Aptos" w:eastAsia="Aptos" w:cs="Aptos"/>
+          <w:color w:val="000000"/>
+          <w:sz w:val="24"/>
+        </w:rPr>
+        <w:t xml:space="preserve">Jimenez, M. </w:t>
+      </w:r>
+      <w:r>
+        <w:rPr>
+          <w:rFonts w:ascii="Aptos" w:hAnsi="Aptos" w:eastAsia="Aptos" w:cs="Aptos"/>
+          <w:i/>
+          <w:color w:val="000000"/>
+          <w:sz w:val="24"/>
+        </w:rPr>
+        <w:t xml:space="preserve">et al.</w:t>
+      </w:r>
+      <w:r>
+        <w:rPr>
+          <w:rFonts w:ascii="Aptos" w:hAnsi="Aptos" w:eastAsia="Aptos" w:cs="Aptos"/>
+          <w:color w:val="000000"/>
+          <w:sz w:val="24"/>
+        </w:rPr>
+        <w:t xml:space="preserve"> (2021) </w:t>
+      </w:r>
+      <w:r>
+        <w:rPr>
+          <w:rFonts w:ascii="Aptos" w:hAnsi="Aptos" w:eastAsia="Aptos" w:cs="Aptos"/>
+          <w:i/>
+          <w:color w:val="000000"/>
+          <w:sz w:val="24"/>
+        </w:rPr>
+        <w:t xml:space="preserve">Associations between Nature Exposure and Health: A Review of the Evidence</w:t>
+      </w:r>
+      <w:r>
+        <w:rPr>
+          <w:rFonts w:ascii="Aptos" w:hAnsi="Aptos" w:eastAsia="Aptos" w:cs="Aptos"/>
+          <w:color w:val="000000"/>
+          <w:sz w:val="24"/>
+        </w:rPr>
+        <w:t xml:space="preserve">, </w:t>
+      </w:r>
+      <w:r>
+        <w:rPr>
+          <w:rFonts w:ascii="Aptos" w:hAnsi="Aptos" w:eastAsia="Aptos" w:cs="Aptos"/>
+          <w:i/>
+          <w:color w:val="000000"/>
+          <w:sz w:val="24"/>
+        </w:rPr>
+        <w:t xml:space="preserve">Associations between Nature Exposure and Health: A Review of the Evidence | MDPI</w:t>
+      </w:r>
+      <w:r>
+        <w:rPr>
+          <w:rFonts w:ascii="Aptos" w:hAnsi="Aptos" w:eastAsia="Aptos" w:cs="Aptos"/>
+          <w:color w:val="000000"/>
+          <w:sz w:val="24"/>
+        </w:rPr>
+        <w:t xml:space="preserve">. Available at: https://www.mdpi.com/1660-4601/18/9/4790 (Accessed: 26 November 2025). </w:t>
+      </w:r>
+      <w:r>
+        <w:rPr>
+          <w:rFonts w:ascii="Aptos" w:hAnsi="Aptos" w:cs="Aptos"/>
+        </w:rPr>
+      </w:r>
+      <w:r>
+        <w:rPr>
+          <w:rFonts w:ascii="Aptos" w:hAnsi="Aptos" w:cs="Aptos"/>
+        </w:rPr>
+      </w:r>
+    </w:p>
+    <w:p>
+      <w:pPr>
+        <w:pBdr/>
+        <w:spacing/>
+        <w:ind/>
+        <w:rPr>
+          <w:lang w:val="en-GB" w:eastAsia="en-GB"/>
+        </w:rPr>
+      </w:pPr>
       <w:r>
         <w:rPr>
           <w:lang w:val="en-GB" w:eastAsia="en-GB"/>

--- a/UI_Enterprise_Transformation/Digital_Portfolio_UI110015.docx
+++ b/UI_Enterprise_Transformation/Digital_Portfolio_UI110015.docx
@@ -1159,16 +1159,6 @@
                 <w:lang w:val="en-GB"/>
               </w:rPr>
             </w:r>
-          </w:p>
-          <w:p>
-            <w:pPr>
-              <w:pBdr/>
-              <w:spacing/>
-              <w:ind/>
-              <w:rPr>
-                <w:rFonts w:ascii="Calibri" w:hAnsi="Calibri" w:cs="Calibri"/>
-              </w:rPr>
-            </w:pPr>
             <w:r>
               <w:rPr>
                 <w:rFonts w:ascii="Calibri" w:hAnsi="Calibri" w:cs="Calibri"/>
@@ -1182,6 +1172,13 @@
             <w:r>
               <w:rPr>
                 <w:rFonts w:ascii="Calibri" w:hAnsi="Calibri" w:cs="Calibri"/>
+              </w:rPr>
+            </w:r>
+            <w:r>
+              <w:rPr>
+                <w:rFonts w:ascii="Calibri" w:hAnsi="Calibri" w:cs="Calibri"/>
+                <w:highlight w:val="none"/>
+                <w:lang w:val="en-GB"/>
               </w:rPr>
             </w:r>
           </w:p>
@@ -1236,13 +1233,29 @@
                 <w:highlight w:val="none"/>
                 <w:lang w:val="en-GB" w:bidi="en-GB"/>
               </w:rPr>
-              <w:t xml:space="preserve">BCP and DRP are considered in relation to ISO/IEC 27031 for the project by hosting the </w:t>
+              <w:t xml:space="preserve">A DRP was drafted in relation to the ISO/IEC 27031 standard which relates to cybersecurity and technology readiness for the project here (</w:t>
             </w:r>
             <w:r>
               <w:rPr>
                 <w:rFonts w:ascii="Calibri" w:hAnsi="Calibri" w:cs="Calibri"/>
                 <w:highlight w:val="none"/>
-                <w:lang w:val="en-GB"/>
+                <w:lang w:val="en-GB" w:bidi="en-GB"/>
+              </w:rPr>
+              <w:t xml:space="preserve">https://github.com/TortoiseLeaf/laurenk_personal_repository_2025/blob/main/UI_Enterprise_Transformation/DRP.docx</w:t>
+            </w:r>
+            <w:r>
+              <w:rPr>
+                <w:rFonts w:ascii="Calibri" w:hAnsi="Calibri" w:cs="Calibri"/>
+                <w:highlight w:val="none"/>
+                <w:lang w:val="en-GB" w:bidi="en-GB"/>
+              </w:rPr>
+              <w:t xml:space="preserve">)</w:t>
+            </w:r>
+            <w:r>
+              <w:rPr>
+                <w:rFonts w:ascii="Calibri" w:hAnsi="Calibri" w:cs="Calibri"/>
+                <w:highlight w:val="none"/>
+                <w:lang w:val="en-GB" w:bidi="en-GB"/>
               </w:rPr>
             </w:r>
             <w:r>
@@ -1299,7 +1312,7 @@
               <w:rPr>
                 <w:rFonts w:ascii="Calibri" w:hAnsi="Calibri" w:cs="Calibri"/>
                 <w:highlight w:val="none"/>
-                <w:lang w:val="en-GB"/>
+                <w:lang w:val="en-GB" w:bidi="en-GB"/>
               </w:rPr>
             </w:r>
             <w:r>
@@ -1318,7 +1331,7 @@
               <w:rPr>
                 <w:rFonts w:ascii="Calibri" w:hAnsi="Calibri" w:cs="Calibri"/>
                 <w:highlight w:val="none"/>
-                <w:lang w:val="en-GB"/>
+                <w:lang w:val="en-GB" w:bidi="en-GB"/>
               </w:rPr>
             </w:pPr>
             <w:r>
@@ -1360,35 +1373,33 @@
                 <w:lang w:val="en-GB"/>
               </w:rPr>
             </w:r>
-          </w:p>
-          <w:p>
-            <w:pPr>
-              <w:pBdr/>
-              <w:spacing/>
-              <w:ind/>
+            <w:r>
               <w:rPr>
                 <w:rFonts w:ascii="Calibri" w:hAnsi="Calibri" w:cs="Calibri"/>
                 <w:highlight w:val="none"/>
-                <w:lang w:val="en-GB"/>
+                <w:lang w:val="en-GB" w:bidi="en-GB"/>
               </w:rPr>
-            </w:pPr>
-            <w:r>
-              <w:rPr>
-                <w:rFonts w:ascii="Calibri" w:hAnsi="Calibri" w:cs="Calibri"/>
-                <w:lang w:val="en-GB"/>
-              </w:rPr>
-              <w:t xml:space="preserve">(Is there a specific document you’re looking for with this that I can google?)</w:t>
+              <w:t xml:space="preserve"> </w:t>
             </w:r>
             <w:r>
               <w:rPr>
                 <w:rFonts w:ascii="Calibri" w:hAnsi="Calibri" w:cs="Calibri"/>
+                <w:highlight w:val="none"/>
+                <w:lang w:val="en-GB" w:bidi="en-GB"/>
               </w:rPr>
             </w:r>
             <w:r>
               <w:rPr>
                 <w:rFonts w:ascii="Calibri" w:hAnsi="Calibri" w:cs="Calibri"/>
                 <w:highlight w:val="none"/>
-                <w:lang w:val="en-GB"/>
+                <w:lang w:val="en-GB" w:bidi="en-GB"/>
+              </w:rPr>
+            </w:r>
+            <w:r>
+              <w:rPr>
+                <w:rFonts w:ascii="Calibri" w:hAnsi="Calibri" w:cs="Calibri"/>
+                <w:highlight w:val="none"/>
+                <w:lang w:val="en-GB" w:bidi="en-GB"/>
               </w:rPr>
             </w:r>
           </w:p>
@@ -1411,8 +1422,6 @@
             <w:r>
               <w:rPr>
                 <w:rFonts w:ascii="Calibri" w:hAnsi="Calibri" w:cs="Calibri"/>
-                <w:highlight w:val="none"/>
-                <w:lang w:val="en-GB"/>
               </w:rPr>
             </w:r>
             <w:r>
@@ -1783,7 +1792,7 @@
                 <w:rFonts w:ascii="Calibri" w:hAnsi="Calibri" w:cs="Calibri"/>
                 <w:color w:val="000000"/>
                 <w:highlight w:val="none"/>
-                <w:lang w:val="en-GB"/>
+                <w:lang w:val="en-GB" w:bidi="en-GB"/>
               </w:rPr>
             </w:r>
             <w:r>
@@ -1879,6 +1888,14 @@
                 <w:lang w:val="en-GB"/>
               </w:rPr>
             </w:r>
+            <w:r>
+              <w:rPr>
+                <w:rFonts w:ascii="Calibri" w:hAnsi="Calibri" w:cs="Calibri"/>
+                <w:color w:val="000000"/>
+                <w:highlight w:val="none"/>
+                <w:lang w:val="en-GB" w:bidi="en-GB"/>
+              </w:rPr>
+            </w:r>
           </w:p>
           <w:p>
             <w:pPr>
@@ -1936,7 +1953,25 @@
                 <w:highlight w:val="none"/>
                 <w:lang w:val="en-GB" w:bidi="en-GB"/>
               </w:rPr>
-              <w:t xml:space="preserve">I shared positive feedback with some team members and it seemed to incentivise them to continue to contribute with value, and also grew their confidence in their sense of ownership over the project. This is a great outcome because it has resulted in more engagement from the team members in them having more confidence to contribute with ideas rather than just with practical assigned tasks. The more heads considering the project design the better it will be, and this seems to have encouraged them to contribute more in this way.</w:t>
+              <w:t xml:space="preserve">I shared positive f</w:t>
+            </w:r>
+            <w:r>
+              <w:rPr>
+                <w:rFonts w:ascii="Calibri" w:hAnsi="Calibri" w:cs="Calibri"/>
+                <w:color w:val="000000"/>
+                <w:highlight w:val="none"/>
+                <w:lang w:val="en-GB" w:bidi="en-GB"/>
+              </w:rPr>
+              <w:t xml:space="preserve">eedback with some team members and it seemed to incentivise them to continue to contribute with value, and also grew their confidence in their sense of ownership over the project. This is a great outcome because it has resulted in more engagement from the </w:t>
+            </w:r>
+            <w:r>
+              <w:rPr>
+                <w:rFonts w:ascii="Calibri" w:hAnsi="Calibri" w:cs="Calibri"/>
+                <w:color w:val="000000"/>
+                <w:highlight w:val="none"/>
+                <w:lang w:val="en-GB" w:bidi="en-GB"/>
+              </w:rPr>
+              <w:t xml:space="preserve">team members in them having more confidence to contribute with ideas rather than just with practical assigned tasks. The more heads considering the project design the better it will be, and this seems to have encouraged them to contribute more in this way.</w:t>
             </w:r>
             <w:r>
               <w:rPr>
@@ -1951,7 +1986,7 @@
                 <w:rFonts w:ascii="Calibri" w:hAnsi="Calibri" w:cs="Calibri"/>
                 <w:color w:val="000000"/>
                 <w:highlight w:val="none"/>
-                <w:lang w:val="en-GB" w:bidi="en-GB"/>
+                <w:lang w:val="en-GB"/>
               </w:rPr>
             </w:r>
           </w:p>
@@ -2264,6 +2299,14 @@
                 <w:lang w:val="en-GB"/>
               </w:rPr>
             </w:r>
+            <w:r>
+              <w:rPr>
+                <w:rFonts w:ascii="Calibri" w:hAnsi="Calibri" w:cs="Calibri"/>
+                <w:color w:val="000000"/>
+                <w:highlight w:val="none"/>
+                <w:lang w:val="en-GB"/>
+              </w:rPr>
+            </w:r>
           </w:p>
           <w:p>
             <w:pPr>
@@ -2284,7 +2327,24 @@
                 <w:highlight w:val="none"/>
                 <w:lang w:val="en-GB"/>
               </w:rPr>
-              <w:t xml:space="preserve">This is because while most modern languages are written or based on C or C++, Fortran 90 is based on previous versions of Fortran – a language designed specifically for numeric computation and scientific computing. This gives the language a steep learning curve in that it is etymologically separate from common C-based languages and structured differently, syntactically challenging to intuit compared to more common place C-based languages. </w:t>
+              <w:t xml:space="preserve">This is because while most modern languages are written or based on C or C++, Fortran 90 is based on previous versions of Fortran – a language designed specifically for numeric computatio</w:t>
+            </w:r>
+            <w:r>
+              <w:rPr>
+                <w:rFonts w:ascii="Calibri" w:hAnsi="Calibri" w:cs="Calibri"/>
+                <w:color w:val="000000"/>
+                <w:highlight w:val="none"/>
+                <w:lang w:val="en-GB"/>
+              </w:rPr>
+              <w:t xml:space="preserve">n and scientific computing. This gives the language a steep learning curve in that it is etymologically separate from common C-based languages and structured differently, syntactically challenging to intuit compared to more common place C-based languages. </w:t>
+            </w:r>
+            <w:r>
+              <w:rPr>
+                <w:rFonts w:ascii="Calibri" w:hAnsi="Calibri" w:cs="Calibri"/>
+                <w:color w:val="000000"/>
+                <w:highlight w:val="none"/>
+                <w:lang w:val="en-GB"/>
+              </w:rPr>
             </w:r>
             <w:r>
               <w:rPr>
@@ -2351,6 +2411,14 @@
                 <w:lang w:val="en-GB"/>
               </w:rPr>
             </w:r>
+            <w:r>
+              <w:rPr>
+                <w:rFonts w:ascii="Calibri" w:hAnsi="Calibri" w:cs="Calibri"/>
+                <w:color w:val="000000"/>
+                <w:highlight w:val="none"/>
+                <w:lang w:val="en-GB"/>
+              </w:rPr>
+            </w:r>
           </w:p>
           <w:p>
             <w:pPr>
@@ -2377,7 +2445,7 @@
                 <w:rFonts w:ascii="Calibri" w:hAnsi="Calibri" w:cs="Calibri"/>
                 <w:color w:val="000000"/>
                 <w:highlight w:val="none"/>
-                <w:lang w:val="en-GB" w:bidi="en-GB"/>
+                <w:lang w:val="en-GB"/>
               </w:rPr>
             </w:r>
             <w:r>
@@ -2408,7 +2476,16 @@
                 <w:highlight w:val="none"/>
                 <w:lang w:val="en-GB" w:bidi="en-GB"/>
               </w:rPr>
-              <w:t xml:space="preserve">It also requires being individually compiled to work on different operating systems and as such requires different platform specific toolchains. This hinders it from being fluidly universal across platforms. It also has no native Graphic User Interface (GUI) frameworks which means that in order to use it, users must have a knowledge of the language itself rather than being able to rely on a GUI.</w:t>
+              <w:t xml:space="preserve">It also requires being individually compiled to work on different operating systems and as such requires different platform specific toolchain</w:t>
+            </w:r>
+            <w:r>
+              <w:rPr>
+                <w:rFonts w:ascii="Calibri" w:hAnsi="Calibri" w:cs="Calibri"/>
+                <w:color w:val="000000"/>
+                <w:highlight w:val="none"/>
+                <w:lang w:val="en-GB" w:bidi="en-GB"/>
+              </w:rPr>
+              <w:t xml:space="preserve">s. This hinders it from being fluidly universal across platforms. It also has no native Graphic User Interface (GUI) frameworks which means that in order to use it, users must have a knowledge of the language itself rather than being able to rely on a GUI.</w:t>
             </w:r>
             <w:r>
               <w:rPr>
@@ -2416,6 +2493,14 @@
                 <w:color w:val="000000"/>
                 <w:highlight w:val="none"/>
                 <w:lang w:val="en-GB"/>
+              </w:rPr>
+            </w:r>
+            <w:r>
+              <w:rPr>
+                <w:rFonts w:ascii="Calibri" w:hAnsi="Calibri" w:cs="Calibri"/>
+                <w:color w:val="000000"/>
+                <w:highlight w:val="none"/>
+                <w:lang w:val="en-GB" w:bidi="en-GB"/>
               </w:rPr>
             </w:r>
           </w:p>
@@ -2466,6 +2551,14 @@
                 <w:lang w:val="en-GB"/>
               </w:rPr>
             </w:r>
+            <w:r>
+              <w:rPr>
+                <w:rFonts w:ascii="Calibri" w:hAnsi="Calibri" w:cs="Calibri"/>
+                <w:color w:val="000000"/>
+                <w:highlight w:val="none"/>
+                <w:lang w:val="en-GB" w:bidi="en-GB"/>
+              </w:rPr>
+            </w:r>
           </w:p>
           <w:p>
             <w:pPr>
@@ -2500,7 +2593,7 @@
                 <w:rFonts w:ascii="Calibri" w:hAnsi="Calibri" w:cs="Calibri"/>
                 <w:color w:val="000000"/>
                 <w:highlight w:val="none"/>
-                <w:lang w:val="en-GB" w:bidi="en-GB"/>
+                <w:lang w:val="en-GB"/>
               </w:rPr>
             </w:r>
           </w:p>
@@ -2917,7 +3010,14 @@
                 <w:rFonts w:ascii="Calibri" w:hAnsi="Calibri" w:cs="Calibri"/>
                 <w:lang w:val="en-GB"/>
               </w:rPr>
-              <w:t xml:space="preserve">rpose of the application is to embed sustainability into the digital wellness tools that already exist. To help inform consumers to consume less and cause less damage to the environment and their wellbeing, while directly contributing to healthier habits. It has been cited that 61% of smart phone addicts described social media apps specifically being what draws them to use their phones</w:t>
+              <w:t xml:space="preserve">rpose of the application is to embed sustainability into the digital wellness tools that already exist. To help inform consumers to </w:t>
+            </w:r>
+            <w:r>
+              <w:rPr>
+                <w:rFonts w:ascii="Calibri" w:hAnsi="Calibri" w:cs="Calibri"/>
+                <w:lang w:val="en-GB"/>
+              </w:rPr>
+              <w:t xml:space="preserve">consume less and cause less damage to the environment and their wellbeing, while directly contributing to healthier habits. It has been cited that 61% of smart phone addicts described social media apps specifically being what draws them to use their phones</w:t>
             </w:r>
             <w:r>
               <w:rPr>
@@ -3011,9 +3111,8 @@
             </w:r>
             <w:r>
               <w:rPr>
-                <w:rFonts w:ascii="Aptos" w:hAnsi="Aptos" w:eastAsia="Aptos" w:cs="Aptos"/>
+                <w:rFonts w:ascii="Aptos" w:hAnsi="Aptos" w:cs="Aptos"/>
                 <w:highlight w:val="none"/>
-                <w:lang w:val="en-GB"/>
               </w:rPr>
             </w:r>
           </w:p>
@@ -3055,6 +3154,8 @@
             <w:r>
               <w:rPr>
                 <w:rFonts w:ascii="Calibri" w:hAnsi="Calibri" w:cs="Calibri"/>
+                <w:highlight w:val="none"/>
+                <w:lang w:val="en-GB"/>
               </w:rPr>
             </w:r>
             <w:r>
@@ -3101,8 +3202,6 @@
             <w:r>
               <w:rPr>
                 <w:rFonts w:ascii="Calibri" w:hAnsi="Calibri" w:cs="Calibri"/>
-                <w:highlight w:val="none"/>
-                <w:lang w:val="en-GB"/>
               </w:rPr>
             </w:r>
             <w:r>
@@ -3226,7 +3325,6 @@
         </w:rPr>
         <w:t xml:space="preserve"> </w:t>
       </w:r>
-      <w:r/>
       <w:r/>
     </w:p>
     <w:p>
@@ -3409,6 +3507,11 @@
           <w:lang w:val="en-GB" w:eastAsia="en-GB"/>
         </w:rPr>
       </w:pPr>
+      <w:r>
+        <w:rPr>
+          <w:lang w:val="en-GB" w:eastAsia="en-GB"/>
+        </w:rPr>
+      </w:r>
       <w:r>
         <w:rPr>
           <w:lang w:val="en-GB" w:eastAsia="en-GB"/>

--- a/UI_Enterprise_Transformation/Digital_Portfolio_UI110015.docx
+++ b/UI_Enterprise_Transformation/Digital_Portfolio_UI110015.docx
@@ -471,17 +471,16 @@
               <w:ind/>
               <w:rPr>
                 <w:rFonts w:ascii="Calibri" w:hAnsi="Calibri" w:cs="Calibri"/>
-                <w:sz w:val="20"/>
-                <w:szCs w:val="20"/>
+                <w:sz w:val="22"/>
+                <w:szCs w:val="22"/>
                 <w:highlight w:val="none"/>
-                <w:lang w:val="en-GB" w:bidi="en-GB"/>
               </w:rPr>
             </w:pPr>
             <w:r>
               <w:rPr>
                 <w:rFonts w:ascii="Calibri" w:hAnsi="Calibri" w:cs="Calibri"/>
-                <w:sz w:val="20"/>
-                <w:szCs w:val="20"/>
+                <w:sz w:val="22"/>
+                <w:szCs w:val="22"/>
                 <w:highlight w:val="none"/>
                 <w:lang w:val="en-GB" w:bidi="en-GB"/>
               </w:rPr>
@@ -490,18 +489,18 @@
             <w:r>
               <w:rPr>
                 <w:rFonts w:ascii="Calibri" w:hAnsi="Calibri" w:cs="Calibri"/>
-                <w:sz w:val="20"/>
-                <w:szCs w:val="20"/>
+                <w:sz w:val="22"/>
+                <w:szCs w:val="22"/>
                 <w:highlight w:val="none"/>
                 <w:lang w:val="en-GB" w:bidi="en-GB"/>
               </w:rPr>
-              <w:t xml:space="preserve"> deals with the personal health and wellbeing of the user, in that consumption of social media applications and time spent on phones are proven to be harmful to the individual and environment. Outlined in the purpose for the application (</w:t>
+              <w:t xml:space="preserve"> deals with the personal health and wellbeing of the user, in that overconsumption of social media applications and time spent on phones are proven to be harmful to the individual and environment. Outlined in the purpose for the application in the Software Requirements Specification (SRS) (</w:t>
             </w:r>
             <w:r>
               <w:rPr>
                 <w:rFonts w:ascii="Calibri" w:hAnsi="Calibri" w:cs="Calibri"/>
-                <w:sz w:val="20"/>
-                <w:szCs w:val="20"/>
+                <w:sz w:val="22"/>
+                <w:szCs w:val="22"/>
                 <w:highlight w:val="none"/>
                 <w:lang w:val="en-GB" w:bidi="en-GB"/>
               </w:rPr>
@@ -510,28 +509,28 @@
             <w:r>
               <w:rPr>
                 <w:rFonts w:ascii="Calibri" w:hAnsi="Calibri" w:cs="Calibri"/>
-                <w:sz w:val="20"/>
-                <w:szCs w:val="20"/>
+                <w:sz w:val="22"/>
+                <w:szCs w:val="22"/>
                 <w:highlight w:val="none"/>
                 <w:lang w:val="en-GB" w:bidi="en-GB"/>
               </w:rPr>
-              <w:t xml:space="preserve">, the project aims to empower users by challenging their over-consumption of highly addictive and harmful applications. It aims to inform us</w:t>
+              <w:t xml:space="preserve">, the project aims to empower users by challenging their overconsumption of highly addictive and harmful applications. It aims to inform us</w:t>
             </w:r>
             <w:r>
               <w:rPr>
                 <w:rFonts w:ascii="Calibri" w:hAnsi="Calibri" w:cs="Calibri"/>
-                <w:sz w:val="20"/>
-                <w:szCs w:val="20"/>
+                <w:sz w:val="22"/>
+                <w:szCs w:val="22"/>
                 <w:highlight w:val="none"/>
                 <w:lang w:val="en-GB" w:bidi="en-GB"/>
               </w:rPr>
-              <w:t xml:space="preserve">ers and give back control of their digital habits by quantifying screen time into CO2eq and gamifying screen time reduction by offering to plant trees for x amount of CO2eq “saved” from a decrease in their screen time. </w:t>
+              <w:t xml:space="preserve">ers of the carbon cost of these digital activities and offer a tool to take better control of their digital habits. This is achieved by quantifying user screen time into its carbon equivalent cost per minute, and gamifying screen time reduction by pledging to plant a tree for every 200g of carbon equivalent “saved” from a decrease in their screen time. </w:t>
             </w:r>
             <w:r>
               <w:rPr>
                 <w:rFonts w:ascii="Calibri" w:hAnsi="Calibri" w:cs="Calibri"/>
-                <w:sz w:val="20"/>
-                <w:szCs w:val="20"/>
+                <w:sz w:val="22"/>
+                <w:szCs w:val="22"/>
                 <w:highlight w:val="none"/>
                 <w:lang w:val="en-GB" w:bidi="en-GB"/>
               </w:rPr>
@@ -539,8 +538,8 @@
             <w:r>
               <w:rPr>
                 <w:rFonts w:ascii="Calibri" w:hAnsi="Calibri" w:cs="Calibri"/>
-                <w:sz w:val="20"/>
-                <w:szCs w:val="20"/>
+                <w:sz w:val="22"/>
+                <w:szCs w:val="22"/>
                 <w:highlight w:val="none"/>
                 <w:lang w:val="en-GB" w:bidi="en-GB"/>
               </w:rPr>
@@ -553,27 +552,36 @@
               <w:ind/>
               <w:rPr>
                 <w:rFonts w:ascii="Calibri" w:hAnsi="Calibri" w:cs="Calibri"/>
-                <w:sz w:val="20"/>
-                <w:szCs w:val="20"/>
+                <w:sz w:val="22"/>
+                <w:szCs w:val="22"/>
                 <w:highlight w:val="none"/>
-                <w:lang w:val="en-GB"/>
               </w:rPr>
             </w:pPr>
             <w:r>
               <w:rPr>
                 <w:rFonts w:ascii="Calibri" w:hAnsi="Calibri" w:cs="Calibri"/>
-                <w:sz w:val="20"/>
-                <w:szCs w:val="20"/>
+                <w:sz w:val="22"/>
+                <w:szCs w:val="22"/>
                 <w:highlight w:val="none"/>
                 <w:lang w:val="en-GB" w:bidi="en-GB"/>
               </w:rPr>
-              <w:t xml:space="preserve">MauiScreenTime is unique in the market of screen reduction applications (</w:t>
+              <w:t xml:space="preserve">The </w:t>
             </w:r>
             <w:r>
               <w:rPr>
                 <w:rFonts w:ascii="Calibri" w:hAnsi="Calibri" w:cs="Calibri"/>
-                <w:sz w:val="20"/>
-                <w:szCs w:val="20"/>
+                <w:sz w:val="22"/>
+                <w:szCs w:val="22"/>
+                <w:highlight w:val="none"/>
+                <w:lang w:val="en-GB" w:bidi="en-GB"/>
+              </w:rPr>
+              <w:t xml:space="preserve">MauiScreenTime product is unique in the market of screen reduction applications, as explored in the competitors analysis here (</w:t>
+            </w:r>
+            <w:r>
+              <w:rPr>
+                <w:rFonts w:ascii="Calibri" w:hAnsi="Calibri" w:cs="Calibri"/>
+                <w:sz w:val="22"/>
+                <w:szCs w:val="22"/>
                 <w:highlight w:val="none"/>
                 <w:lang w:val="en-GB" w:bidi="en-GB"/>
               </w:rPr>
@@ -582,39 +590,39 @@
             <w:r>
               <w:rPr>
                 <w:rFonts w:ascii="Calibri" w:hAnsi="Calibri" w:cs="Calibri"/>
-                <w:sz w:val="20"/>
-                <w:szCs w:val="20"/>
+                <w:sz w:val="22"/>
+                <w:szCs w:val="22"/>
                 <w:highlight w:val="none"/>
                 <w:lang w:val="en-GB" w:bidi="en-GB"/>
               </w:rPr>
-              <w:t xml:space="preserve">) as it is designed to be free to use, does not require virtual in-app points or currency, and interacts with local initiatives to plant trees within </w:t>
+              <w:t xml:space="preserve">). As it is designed to be free to use, it does not require virtual in-app points or currency, and it interacts with local initiatives to plant trees within </w:t>
             </w:r>
             <w:r>
               <w:rPr>
                 <w:rFonts w:ascii="Calibri" w:hAnsi="Calibri" w:cs="Calibri"/>
-                <w:sz w:val="20"/>
-                <w:szCs w:val="20"/>
+                <w:sz w:val="22"/>
+                <w:szCs w:val="22"/>
                 <w:highlight w:val="none"/>
                 <w:lang w:val="en-GB" w:bidi="en-GB"/>
               </w:rPr>
-              <w:t xml:space="preserve">domestic territories. It also does not share user personal data with third parties. This results-driven simplicity and transparency echoes the mission statement of minimizing the digital footprint, to the intended benefit of the individual and environment.</w:t>
+              <w:t xml:space="preserve">domestic territories, these qualities set it apart from competitors. It also does not share user personal data with third parties, with a focus on user data security. This results-driven simplicity and transparency echoes the mission statement of minimizing the digital footprint, to the intended benefit of the individual and environment.</w:t>
             </w:r>
             <w:r>
               <w:rPr>
                 <w:rFonts w:ascii="Calibri" w:hAnsi="Calibri" w:cs="Calibri"/>
-                <w:sz w:val="20"/>
-                <w:szCs w:val="20"/>
+                <w:sz w:val="22"/>
+                <w:szCs w:val="22"/>
                 <w:highlight w:val="none"/>
-                <w:lang w:val="en-GB"/>
+                <w:lang w:val="en-GB" w:bidi="en-GB"/>
               </w:rPr>
             </w:r>
             <w:r>
               <w:rPr>
                 <w:rFonts w:ascii="Calibri" w:hAnsi="Calibri" w:cs="Calibri"/>
-                <w:sz w:val="20"/>
-                <w:szCs w:val="20"/>
+                <w:sz w:val="22"/>
+                <w:szCs w:val="22"/>
                 <w:highlight w:val="none"/>
-                <w:lang w:val="en-GB"/>
+                <w:lang w:val="en-GB" w:bidi="en-GB"/>
               </w:rPr>
             </w:r>
           </w:p>
@@ -625,27 +633,26 @@
               <w:ind/>
               <w:rPr>
                 <w:rFonts w:ascii="Calibri" w:hAnsi="Calibri" w:cs="Calibri"/>
-                <w:sz w:val="20"/>
-                <w:szCs w:val="20"/>
+                <w:sz w:val="22"/>
+                <w:szCs w:val="22"/>
+                <w:highlight w:val="none"/>
+              </w:rPr>
+            </w:pPr>
+            <w:r>
+              <w:rPr>
+                <w:rFonts w:ascii="Calibri" w:hAnsi="Calibri" w:cs="Calibri"/>
+                <w:sz w:val="22"/>
+                <w:szCs w:val="22"/>
                 <w:highlight w:val="none"/>
                 <w:lang w:val="en-GB"/>
               </w:rPr>
-            </w:pPr>
-            <w:r>
-              <w:rPr>
-                <w:rFonts w:ascii="Calibri" w:hAnsi="Calibri" w:cs="Calibri"/>
-                <w:sz w:val="20"/>
-                <w:szCs w:val="20"/>
-                <w:highlight w:val="none"/>
-                <w:lang w:val="en-GB"/>
-              </w:rPr>
-              <w:t xml:space="preserve">Further business objectives are outlined in the project business plan (</w:t>
+              <w:t xml:space="preserve">Further business objectives are outlined in the project business plan here (</w:t>
             </w:r>
             <w:r>
               <w:rPr>
                 <w:rFonts w:ascii="Calibri" w:hAnsi="Calibri" w:cs="Calibri"/>
-                <w:sz w:val="20"/>
-                <w:szCs w:val="20"/>
+                <w:sz w:val="22"/>
+                <w:szCs w:val="22"/>
                 <w:highlight w:val="none"/>
                 <w:lang w:val="en-GB"/>
               </w:rPr>
@@ -654,18 +661,18 @@
             <w:r>
               <w:rPr>
                 <w:rFonts w:ascii="Calibri" w:hAnsi="Calibri" w:cs="Calibri"/>
-                <w:sz w:val="20"/>
-                <w:szCs w:val="20"/>
+                <w:sz w:val="22"/>
+                <w:szCs w:val="22"/>
                 <w:highlight w:val="none"/>
                 <w:lang w:val="en-GB"/>
               </w:rPr>
-              <w:t xml:space="preserve">)</w:t>
+              <w:t xml:space="preserve">).</w:t>
             </w:r>
             <w:r>
               <w:rPr>
                 <w:rFonts w:ascii="Calibri" w:hAnsi="Calibri" w:cs="Calibri"/>
-                <w:sz w:val="20"/>
-                <w:szCs w:val="20"/>
+                <w:sz w:val="22"/>
+                <w:szCs w:val="22"/>
                 <w:highlight w:val="none"/>
                 <w:lang w:val="en-GB"/>
               </w:rPr>
@@ -673,8 +680,8 @@
             <w:r>
               <w:rPr>
                 <w:rFonts w:ascii="Calibri" w:hAnsi="Calibri" w:cs="Calibri"/>
-                <w:sz w:val="20"/>
-                <w:szCs w:val="20"/>
+                <w:sz w:val="22"/>
+                <w:szCs w:val="22"/>
                 <w:highlight w:val="none"/>
                 <w:lang w:val="en-GB"/>
               </w:rPr>
@@ -687,17 +694,16 @@
               <w:ind/>
               <w:rPr>
                 <w:rFonts w:ascii="Calibri" w:hAnsi="Calibri" w:cs="Calibri"/>
-                <w:sz w:val="20"/>
-                <w:szCs w:val="20"/>
+                <w:sz w:val="22"/>
+                <w:szCs w:val="22"/>
                 <w:highlight w:val="none"/>
-                <w:lang w:val="en-GB"/>
               </w:rPr>
             </w:pPr>
             <w:r>
               <w:rPr>
                 <w:rFonts w:ascii="Calibri" w:hAnsi="Calibri" w:cs="Calibri"/>
-                <w:sz w:val="20"/>
-                <w:szCs w:val="20"/>
+                <w:sz w:val="22"/>
+                <w:szCs w:val="22"/>
                 <w:highlight w:val="none"/>
                 <w:lang w:val="en-GB" w:bidi="en-GB"/>
               </w:rPr>
@@ -706,8 +712,8 @@
             <w:r>
               <w:rPr>
                 <w:rFonts w:ascii="Calibri" w:hAnsi="Calibri" w:cs="Calibri"/>
-                <w:sz w:val="20"/>
-                <w:szCs w:val="20"/>
+                <w:sz w:val="22"/>
+                <w:szCs w:val="22"/>
                 <w:highlight w:val="none"/>
                 <w:lang w:val="en-GB"/>
               </w:rPr>
@@ -715,8 +721,8 @@
             <w:r>
               <w:rPr>
                 <w:rFonts w:ascii="Calibri" w:hAnsi="Calibri" w:cs="Calibri"/>
-                <w:sz w:val="20"/>
-                <w:szCs w:val="20"/>
+                <w:sz w:val="22"/>
+                <w:szCs w:val="22"/>
                 <w:highlight w:val="none"/>
                 <w:lang w:val="en-GB"/>
               </w:rPr>
@@ -729,31 +735,118 @@
               <w:ind/>
               <w:rPr>
                 <w:rFonts w:ascii="Calibri" w:hAnsi="Calibri" w:cs="Calibri"/>
-                <w:sz w:val="20"/>
-                <w:szCs w:val="20"/>
+                <w:sz w:val="22"/>
+                <w:szCs w:val="22"/>
+                <w:highlight w:val="none"/>
               </w:rPr>
             </w:pPr>
             <w:r>
               <w:rPr>
                 <w:rFonts w:ascii="Calibri" w:hAnsi="Calibri" w:cs="Calibri"/>
-                <w:sz w:val="20"/>
-                <w:szCs w:val="20"/>
+                <w:sz w:val="22"/>
+                <w:szCs w:val="22"/>
                 <w:highlight w:val="none"/>
-                <w:lang w:val="en-GB"/>
-              </w:rPr>
+                <w:lang w:val="en-GB" w:bidi="en-GB"/>
+              </w:rPr>
+              <w:t xml:space="preserve">A Marketing plan was created with consideration to all of these factors and includes consideration and breakdown of the competitors, target audience, and how to provide value to the intended user base. The target audience is further broken down into segments in the document here (</w:t>
             </w:r>
             <w:r>
               <w:rPr>
                 <w:rFonts w:ascii="Calibri" w:hAnsi="Calibri" w:cs="Calibri"/>
-                <w:sz w:val="20"/>
-                <w:szCs w:val="20"/>
-              </w:rPr>
+                <w:sz w:val="22"/>
+                <w:szCs w:val="22"/>
+                <w:highlight w:val="none"/>
+                <w:lang w:val="en-GB" w:bidi="en-GB"/>
+              </w:rPr>
+              <w:t xml:space="preserve">https://github.com/TortoiseLeaf/laurenk_personal_repository_2025/blob/main/UI_Software_Delivery_and_Team_Management/Marketing-plan-Maui.docx</w:t>
             </w:r>
             <w:r>
               <w:rPr>
                 <w:rFonts w:ascii="Calibri" w:hAnsi="Calibri" w:cs="Calibri"/>
-                <w:sz w:val="20"/>
-                <w:szCs w:val="20"/>
+                <w:sz w:val="22"/>
+                <w:szCs w:val="22"/>
+                <w:highlight w:val="none"/>
+                <w:lang w:val="en-GB" w:bidi="en-GB"/>
+              </w:rPr>
+              <w:t xml:space="preserve">).</w:t>
+            </w:r>
+            <w:r>
+              <w:rPr>
+                <w:rFonts w:ascii="Calibri" w:hAnsi="Calibri" w:cs="Calibri"/>
+                <w:sz w:val="22"/>
+                <w:szCs w:val="22"/>
+                <w:highlight w:val="none"/>
+                <w:lang w:val="en-GB" w:bidi="en-GB"/>
+              </w:rPr>
+            </w:r>
+            <w:r>
+              <w:rPr>
+                <w:rFonts w:ascii="Calibri" w:hAnsi="Calibri" w:cs="Calibri"/>
+                <w:sz w:val="22"/>
+                <w:szCs w:val="22"/>
+                <w:highlight w:val="none"/>
+                <w:lang w:val="en-GB" w:bidi="en-GB"/>
+              </w:rPr>
+            </w:r>
+          </w:p>
+          <w:p>
+            <w:pPr>
+              <w:pBdr/>
+              <w:spacing/>
+              <w:ind/>
+              <w:rPr>
+                <w:rFonts w:ascii="Calibri" w:hAnsi="Calibri" w:cs="Calibri"/>
+                <w:sz w:val="22"/>
+                <w:szCs w:val="22"/>
+                <w:highlight w:val="none"/>
+              </w:rPr>
+            </w:pPr>
+            <w:r>
+              <w:rPr>
+                <w:rFonts w:ascii="Calibri" w:hAnsi="Calibri" w:cs="Calibri"/>
+                <w:sz w:val="22"/>
+                <w:szCs w:val="22"/>
+                <w:highlight w:val="none"/>
+                <w:lang w:val="en-GB" w:bidi="en-GB"/>
+              </w:rPr>
+              <w:t xml:space="preserve">Specific user stories were also created around the target audience to identify user needs and generate a context around end-users in order to provide value to the product audience (</w:t>
+            </w:r>
+            <w:r>
+              <w:rPr>
+                <w:rFonts w:ascii="Calibri" w:hAnsi="Calibri" w:cs="Calibri"/>
+                <w:sz w:val="22"/>
+                <w:szCs w:val="22"/>
+                <w:highlight w:val="none"/>
+                <w:lang w:val="en-GB" w:bidi="en-GB"/>
+              </w:rPr>
+              <w:t xml:space="preserve">https://github.com/TortoiseLeaf/laurenk_personal_repository_2025/blob/main/lectures/user%20personas.png</w:t>
+            </w:r>
+            <w:r>
+              <w:rPr>
+                <w:rFonts w:ascii="Calibri" w:hAnsi="Calibri" w:cs="Calibri"/>
+                <w:sz w:val="22"/>
+                <w:szCs w:val="22"/>
+                <w:highlight w:val="none"/>
+                <w:lang w:val="en-GB" w:bidi="en-GB"/>
+              </w:rPr>
+              <w:t xml:space="preserve">).</w:t>
+            </w:r>
+            <w:r>
+              <w:rPr>
+                <w:rFonts w:ascii="Calibri" w:hAnsi="Calibri" w:cs="Calibri"/>
+                <w:sz w:val="22"/>
+                <w:szCs w:val="22"/>
+                <w:highlight w:val="none"/>
+                <w:lang w:val="en-GB" w:bidi="en-GB"/>
+              </w:rPr>
+            </w:r>
+            <w:r>
+              <w:rPr>
+                <w:rFonts w:ascii="Calibri" w:hAnsi="Calibri" w:cs="Calibri"/>
+                <w:sz w:val="22"/>
+                <w:szCs w:val="22"/>
+                <w:highlight w:val="none"/>
+                <w:lang w:val="en-GB" w:bidi="en-GB"/>
               </w:rPr>
             </w:r>
           </w:p>
@@ -1159,26 +1252,54 @@
                 <w:lang w:val="en-GB"/>
               </w:rPr>
             </w:r>
+          </w:p>
+          <w:p>
+            <w:pPr>
+              <w:pBdr/>
+              <w:spacing/>
+              <w:ind/>
+              <w:rPr>
+                <w:rFonts w:ascii="Calibri" w:hAnsi="Calibri" w:cs="Calibri"/>
+                <w:highlight w:val="none"/>
+                <w:lang w:val="en-GB" w:bidi="en-GB"/>
+              </w:rPr>
+            </w:pPr>
             <w:r>
               <w:rPr>
                 <w:rFonts w:ascii="Calibri" w:hAnsi="Calibri" w:cs="Calibri"/>
-              </w:rPr>
+                <w:highlight w:val="none"/>
+                <w:lang w:val="en-GB" w:bidi="en-GB"/>
+              </w:rPr>
+              <w:t xml:space="preserve">A Disaster Recovery Plan (DRP) was drafted in relation to the ISO/IEC 27031 standard which relates to cybersecurity and technology readiness for the project and can be found here (</w:t>
             </w:r>
             <w:r>
               <w:rPr>
                 <w:rFonts w:ascii="Calibri" w:hAnsi="Calibri" w:cs="Calibri"/>
-              </w:rPr>
+                <w:highlight w:val="none"/>
+                <w:lang w:val="en-GB" w:bidi="en-GB"/>
+              </w:rPr>
+              <w:t xml:space="preserve">https://github.com/TortoiseLeaf/laurenk_personal_repository_2025/blob/main/UI_Enterprise_Transformation/DRP.docx</w:t>
             </w:r>
             <w:r>
               <w:rPr>
                 <w:rFonts w:ascii="Calibri" w:hAnsi="Calibri" w:cs="Calibri"/>
-              </w:rPr>
+                <w:highlight w:val="none"/>
+                <w:lang w:val="en-GB" w:bidi="en-GB"/>
+              </w:rPr>
+              <w:t xml:space="preserve">). </w:t>
             </w:r>
             <w:r>
               <w:rPr>
                 <w:rFonts w:ascii="Calibri" w:hAnsi="Calibri" w:cs="Calibri"/>
                 <w:highlight w:val="none"/>
-                <w:lang w:val="en-GB"/>
+                <w:lang w:val="en-GB" w:bidi="en-GB"/>
+              </w:rPr>
+            </w:r>
+            <w:r>
+              <w:rPr>
+                <w:rFonts w:ascii="Calibri" w:hAnsi="Calibri" w:cs="Calibri"/>
+                <w:highlight w:val="none"/>
+                <w:lang w:val="en-GB" w:bidi="en-GB"/>
               </w:rPr>
             </w:r>
           </w:p>
@@ -1190,29 +1311,52 @@
               <w:rPr>
                 <w:rFonts w:ascii="Calibri" w:hAnsi="Calibri" w:cs="Calibri"/>
                 <w:highlight w:val="none"/>
-                <w:lang w:val="en-GB"/>
+                <w:lang w:val="en-GB" w:bidi="en-GB"/>
               </w:rPr>
             </w:pPr>
             <w:r>
               <w:rPr>
                 <w:rFonts w:ascii="Calibri" w:hAnsi="Calibri" w:cs="Calibri"/>
                 <w:highlight w:val="none"/>
-                <w:lang w:val="en-GB"/>
-              </w:rPr>
-              <w:t xml:space="preserve">Procedures and policies projections on lost revenue</w:t>
+                <w:lang w:val="en-GB" w:bidi="en-GB"/>
+              </w:rPr>
             </w:r>
             <w:r>
               <w:rPr>
                 <w:rFonts w:ascii="Calibri" w:hAnsi="Calibri" w:cs="Calibri"/>
                 <w:highlight w:val="none"/>
-                <w:lang w:val="en-GB"/>
-              </w:rPr>
+                <w:lang w:val="en-GB" w:bidi="en-GB"/>
+              </w:rPr>
+              <w:t xml:space="preserve">To respect Business Continuity Planning (BCP) and DRP, disaster recovery mechanisms are used in how the project is developed. </w:t>
             </w:r>
             <w:r>
               <w:rPr>
                 <w:rFonts w:ascii="Calibri" w:hAnsi="Calibri" w:cs="Calibri"/>
                 <w:highlight w:val="none"/>
-                <w:lang w:val="en-GB"/>
+                <w:lang w:val="en-GB" w:bidi="en-GB"/>
+              </w:rPr>
+              <w:t xml:space="preserve"> Source code in is hosted in the reliable and well-provisioned source control provider GitHub, where versions of t</w:t>
+            </w:r>
+            <w:r>
+              <w:rPr>
+                <w:rFonts w:ascii="Calibri" w:hAnsi="Calibri" w:cs="Calibri"/>
+                <w:highlight w:val="none"/>
+                <w:lang w:val="en-GB" w:bidi="en-GB"/>
+              </w:rPr>
+              <w:t xml:space="preserve">he software are secured by strict branch rules which vet contributions to the code. Automated tests and peer reviews are required before changes reach the live version of the application, and previous working versions can be “rolled-back” to if necessary. </w:t>
+            </w:r>
+            <w:r>
+              <w:rPr>
+                <w:rFonts w:ascii="Calibri" w:hAnsi="Calibri" w:cs="Calibri"/>
+                <w:highlight w:val="none"/>
+                <w:lang w:val="en-GB" w:bidi="en-GB"/>
+              </w:rPr>
+            </w:r>
+            <w:r>
+              <w:rPr>
+                <w:rFonts w:ascii="Calibri" w:hAnsi="Calibri" w:cs="Calibri"/>
+                <w:highlight w:val="none"/>
+                <w:lang w:val="en-GB" w:bidi="en-GB"/>
               </w:rPr>
             </w:r>
           </w:p>
@@ -1233,7 +1377,7 @@
                 <w:highlight w:val="none"/>
                 <w:lang w:val="en-GB" w:bidi="en-GB"/>
               </w:rPr>
-              <w:t xml:space="preserve">A DRP was drafted in relation to the ISO/IEC 27031 standard which relates to cybersecurity and technology readiness for the project here (</w:t>
+              <w:t xml:space="preserve">By using and abstracting data collected and stored only by native components, the app</w:t>
             </w:r>
             <w:r>
               <w:rPr>
@@ -1241,7 +1385,45 @@
                 <w:highlight w:val="none"/>
                 <w:lang w:val="en-GB" w:bidi="en-GB"/>
               </w:rPr>
-              <w:t xml:space="preserve">https://github.com/TortoiseLeaf/laurenk_personal_repository_2025/blob/main/UI_Enterprise_Transformation/DRP.docx</w:t>
+              <w:t xml:space="preserve">lication forgoes the collection and storage of user personal data, and as it does not share with any third party, data breach threats are the responsibility of the native device software proprietors. This ensures minimal disruptions to service continuity (</w:t>
+            </w:r>
+            <w:r>
+              <w:rPr>
+                <w:rFonts w:ascii="Aptos" w:hAnsi="Aptos" w:eastAsia="Aptos" w:cs="Aptos"/>
+                <w:color w:val="000000"/>
+                <w:sz w:val="22"/>
+                <w:szCs w:val="22"/>
+              </w:rPr>
+              <w:t xml:space="preserve">ISO/IEC</w:t>
+            </w:r>
+            <w:r>
+              <w:rPr>
+                <w:rFonts w:ascii="Aptos" w:hAnsi="Aptos" w:eastAsia="Aptos" w:cs="Aptos"/>
+                <w:color w:val="000000"/>
+                <w:sz w:val="22"/>
+                <w:szCs w:val="22"/>
+                <w:lang w:val="en-GB"/>
+              </w:rPr>
+              <w:t xml:space="preserve">,</w:t>
+            </w:r>
+            <w:r>
+              <w:rPr>
+                <w:rFonts w:ascii="Aptos" w:hAnsi="Aptos" w:eastAsia="Aptos" w:cs="Aptos"/>
+                <w:color w:val="000000"/>
+                <w:sz w:val="22"/>
+                <w:szCs w:val="22"/>
+              </w:rPr>
+              <w:t xml:space="preserve"> 202</w:t>
+            </w:r>
+            <w:r>
+              <w:rPr>
+                <w:rFonts w:ascii="Aptos" w:hAnsi="Aptos" w:eastAsia="Aptos" w:cs="Aptos"/>
+                <w:color w:val="000000"/>
+                <w:sz w:val="22"/>
+                <w:szCs w:val="22"/>
+                <w:lang w:val="en-GB"/>
+              </w:rPr>
+              <w:t xml:space="preserve">5</w:t>
             </w:r>
             <w:r>
               <w:rPr>
@@ -1249,7 +1431,7 @@
                 <w:highlight w:val="none"/>
                 <w:lang w:val="en-GB" w:bidi="en-GB"/>
               </w:rPr>
-              <w:t xml:space="preserve">)</w:t>
+              <w:t xml:space="preserve">). </w:t>
             </w:r>
             <w:r>
               <w:rPr>
@@ -1257,6 +1439,7 @@
                 <w:highlight w:val="none"/>
                 <w:lang w:val="en-GB" w:bidi="en-GB"/>
               </w:rPr>
+              <w:t xml:space="preserve"> </w:t>
             </w:r>
             <w:r>
               <w:rPr>
@@ -1283,6 +1466,7 @@
                 <w:highlight w:val="none"/>
                 <w:lang w:val="en-GB" w:bidi="en-GB"/>
               </w:rPr>
+              <w:t xml:space="preserve">A Data privacy policy including this information was created for the users to consent to how the app uses data and user consent and agreement with the terms in the policy is required for the application to run (</w:t>
             </w:r>
             <w:r>
               <w:rPr>
@@ -1290,7 +1474,7 @@
                 <w:highlight w:val="none"/>
                 <w:lang w:val="en-GB" w:bidi="en-GB"/>
               </w:rPr>
-              <w:t xml:space="preserve">To respect BCP and DRP, disaster recovery mechanisms are used in how the project is developed. </w:t>
+              <w:t xml:space="preserve">https://tortoiseleaf.github.io/mauis-policy/</w:t>
             </w:r>
             <w:r>
               <w:rPr>
@@ -1298,95 +1482,7 @@
                 <w:highlight w:val="none"/>
                 <w:lang w:val="en-GB" w:bidi="en-GB"/>
               </w:rPr>
-              <w:t xml:space="preserve"> Source code in is hosted in reliable and well-provisioned source control provider Github, where versions of t</w:t>
-            </w:r>
-            <w:r>
-              <w:rPr>
-                <w:rFonts w:ascii="Calibri" w:hAnsi="Calibri" w:cs="Calibri"/>
-                <w:highlight w:val="none"/>
-                <w:lang w:val="en-GB" w:bidi="en-GB"/>
-              </w:rPr>
-              <w:t xml:space="preserve">he software are secured by strict branch rules which vet contributions to the code. Automated tests and peer reviews are required before changes reach the live version of the application, and previous working versions can be “rolled-back” to if necessary. </w:t>
-            </w:r>
-            <w:r>
-              <w:rPr>
-                <w:rFonts w:ascii="Calibri" w:hAnsi="Calibri" w:cs="Calibri"/>
-                <w:highlight w:val="none"/>
-                <w:lang w:val="en-GB" w:bidi="en-GB"/>
-              </w:rPr>
-            </w:r>
-            <w:r>
-              <w:rPr>
-                <w:rFonts w:ascii="Calibri" w:hAnsi="Calibri" w:cs="Calibri"/>
-                <w:highlight w:val="none"/>
-                <w:lang w:val="en-GB" w:bidi="en-GB"/>
-              </w:rPr>
-            </w:r>
-          </w:p>
-          <w:p>
-            <w:pPr>
-              <w:pBdr/>
-              <w:spacing/>
-              <w:ind/>
-              <w:rPr>
-                <w:rFonts w:ascii="Calibri" w:hAnsi="Calibri" w:cs="Calibri"/>
-                <w:highlight w:val="none"/>
-                <w:lang w:val="en-GB" w:bidi="en-GB"/>
-              </w:rPr>
-            </w:pPr>
-            <w:r>
-              <w:rPr>
-                <w:rFonts w:ascii="Calibri" w:hAnsi="Calibri" w:cs="Calibri"/>
-                <w:highlight w:val="none"/>
-                <w:lang w:val="en-GB" w:bidi="en-GB"/>
-              </w:rPr>
-              <w:t xml:space="preserve">By using and abstracting data collected and stored only by native components, the app</w:t>
-            </w:r>
-            <w:r>
-              <w:rPr>
-                <w:rFonts w:ascii="Calibri" w:hAnsi="Calibri" w:cs="Calibri"/>
-                <w:highlight w:val="none"/>
-                <w:lang w:val="en-GB" w:bidi="en-GB"/>
-              </w:rPr>
-              <w:t xml:space="preserve">lication forgoes the collection and storage of user personal data, and as it does not share with any third party, data breach threats are the responsibility of the native device software proprietors. This ensures minimal disruptions to service continuity (</w:t>
-            </w:r>
-            <w:r>
-              <w:rPr>
-                <w:rFonts w:ascii="Calibri" w:hAnsi="Calibri" w:cs="Calibri"/>
-                <w:highlight w:val="none"/>
-                <w:lang w:val="en-GB" w:bidi="en-GB"/>
-              </w:rPr>
-              <w:t xml:space="preserve">https://www.iso.org/standard/27031</w:t>
-            </w:r>
-            <w:r>
-              <w:rPr>
-                <w:rFonts w:ascii="Calibri" w:hAnsi="Calibri" w:cs="Calibri"/>
-                <w:highlight w:val="none"/>
-                <w:lang w:val="en-GB" w:bidi="en-GB"/>
-              </w:rPr>
-              <w:t xml:space="preserve">). </w:t>
-            </w:r>
-            <w:r>
-              <w:rPr>
-                <w:rFonts w:ascii="Calibri" w:hAnsi="Calibri" w:cs="Calibri"/>
-                <w:highlight w:val="none"/>
-                <w:lang w:val="en-GB"/>
-              </w:rPr>
-            </w:r>
-            <w:r>
-              <w:rPr>
-                <w:rFonts w:ascii="Calibri" w:hAnsi="Calibri" w:cs="Calibri"/>
-                <w:highlight w:val="none"/>
-                <w:lang w:val="en-GB" w:bidi="en-GB"/>
-              </w:rPr>
-              <w:t xml:space="preserve"> </w:t>
-            </w:r>
-            <w:r>
-              <w:rPr>
-                <w:rFonts w:ascii="Calibri" w:hAnsi="Calibri" w:cs="Calibri"/>
-                <w:highlight w:val="none"/>
-                <w:lang w:val="en-GB" w:bidi="en-GB"/>
-              </w:rPr>
+              <w:t xml:space="preserve">).</w:t>
             </w:r>
             <w:r>
               <w:rPr>
@@ -1659,7 +1755,7 @@
                 <w:color w:val="000000"/>
                 <w:lang w:val="en-GB"/>
               </w:rPr>
-              <w:t xml:space="preserve">A team member suggested we factor sprint reviews into our Agile practice (</w:t>
+              <w:t xml:space="preserve">A team member suggested we factor sprint reviews into our Agile practice, the implementation of this is evidenced here (</w:t>
             </w:r>
             <w:r>
               <w:rPr>
@@ -1683,7 +1779,7 @@
                 <w:color w:val="000000"/>
                 <w:lang w:val="en-GB"/>
               </w:rPr>
-              <w:t xml:space="preserve">dentifying issues or hindrances in the team being able to work together on the project, such as unfamiliarity with tools and has provided the opportunity to resolve the issue with another team meeting to bring everyone up to speed with a basic proficiency.</w:t>
+              <w:t xml:space="preserve">dentifying issues or hindrances within the team’s ability to work together on the project, such as unfamiliarity with tools and has provided the opportunity to resolve the issue with another team meeting to bring everyone up to speed with a basic tooling proficiency.</w:t>
             </w:r>
             <w:r>
               <w:rPr>
@@ -1860,7 +1956,7 @@
                 <w:highlight w:val="none"/>
                 <w:lang w:val="en-GB" w:bidi="en-GB"/>
               </w:rPr>
-              <w:t xml:space="preserve">Team members performance and evaluations are considered in a 360 feedback profiling document (</w:t>
+              <w:t xml:space="preserve">Team members performance and evaluations are considered in a 360 feedback profiling document here (</w:t>
             </w:r>
             <w:r>
               <w:rPr>
@@ -1885,7 +1981,7 @@
                 <w:rFonts w:ascii="Calibri" w:hAnsi="Calibri" w:cs="Calibri"/>
                 <w:color w:val="000000"/>
                 <w:highlight w:val="none"/>
-                <w:lang w:val="en-GB"/>
+                <w:lang w:val="en-GB" w:bidi="en-GB"/>
               </w:rPr>
             </w:r>
             <w:r>
@@ -1943,7 +2039,7 @@
                 <w:rFonts w:ascii="Calibri" w:hAnsi="Calibri" w:cs="Calibri"/>
                 <w:color w:val="000000"/>
                 <w:highlight w:val="none"/>
-                <w:lang w:val="en-GB"/>
+                <w:lang w:val="en-GB" w:bidi="en-GB"/>
               </w:rPr>
             </w:pPr>
             <w:r>
@@ -1962,7 +2058,7 @@
                 <w:highlight w:val="none"/>
                 <w:lang w:val="en-GB" w:bidi="en-GB"/>
               </w:rPr>
-              <w:t xml:space="preserve">eedback with some team members and it seemed to incentivise them to continue to contribute with value, and also grew their confidence in their sense of ownership over the project. This is a great outcome because it has resulted in more engagement from the </w:t>
+              <w:t xml:space="preserve">eedback with some team members and it seemed to incentivise them to continue to contribute with value, and also grew their confidence in their sense of ownership over the project and greater confidence in offering contributions to design conversations. This is a great outcome because it has resulted in more engagement from the </w:t>
             </w:r>
             <w:r>
               <w:rPr>
@@ -1971,8 +2067,29 @@
                 <w:highlight w:val="none"/>
                 <w:lang w:val="en-GB" w:bidi="en-GB"/>
               </w:rPr>
-              <w:t xml:space="preserve">team members in them having more confidence to contribute with ideas rather than just with practical assigned tasks. The more heads considering the project design the better it will be, and this seems to have encouraged them to contribute more in this way.</w:t>
+              <w:t xml:space="preserve">team members in them having more confidence to contribute with ideas rather than just with practical assigned tasks. The more heads considering the project design, the more opportunity for quality within the project, and transparency with positive feedback has seemed to encourage team members to contribute in more areas of the project and with greater confidence.</w:t>
             </w:r>
+            <w:r>
+              <w:rPr>
+                <w:rFonts w:ascii="Calibri" w:hAnsi="Calibri" w:cs="Calibri"/>
+                <w:color w:val="000000"/>
+                <w:highlight w:val="none"/>
+                <w:lang w:val="en-GB"/>
+              </w:rPr>
+            </w:r>
+          </w:p>
+          <w:p>
+            <w:pPr>
+              <w:pBdr/>
+              <w:spacing w:after="40" w:before="40"/>
+              <w:ind/>
+              <w:rPr>
+                <w:rFonts w:ascii="Calibri" w:hAnsi="Calibri" w:cs="Calibri"/>
+                <w:color w:val="000000"/>
+                <w:highlight w:val="none"/>
+                <w:lang w:val="en-GB"/>
+              </w:rPr>
+            </w:pPr>
             <w:r>
               <w:rPr>
                 <w:rFonts w:ascii="Calibri" w:hAnsi="Calibri" w:cs="Calibri"/>
@@ -1986,7 +2103,15 @@
                 <w:rFonts w:ascii="Calibri" w:hAnsi="Calibri" w:cs="Calibri"/>
                 <w:color w:val="000000"/>
                 <w:highlight w:val="none"/>
-                <w:lang w:val="en-GB"/>
+                <w:lang w:val="en-GB" w:bidi="en-GB"/>
+              </w:rPr>
+            </w:r>
+            <w:r>
+              <w:rPr>
+                <w:rFonts w:ascii="Calibri" w:hAnsi="Calibri" w:cs="Calibri"/>
+                <w:color w:val="000000"/>
+                <w:highlight w:val="none"/>
+                <w:lang w:val="en-GB" w:bidi="en-GB"/>
               </w:rPr>
             </w:r>
           </w:p>
@@ -2271,7 +2396,7 @@
                 <w:highlight w:val="none"/>
                 <w:lang w:val="en-GB"/>
               </w:rPr>
-              <w:t xml:space="preserve">he SWAN UI project for updating a wave simulation software, Fortran90 is the language used for the wave modelling logic. First used in 1957, it is a performant and unique technology that is difficult to intuit and requires a steep learning curve to learn (</w:t>
+              <w:t xml:space="preserve">he SWAN UI project for updating a </w:t>
             </w:r>
             <w:r>
               <w:rPr>
@@ -2280,7 +2405,34 @@
                 <w:highlight w:val="none"/>
                 <w:lang w:val="en-GB"/>
               </w:rPr>
-              <w:t xml:space="preserve">https://gitlab.tudelft.nl/citg/wavemodels/swan/-/blob/main/src/SdsBabanin.ftn90?ref_type=heads</w:t>
+              <w:t xml:space="preserve">wave simulation software, Fortran90 is the language used for the wave modelling logic. First used in 1957, it is a performant and unique technology that is built-for-purpose and stand-alone, making it difficult to intuit. Subsequently it requires a steep learning curve to learn as evidenced in its unique syntax (</w:t>
+            </w:r>
+            <w:r>
+              <w:rPr>
+                <w:rFonts w:ascii="Aptos" w:hAnsi="Aptos" w:eastAsia="Aptos" w:cs="Aptos"/>
+                <w:color w:val="000000"/>
+                <w:sz w:val="22"/>
+                <w:szCs w:val="22"/>
+              </w:rPr>
+              <w:t xml:space="preserve">Zijlema, </w:t>
+            </w:r>
+            <w:r>
+              <w:rPr>
+                <w:rFonts w:ascii="Aptos" w:hAnsi="Aptos" w:eastAsia="Aptos" w:cs="Aptos"/>
+                <w:color w:val="000000"/>
+                <w:sz w:val="22"/>
+                <w:szCs w:val="22"/>
+              </w:rPr>
+              <w:t xml:space="preserve">202</w:t>
+            </w:r>
+            <w:r>
+              <w:rPr>
+                <w:rFonts w:ascii="Aptos" w:hAnsi="Aptos" w:eastAsia="Aptos" w:cs="Aptos"/>
+                <w:color w:val="000000"/>
+                <w:sz w:val="22"/>
+                <w:szCs w:val="22"/>
+              </w:rPr>
+              <w:t xml:space="preserve">4</w:t>
             </w:r>
             <w:r>
               <w:rPr>
@@ -2336,7 +2488,7 @@
                 <w:highlight w:val="none"/>
                 <w:lang w:val="en-GB"/>
               </w:rPr>
-              <w:t xml:space="preserve">n and scientific computing. This gives the language a steep learning curve in that it is etymologically separate from common C-based languages and structured differently, syntactically challenging to intuit compared to more common place C-based languages. </w:t>
+              <w:t xml:space="preserve">n and scientific computing. This gives the language a steep learning curve in that it is etymologically separate from more common and prolifically used C-based languages and is structured differently, syntactically challenging to intuit compared to more common place C-based languages. </w:t>
             </w:r>
             <w:r>
               <w:rPr>
@@ -2364,7 +2516,7 @@
                 <w:rFonts w:ascii="Calibri" w:hAnsi="Calibri" w:cs="Calibri"/>
                 <w:color w:val="000000"/>
                 <w:highlight w:val="none"/>
-                <w:lang w:val="en-GB"/>
+                <w:lang w:val="en-GB" w:bidi="en-GB"/>
               </w:rPr>
             </w:pPr>
             <w:r>
@@ -2383,23 +2535,59 @@
                 <w:highlight w:val="none"/>
                 <w:lang w:val="en-GB"/>
               </w:rPr>
-              <w:t xml:space="preserve">performant and supports features that make it ideal for scientific computing, but as an old and specific technology, weaknesses exist in the limitations of the software ecosystem, its future maintainability and onboarding developers onto Fortran projects (</w:t>
+              <w:t xml:space="preserve">performant and supports features that make it ideal for scientific computing, but as an old and specific technology, weaknesses exist in the limitations of the software ecosystem, its future maintainability and onboarding developers onto Fortran projects </w:t>
             </w:r>
             <w:r>
               <w:rPr>
                 <w:rFonts w:ascii="Calibri" w:hAnsi="Calibri" w:cs="Calibri"/>
                 <w:color w:val="000000"/>
                 <w:highlight w:val="none"/>
-                <w:lang w:val="en-GB"/>
-              </w:rPr>
-              <w:t xml:space="preserve">https://www.spiceworks.com/soft-tech/what-is-fortran/</w:t>
+                <w:lang w:val="en-GB" w:bidi="en-GB"/>
+              </w:rPr>
+              <w:t xml:space="preserve">(</w:t>
+            </w:r>
+            <w:r>
+              <w:rPr>
+                <w:rFonts w:ascii="Aptos" w:hAnsi="Aptos" w:eastAsia="Aptos" w:cs="Aptos"/>
+                <w:color w:val="000000"/>
+                <w:sz w:val="22"/>
+                <w:szCs w:val="22"/>
+              </w:rPr>
+              <w:t xml:space="preserve">BasuMallick</w:t>
+            </w:r>
+            <w:r>
+              <w:rPr>
+                <w:rFonts w:ascii="Aptos" w:hAnsi="Aptos" w:eastAsia="Aptos" w:cs="Aptos"/>
+                <w:color w:val="000000"/>
+                <w:sz w:val="22"/>
+                <w:szCs w:val="22"/>
+              </w:rPr>
+              <w:t xml:space="preserve">, </w:t>
+            </w:r>
+            <w:r>
+              <w:rPr>
+                <w:rFonts w:ascii="Aptos" w:hAnsi="Aptos" w:eastAsia="Aptos" w:cs="Aptos"/>
+                <w:color w:val="000000"/>
+                <w:sz w:val="22"/>
+                <w:szCs w:val="22"/>
+              </w:rPr>
+              <w:t xml:space="preserve">202</w:t>
+            </w:r>
+            <w:r>
+              <w:rPr>
+                <w:rFonts w:ascii="Aptos" w:hAnsi="Aptos" w:eastAsia="Aptos" w:cs="Aptos"/>
+                <w:color w:val="000000"/>
+                <w:sz w:val="22"/>
+                <w:szCs w:val="22"/>
+              </w:rPr>
+              <w:t xml:space="preserve">3</w:t>
             </w:r>
             <w:r>
               <w:rPr>
                 <w:rFonts w:ascii="Calibri" w:hAnsi="Calibri" w:cs="Calibri"/>
                 <w:color w:val="000000"/>
                 <w:highlight w:val="none"/>
-                <w:lang w:val="en-GB"/>
+                <w:lang w:val="en-GB" w:bidi="en-GB"/>
               </w:rPr>
               <w:t xml:space="preserve">).</w:t>
             </w:r>
@@ -2408,7 +2596,7 @@
                 <w:rFonts w:ascii="Calibri" w:hAnsi="Calibri" w:cs="Calibri"/>
                 <w:color w:val="000000"/>
                 <w:highlight w:val="none"/>
-                <w:lang w:val="en-GB"/>
+                <w:lang w:val="en-GB" w:bidi="en-GB"/>
               </w:rPr>
             </w:r>
             <w:r>
@@ -2416,7 +2604,7 @@
                 <w:rFonts w:ascii="Calibri" w:hAnsi="Calibri" w:cs="Calibri"/>
                 <w:color w:val="000000"/>
                 <w:highlight w:val="none"/>
-                <w:lang w:val="en-GB"/>
+                <w:lang w:val="en-GB" w:bidi="en-GB"/>
               </w:rPr>
             </w:r>
           </w:p>
@@ -2476,7 +2664,7 @@
                 <w:highlight w:val="none"/>
                 <w:lang w:val="en-GB" w:bidi="en-GB"/>
               </w:rPr>
-              <w:t xml:space="preserve">It also requires being individually compiled to work on different operating systems and as such requires different platform specific toolchain</w:t>
+              <w:t xml:space="preserve">It also requires individual compilation for different types of operating systems and as such requires different platform specific toolchain</w:t>
             </w:r>
             <w:r>
               <w:rPr>
@@ -2492,7 +2680,7 @@
                 <w:rFonts w:ascii="Calibri" w:hAnsi="Calibri" w:cs="Calibri"/>
                 <w:color w:val="000000"/>
                 <w:highlight w:val="none"/>
-                <w:lang w:val="en-GB"/>
+                <w:lang w:val="en-GB" w:bidi="en-GB"/>
               </w:rPr>
             </w:r>
             <w:r>
@@ -2527,28 +2715,54 @@
             </w:r>
             <w:r>
               <w:rPr>
+                <w:rFonts w:ascii="Aptos" w:hAnsi="Aptos" w:eastAsia="Aptos" w:cs="Aptos"/>
+                <w:color w:val="000000"/>
+                <w:sz w:val="22"/>
+                <w:szCs w:val="22"/>
+                <w:lang w:val="en-GB"/>
+              </w:rPr>
+              <w:t xml:space="preserve">Fortran Community, </w:t>
+            </w:r>
+            <w:r>
+              <w:rPr>
+                <w:rFonts w:ascii="Aptos" w:hAnsi="Aptos" w:eastAsia="Aptos" w:cs="Aptos"/>
+                <w:color w:val="000000"/>
+                <w:sz w:val="22"/>
+                <w:szCs w:val="22"/>
+              </w:rPr>
+              <w:t xml:space="preserve">20</w:t>
+            </w:r>
+            <w:r>
+              <w:rPr>
+                <w:rFonts w:ascii="Aptos" w:hAnsi="Aptos" w:eastAsia="Aptos" w:cs="Aptos"/>
+                <w:color w:val="000000"/>
+                <w:sz w:val="22"/>
+                <w:szCs w:val="22"/>
+                <w:lang w:val="en-GB"/>
+              </w:rPr>
+              <w:t xml:space="preserve">26</w:t>
+            </w:r>
+            <w:r>
+              <w:rPr>
+                <w:rFonts w:ascii="Aptos" w:hAnsi="Aptos" w:eastAsia="Aptos" w:cs="Aptos"/>
+                <w:color w:val="000000"/>
+                <w:sz w:val="22"/>
+                <w:szCs w:val="22"/>
+              </w:rPr>
+              <w:t xml:space="preserve">)</w:t>
+            </w:r>
+            <w:r>
+              <w:rPr>
+                <w:lang w:val="en-GB"/>
+              </w:rPr>
+              <w:t xml:space="preserve">.</w:t>
+            </w:r>
+            <w:r>
+              <w:rPr>
                 <w:rFonts w:ascii="Calibri" w:hAnsi="Calibri" w:cs="Calibri"/>
                 <w:color w:val="000000"/>
                 <w:highlight w:val="none"/>
                 <w:lang w:val="en-GB" w:bidi="en-GB"/>
-              </w:rPr>
-              <w:t xml:space="preserve">https://fortran-lang.org/learn/building_programs/distributing/</w:t>
-            </w:r>
-            <w:r>
-              <w:rPr>
-                <w:rFonts w:ascii="Calibri" w:hAnsi="Calibri" w:cs="Calibri"/>
-                <w:color w:val="000000"/>
-                <w:highlight w:val="none"/>
-                <w:lang w:val="en-GB" w:bidi="en-GB"/>
-              </w:rPr>
-              <w:t xml:space="preserve">)</w:t>
-            </w:r>
-            <w:r>
-              <w:rPr>
-                <w:rFonts w:ascii="Calibri" w:hAnsi="Calibri" w:cs="Calibri"/>
-                <w:color w:val="000000"/>
-                <w:highlight w:val="none"/>
-                <w:lang w:val="en-GB"/>
               </w:rPr>
             </w:r>
             <w:r>
@@ -2585,7 +2799,7 @@
                 <w:rFonts w:ascii="Calibri" w:hAnsi="Calibri" w:cs="Calibri"/>
                 <w:color w:val="000000"/>
                 <w:highlight w:val="none"/>
-                <w:lang w:val="en-GB" w:bidi="en-GB"/>
+                <w:lang w:val="en-GB"/>
               </w:rPr>
             </w:r>
             <w:r>
@@ -2616,7 +2830,7 @@
                 <w:highlight w:val="none"/>
                 <w:lang w:val="en-GB"/>
               </w:rPr>
-              <w:t xml:space="preserve">To address these problems, C++ could be considered as an alternative because when optimised it matches Fortrans speeds, has a m</w:t>
+              <w:t xml:space="preserve">To address these problems, C++ could be considered as an alternative because when optimised it matches Fortran’s speeds, has a m</w:t>
             </w:r>
             <w:r>
               <w:rPr>
@@ -2722,12 +2936,54 @@
             </w:r>
             <w:r>
               <w:rPr>
-                <w:rFonts w:ascii="Calibri" w:hAnsi="Calibri" w:eastAsia="Calibri" w:cs="Calibri"/>
+                <w:rFonts w:ascii="Aptos" w:hAnsi="Aptos" w:eastAsia="Aptos" w:cs="Aptos"/>
+                <w:color w:val="000000"/>
                 <w:sz w:val="22"/>
                 <w:szCs w:val="22"/>
                 <w:lang w:val="en-GB"/>
               </w:rPr>
-              <w:t xml:space="preserve">https://www.sciencedirect.com/science/article/pii/S0010465512000082</w:t>
+              <w:t xml:space="preserve">Shimobaba, </w:t>
+            </w:r>
+            <w:r>
+              <w:rPr>
+                <w:rFonts w:ascii="Aptos" w:hAnsi="Aptos" w:eastAsia="Aptos" w:cs="Aptos"/>
+                <w:i/>
+                <w:iCs/>
+                <w:color w:val="000000"/>
+                <w:sz w:val="22"/>
+                <w:szCs w:val="22"/>
+                <w:lang w:val="en-GB"/>
+              </w:rPr>
+              <w:t xml:space="preserve">et al.</w:t>
+            </w:r>
+            <w:r>
+              <w:rPr>
+                <w:rFonts w:ascii="Aptos" w:hAnsi="Aptos" w:eastAsia="Aptos" w:cs="Aptos"/>
+                <w:color w:val="000000"/>
+                <w:sz w:val="22"/>
+                <w:szCs w:val="22"/>
+                <w:lang w:val="en-GB"/>
+              </w:rPr>
+              <w:t xml:space="preserve"> </w:t>
+            </w:r>
+            <w:r>
+              <w:rPr>
+                <w:rFonts w:ascii="Aptos" w:hAnsi="Aptos" w:eastAsia="Aptos" w:cs="Aptos"/>
+                <w:color w:val="000000"/>
+                <w:sz w:val="22"/>
+                <w:szCs w:val="22"/>
+              </w:rPr>
+              <w:t xml:space="preserve">20</w:t>
+            </w:r>
+            <w:r>
+              <w:rPr>
+                <w:rFonts w:ascii="Aptos" w:hAnsi="Aptos" w:eastAsia="Aptos" w:cs="Aptos"/>
+                <w:color w:val="000000"/>
+                <w:sz w:val="22"/>
+                <w:szCs w:val="22"/>
+                <w:lang w:val="en-GB"/>
+              </w:rPr>
+              <w:t xml:space="preserve">12</w:t>
             </w:r>
             <w:r>
               <w:rPr>
@@ -3045,7 +3301,22 @@
                 <w:rFonts w:ascii="Aptos" w:hAnsi="Aptos" w:eastAsia="Aptos" w:cs="Aptos"/>
                 <w:highlight w:val="none"/>
               </w:rPr>
-              <w:t xml:space="preserve">(Surg. A. </w:t>
+              <w:t xml:space="preserve">(Surg</w:t>
+            </w:r>
+            <w:r>
+              <w:rPr>
+                <w:rFonts w:ascii="Aptos" w:hAnsi="Aptos" w:eastAsia="Aptos" w:cs="Aptos"/>
+                <w:highlight w:val="none"/>
+                <w:lang w:val="en-GB"/>
+              </w:rPr>
+              <w:t xml:space="preserve">,</w:t>
+            </w:r>
+            <w:r>
+              <w:rPr>
+                <w:rFonts w:ascii="Aptos" w:hAnsi="Aptos" w:eastAsia="Aptos" w:cs="Aptos"/>
+                <w:highlight w:val="none"/>
+              </w:rPr>
+              <w:t xml:space="preserve"> A. </w:t>
             </w:r>
             <w:r>
               <w:rPr>
@@ -3076,7 +3347,22 @@
                 <w:rFonts w:ascii="Aptos" w:hAnsi="Aptos" w:eastAsia="Aptos" w:cs="Aptos"/>
                 <w:highlight w:val="none"/>
               </w:rPr>
-              <w:t xml:space="preserve">(Jimenez. </w:t>
+              <w:t xml:space="preserve">(Jimenez</w:t>
+            </w:r>
+            <w:r>
+              <w:rPr>
+                <w:rFonts w:ascii="Aptos" w:hAnsi="Aptos" w:eastAsia="Aptos" w:cs="Aptos"/>
+                <w:highlight w:val="none"/>
+                <w:lang w:val="en-GB"/>
+              </w:rPr>
+              <w:t xml:space="preserve">,</w:t>
+            </w:r>
+            <w:r>
+              <w:rPr>
+                <w:rFonts w:ascii="Aptos" w:hAnsi="Aptos" w:eastAsia="Aptos" w:cs="Aptos"/>
+                <w:highlight w:val="none"/>
+              </w:rPr>
+              <w:t xml:space="preserve"> </w:t>
             </w:r>
             <w:r>
               <w:rPr>
@@ -3104,9 +3390,8 @@
             </w:r>
             <w:r>
               <w:rPr>
-                <w:rFonts w:ascii="Aptos" w:hAnsi="Aptos" w:eastAsia="Aptos" w:cs="Aptos"/>
+                <w:rFonts w:ascii="Aptos" w:hAnsi="Aptos" w:cs="Aptos"/>
                 <w:highlight w:val="none"/>
-                <w:lang w:val="en-GB"/>
               </w:rPr>
             </w:r>
             <w:r>
@@ -3181,15 +3466,46 @@
                 <w:highlight w:val="none"/>
                 <w:lang w:val="en-GB"/>
               </w:rPr>
-              <w:t xml:space="preserve">It uses a technology noted for its longevity, offering a stable and scalable hybrid solution to application development that performs comparably to native technologies (</w:t>
+              <w:t xml:space="preserve">.NET MAUI is the framework chosen for development, it is a technology noted for its longevity, offering a stable and scalable hybrid solution to application development that performs comparably to native technologies (</w:t>
             </w:r>
             <w:r>
               <w:rPr>
-                <w:rFonts w:cs="Calibri" w:asciiTheme="minorHAnsi" w:hAnsiTheme="minorHAnsi"/>
-                <w:highlight w:val="none"/>
+                <w:rFonts w:ascii="Aptos" w:hAnsi="Aptos" w:eastAsia="Aptos" w:cs="Aptos"/>
+                <w:color w:val="000000"/>
+                <w:sz w:val="22"/>
+                <w:szCs w:val="22"/>
                 <w:lang w:val="en-GB"/>
               </w:rPr>
-              <w:t xml:space="preserve">https://www.smartsource.eu/about-us/insights/cost-effective-app-development-with-net-maui-save-time-and-money-with-hybrid-solutions/</w:t>
+              <w:t xml:space="preserve">Smart Source AB,</w:t>
+            </w:r>
+            <w:r>
+              <w:rPr>
+                <w:rFonts w:ascii="Aptos" w:hAnsi="Aptos" w:eastAsia="Aptos" w:cs="Aptos"/>
+                <w:color w:val="000000"/>
+                <w:sz w:val="22"/>
+                <w:szCs w:val="22"/>
+                <w:lang w:val="en-GB"/>
+              </w:rPr>
+              <w:t xml:space="preserve"> </w:t>
+            </w:r>
+            <w:r>
+              <w:rPr>
+                <w:rFonts w:ascii="Aptos" w:hAnsi="Aptos" w:eastAsia="Aptos" w:cs="Aptos"/>
+                <w:color w:val="000000"/>
+                <w:sz w:val="22"/>
+                <w:szCs w:val="22"/>
+              </w:rPr>
+              <w:t xml:space="preserve">20</w:t>
+            </w:r>
+            <w:r>
+              <w:rPr>
+                <w:rFonts w:ascii="Aptos" w:hAnsi="Aptos" w:eastAsia="Aptos" w:cs="Aptos"/>
+                <w:color w:val="000000"/>
+                <w:sz w:val="22"/>
+                <w:szCs w:val="22"/>
+                <w:lang w:val="en-GB"/>
+              </w:rPr>
+              <w:t xml:space="preserve">26</w:t>
             </w:r>
             <w:r>
               <w:rPr>
@@ -3197,7 +3513,7 @@
                 <w:highlight w:val="none"/>
                 <w:lang w:val="en-GB"/>
               </w:rPr>
-              <w:t xml:space="preserve">).</w:t>
+              <w:t xml:space="preserve">). This was chosen with consideration to the sustainability and longevity of the product, in ensuring operational costs are minimal with a reliable framework and that the product is scalable for production in its robustness.</w:t>
             </w:r>
             <w:r>
               <w:rPr>
@@ -3244,27 +3560,36 @@
         <w:spacing/>
         <w:ind/>
         <w:rPr>
-          <w:lang w:val="en-GB" w:eastAsia="en-GB"/>
+          <w:rFonts w:ascii="Aptos" w:hAnsi="Aptos" w:cs="Aptos"/>
+          <w:sz w:val="22"/>
+          <w:szCs w:val="22"/>
         </w:rPr>
       </w:pPr>
       <w:r>
         <w:rPr>
-          <w:lang w:val="en-GB" w:eastAsia="en-GB"/>
+          <w:rFonts w:ascii="Aptos" w:hAnsi="Aptos" w:cs="Aptos"/>
+          <w:sz w:val="22"/>
+          <w:szCs w:val="22"/>
         </w:rPr>
       </w:r>
       <w:r>
         <w:rPr>
-          <w:lang w:val="en-GB" w:eastAsia="en-GB"/>
+          <w:rFonts w:ascii="Aptos" w:hAnsi="Aptos" w:cs="Aptos"/>
+          <w:sz w:val="22"/>
+          <w:szCs w:val="22"/>
         </w:rPr>
       </w:r>
       <w:r>
         <w:rPr>
-          <w:lang w:val="en-GB" w:eastAsia="en-GB"/>
+          <w:rFonts w:ascii="Aptos" w:hAnsi="Aptos" w:cs="Aptos"/>
+          <w:sz w:val="22"/>
+          <w:szCs w:val="22"/>
         </w:rPr>
       </w:r>
     </w:p>
     <w:p>
       <w:pPr>
+        <w:pStyle w:val="865"/>
         <w:pBdr>
           <w:top w:val="none" w:color="000000" w:sz="4" w:space="0"/>
           <w:left w:val="none" w:color="000000" w:sz="4" w:space="0"/>
@@ -3272,14 +3597,709 @@
           <w:right w:val="none" w:color="000000" w:sz="4" w:space="0"/>
         </w:pBdr>
         <w:spacing/>
-        <w:ind w:right="0" w:hanging="567" w:left="567"/>
-        <w:rPr/>
+        <w:ind w:right="0" w:firstLine="0" w:left="0"/>
+        <w:rPr>
+          <w:rFonts w:ascii="Times New Roman" w:hAnsi="Times New Roman" w:eastAsia="Times New Roman" w:cs="Times New Roman"/>
+          <w:sz w:val="48"/>
+        </w:rPr>
       </w:pPr>
       <w:r>
         <w:rPr>
           <w:rFonts w:ascii="Aptos" w:hAnsi="Aptos" w:eastAsia="Aptos" w:cs="Aptos"/>
           <w:color w:val="000000"/>
-          <w:sz w:val="24"/>
+          <w:sz w:val="22"/>
+          <w:szCs w:val="22"/>
+        </w:rPr>
+      </w:r>
+      <w:r>
+        <w:rPr>
+          <w:rFonts w:ascii="Aptos" w:hAnsi="Aptos" w:eastAsia="Aptos" w:cs="Aptos"/>
+          <w:color w:val="000000"/>
+          <w:sz w:val="22"/>
+          <w:szCs w:val="22"/>
+        </w:rPr>
+        <w:t xml:space="preserve">BasuMallick</w:t>
+      </w:r>
+      <w:r>
+        <w:rPr>
+          <w:rFonts w:ascii="Aptos" w:hAnsi="Aptos" w:eastAsia="Aptos" w:cs="Aptos"/>
+          <w:color w:val="000000"/>
+          <w:sz w:val="22"/>
+          <w:szCs w:val="22"/>
+        </w:rPr>
+        <w:t xml:space="preserve">, C.</w:t>
+      </w:r>
+      <w:r>
+        <w:rPr>
+          <w:rFonts w:ascii="Aptos" w:hAnsi="Aptos" w:eastAsia="Aptos" w:cs="Aptos"/>
+          <w:color w:val="000000"/>
+          <w:sz w:val="22"/>
+          <w:szCs w:val="22"/>
+        </w:rPr>
+        <w:t xml:space="preserve"> (202</w:t>
+      </w:r>
+      <w:r>
+        <w:rPr>
+          <w:rFonts w:ascii="Aptos" w:hAnsi="Aptos" w:eastAsia="Aptos" w:cs="Aptos"/>
+          <w:color w:val="000000"/>
+          <w:sz w:val="22"/>
+          <w:szCs w:val="22"/>
+        </w:rPr>
+        <w:t xml:space="preserve">3) </w:t>
+      </w:r>
+      <w:r>
+        <w:rPr>
+          <w:rFonts w:ascii="Aptos" w:hAnsi="Aptos" w:eastAsia="Aptos" w:cs="Aptos"/>
+          <w:i/>
+          <w:iCs/>
+          <w:color w:val="000000"/>
+          <w:sz w:val="22"/>
+          <w:szCs w:val="22"/>
+        </w:rPr>
+        <w:t xml:space="preserve">Fortran: Working, Applications,</w:t>
+      </w:r>
+      <w:r>
+        <w:rPr>
+          <w:rFonts w:ascii="Aptos" w:hAnsi="Aptos" w:eastAsia="Aptos" w:cs="Aptos"/>
+          <w:b w:val="0"/>
+          <w:bCs w:val="0"/>
+          <w:i/>
+          <w:iCs/>
+          <w:color w:val="000000"/>
+          <w:sz w:val="22"/>
+          <w:szCs w:val="22"/>
+        </w:rPr>
+        <w:t xml:space="preserve"> </w:t>
+      </w:r>
+      <w:r>
+        <w:rPr>
+          <w:rFonts w:ascii="Aptos" w:hAnsi="Aptos" w:eastAsia="Aptos" w:cs="Aptos"/>
+          <w:b w:val="0"/>
+          <w:bCs w:val="0"/>
+          <w:i/>
+          <w:iCs/>
+          <w:color w:val="000000"/>
+          <w:sz w:val="22"/>
+          <w:szCs w:val="22"/>
+        </w:rPr>
+        <w:t xml:space="preserve">Pros and Cons | Spiceworks - Spiceworks.</w:t>
+      </w:r>
+      <w:r>
+        <w:rPr>
+          <w:rFonts w:ascii="Aptos" w:hAnsi="Aptos" w:eastAsia="Aptos" w:cs="Aptos"/>
+          <w:color w:val="000000"/>
+          <w:sz w:val="22"/>
+          <w:szCs w:val="22"/>
+        </w:rPr>
+        <w:t xml:space="preserve"> Available at: </w:t>
+      </w:r>
+      <w:r>
+        <w:rPr>
+          <w:rFonts w:ascii="Aptos" w:hAnsi="Aptos" w:eastAsia="Aptos" w:cs="Aptos"/>
+          <w:color w:val="000000"/>
+          <w:sz w:val="22"/>
+          <w:szCs w:val="22"/>
+        </w:rPr>
+        <w:t xml:space="preserve">https://www.spiceworks.com/soft-tech/what-is-fortran/</w:t>
+      </w:r>
+      <w:r>
+        <w:rPr>
+          <w:rFonts w:ascii="Aptos" w:hAnsi="Aptos" w:eastAsia="Aptos" w:cs="Aptos"/>
+          <w:color w:val="000000"/>
+          <w:sz w:val="22"/>
+          <w:szCs w:val="22"/>
+        </w:rPr>
+        <w:t xml:space="preserve"> (Accessed: </w:t>
+      </w:r>
+      <w:r>
+        <w:rPr>
+          <w:rFonts w:ascii="Aptos" w:hAnsi="Aptos" w:eastAsia="Aptos" w:cs="Aptos"/>
+          <w:color w:val="000000"/>
+          <w:sz w:val="22"/>
+          <w:szCs w:val="22"/>
+          <w:lang w:val="en-GB"/>
+        </w:rPr>
+        <w:t xml:space="preserve">14 April 2026</w:t>
+      </w:r>
+      <w:r>
+        <w:rPr>
+          <w:rFonts w:ascii="Aptos" w:hAnsi="Aptos" w:eastAsia="Aptos" w:cs="Aptos"/>
+          <w:color w:val="000000"/>
+          <w:sz w:val="22"/>
+          <w:szCs w:val="22"/>
+        </w:rPr>
+        <w:t xml:space="preserve">). </w:t>
+      </w:r>
+      <w:r>
+        <w:rPr>
+          <w:rFonts w:ascii="Times New Roman" w:hAnsi="Times New Roman" w:eastAsia="Times New Roman" w:cs="Times New Roman"/>
+          <w:sz w:val="48"/>
+        </w:rPr>
+      </w:r>
+      <w:r>
+        <w:rPr>
+          <w:rFonts w:ascii="Times New Roman" w:hAnsi="Times New Roman" w:eastAsia="Times New Roman" w:cs="Times New Roman"/>
+          <w:sz w:val="48"/>
+        </w:rPr>
+      </w:r>
+    </w:p>
+    <w:p>
+      <w:pPr>
+        <w:pBdr/>
+        <w:spacing/>
+        <w:ind/>
+        <w:rPr>
+          <w:rFonts w:ascii="Aptos" w:hAnsi="Aptos" w:eastAsia="Aptos" w:cs="Aptos"/>
+          <w:color w:val="000000"/>
+          <w:sz w:val="22"/>
+          <w:szCs w:val="22"/>
+          <w:highlight w:val="none"/>
+        </w:rPr>
+      </w:pPr>
+      <w:r>
+        <w:rPr>
+          <w:rFonts w:ascii="Aptos" w:hAnsi="Aptos" w:eastAsia="Aptos" w:cs="Aptos"/>
+          <w:color w:val="000000"/>
+          <w:sz w:val="22"/>
+          <w:szCs w:val="22"/>
+          <w:highlight w:val="none"/>
+        </w:rPr>
+      </w:r>
+      <w:r>
+        <w:rPr>
+          <w:rFonts w:ascii="Aptos" w:hAnsi="Aptos" w:eastAsia="Aptos" w:cs="Aptos"/>
+          <w:color w:val="000000"/>
+          <w:sz w:val="22"/>
+          <w:szCs w:val="22"/>
+          <w:highlight w:val="none"/>
+        </w:rPr>
+      </w:r>
+      <w:r>
+        <w:rPr>
+          <w:rFonts w:ascii="Aptos" w:hAnsi="Aptos" w:eastAsia="Aptos" w:cs="Aptos"/>
+          <w:color w:val="000000"/>
+          <w:sz w:val="22"/>
+          <w:szCs w:val="22"/>
+          <w:highlight w:val="none"/>
+        </w:rPr>
+      </w:r>
+    </w:p>
+    <w:p>
+      <w:pPr>
+        <w:pBdr/>
+        <w:spacing/>
+        <w:ind/>
+        <w:rPr>
+          <w:rFonts w:ascii="Aptos" w:hAnsi="Aptos" w:eastAsia="Aptos" w:cs="Aptos"/>
+          <w:color w:val="000000"/>
+          <w:sz w:val="22"/>
+          <w:szCs w:val="22"/>
+          <w:highlight w:val="none"/>
+        </w:rPr>
+      </w:pPr>
+      <w:r>
+        <w:rPr>
+          <w:rFonts w:ascii="Aptos" w:hAnsi="Aptos" w:eastAsia="Aptos" w:cs="Aptos"/>
+          <w:color w:val="000000"/>
+          <w:sz w:val="22"/>
+          <w:szCs w:val="22"/>
+        </w:rPr>
+      </w:r>
+      <w:r>
+        <w:rPr>
+          <w:rFonts w:ascii="Aptos" w:hAnsi="Aptos" w:eastAsia="Aptos" w:cs="Aptos"/>
+          <w:color w:val="000000"/>
+          <w:sz w:val="22"/>
+          <w:szCs w:val="22"/>
+          <w:lang w:val="en-GB"/>
+        </w:rPr>
+        <w:t xml:space="preserve">Fortran Community,</w:t>
+      </w:r>
+      <w:r>
+        <w:rPr>
+          <w:rFonts w:ascii="Aptos" w:hAnsi="Aptos" w:eastAsia="Aptos" w:cs="Aptos"/>
+          <w:color w:val="000000"/>
+          <w:sz w:val="22"/>
+          <w:szCs w:val="22"/>
+          <w:lang w:val="en-GB"/>
+        </w:rPr>
+        <w:t xml:space="preserve"> </w:t>
+      </w:r>
+      <w:r>
+        <w:rPr>
+          <w:rFonts w:ascii="Aptos" w:hAnsi="Aptos" w:eastAsia="Aptos" w:cs="Aptos"/>
+          <w:color w:val="000000"/>
+          <w:sz w:val="22"/>
+          <w:szCs w:val="22"/>
+        </w:rPr>
+        <w:t xml:space="preserve">(20</w:t>
+      </w:r>
+      <w:r>
+        <w:rPr>
+          <w:rFonts w:ascii="Aptos" w:hAnsi="Aptos" w:eastAsia="Aptos" w:cs="Aptos"/>
+          <w:color w:val="000000"/>
+          <w:sz w:val="22"/>
+          <w:szCs w:val="22"/>
+          <w:lang w:val="en-GB"/>
+        </w:rPr>
+        <w:t xml:space="preserve">26</w:t>
+      </w:r>
+      <w:r>
+        <w:rPr>
+          <w:rFonts w:ascii="Aptos" w:hAnsi="Aptos" w:eastAsia="Aptos" w:cs="Aptos"/>
+          <w:color w:val="000000"/>
+          <w:sz w:val="22"/>
+          <w:szCs w:val="22"/>
+        </w:rPr>
+        <w:t xml:space="preserve">)</w:t>
+      </w:r>
+      <w:r>
+        <w:rPr>
+          <w:rFonts w:ascii="Aptos" w:hAnsi="Aptos" w:eastAsia="Aptos" w:cs="Aptos"/>
+          <w:i/>
+          <w:iCs/>
+          <w:color w:val="000000"/>
+          <w:sz w:val="22"/>
+          <w:szCs w:val="22"/>
+        </w:rPr>
+        <w:t xml:space="preserve"> </w:t>
+      </w:r>
+      <w:r>
+        <w:rPr>
+          <w:rFonts w:ascii="Aptos" w:hAnsi="Aptos" w:eastAsia="Aptos" w:cs="Aptos"/>
+          <w:i/>
+          <w:iCs/>
+          <w:color w:val="000000"/>
+          <w:sz w:val="22"/>
+          <w:szCs w:val="22"/>
+          <w:lang w:val="en-GB"/>
+        </w:rPr>
+        <w:t xml:space="preserve">Distributing your programs — Fortran Programming Language</w:t>
+      </w:r>
+      <w:r>
+        <w:rPr>
+          <w:rFonts w:ascii="Aptos" w:hAnsi="Aptos" w:eastAsia="Aptos" w:cs="Aptos"/>
+          <w:b w:val="0"/>
+          <w:bCs w:val="0"/>
+          <w:i/>
+          <w:iCs/>
+          <w:color w:val="000000"/>
+          <w:sz w:val="22"/>
+          <w:szCs w:val="22"/>
+        </w:rPr>
+        <w:t xml:space="preserve">.</w:t>
+      </w:r>
+      <w:r>
+        <w:rPr>
+          <w:rFonts w:ascii="Aptos" w:hAnsi="Aptos" w:eastAsia="Aptos" w:cs="Aptos"/>
+          <w:color w:val="000000"/>
+          <w:sz w:val="22"/>
+          <w:szCs w:val="22"/>
+        </w:rPr>
+        <w:t xml:space="preserve"> Available at:</w:t>
+      </w:r>
+      <w:r>
+        <w:rPr>
+          <w:rFonts w:ascii="Aptos" w:hAnsi="Aptos" w:eastAsia="Aptos" w:cs="Aptos"/>
+          <w:sz w:val="22"/>
+          <w:szCs w:val="22"/>
+          <w:lang w:val="en-GB" w:eastAsia="en-GB"/>
+        </w:rPr>
+        <w:t xml:space="preserve">https://fortran-lang.org/learn/building_programs/distributing/</w:t>
+      </w:r>
+      <w:r>
+        <w:rPr>
+          <w:rFonts w:ascii="Aptos" w:hAnsi="Aptos" w:eastAsia="Aptos" w:cs="Aptos"/>
+          <w:color w:val="000000"/>
+          <w:sz w:val="22"/>
+          <w:szCs w:val="22"/>
+        </w:rPr>
+        <w:t xml:space="preserve"> (Accessed: </w:t>
+      </w:r>
+      <w:r>
+        <w:rPr>
+          <w:rFonts w:ascii="Aptos" w:hAnsi="Aptos" w:eastAsia="Aptos" w:cs="Aptos"/>
+          <w:color w:val="000000"/>
+          <w:sz w:val="22"/>
+          <w:szCs w:val="22"/>
+          <w:lang w:val="en-GB"/>
+        </w:rPr>
+        <w:t xml:space="preserve">14 April 2026</w:t>
+      </w:r>
+      <w:r>
+        <w:rPr>
+          <w:rFonts w:ascii="Aptos" w:hAnsi="Aptos" w:eastAsia="Aptos" w:cs="Aptos"/>
+          <w:color w:val="000000"/>
+          <w:sz w:val="22"/>
+          <w:szCs w:val="22"/>
+        </w:rPr>
+        <w:t xml:space="preserve">). </w:t>
+      </w:r>
+      <w:r>
+        <w:rPr>
+          <w:rFonts w:ascii="Aptos" w:hAnsi="Aptos" w:eastAsia="Aptos" w:cs="Aptos"/>
+          <w:color w:val="000000"/>
+          <w:sz w:val="22"/>
+          <w:szCs w:val="22"/>
+          <w:highlight w:val="none"/>
+        </w:rPr>
+      </w:r>
+      <w:r>
+        <w:rPr>
+          <w:rFonts w:ascii="Aptos" w:hAnsi="Aptos" w:eastAsia="Aptos" w:cs="Aptos"/>
+          <w:color w:val="000000"/>
+          <w:sz w:val="22"/>
+          <w:szCs w:val="22"/>
+          <w:highlight w:val="none"/>
+        </w:rPr>
+      </w:r>
+    </w:p>
+    <w:p>
+      <w:pPr>
+        <w:pStyle w:val="865"/>
+        <w:pBdr>
+          <w:top w:val="none" w:color="000000" w:sz="4" w:space="0"/>
+          <w:left w:val="none" w:color="000000" w:sz="4" w:space="0"/>
+          <w:bottom w:val="none" w:color="000000" w:sz="4" w:space="0"/>
+          <w:right w:val="none" w:color="000000" w:sz="4" w:space="0"/>
+        </w:pBdr>
+        <w:spacing/>
+        <w:ind w:right="0" w:firstLine="0" w:left="0"/>
+        <w:rPr>
+          <w:rFonts w:ascii="Aptos" w:hAnsi="Aptos" w:cs="Aptos"/>
+          <w:sz w:val="22"/>
+          <w:szCs w:val="22"/>
+        </w:rPr>
+      </w:pPr>
+      <w:r>
+        <w:rPr>
+          <w:rFonts w:ascii="Aptos" w:hAnsi="Aptos" w:eastAsia="Aptos" w:cs="Aptos"/>
+          <w:color w:val="000000"/>
+          <w:sz w:val="22"/>
+          <w:szCs w:val="22"/>
+        </w:rPr>
+      </w:r>
+      <w:r>
+        <w:rPr>
+          <w:rFonts w:ascii="Aptos" w:hAnsi="Aptos" w:eastAsia="Aptos" w:cs="Aptos"/>
+          <w:color w:val="000000"/>
+          <w:sz w:val="22"/>
+          <w:szCs w:val="22"/>
+        </w:rPr>
+        <w:t xml:space="preserve">ISO/IEC</w:t>
+      </w:r>
+      <w:r>
+        <w:rPr>
+          <w:rFonts w:ascii="Aptos" w:hAnsi="Aptos" w:eastAsia="Aptos" w:cs="Aptos"/>
+          <w:color w:val="000000"/>
+          <w:sz w:val="22"/>
+          <w:szCs w:val="22"/>
+        </w:rPr>
+        <w:t xml:space="preserve"> (202</w:t>
+      </w:r>
+      <w:r>
+        <w:rPr>
+          <w:rFonts w:ascii="Aptos" w:hAnsi="Aptos" w:eastAsia="Aptos" w:cs="Aptos"/>
+          <w:color w:val="000000"/>
+          <w:sz w:val="22"/>
+          <w:szCs w:val="22"/>
+          <w:lang w:val="en-GB"/>
+        </w:rPr>
+        <w:t xml:space="preserve">5</w:t>
+      </w:r>
+      <w:r>
+        <w:rPr>
+          <w:rFonts w:ascii="Aptos" w:hAnsi="Aptos" w:eastAsia="Aptos" w:cs="Aptos"/>
+          <w:color w:val="000000"/>
+          <w:sz w:val="22"/>
+          <w:szCs w:val="22"/>
+        </w:rPr>
+        <w:t xml:space="preserve">) </w:t>
+      </w:r>
+      <w:r>
+        <w:rPr>
+          <w:rFonts w:ascii="Aptos" w:hAnsi="Aptos" w:eastAsia="Aptos" w:cs="Aptos"/>
+          <w:b w:val="0"/>
+          <w:bCs w:val="0"/>
+          <w:i/>
+          <w:iCs/>
+          <w:color w:val="000000"/>
+          <w:sz w:val="22"/>
+          <w:szCs w:val="22"/>
+        </w:rPr>
+        <w:t xml:space="preserve">ISO/IEC 27031:2025 Cybersecurity — Information and communication technology</w:t>
+      </w:r>
+      <w:r>
+        <w:rPr>
+          <w:rFonts w:ascii="Aptos" w:hAnsi="Aptos" w:eastAsia="Aptos" w:cs="Aptos"/>
+          <w:color w:val="000000"/>
+          <w:sz w:val="22"/>
+          <w:szCs w:val="22"/>
+        </w:rPr>
+        <w:t xml:space="preserve">. Available at: </w:t>
+      </w:r>
+      <w:r>
+        <w:rPr>
+          <w:rFonts w:ascii="Aptos" w:hAnsi="Aptos" w:eastAsia="Aptos" w:cs="Aptos"/>
+          <w:color w:val="000000"/>
+          <w:sz w:val="22"/>
+          <w:szCs w:val="22"/>
+        </w:rPr>
+        <w:t xml:space="preserve">https://www.iso.org/standard/27031</w:t>
+      </w:r>
+      <w:r>
+        <w:rPr>
+          <w:rFonts w:ascii="Aptos" w:hAnsi="Aptos" w:eastAsia="Aptos" w:cs="Aptos"/>
+          <w:color w:val="000000"/>
+          <w:sz w:val="22"/>
+          <w:szCs w:val="22"/>
+        </w:rPr>
+        <w:t xml:space="preserve"> (Accessed: </w:t>
+      </w:r>
+      <w:r>
+        <w:rPr>
+          <w:rFonts w:ascii="Aptos" w:hAnsi="Aptos" w:eastAsia="Aptos" w:cs="Aptos"/>
+          <w:color w:val="000000"/>
+          <w:sz w:val="22"/>
+          <w:szCs w:val="22"/>
+          <w:lang w:val="en-GB"/>
+        </w:rPr>
+        <w:t xml:space="preserve">14 April 2026</w:t>
+      </w:r>
+      <w:r>
+        <w:rPr>
+          <w:rFonts w:ascii="Aptos" w:hAnsi="Aptos" w:eastAsia="Aptos" w:cs="Aptos"/>
+          <w:color w:val="000000"/>
+          <w:sz w:val="22"/>
+          <w:szCs w:val="22"/>
+        </w:rPr>
+        <w:t xml:space="preserve">). </w:t>
+      </w:r>
+      <w:r>
+        <w:rPr>
+          <w:rFonts w:ascii="Aptos" w:hAnsi="Aptos" w:cs="Aptos"/>
+          <w:sz w:val="22"/>
+          <w:szCs w:val="22"/>
+        </w:rPr>
+      </w:r>
+      <w:r>
+        <w:rPr>
+          <w:rFonts w:ascii="Aptos" w:hAnsi="Aptos" w:cs="Aptos"/>
+          <w:sz w:val="22"/>
+          <w:szCs w:val="22"/>
+        </w:rPr>
+      </w:r>
+    </w:p>
+    <w:p>
+      <w:pPr>
+        <w:pBdr>
+          <w:top w:val="none" w:color="000000" w:sz="4" w:space="0"/>
+          <w:left w:val="none" w:color="000000" w:sz="4" w:space="0"/>
+          <w:bottom w:val="none" w:color="000000" w:sz="4" w:space="0"/>
+          <w:right w:val="none" w:color="000000" w:sz="4" w:space="0"/>
+        </w:pBdr>
+        <w:spacing/>
+        <w:ind w:right="0" w:hanging="567" w:left="567"/>
+        <w:rPr>
+          <w:rFonts w:ascii="Aptos" w:hAnsi="Aptos" w:cs="Aptos"/>
+          <w:sz w:val="22"/>
+          <w:szCs w:val="22"/>
+          <w:highlight w:val="none"/>
+        </w:rPr>
+      </w:pPr>
+      <w:r>
+        <w:rPr>
+          <w:rFonts w:ascii="Aptos" w:hAnsi="Aptos" w:eastAsia="Aptos" w:cs="Aptos"/>
+          <w:color w:val="000000"/>
+          <w:sz w:val="22"/>
+          <w:szCs w:val="22"/>
+          <w:highlight w:val="none"/>
+        </w:rPr>
+      </w:r>
+      <w:r>
+        <w:rPr>
+          <w:rFonts w:ascii="Aptos" w:hAnsi="Aptos" w:cs="Aptos"/>
+          <w:sz w:val="22"/>
+          <w:szCs w:val="22"/>
+          <w:highlight w:val="none"/>
+        </w:rPr>
+      </w:r>
+      <w:r>
+        <w:rPr>
+          <w:rFonts w:ascii="Aptos" w:hAnsi="Aptos" w:cs="Aptos"/>
+          <w:sz w:val="22"/>
+          <w:szCs w:val="22"/>
+          <w:highlight w:val="none"/>
+        </w:rPr>
+      </w:r>
+    </w:p>
+    <w:p>
+      <w:pPr>
+        <w:pBdr>
+          <w:top w:val="none" w:color="000000" w:sz="4" w:space="0"/>
+          <w:left w:val="none" w:color="000000" w:sz="4" w:space="0"/>
+          <w:bottom w:val="none" w:color="000000" w:sz="4" w:space="0"/>
+          <w:right w:val="none" w:color="000000" w:sz="4" w:space="0"/>
+        </w:pBdr>
+        <w:spacing/>
+        <w:ind w:right="0" w:hanging="567" w:left="567"/>
+        <w:rPr>
+          <w:rFonts w:ascii="Aptos" w:hAnsi="Aptos" w:eastAsia="Aptos" w:cs="Aptos"/>
+          <w:color w:val="000000"/>
+          <w:sz w:val="22"/>
+          <w:szCs w:val="22"/>
+          <w:highlight w:val="none"/>
+        </w:rPr>
+      </w:pPr>
+      <w:r>
+        <w:rPr>
+          <w:rFonts w:ascii="Aptos" w:hAnsi="Aptos" w:eastAsia="Aptos" w:cs="Aptos"/>
+          <w:color w:val="000000"/>
+          <w:sz w:val="22"/>
+          <w:szCs w:val="22"/>
+        </w:rPr>
+        <w:t xml:space="preserve">Jimenez, M. </w:t>
+      </w:r>
+      <w:r>
+        <w:rPr>
+          <w:rFonts w:ascii="Aptos" w:hAnsi="Aptos" w:eastAsia="Aptos" w:cs="Aptos"/>
+          <w:i/>
+          <w:color w:val="000000"/>
+          <w:sz w:val="22"/>
+          <w:szCs w:val="22"/>
+        </w:rPr>
+        <w:t xml:space="preserve">et al.</w:t>
+      </w:r>
+      <w:r>
+        <w:rPr>
+          <w:rFonts w:ascii="Aptos" w:hAnsi="Aptos" w:eastAsia="Aptos" w:cs="Aptos"/>
+          <w:color w:val="000000"/>
+          <w:sz w:val="22"/>
+          <w:szCs w:val="22"/>
+        </w:rPr>
+        <w:t xml:space="preserve"> (2021) </w:t>
+      </w:r>
+      <w:r>
+        <w:rPr>
+          <w:rFonts w:ascii="Aptos" w:hAnsi="Aptos" w:eastAsia="Aptos" w:cs="Aptos"/>
+          <w:i/>
+          <w:color w:val="000000"/>
+          <w:sz w:val="22"/>
+          <w:szCs w:val="22"/>
+        </w:rPr>
+        <w:t xml:space="preserve">Associations between Nature Exposure and Health: A Review of the Evidence</w:t>
+      </w:r>
+      <w:r>
+        <w:rPr>
+          <w:rFonts w:ascii="Aptos" w:hAnsi="Aptos" w:eastAsia="Aptos" w:cs="Aptos"/>
+          <w:color w:val="000000"/>
+          <w:sz w:val="22"/>
+          <w:szCs w:val="22"/>
+        </w:rPr>
+        <w:t xml:space="preserve">, </w:t>
+      </w:r>
+      <w:r>
+        <w:rPr>
+          <w:rFonts w:ascii="Aptos" w:hAnsi="Aptos" w:eastAsia="Aptos" w:cs="Aptos"/>
+          <w:i/>
+          <w:color w:val="000000"/>
+          <w:sz w:val="22"/>
+          <w:szCs w:val="22"/>
+        </w:rPr>
+        <w:t xml:space="preserve">Associations between Nature Exposure and Health: A Review of the Evidence | MDPI</w:t>
+      </w:r>
+      <w:r>
+        <w:rPr>
+          <w:rFonts w:ascii="Aptos" w:hAnsi="Aptos" w:eastAsia="Aptos" w:cs="Aptos"/>
+          <w:color w:val="000000"/>
+          <w:sz w:val="22"/>
+          <w:szCs w:val="22"/>
+        </w:rPr>
+        <w:t xml:space="preserve">. Available at: https://www.mdpi.com/1660-4601/18/9/4790 (Accessed: 26 November 2025). </w:t>
+      </w:r>
+      <w:r>
+        <w:rPr>
+          <w:rFonts w:ascii="Aptos" w:hAnsi="Aptos" w:eastAsia="Aptos" w:cs="Aptos"/>
+          <w:color w:val="000000"/>
+          <w:sz w:val="22"/>
+          <w:szCs w:val="22"/>
+          <w:highlight w:val="none"/>
+        </w:rPr>
+      </w:r>
+      <w:r>
+        <w:rPr>
+          <w:rFonts w:ascii="Aptos" w:hAnsi="Aptos" w:eastAsia="Aptos" w:cs="Aptos"/>
+          <w:color w:val="000000"/>
+          <w:sz w:val="22"/>
+          <w:szCs w:val="22"/>
+          <w:highlight w:val="none"/>
+        </w:rPr>
+      </w:r>
+    </w:p>
+    <w:p>
+      <w:pPr>
+        <w:pBdr>
+          <w:top w:val="none" w:color="000000" w:sz="4" w:space="0"/>
+          <w:left w:val="none" w:color="000000" w:sz="4" w:space="0"/>
+          <w:bottom w:val="none" w:color="000000" w:sz="4" w:space="0"/>
+          <w:right w:val="none" w:color="000000" w:sz="4" w:space="0"/>
+        </w:pBdr>
+        <w:spacing/>
+        <w:ind w:right="0" w:hanging="567" w:left="567"/>
+        <w:rPr>
+          <w:rFonts w:ascii="Aptos" w:hAnsi="Aptos" w:cs="Aptos"/>
+          <w:sz w:val="22"/>
+          <w:szCs w:val="22"/>
+        </w:rPr>
+      </w:pPr>
+      <w:r>
+        <w:rPr>
+          <w:rFonts w:ascii="Aptos" w:hAnsi="Aptos" w:eastAsia="Aptos" w:cs="Aptos"/>
+          <w:color w:val="000000"/>
+          <w:sz w:val="22"/>
+          <w:szCs w:val="22"/>
+          <w:highlight w:val="none"/>
+        </w:rPr>
+      </w:r>
+      <w:r>
+        <w:rPr>
+          <w:rFonts w:ascii="Aptos" w:hAnsi="Aptos" w:cs="Aptos"/>
+          <w:sz w:val="22"/>
+          <w:szCs w:val="22"/>
+        </w:rPr>
+      </w:r>
+      <w:r>
+        <w:rPr>
+          <w:rFonts w:ascii="Aptos" w:hAnsi="Aptos" w:cs="Aptos"/>
+          <w:sz w:val="22"/>
+          <w:szCs w:val="22"/>
+        </w:rPr>
+      </w:r>
+    </w:p>
+    <w:p>
+      <w:pPr>
+        <w:pBdr>
+          <w:top w:val="none" w:color="000000" w:sz="4" w:space="0"/>
+          <w:left w:val="none" w:color="000000" w:sz="4" w:space="0"/>
+          <w:bottom w:val="none" w:color="000000" w:sz="4" w:space="0"/>
+          <w:right w:val="none" w:color="000000" w:sz="4" w:space="0"/>
+        </w:pBdr>
+        <w:spacing/>
+        <w:ind w:right="0" w:hanging="567" w:left="567"/>
+        <w:rPr>
+          <w:rFonts w:ascii="Aptos" w:hAnsi="Aptos" w:eastAsia="Aptos" w:cs="Aptos"/>
+          <w:color w:val="000000"/>
+          <w:sz w:val="22"/>
+          <w:szCs w:val="22"/>
+          <w:highlight w:val="none"/>
+        </w:rPr>
+      </w:pPr>
+      <w:r>
+        <w:rPr>
+          <w:rFonts w:ascii="Aptos" w:hAnsi="Aptos" w:eastAsia="Aptos" w:cs="Aptos"/>
+          <w:color w:val="000000"/>
+          <w:sz w:val="22"/>
+          <w:szCs w:val="22"/>
         </w:rPr>
         <w:t xml:space="preserve">Lee, R. (2025) </w:t>
       </w:r>
@@ -3288,7 +4308,8 @@
           <w:rFonts w:ascii="Aptos" w:hAnsi="Aptos" w:eastAsia="Aptos" w:cs="Aptos"/>
           <w:i/>
           <w:color w:val="000000"/>
-          <w:sz w:val="24"/>
+          <w:sz w:val="22"/>
+          <w:szCs w:val="22"/>
         </w:rPr>
         <w:t xml:space="preserve">Smartphone Addiction Statistics 2025: Alarming Trends and Insights</w:t>
       </w:r>
@@ -3296,7 +4317,8 @@
         <w:rPr>
           <w:rFonts w:ascii="Aptos" w:hAnsi="Aptos" w:eastAsia="Aptos" w:cs="Aptos"/>
           <w:color w:val="000000"/>
-          <w:sz w:val="24"/>
+          <w:sz w:val="22"/>
+          <w:szCs w:val="22"/>
         </w:rPr>
         <w:t xml:space="preserve">, </w:t>
       </w:r>
@@ -3305,7 +4327,8 @@
           <w:rFonts w:ascii="Aptos" w:hAnsi="Aptos" w:eastAsia="Aptos" w:cs="Aptos"/>
           <w:i/>
           <w:color w:val="000000"/>
-          <w:sz w:val="24"/>
+          <w:sz w:val="22"/>
+          <w:szCs w:val="22"/>
         </w:rPr>
         <w:t xml:space="preserve">Smartphone Addiction Statistics 2025: Alarming Trends and Insights - SQ Magazine</w:t>
       </w:r>
@@ -3313,19 +4336,38 @@
         <w:rPr>
           <w:rFonts w:ascii="Aptos" w:hAnsi="Aptos" w:eastAsia="Aptos" w:cs="Aptos"/>
           <w:color w:val="000000"/>
-          <w:sz w:val="24"/>
+          <w:sz w:val="22"/>
+          <w:szCs w:val="22"/>
         </w:rPr>
         <w:t xml:space="preserve">. Available at: https://sqmagazine.co.uk/smartphone-addiction-statistics/ (Accessed: 25 November 2025).</w:t>
       </w:r>
       <w:r>
         <w:rPr>
-          <w:rFonts w:ascii="Times New Roman" w:hAnsi="Times New Roman" w:eastAsia="Times New Roman" w:cs="Times New Roman"/>
+          <w:rFonts w:ascii="Aptos" w:hAnsi="Aptos" w:eastAsia="Aptos" w:cs="Aptos"/>
           <w:color w:val="000000"/>
-          <w:sz w:val="24"/>
+          <w:sz w:val="22"/>
+          <w:szCs w:val="22"/>
         </w:rPr>
         <w:t xml:space="preserve"> </w:t>
       </w:r>
-      <w:r/>
+      <w:r>
+        <w:rPr>
+          <w:rFonts w:ascii="Aptos" w:hAnsi="Aptos" w:eastAsia="Aptos" w:cs="Aptos"/>
+          <w:color w:val="000000"/>
+          <w:sz w:val="22"/>
+          <w:szCs w:val="22"/>
+          <w:highlight w:val="none"/>
+        </w:rPr>
+      </w:r>
+      <w:r>
+        <w:rPr>
+          <w:rFonts w:ascii="Aptos" w:hAnsi="Aptos" w:eastAsia="Aptos" w:cs="Aptos"/>
+          <w:color w:val="000000"/>
+          <w:sz w:val="22"/>
+          <w:szCs w:val="22"/>
+          <w:highlight w:val="none"/>
+        </w:rPr>
+      </w:r>
     </w:p>
     <w:p>
       <w:pPr>
@@ -3338,7 +4380,9 @@
         <w:spacing/>
         <w:ind w:right="0" w:hanging="567" w:left="567"/>
         <w:rPr>
-          <w:rFonts w:ascii="Aptos" w:hAnsi="Aptos" w:cs="Aptos"/>
+          <w:rFonts w:ascii="Aptos" w:hAnsi="Aptos" w:eastAsia="Aptos" w:cs="Aptos"/>
+          <w:sz w:val="22"/>
+          <w:szCs w:val="22"/>
           <w:highlight w:val="none"/>
         </w:rPr>
       </w:pPr>
@@ -3346,7 +4390,52 @@
         <w:rPr>
           <w:rFonts w:ascii="Aptos" w:hAnsi="Aptos" w:eastAsia="Aptos" w:cs="Aptos"/>
           <w:color w:val="000000"/>
-          <w:sz w:val="24"/>
+          <w:sz w:val="22"/>
+          <w:szCs w:val="22"/>
+          <w:highlight w:val="none"/>
+        </w:rPr>
+      </w:r>
+      <w:r>
+        <w:rPr>
+          <w:rFonts w:ascii="Aptos" w:hAnsi="Aptos" w:eastAsia="Aptos" w:cs="Aptos"/>
+          <w:sz w:val="22"/>
+          <w:szCs w:val="22"/>
+          <w:highlight w:val="none"/>
+        </w:rPr>
+      </w:r>
+      <w:r>
+        <w:rPr>
+          <w:rFonts w:ascii="Aptos" w:hAnsi="Aptos" w:eastAsia="Aptos" w:cs="Aptos"/>
+          <w:sz w:val="22"/>
+          <w:szCs w:val="22"/>
+          <w:highlight w:val="none"/>
+        </w:rPr>
+      </w:r>
+    </w:p>
+    <w:p>
+      <w:pPr>
+        <w:pBdr>
+          <w:top w:val="none" w:color="000000" w:sz="4" w:space="0"/>
+          <w:left w:val="none" w:color="000000" w:sz="4" w:space="0"/>
+          <w:bottom w:val="none" w:color="000000" w:sz="4" w:space="0"/>
+          <w:right w:val="none" w:color="000000" w:sz="4" w:space="0"/>
+        </w:pBdr>
+        <w:spacing/>
+        <w:ind w:right="0" w:hanging="567" w:left="567"/>
+        <w:rPr>
+          <w:rFonts w:ascii="Aptos" w:hAnsi="Aptos" w:eastAsia="Aptos" w:cs="Aptos"/>
+          <w:color w:val="000000"/>
+          <w:sz w:val="22"/>
+          <w:szCs w:val="22"/>
+          <w:highlight w:val="none"/>
+        </w:rPr>
+      </w:pPr>
+      <w:r>
+        <w:rPr>
+          <w:rFonts w:ascii="Aptos" w:hAnsi="Aptos" w:eastAsia="Aptos" w:cs="Aptos"/>
+          <w:color w:val="000000"/>
+          <w:sz w:val="22"/>
+          <w:szCs w:val="22"/>
         </w:rPr>
         <w:t xml:space="preserve">Surg, A. </w:t>
       </w:r>
@@ -3355,7 +4444,8 @@
           <w:rFonts w:ascii="Aptos" w:hAnsi="Aptos" w:eastAsia="Aptos" w:cs="Aptos"/>
           <w:i/>
           <w:color w:val="000000"/>
-          <w:sz w:val="24"/>
+          <w:sz w:val="22"/>
+          <w:szCs w:val="22"/>
         </w:rPr>
         <w:t xml:space="preserve">et al.</w:t>
       </w:r>
@@ -3363,7 +4453,8 @@
         <w:rPr>
           <w:rFonts w:ascii="Aptos" w:hAnsi="Aptos" w:eastAsia="Aptos" w:cs="Aptos"/>
           <w:color w:val="000000"/>
-          <w:sz w:val="24"/>
+          <w:sz w:val="22"/>
+          <w:szCs w:val="22"/>
         </w:rPr>
         <w:t xml:space="preserve"> (2023) </w:t>
       </w:r>
@@ -3372,7 +4463,8 @@
           <w:rFonts w:ascii="Aptos" w:hAnsi="Aptos" w:eastAsia="Aptos" w:cs="Aptos"/>
           <w:i/>
           <w:color w:val="000000"/>
-          <w:sz w:val="24"/>
+          <w:sz w:val="22"/>
+          <w:szCs w:val="22"/>
         </w:rPr>
         <w:t xml:space="preserve">Link between excessive social media use and psychiatric disorders</w:t>
       </w:r>
@@ -3380,7 +4472,8 @@
         <w:rPr>
           <w:rFonts w:ascii="Aptos" w:hAnsi="Aptos" w:eastAsia="Aptos" w:cs="Aptos"/>
           <w:color w:val="000000"/>
-          <w:sz w:val="24"/>
+          <w:sz w:val="22"/>
+          <w:szCs w:val="22"/>
         </w:rPr>
         <w:t xml:space="preserve">, </w:t>
       </w:r>
@@ -3389,7 +4482,8 @@
           <w:rFonts w:ascii="Aptos" w:hAnsi="Aptos" w:eastAsia="Aptos" w:cs="Aptos"/>
           <w:i/>
           <w:color w:val="000000"/>
-          <w:sz w:val="24"/>
+          <w:sz w:val="22"/>
+          <w:szCs w:val="22"/>
         </w:rPr>
         <w:t xml:space="preserve">Link between excessive social media use and psychiatric disorders - PMC </w:t>
       </w:r>
@@ -3397,51 +4491,302 @@
         <w:rPr>
           <w:rFonts w:ascii="Aptos" w:hAnsi="Aptos" w:eastAsia="Aptos" w:cs="Aptos"/>
           <w:color w:val="000000"/>
-          <w:sz w:val="24"/>
+          <w:sz w:val="22"/>
+          <w:szCs w:val="22"/>
         </w:rPr>
         <w:t xml:space="preserve">. Available at: https://pmc.ncbi.nlm.nih.gov/articles/PMC10129173/ (Accessed: 11 November 2025). </w:t>
       </w:r>
       <w:r>
         <w:rPr>
+          <w:rFonts w:ascii="Aptos" w:hAnsi="Aptos" w:eastAsia="Aptos" w:cs="Aptos"/>
+          <w:color w:val="000000"/>
+          <w:sz w:val="22"/>
+          <w:szCs w:val="22"/>
+          <w:highlight w:val="none"/>
+        </w:rPr>
+      </w:r>
+      <w:r>
+        <w:rPr>
+          <w:rFonts w:ascii="Aptos" w:hAnsi="Aptos" w:eastAsia="Aptos" w:cs="Aptos"/>
+          <w:color w:val="000000"/>
+          <w:sz w:val="22"/>
+          <w:szCs w:val="22"/>
+          <w:highlight w:val="none"/>
+        </w:rPr>
+      </w:r>
+    </w:p>
+    <w:p>
+      <w:pPr>
+        <w:pBdr/>
+        <w:spacing/>
+        <w:ind/>
+        <w:rPr>
           <w:rFonts w:ascii="Aptos" w:hAnsi="Aptos" w:cs="Aptos"/>
+          <w:sz w:val="22"/>
+          <w:szCs w:val="22"/>
+        </w:rPr>
+      </w:pPr>
+      <w:r>
+        <w:rPr>
+          <w:rFonts w:ascii="Aptos" w:hAnsi="Aptos" w:eastAsia="Aptos" w:cs="Aptos"/>
+          <w:color w:val="000000"/>
+          <w:sz w:val="22"/>
+          <w:szCs w:val="22"/>
           <w:highlight w:val="none"/>
         </w:rPr>
       </w:r>
       <w:r>
         <w:rPr>
           <w:rFonts w:ascii="Aptos" w:hAnsi="Aptos" w:cs="Aptos"/>
+          <w:sz w:val="22"/>
+          <w:szCs w:val="22"/>
+        </w:rPr>
+      </w:r>
+      <w:r>
+        <w:rPr>
+          <w:rFonts w:ascii="Aptos" w:hAnsi="Aptos" w:cs="Aptos"/>
+          <w:sz w:val="22"/>
+          <w:szCs w:val="22"/>
+        </w:rPr>
+      </w:r>
+    </w:p>
+    <w:p>
+      <w:pPr>
+        <w:pBdr/>
+        <w:spacing/>
+        <w:ind/>
+        <w:rPr>
+          <w:rFonts w:ascii="Aptos" w:hAnsi="Aptos" w:eastAsia="Aptos" w:cs="Aptos"/>
+          <w:color w:val="000000"/>
+          <w:sz w:val="22"/>
+          <w:szCs w:val="22"/>
+          <w:highlight w:val="none"/>
+        </w:rPr>
+      </w:pPr>
+      <w:r>
+        <w:rPr>
+          <w:rFonts w:ascii="Aptos" w:hAnsi="Aptos" w:eastAsia="Aptos" w:cs="Aptos"/>
+          <w:color w:val="000000"/>
+          <w:sz w:val="22"/>
+          <w:szCs w:val="22"/>
+        </w:rPr>
+      </w:r>
+      <w:r>
+        <w:rPr>
+          <w:rFonts w:ascii="Aptos" w:hAnsi="Aptos" w:eastAsia="Aptos" w:cs="Aptos"/>
+          <w:color w:val="000000"/>
+          <w:sz w:val="22"/>
+          <w:szCs w:val="22"/>
+          <w:lang w:val="en-GB"/>
+        </w:rPr>
+        <w:t xml:space="preserve">Smart Source AB,</w:t>
+      </w:r>
+      <w:r>
+        <w:rPr>
+          <w:rFonts w:ascii="Aptos" w:hAnsi="Aptos" w:eastAsia="Aptos" w:cs="Aptos"/>
+          <w:color w:val="000000"/>
+          <w:sz w:val="22"/>
+          <w:szCs w:val="22"/>
+          <w:lang w:val="en-GB"/>
+        </w:rPr>
+        <w:t xml:space="preserve"> </w:t>
+      </w:r>
+      <w:r>
+        <w:rPr>
+          <w:rFonts w:ascii="Aptos" w:hAnsi="Aptos" w:eastAsia="Aptos" w:cs="Aptos"/>
+          <w:color w:val="000000"/>
+          <w:sz w:val="22"/>
+          <w:szCs w:val="22"/>
+        </w:rPr>
+        <w:t xml:space="preserve">(20</w:t>
+      </w:r>
+      <w:r>
+        <w:rPr>
+          <w:rFonts w:ascii="Aptos" w:hAnsi="Aptos" w:eastAsia="Aptos" w:cs="Aptos"/>
+          <w:color w:val="000000"/>
+          <w:sz w:val="22"/>
+          <w:szCs w:val="22"/>
+          <w:lang w:val="en-GB"/>
+        </w:rPr>
+        <w:t xml:space="preserve">26</w:t>
+      </w:r>
+      <w:r>
+        <w:rPr>
+          <w:rFonts w:ascii="Aptos" w:hAnsi="Aptos" w:eastAsia="Aptos" w:cs="Aptos"/>
+          <w:color w:val="000000"/>
+          <w:sz w:val="22"/>
+          <w:szCs w:val="22"/>
+        </w:rPr>
+        <w:t xml:space="preserve">)</w:t>
+      </w:r>
+      <w:r>
+        <w:rPr>
+          <w:rFonts w:ascii="Aptos" w:hAnsi="Aptos" w:eastAsia="Aptos" w:cs="Aptos"/>
+          <w:b w:val="0"/>
+          <w:bCs w:val="0"/>
+          <w:i/>
+          <w:iCs/>
+          <w:color w:val="000000"/>
+          <w:sz w:val="22"/>
+          <w:szCs w:val="22"/>
+          <w:lang w:val="en-GB"/>
+        </w:rPr>
+        <w:t xml:space="preserve"> .NET MAUI: Cost-Effective Hybrid App</w:t>
+      </w:r>
+      <w:r>
+        <w:rPr>
+          <w:rFonts w:ascii="Aptos" w:hAnsi="Aptos" w:eastAsia="Aptos" w:cs="Aptos"/>
+          <w:b w:val="0"/>
+          <w:bCs w:val="0"/>
+          <w:i/>
+          <w:iCs/>
+          <w:color w:val="000000"/>
+          <w:sz w:val="22"/>
+          <w:szCs w:val="22"/>
+          <w:lang w:val="en-GB"/>
+        </w:rPr>
+        <w:t xml:space="preserve"> Development.</w:t>
+      </w:r>
+      <w:r>
+        <w:rPr>
+          <w:rFonts w:ascii="Aptos" w:hAnsi="Aptos" w:eastAsia="Aptos" w:cs="Aptos"/>
+          <w:color w:val="000000"/>
+          <w:sz w:val="22"/>
+          <w:szCs w:val="22"/>
+        </w:rPr>
+        <w:t xml:space="preserve"> Available at:</w:t>
+      </w:r>
+      <w:r>
+        <w:rPr>
+          <w:rFonts w:ascii="Aptos" w:hAnsi="Aptos" w:eastAsia="Aptos" w:cs="Aptos"/>
+          <w:color w:val="000000"/>
+          <w:sz w:val="22"/>
+          <w:szCs w:val="22"/>
+        </w:rPr>
+        <w:t xml:space="preserve">https://www.smartsource.eu/about-us/insights/cost-effective-app-development-with-net-maui-save-time-and-money-with-hybrid-solutions/</w:t>
+      </w:r>
+      <w:r>
+        <w:rPr>
+          <w:rFonts w:ascii="Aptos" w:hAnsi="Aptos" w:eastAsia="Aptos" w:cs="Aptos"/>
+          <w:color w:val="000000"/>
+          <w:sz w:val="22"/>
+          <w:szCs w:val="22"/>
+        </w:rPr>
+        <w:t xml:space="preserve"> (Accessed: </w:t>
+      </w:r>
+      <w:r>
+        <w:rPr>
+          <w:rFonts w:ascii="Aptos" w:hAnsi="Aptos" w:eastAsia="Aptos" w:cs="Aptos"/>
+          <w:color w:val="000000"/>
+          <w:sz w:val="22"/>
+          <w:szCs w:val="22"/>
+          <w:lang w:val="en-GB"/>
+        </w:rPr>
+        <w:t xml:space="preserve">14 April 2026</w:t>
+      </w:r>
+      <w:r>
+        <w:rPr>
+          <w:rFonts w:ascii="Aptos" w:hAnsi="Aptos" w:eastAsia="Aptos" w:cs="Aptos"/>
+          <w:color w:val="000000"/>
+          <w:sz w:val="22"/>
+          <w:szCs w:val="22"/>
+        </w:rPr>
+        <w:t xml:space="preserve">). </w:t>
+      </w:r>
+      <w:r>
+        <w:rPr>
+          <w:rFonts w:ascii="Aptos" w:hAnsi="Aptos" w:eastAsia="Aptos" w:cs="Aptos"/>
+          <w:color w:val="000000"/>
+          <w:sz w:val="22"/>
+          <w:szCs w:val="22"/>
+          <w:highlight w:val="none"/>
+        </w:rPr>
+      </w:r>
+      <w:r>
+        <w:rPr>
+          <w:rFonts w:ascii="Aptos" w:hAnsi="Aptos" w:eastAsia="Aptos" w:cs="Aptos"/>
+          <w:color w:val="000000"/>
+          <w:sz w:val="22"/>
+          <w:szCs w:val="22"/>
           <w:highlight w:val="none"/>
         </w:rPr>
       </w:r>
     </w:p>
     <w:p>
       <w:pPr>
-        <w:pBdr>
-          <w:top w:val="none" w:color="000000" w:sz="4" w:space="0"/>
-          <w:left w:val="none" w:color="000000" w:sz="4" w:space="0"/>
-          <w:bottom w:val="none" w:color="000000" w:sz="4" w:space="0"/>
-          <w:right w:val="none" w:color="000000" w:sz="4" w:space="0"/>
-        </w:pBdr>
-        <w:spacing/>
-        <w:ind w:right="0" w:hanging="567" w:left="567"/>
+        <w:pBdr/>
+        <w:spacing/>
+        <w:ind/>
         <w:rPr>
           <w:rFonts w:ascii="Aptos" w:hAnsi="Aptos" w:cs="Aptos"/>
+          <w:sz w:val="22"/>
+          <w:szCs w:val="22"/>
         </w:rPr>
       </w:pPr>
       <w:r>
         <w:rPr>
           <w:rFonts w:ascii="Aptos" w:hAnsi="Aptos" w:eastAsia="Aptos" w:cs="Aptos"/>
           <w:color w:val="000000"/>
-          <w:sz w:val="24"/>
+          <w:sz w:val="22"/>
+          <w:szCs w:val="22"/>
+          <w:highlight w:val="none"/>
         </w:rPr>
-        <w:t xml:space="preserve">Jimenez, M. </w:t>
+      </w:r>
+      <w:r>
+        <w:rPr>
+          <w:rFonts w:ascii="Aptos" w:hAnsi="Aptos" w:cs="Aptos"/>
+          <w:sz w:val="22"/>
+          <w:szCs w:val="22"/>
+        </w:rPr>
+      </w:r>
+      <w:r>
+        <w:rPr>
+          <w:rFonts w:ascii="Aptos" w:hAnsi="Aptos" w:cs="Aptos"/>
+          <w:sz w:val="22"/>
+          <w:szCs w:val="22"/>
+        </w:rPr>
+      </w:r>
+    </w:p>
+    <w:p>
+      <w:pPr>
+        <w:pBdr/>
+        <w:spacing/>
+        <w:ind/>
+        <w:rPr>
+          <w:rFonts w:ascii="Aptos" w:hAnsi="Aptos" w:eastAsia="Aptos" w:cs="Aptos"/>
+          <w:color w:val="000000"/>
+          <w:sz w:val="22"/>
+          <w:szCs w:val="22"/>
+          <w:highlight w:val="none"/>
+        </w:rPr>
+      </w:pPr>
+      <w:r>
+        <w:rPr>
+          <w:rFonts w:ascii="Aptos" w:hAnsi="Aptos" w:eastAsia="Aptos" w:cs="Aptos"/>
+          <w:color w:val="000000"/>
+          <w:sz w:val="22"/>
+          <w:szCs w:val="22"/>
+        </w:rPr>
+      </w:r>
+      <w:r>
+        <w:rPr>
+          <w:rFonts w:ascii="Aptos" w:hAnsi="Aptos" w:eastAsia="Aptos" w:cs="Aptos"/>
+          <w:color w:val="000000"/>
+          <w:sz w:val="22"/>
+          <w:szCs w:val="22"/>
+          <w:lang w:val="en-GB"/>
+        </w:rPr>
+        <w:t xml:space="preserve">Shimobaba, T. </w:t>
       </w:r>
       <w:r>
         <w:rPr>
           <w:rFonts w:ascii="Aptos" w:hAnsi="Aptos" w:eastAsia="Aptos" w:cs="Aptos"/>
           <w:i/>
+          <w:iCs/>
           <w:color w:val="000000"/>
-          <w:sz w:val="24"/>
+          <w:sz w:val="22"/>
+          <w:szCs w:val="22"/>
+          <w:lang w:val="en-GB"/>
         </w:rPr>
         <w:t xml:space="preserve">et al.</w:t>
       </w:r>
@@ -3449,52 +4794,294 @@
         <w:rPr>
           <w:rFonts w:ascii="Aptos" w:hAnsi="Aptos" w:eastAsia="Aptos" w:cs="Aptos"/>
           <w:color w:val="000000"/>
-          <w:sz w:val="24"/>
+          <w:sz w:val="22"/>
+          <w:szCs w:val="22"/>
+          <w:lang w:val="en-GB"/>
         </w:rPr>
-        <w:t xml:space="preserve"> (2021) </w:t>
+        <w:t xml:space="preserve"> </w:t>
+      </w:r>
+      <w:r>
+        <w:rPr>
+          <w:rFonts w:ascii="Aptos" w:hAnsi="Aptos" w:eastAsia="Aptos" w:cs="Aptos"/>
+          <w:color w:val="000000"/>
+          <w:sz w:val="22"/>
+          <w:szCs w:val="22"/>
+        </w:rPr>
+        <w:t xml:space="preserve">(20</w:t>
+      </w:r>
+      <w:r>
+        <w:rPr>
+          <w:rFonts w:ascii="Aptos" w:hAnsi="Aptos" w:eastAsia="Aptos" w:cs="Aptos"/>
+          <w:color w:val="000000"/>
+          <w:sz w:val="22"/>
+          <w:szCs w:val="22"/>
+          <w:lang w:val="en-GB"/>
+        </w:rPr>
+        <w:t xml:space="preserve">12</w:t>
+      </w:r>
+      <w:r>
+        <w:rPr>
+          <w:rFonts w:ascii="Aptos" w:hAnsi="Aptos" w:eastAsia="Aptos" w:cs="Aptos"/>
+          <w:color w:val="000000"/>
+          <w:sz w:val="22"/>
+          <w:szCs w:val="22"/>
+        </w:rPr>
+        <w:t xml:space="preserve">) </w:t>
       </w:r>
       <w:r>
         <w:rPr>
           <w:rFonts w:ascii="Aptos" w:hAnsi="Aptos" w:eastAsia="Aptos" w:cs="Aptos"/>
           <w:i/>
+          <w:iCs/>
           <w:color w:val="000000"/>
-          <w:sz w:val="24"/>
+          <w:sz w:val="22"/>
+          <w:szCs w:val="22"/>
+          <w:lang w:val="en-GB"/>
         </w:rPr>
-        <w:t xml:space="preserve">Associations between Nature Exposure and Health: A Review of the Evidence</w:t>
+        <w:t xml:space="preserve">Computational wave optics library for C++: CWO++ Library – Science Direct</w:t>
+      </w:r>
+      <w:r>
+        <w:rPr>
+          <w:rFonts w:ascii="Aptos" w:hAnsi="Aptos" w:eastAsia="Aptos" w:cs="Aptos"/>
+          <w:b w:val="0"/>
+          <w:bCs w:val="0"/>
+          <w:i/>
+          <w:iCs/>
+          <w:color w:val="000000"/>
+          <w:sz w:val="22"/>
+          <w:szCs w:val="22"/>
+        </w:rPr>
+        <w:t xml:space="preserve">.</w:t>
       </w:r>
       <w:r>
         <w:rPr>
           <w:rFonts w:ascii="Aptos" w:hAnsi="Aptos" w:eastAsia="Aptos" w:cs="Aptos"/>
           <w:color w:val="000000"/>
-          <w:sz w:val="24"/>
+          <w:sz w:val="22"/>
+          <w:szCs w:val="22"/>
         </w:rPr>
-        <w:t xml:space="preserve">, </w:t>
+        <w:t xml:space="preserve"> Available at:</w:t>
       </w:r>
       <w:r>
         <w:rPr>
-          <w:rFonts w:ascii="Aptos" w:hAnsi="Aptos" w:eastAsia="Aptos" w:cs="Aptos"/>
-          <w:i/>
-          <w:color w:val="000000"/>
-          <w:sz w:val="24"/>
+          <w:rFonts w:ascii="Calibri" w:hAnsi="Calibri" w:eastAsia="Calibri" w:cs="Calibri"/>
+          <w:sz w:val="22"/>
+          <w:szCs w:val="22"/>
+          <w:lang w:val="en-GB"/>
         </w:rPr>
-        <w:t xml:space="preserve">Associations between Nature Exposure and Health: A Review of the Evidence | MDPI</w:t>
+        <w:t xml:space="preserve">https://www.sciencedirect.com/science/article/pii/S0010465512000082</w:t>
       </w:r>
       <w:r>
         <w:rPr>
           <w:rFonts w:ascii="Aptos" w:hAnsi="Aptos" w:eastAsia="Aptos" w:cs="Aptos"/>
           <w:color w:val="000000"/>
-          <w:sz w:val="24"/>
+          <w:sz w:val="22"/>
+          <w:szCs w:val="22"/>
         </w:rPr>
-        <w:t xml:space="preserve">. Available at: https://www.mdpi.com/1660-4601/18/9/4790 (Accessed: 26 November 2025). </w:t>
+        <w:t xml:space="preserve"> (Accessed: </w:t>
       </w:r>
       <w:r>
         <w:rPr>
+          <w:rFonts w:ascii="Aptos" w:hAnsi="Aptos" w:eastAsia="Aptos" w:cs="Aptos"/>
+          <w:color w:val="000000"/>
+          <w:sz w:val="22"/>
+          <w:szCs w:val="22"/>
+          <w:lang w:val="en-GB"/>
+        </w:rPr>
+        <w:t xml:space="preserve">14 April 2026</w:t>
+      </w:r>
+      <w:r>
+        <w:rPr>
+          <w:rFonts w:ascii="Aptos" w:hAnsi="Aptos" w:eastAsia="Aptos" w:cs="Aptos"/>
+          <w:color w:val="000000"/>
+          <w:sz w:val="22"/>
+          <w:szCs w:val="22"/>
+        </w:rPr>
+        <w:t xml:space="preserve">). </w:t>
+      </w:r>
+      <w:r>
+        <w:rPr>
+          <w:rFonts w:ascii="Aptos" w:hAnsi="Aptos" w:eastAsia="Aptos" w:cs="Aptos"/>
+          <w:color w:val="000000"/>
+          <w:sz w:val="22"/>
+          <w:szCs w:val="22"/>
+          <w:highlight w:val="none"/>
+        </w:rPr>
+      </w:r>
+      <w:r>
+        <w:rPr>
+          <w:rFonts w:ascii="Aptos" w:hAnsi="Aptos" w:eastAsia="Aptos" w:cs="Aptos"/>
+          <w:color w:val="000000"/>
+          <w:sz w:val="22"/>
+          <w:szCs w:val="22"/>
+          <w:highlight w:val="none"/>
+        </w:rPr>
+      </w:r>
+    </w:p>
+    <w:p>
+      <w:pPr>
+        <w:pStyle w:val="865"/>
+        <w:pBdr>
+          <w:top w:val="none" w:color="000000" w:sz="4" w:space="0"/>
+          <w:left w:val="none" w:color="000000" w:sz="4" w:space="0"/>
+          <w:bottom w:val="none" w:color="000000" w:sz="4" w:space="0"/>
+          <w:right w:val="none" w:color="000000" w:sz="4" w:space="0"/>
+        </w:pBdr>
+        <w:spacing/>
+        <w:ind w:right="0" w:firstLine="0" w:left="0"/>
+        <w:rPr/>
+      </w:pPr>
+      <w:r>
+        <w:rPr>
+          <w:rFonts w:ascii="Aptos" w:hAnsi="Aptos" w:eastAsia="Aptos" w:cs="Aptos"/>
+          <w:color w:val="000000"/>
+          <w:sz w:val="22"/>
+          <w:szCs w:val="22"/>
+        </w:rPr>
+      </w:r>
+      <w:r>
+        <w:rPr>
+          <w:rFonts w:ascii="Aptos" w:hAnsi="Aptos" w:eastAsia="Aptos" w:cs="Aptos"/>
+          <w:color w:val="000000"/>
+          <w:sz w:val="22"/>
+          <w:szCs w:val="22"/>
+        </w:rPr>
+        <w:t xml:space="preserve">Zijlema, M</w:t>
+      </w:r>
+      <w:r>
+        <w:rPr>
+          <w:rFonts w:ascii="Aptos" w:hAnsi="Aptos" w:eastAsia="Aptos" w:cs="Aptos"/>
+          <w:color w:val="000000"/>
+          <w:sz w:val="22"/>
+          <w:szCs w:val="22"/>
+        </w:rPr>
+        <w:t xml:space="preserve">. (202</w:t>
+      </w:r>
+      <w:r>
+        <w:rPr>
+          <w:rFonts w:ascii="Aptos" w:hAnsi="Aptos" w:eastAsia="Aptos" w:cs="Aptos"/>
+          <w:color w:val="000000"/>
+          <w:sz w:val="22"/>
+          <w:szCs w:val="22"/>
+        </w:rPr>
+        <w:t xml:space="preserve">4) </w:t>
+      </w:r>
+      <w:r>
+        <w:rPr>
+          <w:rFonts w:ascii="Aptos" w:hAnsi="Aptos" w:eastAsia="Aptos" w:cs="Aptos"/>
+          <w:b w:val="0"/>
+          <w:bCs w:val="0"/>
+          <w:i/>
+          <w:iCs/>
+          <w:color w:val="000000"/>
+          <w:sz w:val="22"/>
+          <w:szCs w:val="22"/>
+          <w:lang w:val="en-GB"/>
+        </w:rPr>
+        <w:t xml:space="preserve">src/</w:t>
+      </w:r>
+      <w:r>
+        <w:rPr>
+          <w:rFonts w:ascii="Aptos" w:hAnsi="Aptos" w:eastAsia="Aptos" w:cs="Aptos"/>
+          <w:b w:val="0"/>
+          <w:bCs w:val="0"/>
+          <w:i/>
+          <w:iCs/>
+          <w:color w:val="000000"/>
+          <w:sz w:val="22"/>
+          <w:szCs w:val="22"/>
+        </w:rPr>
+        <w:t xml:space="preserve">SdsBabanin.ftn90 . Main . Citg / wavemodels / SWAN . GitLab.</w:t>
+      </w:r>
+      <w:r>
+        <w:rPr>
+          <w:rFonts w:ascii="Aptos" w:hAnsi="Aptos" w:eastAsia="Aptos" w:cs="Aptos"/>
+          <w:color w:val="000000"/>
+          <w:sz w:val="22"/>
+          <w:szCs w:val="22"/>
+        </w:rPr>
+        <w:t xml:space="preserve"> Available at: </w:t>
+      </w:r>
+      <w:r>
+        <w:rPr>
+          <w:rFonts w:ascii="Aptos" w:hAnsi="Aptos" w:eastAsia="Aptos" w:cs="Aptos"/>
+          <w:sz w:val="22"/>
+          <w:szCs w:val="22"/>
+          <w:lang w:val="en-GB" w:eastAsia="en-GB"/>
+        </w:rPr>
+        <w:t xml:space="preserve">https://gitlab.tudelft.nl/citg/wavemodels/swan/-/blob/main/src/SdsBabanin.ftn90?ref_type=heads</w:t>
+      </w:r>
+      <w:r>
+        <w:rPr>
+          <w:rFonts w:ascii="Aptos" w:hAnsi="Aptos" w:eastAsia="Aptos" w:cs="Aptos"/>
+          <w:color w:val="000000"/>
+          <w:sz w:val="22"/>
+          <w:szCs w:val="22"/>
+        </w:rPr>
+        <w:t xml:space="preserve"> (Accessed: </w:t>
+      </w:r>
+      <w:r>
+        <w:rPr>
+          <w:rFonts w:ascii="Aptos" w:hAnsi="Aptos" w:eastAsia="Aptos" w:cs="Aptos"/>
+          <w:color w:val="000000"/>
+          <w:sz w:val="22"/>
+          <w:szCs w:val="22"/>
+          <w:lang w:val="en-GB"/>
+        </w:rPr>
+        <w:t xml:space="preserve">14 April 2026</w:t>
+      </w:r>
+      <w:r>
+        <w:rPr>
+          <w:rFonts w:ascii="Aptos" w:hAnsi="Aptos" w:eastAsia="Aptos" w:cs="Aptos"/>
+          <w:color w:val="000000"/>
+          <w:sz w:val="22"/>
+          <w:szCs w:val="22"/>
+        </w:rPr>
+        <w:t xml:space="preserve">). </w:t>
+      </w:r>
+      <w:r>
+        <w:rPr>
+          <w:rFonts w:ascii="Times New Roman" w:hAnsi="Times New Roman" w:eastAsia="Times New Roman" w:cs="Times New Roman"/>
+          <w:sz w:val="48"/>
+        </w:rPr>
+      </w:r>
+      <w:r/>
+    </w:p>
+    <w:p>
+      <w:pPr>
+        <w:pBdr>
+          <w:top w:val="none" w:color="000000" w:sz="4" w:space="0"/>
+          <w:left w:val="none" w:color="000000" w:sz="4" w:space="0"/>
+          <w:bottom w:val="none" w:color="000000" w:sz="4" w:space="0"/>
+          <w:right w:val="none" w:color="000000" w:sz="4" w:space="0"/>
+        </w:pBdr>
+        <w:spacing/>
+        <w:ind w:right="0" w:hanging="567" w:left="567"/>
+        <w:rPr>
           <w:rFonts w:ascii="Aptos" w:hAnsi="Aptos" w:cs="Aptos"/>
+          <w:sz w:val="22"/>
+          <w:szCs w:val="22"/>
+        </w:rPr>
+      </w:pPr>
+      <w:r>
+        <w:rPr>
+          <w:rFonts w:ascii="Aptos" w:hAnsi="Aptos" w:cs="Aptos"/>
+          <w:sz w:val="22"/>
+          <w:szCs w:val="22"/>
         </w:rPr>
       </w:r>
       <w:r>
         <w:rPr>
           <w:rFonts w:ascii="Aptos" w:hAnsi="Aptos" w:cs="Aptos"/>
+          <w:sz w:val="22"/>
+          <w:szCs w:val="22"/>
+        </w:rPr>
+      </w:r>
+      <w:r>
+        <w:rPr>
+          <w:rFonts w:ascii="Aptos" w:hAnsi="Aptos" w:cs="Aptos"/>
+          <w:sz w:val="22"/>
+          <w:szCs w:val="22"/>
         </w:rPr>
       </w:r>
     </w:p>
@@ -3504,22 +5091,31 @@
         <w:spacing/>
         <w:ind/>
         <w:rPr>
-          <w:lang w:val="en-GB" w:eastAsia="en-GB"/>
+          <w:rFonts w:ascii="Aptos" w:hAnsi="Aptos" w:cs="Aptos"/>
+          <w:sz w:val="22"/>
+          <w:szCs w:val="22"/>
         </w:rPr>
       </w:pPr>
       <w:r>
         <w:rPr>
+          <w:rFonts w:ascii="Aptos" w:hAnsi="Aptos" w:eastAsia="Aptos" w:cs="Aptos"/>
+          <w:sz w:val="22"/>
+          <w:szCs w:val="22"/>
           <w:lang w:val="en-GB" w:eastAsia="en-GB"/>
         </w:rPr>
       </w:r>
       <w:r>
         <w:rPr>
-          <w:lang w:val="en-GB" w:eastAsia="en-GB"/>
+          <w:rFonts w:ascii="Aptos" w:hAnsi="Aptos" w:cs="Aptos"/>
+          <w:sz w:val="22"/>
+          <w:szCs w:val="22"/>
         </w:rPr>
       </w:r>
       <w:r>
         <w:rPr>
-          <w:lang w:val="en-GB" w:eastAsia="en-GB"/>
+          <w:rFonts w:ascii="Aptos" w:hAnsi="Aptos" w:cs="Aptos"/>
+          <w:sz w:val="22"/>
+          <w:szCs w:val="22"/>
         </w:rPr>
       </w:r>
     </w:p>
